--- a/API_Dokumentacio_MaturaSmart.docx
+++ b/API_Dokumentacio_MaturaSmart.docx
@@ -447,8 +447,8 @@
           <w:lang w:eastAsia="hu-HU"/>
           <w14:ligatures w14:val="none"/>
         </w:rPr>
-        <w:pict w14:anchorId="29256991">
-          <v:rect id="_x0000_i1025" style="width:0;height:1.5pt" o:hralign="center" o:hrstd="t" o:hr="t" fillcolor="#a0a0a0" stroked="f"/>
+        <w:pict w14:anchorId="761A5109">
+          <v:rect id="_x0000_i1029" style="width:0;height:1.5pt" o:hralign="center" o:hrstd="t" o:hr="t" fillcolor="#a0a0a0" stroked="f"/>
         </w:pict>
       </w:r>
     </w:p>
@@ -872,8 +872,8 @@
           <w:lang w:eastAsia="hu-HU"/>
           <w14:ligatures w14:val="none"/>
         </w:rPr>
-        <w:pict w14:anchorId="1B4FAF07">
-          <v:rect id="_x0000_i1026" style="width:0;height:1.5pt" o:hralign="center" o:hrstd="t" o:hr="t" fillcolor="#a0a0a0" stroked="f"/>
+        <w:pict w14:anchorId="6AA3C0C6">
+          <v:rect id="_x0000_i1030" style="width:0;height:1.5pt" o:hralign="center" o:hrstd="t" o:hr="t" fillcolor="#a0a0a0" stroked="f"/>
         </w:pict>
       </w:r>
     </w:p>
@@ -1446,6 +1446,4020 @@
         <w:t>}</w:t>
       </w:r>
     </w:p>
+    <w:p>
+      <w:pPr>
+        <w:rPr>
+          <w:rFonts w:ascii="Times New Roman" w:eastAsia="Times New Roman" w:hAnsi="Times New Roman" w:cs="Times New Roman"/>
+          <w:b/>
+          <w:bCs/>
+          <w:kern w:val="0"/>
+          <w:sz w:val="36"/>
+          <w:szCs w:val="36"/>
+          <w:lang w:eastAsia="hu-HU"/>
+          <w14:ligatures w14:val="none"/>
+        </w:rPr>
+      </w:pPr>
+      <w:r>
+        <w:rPr>
+          <w:rFonts w:ascii="Times New Roman" w:eastAsia="Times New Roman" w:hAnsi="Times New Roman" w:cs="Times New Roman"/>
+          <w:b/>
+          <w:bCs/>
+          <w:kern w:val="0"/>
+          <w:sz w:val="36"/>
+          <w:szCs w:val="36"/>
+          <w:lang w:eastAsia="hu-HU"/>
+          <w14:ligatures w14:val="none"/>
+        </w:rPr>
+        <w:br w:type="page"/>
+      </w:r>
+    </w:p>
+    <w:p>
+      <w:pPr>
+        <w:spacing w:before="100" w:beforeAutospacing="1" w:after="100" w:afterAutospacing="1" w:line="240" w:lineRule="auto"/>
+        <w:outlineLvl w:val="1"/>
+        <w:rPr>
+          <w:rFonts w:ascii="Times New Roman" w:eastAsia="Times New Roman" w:hAnsi="Times New Roman" w:cs="Times New Roman"/>
+          <w:b/>
+          <w:bCs/>
+          <w:kern w:val="0"/>
+          <w:sz w:val="36"/>
+          <w:szCs w:val="36"/>
+          <w:lang w:eastAsia="hu-HU"/>
+          <w14:ligatures w14:val="none"/>
+        </w:rPr>
+      </w:pPr>
+      <w:r>
+        <w:rPr>
+          <w:rFonts w:ascii="Times New Roman" w:eastAsia="Times New Roman" w:hAnsi="Times New Roman" w:cs="Times New Roman"/>
+          <w:b/>
+          <w:bCs/>
+          <w:kern w:val="0"/>
+          <w:sz w:val="36"/>
+          <w:szCs w:val="36"/>
+          <w:lang w:eastAsia="hu-HU"/>
+          <w14:ligatures w14:val="none"/>
+        </w:rPr>
+        <w:lastRenderedPageBreak/>
+        <w:t xml:space="preserve">2. </w:t>
+      </w:r>
+      <w:proofErr w:type="spellStart"/>
+      <w:r>
+        <w:rPr>
+          <w:rFonts w:ascii="Times New Roman" w:eastAsia="Times New Roman" w:hAnsi="Times New Roman" w:cs="Times New Roman"/>
+          <w:b/>
+          <w:bCs/>
+          <w:kern w:val="0"/>
+          <w:sz w:val="36"/>
+          <w:szCs w:val="36"/>
+          <w:lang w:eastAsia="hu-HU"/>
+          <w14:ligatures w14:val="none"/>
+        </w:rPr>
+        <w:t>Endpointok</w:t>
+      </w:r>
+      <w:proofErr w:type="spellEnd"/>
+    </w:p>
+    <w:p>
+      <w:pPr>
+        <w:spacing w:after="0" w:line="240" w:lineRule="auto"/>
+        <w:rPr>
+          <w:rFonts w:ascii="Times New Roman" w:eastAsia="Times New Roman" w:hAnsi="Times New Roman" w:cs="Times New Roman"/>
+          <w:kern w:val="0"/>
+          <w:lang w:eastAsia="hu-HU"/>
+          <w14:ligatures w14:val="none"/>
+        </w:rPr>
+      </w:pPr>
+      <w:r>
+        <w:rPr>
+          <w:rFonts w:ascii="Times New Roman" w:eastAsia="Times New Roman" w:hAnsi="Times New Roman" w:cs="Times New Roman"/>
+          <w:kern w:val="0"/>
+          <w:lang w:eastAsia="hu-HU"/>
+          <w14:ligatures w14:val="none"/>
+        </w:rPr>
+        <w:pict w14:anchorId="27276B89">
+          <v:rect id="_x0000_i1031" style="width:0;height:1.5pt" o:hralign="center" o:hrstd="t" o:hr="t" fillcolor="#a0a0a0" stroked="f"/>
+        </w:pict>
+      </w:r>
+    </w:p>
+    <w:p>
+      <w:pPr>
+        <w:spacing w:before="100" w:beforeAutospacing="1" w:after="100" w:afterAutospacing="1" w:line="240" w:lineRule="auto"/>
+        <w:outlineLvl w:val="1"/>
+        <w:rPr>
+          <w:rFonts w:ascii="Times New Roman" w:eastAsia="Times New Roman" w:hAnsi="Times New Roman" w:cs="Times New Roman"/>
+          <w:b/>
+          <w:bCs/>
+          <w:kern w:val="0"/>
+          <w:sz w:val="36"/>
+          <w:szCs w:val="36"/>
+          <w:lang w:eastAsia="hu-HU"/>
+          <w14:ligatures w14:val="none"/>
+        </w:rPr>
+      </w:pPr>
+      <w:r>
+        <w:rPr>
+          <w:rFonts w:ascii="Times New Roman" w:eastAsia="Times New Roman" w:hAnsi="Times New Roman" w:cs="Times New Roman"/>
+          <w:b/>
+          <w:bCs/>
+          <w:kern w:val="0"/>
+          <w:sz w:val="36"/>
+          <w:szCs w:val="36"/>
+          <w:lang w:eastAsia="hu-HU"/>
+          <w14:ligatures w14:val="none"/>
+        </w:rPr>
+        <w:t xml:space="preserve">2.1 </w:t>
+      </w:r>
+      <w:proofErr w:type="spellStart"/>
+      <w:r>
+        <w:rPr>
+          <w:rFonts w:ascii="Times New Roman" w:eastAsia="Times New Roman" w:hAnsi="Times New Roman" w:cs="Times New Roman"/>
+          <w:b/>
+          <w:bCs/>
+          <w:kern w:val="0"/>
+          <w:sz w:val="36"/>
+          <w:szCs w:val="36"/>
+          <w:lang w:eastAsia="hu-HU"/>
+          <w14:ligatures w14:val="none"/>
+        </w:rPr>
+        <w:t>Autentikáció</w:t>
+      </w:r>
+      <w:proofErr w:type="spellEnd"/>
+    </w:p>
+    <w:tbl>
+      <w:tblPr>
+        <w:tblW w:w="0" w:type="auto"/>
+        <w:tblCellSpacing w:w="15" w:type="dxa"/>
+        <w:tblCellMar>
+          <w:top w:w="15" w:type="dxa"/>
+          <w:left w:w="15" w:type="dxa"/>
+          <w:bottom w:w="15" w:type="dxa"/>
+          <w:right w:w="15" w:type="dxa"/>
+        </w:tblCellMar>
+        <w:tblLook w:val="04A0" w:firstRow="1" w:lastRow="0" w:firstColumn="1" w:lastColumn="0" w:noHBand="0" w:noVBand="1"/>
+      </w:tblPr>
+      <w:tblGrid>
+        <w:gridCol w:w="968"/>
+        <w:gridCol w:w="1140"/>
+        <w:gridCol w:w="1562"/>
+        <w:gridCol w:w="652"/>
+        <w:gridCol w:w="830"/>
+        <w:gridCol w:w="5314"/>
+      </w:tblGrid>
+      <w:tr>
+        <w:trPr>
+          <w:tblHeader/>
+          <w:tblCellSpacing w:w="15" w:type="dxa"/>
+        </w:trPr>
+        <w:tc>
+          <w:tcPr>
+            <w:tcW w:w="0" w:type="auto"/>
+            <w:vAlign w:val="center"/>
+            <w:hideMark/>
+          </w:tcPr>
+          <w:p>
+            <w:pPr>
+              <w:spacing w:after="0" w:line="240" w:lineRule="auto"/>
+              <w:jc w:val="center"/>
+              <w:rPr>
+                <w:rFonts w:ascii="Times New Roman" w:eastAsia="Times New Roman" w:hAnsi="Times New Roman" w:cs="Times New Roman"/>
+                <w:b/>
+                <w:bCs/>
+                <w:kern w:val="0"/>
+                <w:lang w:eastAsia="hu-HU"/>
+                <w14:ligatures w14:val="none"/>
+              </w:rPr>
+            </w:pPr>
+            <w:r>
+              <w:rPr>
+                <w:rFonts w:ascii="Times New Roman" w:eastAsia="Times New Roman" w:hAnsi="Times New Roman" w:cs="Times New Roman"/>
+                <w:b/>
+                <w:bCs/>
+                <w:kern w:val="0"/>
+                <w:lang w:eastAsia="hu-HU"/>
+                <w14:ligatures w14:val="none"/>
+              </w:rPr>
+              <w:t>Módszer</w:t>
+            </w:r>
+          </w:p>
+        </w:tc>
+        <w:tc>
+          <w:tcPr>
+            <w:tcW w:w="0" w:type="auto"/>
+            <w:vAlign w:val="center"/>
+            <w:hideMark/>
+          </w:tcPr>
+          <w:p>
+            <w:pPr>
+              <w:spacing w:after="0" w:line="240" w:lineRule="auto"/>
+              <w:jc w:val="center"/>
+              <w:rPr>
+                <w:rFonts w:ascii="Times New Roman" w:eastAsia="Times New Roman" w:hAnsi="Times New Roman" w:cs="Times New Roman"/>
+                <w:b/>
+                <w:bCs/>
+                <w:kern w:val="0"/>
+                <w:lang w:eastAsia="hu-HU"/>
+                <w14:ligatures w14:val="none"/>
+              </w:rPr>
+            </w:pPr>
+            <w:proofErr w:type="spellStart"/>
+            <w:r>
+              <w:rPr>
+                <w:rFonts w:ascii="Times New Roman" w:eastAsia="Times New Roman" w:hAnsi="Times New Roman" w:cs="Times New Roman"/>
+                <w:b/>
+                <w:bCs/>
+                <w:kern w:val="0"/>
+                <w:lang w:eastAsia="hu-HU"/>
+                <w14:ligatures w14:val="none"/>
+              </w:rPr>
+              <w:t>Endpoint</w:t>
+            </w:r>
+            <w:proofErr w:type="spellEnd"/>
+          </w:p>
+        </w:tc>
+        <w:tc>
+          <w:tcPr>
+            <w:tcW w:w="0" w:type="auto"/>
+            <w:vAlign w:val="center"/>
+            <w:hideMark/>
+          </w:tcPr>
+          <w:p>
+            <w:pPr>
+              <w:spacing w:after="0" w:line="240" w:lineRule="auto"/>
+              <w:jc w:val="center"/>
+              <w:rPr>
+                <w:rFonts w:ascii="Times New Roman" w:eastAsia="Times New Roman" w:hAnsi="Times New Roman" w:cs="Times New Roman"/>
+                <w:b/>
+                <w:bCs/>
+                <w:kern w:val="0"/>
+                <w:lang w:eastAsia="hu-HU"/>
+                <w14:ligatures w14:val="none"/>
+              </w:rPr>
+            </w:pPr>
+            <w:r>
+              <w:rPr>
+                <w:rFonts w:ascii="Times New Roman" w:eastAsia="Times New Roman" w:hAnsi="Times New Roman" w:cs="Times New Roman"/>
+                <w:b/>
+                <w:bCs/>
+                <w:kern w:val="0"/>
+                <w:lang w:eastAsia="hu-HU"/>
+                <w14:ligatures w14:val="none"/>
+              </w:rPr>
+              <w:t>Leírás</w:t>
+            </w:r>
+          </w:p>
+        </w:tc>
+        <w:tc>
+          <w:tcPr>
+            <w:tcW w:w="0" w:type="auto"/>
+            <w:vAlign w:val="center"/>
+            <w:hideMark/>
+          </w:tcPr>
+          <w:p>
+            <w:pPr>
+              <w:spacing w:after="0" w:line="240" w:lineRule="auto"/>
+              <w:jc w:val="center"/>
+              <w:rPr>
+                <w:rFonts w:ascii="Times New Roman" w:eastAsia="Times New Roman" w:hAnsi="Times New Roman" w:cs="Times New Roman"/>
+                <w:b/>
+                <w:bCs/>
+                <w:kern w:val="0"/>
+                <w:lang w:eastAsia="hu-HU"/>
+                <w14:ligatures w14:val="none"/>
+              </w:rPr>
+            </w:pPr>
+            <w:r>
+              <w:rPr>
+                <w:rFonts w:ascii="Times New Roman" w:eastAsia="Times New Roman" w:hAnsi="Times New Roman" w:cs="Times New Roman"/>
+                <w:b/>
+                <w:bCs/>
+                <w:kern w:val="0"/>
+                <w:lang w:eastAsia="hu-HU"/>
+                <w14:ligatures w14:val="none"/>
+              </w:rPr>
+              <w:t>Auth kell?</w:t>
+            </w:r>
+          </w:p>
+        </w:tc>
+        <w:tc>
+          <w:tcPr>
+            <w:tcW w:w="0" w:type="auto"/>
+            <w:vAlign w:val="center"/>
+            <w:hideMark/>
+          </w:tcPr>
+          <w:p>
+            <w:pPr>
+              <w:spacing w:after="0" w:line="240" w:lineRule="auto"/>
+              <w:jc w:val="center"/>
+              <w:rPr>
+                <w:rFonts w:ascii="Times New Roman" w:eastAsia="Times New Roman" w:hAnsi="Times New Roman" w:cs="Times New Roman"/>
+                <w:b/>
+                <w:bCs/>
+                <w:kern w:val="0"/>
+                <w:lang w:eastAsia="hu-HU"/>
+                <w14:ligatures w14:val="none"/>
+              </w:rPr>
+            </w:pPr>
+            <w:r>
+              <w:rPr>
+                <w:rFonts w:ascii="Times New Roman" w:eastAsia="Times New Roman" w:hAnsi="Times New Roman" w:cs="Times New Roman"/>
+                <w:b/>
+                <w:bCs/>
+                <w:kern w:val="0"/>
+                <w:lang w:eastAsia="hu-HU"/>
+                <w14:ligatures w14:val="none"/>
+              </w:rPr>
+              <w:t>Válasz kódok</w:t>
+            </w:r>
+          </w:p>
+        </w:tc>
+        <w:tc>
+          <w:tcPr>
+            <w:tcW w:w="0" w:type="auto"/>
+            <w:vAlign w:val="center"/>
+            <w:hideMark/>
+          </w:tcPr>
+          <w:p>
+            <w:pPr>
+              <w:spacing w:after="0" w:line="240" w:lineRule="auto"/>
+              <w:jc w:val="center"/>
+              <w:rPr>
+                <w:rFonts w:ascii="Times New Roman" w:eastAsia="Times New Roman" w:hAnsi="Times New Roman" w:cs="Times New Roman"/>
+                <w:b/>
+                <w:bCs/>
+                <w:kern w:val="0"/>
+                <w:lang w:eastAsia="hu-HU"/>
+                <w14:ligatures w14:val="none"/>
+              </w:rPr>
+            </w:pPr>
+            <w:r>
+              <w:rPr>
+                <w:rFonts w:ascii="Times New Roman" w:eastAsia="Times New Roman" w:hAnsi="Times New Roman" w:cs="Times New Roman"/>
+                <w:b/>
+                <w:bCs/>
+                <w:kern w:val="0"/>
+                <w:lang w:eastAsia="hu-HU"/>
+                <w14:ligatures w14:val="none"/>
+              </w:rPr>
+              <w:t>Példa kérés</w:t>
+            </w:r>
+          </w:p>
+        </w:tc>
+      </w:tr>
+      <w:tr>
+        <w:trPr>
+          <w:tblCellSpacing w:w="15" w:type="dxa"/>
+        </w:trPr>
+        <w:tc>
+          <w:tcPr>
+            <w:tcW w:w="0" w:type="auto"/>
+            <w:vAlign w:val="center"/>
+            <w:hideMark/>
+          </w:tcPr>
+          <w:p>
+            <w:pPr>
+              <w:spacing w:after="0" w:line="240" w:lineRule="auto"/>
+              <w:rPr>
+                <w:rFonts w:ascii="Times New Roman" w:eastAsia="Times New Roman" w:hAnsi="Times New Roman" w:cs="Times New Roman"/>
+                <w:kern w:val="0"/>
+                <w:lang w:eastAsia="hu-HU"/>
+                <w14:ligatures w14:val="none"/>
+              </w:rPr>
+            </w:pPr>
+            <w:r>
+              <w:rPr>
+                <w:rFonts w:ascii="Times New Roman" w:eastAsia="Times New Roman" w:hAnsi="Times New Roman" w:cs="Times New Roman"/>
+                <w:kern w:val="0"/>
+                <w:lang w:eastAsia="hu-HU"/>
+                <w14:ligatures w14:val="none"/>
+              </w:rPr>
+              <w:t>POST</w:t>
+            </w:r>
+          </w:p>
+        </w:tc>
+        <w:tc>
+          <w:tcPr>
+            <w:tcW w:w="0" w:type="auto"/>
+            <w:vAlign w:val="center"/>
+            <w:hideMark/>
+          </w:tcPr>
+          <w:p>
+            <w:pPr>
+              <w:spacing w:after="0" w:line="240" w:lineRule="auto"/>
+              <w:rPr>
+                <w:rFonts w:ascii="Times New Roman" w:eastAsia="Times New Roman" w:hAnsi="Times New Roman" w:cs="Times New Roman"/>
+                <w:kern w:val="0"/>
+                <w:lang w:eastAsia="hu-HU"/>
+                <w14:ligatures w14:val="none"/>
+              </w:rPr>
+            </w:pPr>
+            <w:proofErr w:type="spellStart"/>
+            <w:r>
+              <w:rPr>
+                <w:rFonts w:ascii="Times New Roman" w:eastAsia="Times New Roman" w:hAnsi="Times New Roman" w:cs="Times New Roman"/>
+                <w:kern w:val="0"/>
+                <w:lang w:eastAsia="hu-HU"/>
+                <w14:ligatures w14:val="none"/>
+              </w:rPr>
+              <w:t>api</w:t>
+            </w:r>
+            <w:proofErr w:type="spellEnd"/>
+            <w:r>
+              <w:rPr>
+                <w:rFonts w:ascii="Times New Roman" w:eastAsia="Times New Roman" w:hAnsi="Times New Roman" w:cs="Times New Roman"/>
+                <w:kern w:val="0"/>
+                <w:lang w:eastAsia="hu-HU"/>
+                <w14:ligatures w14:val="none"/>
+              </w:rPr>
+              <w:t>/</w:t>
+            </w:r>
+            <w:proofErr w:type="spellStart"/>
+            <w:r>
+              <w:rPr>
+                <w:rFonts w:ascii="Times New Roman" w:eastAsia="Times New Roman" w:hAnsi="Times New Roman" w:cs="Times New Roman"/>
+                <w:kern w:val="0"/>
+                <w:lang w:eastAsia="hu-HU"/>
+                <w14:ligatures w14:val="none"/>
+              </w:rPr>
+              <w:t>register</w:t>
+            </w:r>
+            <w:proofErr w:type="spellEnd"/>
+          </w:p>
+        </w:tc>
+        <w:tc>
+          <w:tcPr>
+            <w:tcW w:w="0" w:type="auto"/>
+            <w:vAlign w:val="center"/>
+            <w:hideMark/>
+          </w:tcPr>
+          <w:p>
+            <w:pPr>
+              <w:spacing w:after="0" w:line="240" w:lineRule="auto"/>
+              <w:rPr>
+                <w:rFonts w:ascii="Times New Roman" w:eastAsia="Times New Roman" w:hAnsi="Times New Roman" w:cs="Times New Roman"/>
+                <w:kern w:val="0"/>
+                <w:lang w:eastAsia="hu-HU"/>
+                <w14:ligatures w14:val="none"/>
+              </w:rPr>
+            </w:pPr>
+            <w:r>
+              <w:rPr>
+                <w:rFonts w:ascii="Times New Roman" w:eastAsia="Times New Roman" w:hAnsi="Times New Roman" w:cs="Times New Roman"/>
+                <w:kern w:val="0"/>
+                <w:lang w:eastAsia="hu-HU"/>
+                <w14:ligatures w14:val="none"/>
+              </w:rPr>
+              <w:t>Új felhasználó regisztráció</w:t>
+            </w:r>
+          </w:p>
+        </w:tc>
+        <w:tc>
+          <w:tcPr>
+            <w:tcW w:w="0" w:type="auto"/>
+            <w:vAlign w:val="center"/>
+            <w:hideMark/>
+          </w:tcPr>
+          <w:p>
+            <w:pPr>
+              <w:spacing w:after="0" w:line="240" w:lineRule="auto"/>
+              <w:rPr>
+                <w:rFonts w:ascii="Times New Roman" w:eastAsia="Times New Roman" w:hAnsi="Times New Roman" w:cs="Times New Roman"/>
+                <w:kern w:val="0"/>
+                <w:lang w:eastAsia="hu-HU"/>
+                <w14:ligatures w14:val="none"/>
+              </w:rPr>
+            </w:pPr>
+            <w:r>
+              <w:rPr>
+                <w:rFonts w:ascii="Times New Roman" w:eastAsia="Times New Roman" w:hAnsi="Times New Roman" w:cs="Times New Roman"/>
+                <w:kern w:val="0"/>
+                <w:lang w:eastAsia="hu-HU"/>
+                <w14:ligatures w14:val="none"/>
+              </w:rPr>
+              <w:t>Nem</w:t>
+            </w:r>
+          </w:p>
+        </w:tc>
+        <w:tc>
+          <w:tcPr>
+            <w:tcW w:w="0" w:type="auto"/>
+            <w:vAlign w:val="center"/>
+            <w:hideMark/>
+          </w:tcPr>
+          <w:p>
+            <w:pPr>
+              <w:spacing w:after="0" w:line="240" w:lineRule="auto"/>
+              <w:rPr>
+                <w:rFonts w:ascii="Times New Roman" w:eastAsia="Times New Roman" w:hAnsi="Times New Roman" w:cs="Times New Roman"/>
+                <w:kern w:val="0"/>
+                <w:lang w:eastAsia="hu-HU"/>
+                <w14:ligatures w14:val="none"/>
+              </w:rPr>
+            </w:pPr>
+            <w:r>
+              <w:rPr>
+                <w:rFonts w:ascii="Times New Roman" w:eastAsia="Times New Roman" w:hAnsi="Times New Roman" w:cs="Times New Roman"/>
+                <w:kern w:val="0"/>
+                <w:lang w:eastAsia="hu-HU"/>
+                <w14:ligatures w14:val="none"/>
+              </w:rPr>
+              <w:t>201, 422</w:t>
+            </w:r>
+          </w:p>
+        </w:tc>
+        <w:tc>
+          <w:tcPr>
+            <w:tcW w:w="0" w:type="auto"/>
+            <w:vAlign w:val="center"/>
+            <w:hideMark/>
+          </w:tcPr>
+          <w:p>
+            <w:pPr>
+              <w:spacing w:after="0" w:line="240" w:lineRule="auto"/>
+              <w:rPr>
+                <w:rFonts w:ascii="Times New Roman" w:eastAsia="Times New Roman" w:hAnsi="Times New Roman" w:cs="Times New Roman"/>
+                <w:kern w:val="0"/>
+                <w:lang w:eastAsia="hu-HU"/>
+                <w14:ligatures w14:val="none"/>
+              </w:rPr>
+            </w:pPr>
+            <w:proofErr w:type="gramStart"/>
+            <w:r>
+              <w:rPr>
+                <w:rFonts w:ascii="Courier New" w:eastAsia="Times New Roman" w:hAnsi="Courier New" w:cs="Courier New"/>
+                <w:kern w:val="0"/>
+                <w:sz w:val="20"/>
+                <w:szCs w:val="20"/>
+                <w:lang w:eastAsia="hu-HU"/>
+                <w14:ligatures w14:val="none"/>
+              </w:rPr>
+              <w:t>{ "</w:t>
+            </w:r>
+            <w:proofErr w:type="spellStart"/>
+            <w:proofErr w:type="gramEnd"/>
+            <w:r>
+              <w:rPr>
+                <w:rFonts w:ascii="Courier New" w:eastAsia="Times New Roman" w:hAnsi="Courier New" w:cs="Courier New"/>
+                <w:kern w:val="0"/>
+                <w:sz w:val="20"/>
+                <w:szCs w:val="20"/>
+                <w:lang w:eastAsia="hu-HU"/>
+                <w14:ligatures w14:val="none"/>
+              </w:rPr>
+              <w:t>name</w:t>
+            </w:r>
+            <w:proofErr w:type="spellEnd"/>
+            <w:r>
+              <w:rPr>
+                <w:rFonts w:ascii="Courier New" w:eastAsia="Times New Roman" w:hAnsi="Courier New" w:cs="Courier New"/>
+                <w:kern w:val="0"/>
+                <w:sz w:val="20"/>
+                <w:szCs w:val="20"/>
+                <w:lang w:eastAsia="hu-HU"/>
+                <w14:ligatures w14:val="none"/>
+              </w:rPr>
+              <w:t>":"Roland", "email":"</w:t>
+            </w:r>
+            <w:r>
+              <w:t xml:space="preserve"> </w:t>
+            </w:r>
+            <w:r>
+              <w:rPr>
+                <w:rFonts w:ascii="Courier New" w:eastAsia="Times New Roman" w:hAnsi="Courier New" w:cs="Courier New"/>
+                <w:kern w:val="0"/>
+                <w:sz w:val="20"/>
+                <w:szCs w:val="20"/>
+                <w:lang w:eastAsia="hu-HU"/>
+                <w14:ligatures w14:val="none"/>
+              </w:rPr>
+              <w:t>roli@maturasmart.hu</w:t>
+            </w:r>
+            <w:r>
+              <w:rPr>
+                <w:rFonts w:ascii="Courier New" w:eastAsia="Times New Roman" w:hAnsi="Courier New" w:cs="Courier New"/>
+                <w:kern w:val="0"/>
+                <w:sz w:val="20"/>
+                <w:szCs w:val="20"/>
+                <w:lang w:eastAsia="hu-HU"/>
+                <w14:ligatures w14:val="none"/>
+              </w:rPr>
+              <w:t>", "password":"12345678", "password_confirmation":"12345678</w:t>
+            </w:r>
+            <w:proofErr w:type="gramStart"/>
+            <w:r>
+              <w:rPr>
+                <w:rFonts w:ascii="Courier New" w:eastAsia="Times New Roman" w:hAnsi="Courier New" w:cs="Courier New"/>
+                <w:kern w:val="0"/>
+                <w:sz w:val="20"/>
+                <w:szCs w:val="20"/>
+                <w:lang w:eastAsia="hu-HU"/>
+                <w14:ligatures w14:val="none"/>
+              </w:rPr>
+              <w:t>" }</w:t>
+            </w:r>
+            <w:proofErr w:type="gramEnd"/>
+          </w:p>
+        </w:tc>
+      </w:tr>
+      <w:tr>
+        <w:trPr>
+          <w:tblCellSpacing w:w="15" w:type="dxa"/>
+        </w:trPr>
+        <w:tc>
+          <w:tcPr>
+            <w:tcW w:w="0" w:type="auto"/>
+            <w:vAlign w:val="center"/>
+            <w:hideMark/>
+          </w:tcPr>
+          <w:p>
+            <w:pPr>
+              <w:spacing w:after="0" w:line="240" w:lineRule="auto"/>
+              <w:rPr>
+                <w:rFonts w:ascii="Times New Roman" w:eastAsia="Times New Roman" w:hAnsi="Times New Roman" w:cs="Times New Roman"/>
+                <w:kern w:val="0"/>
+                <w:lang w:eastAsia="hu-HU"/>
+                <w14:ligatures w14:val="none"/>
+              </w:rPr>
+            </w:pPr>
+            <w:r>
+              <w:rPr>
+                <w:rFonts w:ascii="Times New Roman" w:eastAsia="Times New Roman" w:hAnsi="Times New Roman" w:cs="Times New Roman"/>
+                <w:kern w:val="0"/>
+                <w:lang w:eastAsia="hu-HU"/>
+                <w14:ligatures w14:val="none"/>
+              </w:rPr>
+              <w:t>POST</w:t>
+            </w:r>
+          </w:p>
+        </w:tc>
+        <w:tc>
+          <w:tcPr>
+            <w:tcW w:w="0" w:type="auto"/>
+            <w:vAlign w:val="center"/>
+            <w:hideMark/>
+          </w:tcPr>
+          <w:p>
+            <w:pPr>
+              <w:spacing w:after="0" w:line="240" w:lineRule="auto"/>
+              <w:rPr>
+                <w:rFonts w:ascii="Times New Roman" w:eastAsia="Times New Roman" w:hAnsi="Times New Roman" w:cs="Times New Roman"/>
+                <w:kern w:val="0"/>
+                <w:lang w:eastAsia="hu-HU"/>
+                <w14:ligatures w14:val="none"/>
+              </w:rPr>
+            </w:pPr>
+            <w:proofErr w:type="spellStart"/>
+            <w:r>
+              <w:rPr>
+                <w:rFonts w:ascii="Times New Roman" w:eastAsia="Times New Roman" w:hAnsi="Times New Roman" w:cs="Times New Roman"/>
+                <w:kern w:val="0"/>
+                <w:lang w:eastAsia="hu-HU"/>
+                <w14:ligatures w14:val="none"/>
+              </w:rPr>
+              <w:t>api</w:t>
+            </w:r>
+            <w:proofErr w:type="spellEnd"/>
+            <w:r>
+              <w:rPr>
+                <w:rFonts w:ascii="Times New Roman" w:eastAsia="Times New Roman" w:hAnsi="Times New Roman" w:cs="Times New Roman"/>
+                <w:kern w:val="0"/>
+                <w:lang w:eastAsia="hu-HU"/>
+                <w14:ligatures w14:val="none"/>
+              </w:rPr>
+              <w:t>/login</w:t>
+            </w:r>
+          </w:p>
+        </w:tc>
+        <w:tc>
+          <w:tcPr>
+            <w:tcW w:w="0" w:type="auto"/>
+            <w:vAlign w:val="center"/>
+            <w:hideMark/>
+          </w:tcPr>
+          <w:p>
+            <w:pPr>
+              <w:spacing w:after="0" w:line="240" w:lineRule="auto"/>
+              <w:rPr>
+                <w:rFonts w:ascii="Times New Roman" w:eastAsia="Times New Roman" w:hAnsi="Times New Roman" w:cs="Times New Roman"/>
+                <w:kern w:val="0"/>
+                <w:lang w:eastAsia="hu-HU"/>
+                <w14:ligatures w14:val="none"/>
+              </w:rPr>
+            </w:pPr>
+            <w:r>
+              <w:rPr>
+                <w:rFonts w:ascii="Times New Roman" w:eastAsia="Times New Roman" w:hAnsi="Times New Roman" w:cs="Times New Roman"/>
+                <w:kern w:val="0"/>
+                <w:lang w:eastAsia="hu-HU"/>
+                <w14:ligatures w14:val="none"/>
+              </w:rPr>
+              <w:t xml:space="preserve">Bejelentkezés </w:t>
+            </w:r>
+            <w:proofErr w:type="spellStart"/>
+            <w:r>
+              <w:rPr>
+                <w:rFonts w:ascii="Times New Roman" w:eastAsia="Times New Roman" w:hAnsi="Times New Roman" w:cs="Times New Roman"/>
+                <w:kern w:val="0"/>
+                <w:lang w:eastAsia="hu-HU"/>
+                <w14:ligatures w14:val="none"/>
+              </w:rPr>
+              <w:t>tokennel</w:t>
+            </w:r>
+            <w:proofErr w:type="spellEnd"/>
+          </w:p>
+        </w:tc>
+        <w:tc>
+          <w:tcPr>
+            <w:tcW w:w="0" w:type="auto"/>
+            <w:vAlign w:val="center"/>
+            <w:hideMark/>
+          </w:tcPr>
+          <w:p>
+            <w:pPr>
+              <w:spacing w:after="0" w:line="240" w:lineRule="auto"/>
+              <w:rPr>
+                <w:rFonts w:ascii="Times New Roman" w:eastAsia="Times New Roman" w:hAnsi="Times New Roman" w:cs="Times New Roman"/>
+                <w:kern w:val="0"/>
+                <w:lang w:eastAsia="hu-HU"/>
+                <w14:ligatures w14:val="none"/>
+              </w:rPr>
+            </w:pPr>
+            <w:r>
+              <w:rPr>
+                <w:rFonts w:ascii="Times New Roman" w:eastAsia="Times New Roman" w:hAnsi="Times New Roman" w:cs="Times New Roman"/>
+                <w:kern w:val="0"/>
+                <w:lang w:eastAsia="hu-HU"/>
+                <w14:ligatures w14:val="none"/>
+              </w:rPr>
+              <w:t>Nem</w:t>
+            </w:r>
+          </w:p>
+        </w:tc>
+        <w:tc>
+          <w:tcPr>
+            <w:tcW w:w="0" w:type="auto"/>
+            <w:vAlign w:val="center"/>
+            <w:hideMark/>
+          </w:tcPr>
+          <w:p>
+            <w:pPr>
+              <w:spacing w:after="0" w:line="240" w:lineRule="auto"/>
+              <w:rPr>
+                <w:rFonts w:ascii="Times New Roman" w:eastAsia="Times New Roman" w:hAnsi="Times New Roman" w:cs="Times New Roman"/>
+                <w:kern w:val="0"/>
+                <w:lang w:eastAsia="hu-HU"/>
+                <w14:ligatures w14:val="none"/>
+              </w:rPr>
+            </w:pPr>
+            <w:r>
+              <w:rPr>
+                <w:rFonts w:ascii="Times New Roman" w:eastAsia="Times New Roman" w:hAnsi="Times New Roman" w:cs="Times New Roman"/>
+                <w:kern w:val="0"/>
+                <w:lang w:eastAsia="hu-HU"/>
+                <w14:ligatures w14:val="none"/>
+              </w:rPr>
+              <w:t>200, 401, 422</w:t>
+            </w:r>
+          </w:p>
+        </w:tc>
+        <w:tc>
+          <w:tcPr>
+            <w:tcW w:w="0" w:type="auto"/>
+            <w:vAlign w:val="center"/>
+            <w:hideMark/>
+          </w:tcPr>
+          <w:p>
+            <w:pPr>
+              <w:spacing w:after="0" w:line="240" w:lineRule="auto"/>
+              <w:rPr>
+                <w:rFonts w:ascii="Times New Roman" w:eastAsia="Times New Roman" w:hAnsi="Times New Roman" w:cs="Times New Roman"/>
+                <w:kern w:val="0"/>
+                <w:lang w:eastAsia="hu-HU"/>
+                <w14:ligatures w14:val="none"/>
+              </w:rPr>
+            </w:pPr>
+            <w:proofErr w:type="gramStart"/>
+            <w:r>
+              <w:rPr>
+                <w:rFonts w:ascii="Courier New" w:eastAsia="Times New Roman" w:hAnsi="Courier New" w:cs="Courier New"/>
+                <w:kern w:val="0"/>
+                <w:sz w:val="20"/>
+                <w:szCs w:val="20"/>
+                <w:lang w:eastAsia="hu-HU"/>
+                <w14:ligatures w14:val="none"/>
+              </w:rPr>
+              <w:t>{ "</w:t>
+            </w:r>
+            <w:proofErr w:type="gramEnd"/>
+            <w:r>
+              <w:rPr>
+                <w:rFonts w:ascii="Courier New" w:eastAsia="Times New Roman" w:hAnsi="Courier New" w:cs="Courier New"/>
+                <w:kern w:val="0"/>
+                <w:sz w:val="20"/>
+                <w:szCs w:val="20"/>
+                <w:lang w:eastAsia="hu-HU"/>
+                <w14:ligatures w14:val="none"/>
+              </w:rPr>
+              <w:t>email":"</w:t>
+            </w:r>
+            <w:r>
+              <w:t xml:space="preserve"> </w:t>
+            </w:r>
+            <w:r>
+              <w:rPr>
+                <w:rFonts w:ascii="Courier New" w:eastAsia="Times New Roman" w:hAnsi="Courier New" w:cs="Courier New"/>
+                <w:kern w:val="0"/>
+                <w:sz w:val="20"/>
+                <w:szCs w:val="20"/>
+                <w:lang w:eastAsia="hu-HU"/>
+                <w14:ligatures w14:val="none"/>
+              </w:rPr>
+              <w:t>roli@maturasmart.hu</w:t>
+            </w:r>
+            <w:proofErr w:type="gramStart"/>
+            <w:r>
+              <w:rPr>
+                <w:rFonts w:ascii="Courier New" w:eastAsia="Times New Roman" w:hAnsi="Courier New" w:cs="Courier New"/>
+                <w:kern w:val="0"/>
+                <w:sz w:val="20"/>
+                <w:szCs w:val="20"/>
+                <w:lang w:eastAsia="hu-HU"/>
+                <w14:ligatures w14:val="none"/>
+              </w:rPr>
+              <w:t xml:space="preserve">", </w:t>
+            </w:r>
+            <w:r>
+              <w:rPr>
+                <w:rFonts w:ascii="Courier New" w:eastAsia="Times New Roman" w:hAnsi="Courier New" w:cs="Courier New"/>
+                <w:kern w:val="0"/>
+                <w:sz w:val="20"/>
+                <w:szCs w:val="20"/>
+                <w:lang w:eastAsia="hu-HU"/>
+                <w14:ligatures w14:val="none"/>
+              </w:rPr>
+              <w:t xml:space="preserve"> </w:t>
+            </w:r>
+            <w:r>
+              <w:rPr>
+                <w:rFonts w:ascii="Courier New" w:eastAsia="Times New Roman" w:hAnsi="Courier New" w:cs="Courier New"/>
+                <w:kern w:val="0"/>
+                <w:sz w:val="20"/>
+                <w:szCs w:val="20"/>
+                <w:lang w:eastAsia="hu-HU"/>
+                <w14:ligatures w14:val="none"/>
+              </w:rPr>
+              <w:t>"</w:t>
+            </w:r>
+            <w:proofErr w:type="gramEnd"/>
+            <w:r>
+              <w:rPr>
+                <w:rFonts w:ascii="Courier New" w:eastAsia="Times New Roman" w:hAnsi="Courier New" w:cs="Courier New"/>
+                <w:kern w:val="0"/>
+                <w:sz w:val="20"/>
+                <w:szCs w:val="20"/>
+                <w:lang w:eastAsia="hu-HU"/>
+                <w14:ligatures w14:val="none"/>
+              </w:rPr>
+              <w:t>password":"12345678</w:t>
+            </w:r>
+            <w:proofErr w:type="gramStart"/>
+            <w:r>
+              <w:rPr>
+                <w:rFonts w:ascii="Courier New" w:eastAsia="Times New Roman" w:hAnsi="Courier New" w:cs="Courier New"/>
+                <w:kern w:val="0"/>
+                <w:sz w:val="20"/>
+                <w:szCs w:val="20"/>
+                <w:lang w:eastAsia="hu-HU"/>
+                <w14:ligatures w14:val="none"/>
+              </w:rPr>
+              <w:t>" }</w:t>
+            </w:r>
+            <w:proofErr w:type="gramEnd"/>
+          </w:p>
+        </w:tc>
+      </w:tr>
+      <w:tr>
+        <w:trPr>
+          <w:tblCellSpacing w:w="15" w:type="dxa"/>
+        </w:trPr>
+        <w:tc>
+          <w:tcPr>
+            <w:tcW w:w="0" w:type="auto"/>
+            <w:vAlign w:val="center"/>
+            <w:hideMark/>
+          </w:tcPr>
+          <w:p>
+            <w:pPr>
+              <w:spacing w:after="0" w:line="240" w:lineRule="auto"/>
+              <w:rPr>
+                <w:rFonts w:ascii="Times New Roman" w:eastAsia="Times New Roman" w:hAnsi="Times New Roman" w:cs="Times New Roman"/>
+                <w:kern w:val="0"/>
+                <w:lang w:eastAsia="hu-HU"/>
+                <w14:ligatures w14:val="none"/>
+              </w:rPr>
+            </w:pPr>
+            <w:r>
+              <w:rPr>
+                <w:rFonts w:ascii="Times New Roman" w:eastAsia="Times New Roman" w:hAnsi="Times New Roman" w:cs="Times New Roman"/>
+                <w:kern w:val="0"/>
+                <w:lang w:eastAsia="hu-HU"/>
+                <w14:ligatures w14:val="none"/>
+              </w:rPr>
+              <w:t>POST</w:t>
+            </w:r>
+          </w:p>
+        </w:tc>
+        <w:tc>
+          <w:tcPr>
+            <w:tcW w:w="0" w:type="auto"/>
+            <w:vAlign w:val="center"/>
+            <w:hideMark/>
+          </w:tcPr>
+          <w:p>
+            <w:pPr>
+              <w:spacing w:after="0" w:line="240" w:lineRule="auto"/>
+              <w:rPr>
+                <w:rFonts w:ascii="Times New Roman" w:eastAsia="Times New Roman" w:hAnsi="Times New Roman" w:cs="Times New Roman"/>
+                <w:kern w:val="0"/>
+                <w:lang w:eastAsia="hu-HU"/>
+                <w14:ligatures w14:val="none"/>
+              </w:rPr>
+            </w:pPr>
+            <w:proofErr w:type="spellStart"/>
+            <w:r>
+              <w:rPr>
+                <w:rFonts w:ascii="Times New Roman" w:eastAsia="Times New Roman" w:hAnsi="Times New Roman" w:cs="Times New Roman"/>
+                <w:kern w:val="0"/>
+                <w:lang w:eastAsia="hu-HU"/>
+                <w14:ligatures w14:val="none"/>
+              </w:rPr>
+              <w:t>api</w:t>
+            </w:r>
+            <w:proofErr w:type="spellEnd"/>
+            <w:r>
+              <w:rPr>
+                <w:rFonts w:ascii="Times New Roman" w:eastAsia="Times New Roman" w:hAnsi="Times New Roman" w:cs="Times New Roman"/>
+                <w:kern w:val="0"/>
+                <w:lang w:eastAsia="hu-HU"/>
+                <w14:ligatures w14:val="none"/>
+              </w:rPr>
+              <w:t>/logout</w:t>
+            </w:r>
+          </w:p>
+        </w:tc>
+        <w:tc>
+          <w:tcPr>
+            <w:tcW w:w="0" w:type="auto"/>
+            <w:vAlign w:val="center"/>
+            <w:hideMark/>
+          </w:tcPr>
+          <w:p>
+            <w:pPr>
+              <w:spacing w:after="0" w:line="240" w:lineRule="auto"/>
+              <w:rPr>
+                <w:rFonts w:ascii="Times New Roman" w:eastAsia="Times New Roman" w:hAnsi="Times New Roman" w:cs="Times New Roman"/>
+                <w:kern w:val="0"/>
+                <w:lang w:eastAsia="hu-HU"/>
+                <w14:ligatures w14:val="none"/>
+              </w:rPr>
+            </w:pPr>
+            <w:r>
+              <w:rPr>
+                <w:rFonts w:ascii="Times New Roman" w:eastAsia="Times New Roman" w:hAnsi="Times New Roman" w:cs="Times New Roman"/>
+                <w:kern w:val="0"/>
+                <w:lang w:eastAsia="hu-HU"/>
+                <w14:ligatures w14:val="none"/>
+              </w:rPr>
+              <w:t>Kijelentkezés (</w:t>
+            </w:r>
+            <w:proofErr w:type="spellStart"/>
+            <w:r>
+              <w:rPr>
+                <w:rFonts w:ascii="Times New Roman" w:eastAsia="Times New Roman" w:hAnsi="Times New Roman" w:cs="Times New Roman"/>
+                <w:kern w:val="0"/>
+                <w:lang w:eastAsia="hu-HU"/>
+                <w14:ligatures w14:val="none"/>
+              </w:rPr>
+              <w:t>token</w:t>
+            </w:r>
+            <w:proofErr w:type="spellEnd"/>
+            <w:r>
+              <w:rPr>
+                <w:rFonts w:ascii="Times New Roman" w:eastAsia="Times New Roman" w:hAnsi="Times New Roman" w:cs="Times New Roman"/>
+                <w:kern w:val="0"/>
+                <w:lang w:eastAsia="hu-HU"/>
+                <w14:ligatures w14:val="none"/>
+              </w:rPr>
+              <w:t xml:space="preserve"> törlés)</w:t>
+            </w:r>
+          </w:p>
+        </w:tc>
+        <w:tc>
+          <w:tcPr>
+            <w:tcW w:w="0" w:type="auto"/>
+            <w:vAlign w:val="center"/>
+            <w:hideMark/>
+          </w:tcPr>
+          <w:p>
+            <w:pPr>
+              <w:spacing w:after="0" w:line="240" w:lineRule="auto"/>
+              <w:rPr>
+                <w:rFonts w:ascii="Times New Roman" w:eastAsia="Times New Roman" w:hAnsi="Times New Roman" w:cs="Times New Roman"/>
+                <w:kern w:val="0"/>
+                <w:lang w:eastAsia="hu-HU"/>
+                <w14:ligatures w14:val="none"/>
+              </w:rPr>
+            </w:pPr>
+            <w:r>
+              <w:rPr>
+                <w:rFonts w:ascii="Times New Roman" w:eastAsia="Times New Roman" w:hAnsi="Times New Roman" w:cs="Times New Roman"/>
+                <w:kern w:val="0"/>
+                <w:lang w:eastAsia="hu-HU"/>
+                <w14:ligatures w14:val="none"/>
+              </w:rPr>
+              <w:t>Igen</w:t>
+            </w:r>
+          </w:p>
+        </w:tc>
+        <w:tc>
+          <w:tcPr>
+            <w:tcW w:w="0" w:type="auto"/>
+            <w:vAlign w:val="center"/>
+            <w:hideMark/>
+          </w:tcPr>
+          <w:p>
+            <w:pPr>
+              <w:spacing w:after="0" w:line="240" w:lineRule="auto"/>
+              <w:rPr>
+                <w:rFonts w:ascii="Times New Roman" w:eastAsia="Times New Roman" w:hAnsi="Times New Roman" w:cs="Times New Roman"/>
+                <w:kern w:val="0"/>
+                <w:lang w:eastAsia="hu-HU"/>
+                <w14:ligatures w14:val="none"/>
+              </w:rPr>
+            </w:pPr>
+            <w:r>
+              <w:rPr>
+                <w:rFonts w:ascii="Times New Roman" w:eastAsia="Times New Roman" w:hAnsi="Times New Roman" w:cs="Times New Roman"/>
+                <w:kern w:val="0"/>
+                <w:lang w:eastAsia="hu-HU"/>
+                <w14:ligatures w14:val="none"/>
+              </w:rPr>
+              <w:t>204, 401</w:t>
+            </w:r>
+          </w:p>
+        </w:tc>
+        <w:tc>
+          <w:tcPr>
+            <w:tcW w:w="0" w:type="auto"/>
+            <w:vAlign w:val="center"/>
+            <w:hideMark/>
+          </w:tcPr>
+          <w:p>
+            <w:pPr>
+              <w:spacing w:after="0" w:line="240" w:lineRule="auto"/>
+              <w:rPr>
+                <w:rFonts w:ascii="Times New Roman" w:eastAsia="Times New Roman" w:hAnsi="Times New Roman" w:cs="Times New Roman"/>
+                <w:kern w:val="0"/>
+                <w:lang w:eastAsia="hu-HU"/>
+                <w14:ligatures w14:val="none"/>
+              </w:rPr>
+            </w:pPr>
+            <w:r>
+              <w:rPr>
+                <w:rFonts w:ascii="Times New Roman" w:eastAsia="Times New Roman" w:hAnsi="Times New Roman" w:cs="Times New Roman"/>
+                <w:kern w:val="0"/>
+                <w:lang w:eastAsia="hu-HU"/>
+                <w14:ligatures w14:val="none"/>
+              </w:rPr>
+              <w:t>–</w:t>
+            </w:r>
+          </w:p>
+        </w:tc>
+      </w:tr>
+    </w:tbl>
+    <w:p>
+      <w:pPr>
+        <w:spacing w:after="0" w:line="240" w:lineRule="auto"/>
+        <w:rPr>
+          <w:rFonts w:ascii="Times New Roman" w:eastAsia="Times New Roman" w:hAnsi="Times New Roman" w:cs="Times New Roman"/>
+          <w:kern w:val="0"/>
+          <w:lang w:eastAsia="hu-HU"/>
+          <w14:ligatures w14:val="none"/>
+        </w:rPr>
+      </w:pPr>
+      <w:r>
+        <w:rPr>
+          <w:rFonts w:ascii="Times New Roman" w:eastAsia="Times New Roman" w:hAnsi="Times New Roman" w:cs="Times New Roman"/>
+          <w:kern w:val="0"/>
+          <w:lang w:eastAsia="hu-HU"/>
+          <w14:ligatures w14:val="none"/>
+        </w:rPr>
+        <w:pict w14:anchorId="2E55270F">
+          <v:rect id="_x0000_i1032" style="width:0;height:1.5pt" o:hralign="center" o:hrstd="t" o:hr="t" fillcolor="#a0a0a0" stroked="f"/>
+        </w:pict>
+      </w:r>
+    </w:p>
+    <w:p>
+      <w:pPr>
+        <w:spacing w:before="100" w:beforeAutospacing="1" w:after="100" w:afterAutospacing="1" w:line="240" w:lineRule="auto"/>
+        <w:outlineLvl w:val="1"/>
+        <w:rPr>
+          <w:rFonts w:ascii="Times New Roman" w:eastAsia="Times New Roman" w:hAnsi="Times New Roman" w:cs="Times New Roman"/>
+          <w:b/>
+          <w:bCs/>
+          <w:kern w:val="0"/>
+          <w:sz w:val="36"/>
+          <w:szCs w:val="36"/>
+          <w:lang w:eastAsia="hu-HU"/>
+          <w14:ligatures w14:val="none"/>
+        </w:rPr>
+      </w:pPr>
+      <w:r>
+        <w:rPr>
+          <w:rFonts w:ascii="Times New Roman" w:eastAsia="Times New Roman" w:hAnsi="Times New Roman" w:cs="Times New Roman"/>
+          <w:b/>
+          <w:bCs/>
+          <w:kern w:val="0"/>
+          <w:sz w:val="36"/>
+          <w:szCs w:val="36"/>
+          <w:lang w:eastAsia="hu-HU"/>
+          <w14:ligatures w14:val="none"/>
+        </w:rPr>
+        <w:t>2.2 Felhasználói profil</w:t>
+      </w:r>
+    </w:p>
+    <w:tbl>
+      <w:tblPr>
+        <w:tblW w:w="0" w:type="auto"/>
+        <w:tblCellSpacing w:w="15" w:type="dxa"/>
+        <w:tblCellMar>
+          <w:top w:w="15" w:type="dxa"/>
+          <w:left w:w="15" w:type="dxa"/>
+          <w:bottom w:w="15" w:type="dxa"/>
+          <w:right w:w="15" w:type="dxa"/>
+        </w:tblCellMar>
+        <w:tblLook w:val="04A0" w:firstRow="1" w:lastRow="0" w:firstColumn="1" w:lastColumn="0" w:noHBand="0" w:noVBand="1"/>
+      </w:tblPr>
+      <w:tblGrid>
+        <w:gridCol w:w="969"/>
+        <w:gridCol w:w="2033"/>
+        <w:gridCol w:w="2881"/>
+        <w:gridCol w:w="1106"/>
+        <w:gridCol w:w="1405"/>
+        <w:gridCol w:w="2072"/>
+      </w:tblGrid>
+      <w:tr>
+        <w:trPr>
+          <w:tblHeader/>
+          <w:tblCellSpacing w:w="15" w:type="dxa"/>
+        </w:trPr>
+        <w:tc>
+          <w:tcPr>
+            <w:tcW w:w="0" w:type="auto"/>
+            <w:vAlign w:val="center"/>
+            <w:hideMark/>
+          </w:tcPr>
+          <w:p>
+            <w:pPr>
+              <w:spacing w:after="0" w:line="240" w:lineRule="auto"/>
+              <w:jc w:val="center"/>
+              <w:rPr>
+                <w:rFonts w:ascii="Times New Roman" w:eastAsia="Times New Roman" w:hAnsi="Times New Roman" w:cs="Times New Roman"/>
+                <w:b/>
+                <w:bCs/>
+                <w:kern w:val="0"/>
+                <w:lang w:eastAsia="hu-HU"/>
+                <w14:ligatures w14:val="none"/>
+              </w:rPr>
+            </w:pPr>
+            <w:r>
+              <w:rPr>
+                <w:rFonts w:ascii="Times New Roman" w:eastAsia="Times New Roman" w:hAnsi="Times New Roman" w:cs="Times New Roman"/>
+                <w:b/>
+                <w:bCs/>
+                <w:kern w:val="0"/>
+                <w:lang w:eastAsia="hu-HU"/>
+                <w14:ligatures w14:val="none"/>
+              </w:rPr>
+              <w:t>Módszer</w:t>
+            </w:r>
+          </w:p>
+        </w:tc>
+        <w:tc>
+          <w:tcPr>
+            <w:tcW w:w="0" w:type="auto"/>
+            <w:vAlign w:val="center"/>
+            <w:hideMark/>
+          </w:tcPr>
+          <w:p>
+            <w:pPr>
+              <w:spacing w:after="0" w:line="240" w:lineRule="auto"/>
+              <w:jc w:val="center"/>
+              <w:rPr>
+                <w:rFonts w:ascii="Times New Roman" w:eastAsia="Times New Roman" w:hAnsi="Times New Roman" w:cs="Times New Roman"/>
+                <w:b/>
+                <w:bCs/>
+                <w:kern w:val="0"/>
+                <w:lang w:eastAsia="hu-HU"/>
+                <w14:ligatures w14:val="none"/>
+              </w:rPr>
+            </w:pPr>
+            <w:proofErr w:type="spellStart"/>
+            <w:r>
+              <w:rPr>
+                <w:rFonts w:ascii="Times New Roman" w:eastAsia="Times New Roman" w:hAnsi="Times New Roman" w:cs="Times New Roman"/>
+                <w:b/>
+                <w:bCs/>
+                <w:kern w:val="0"/>
+                <w:lang w:eastAsia="hu-HU"/>
+                <w14:ligatures w14:val="none"/>
+              </w:rPr>
+              <w:t>Endpoint</w:t>
+            </w:r>
+            <w:proofErr w:type="spellEnd"/>
+          </w:p>
+        </w:tc>
+        <w:tc>
+          <w:tcPr>
+            <w:tcW w:w="0" w:type="auto"/>
+            <w:vAlign w:val="center"/>
+            <w:hideMark/>
+          </w:tcPr>
+          <w:p>
+            <w:pPr>
+              <w:spacing w:after="0" w:line="240" w:lineRule="auto"/>
+              <w:jc w:val="center"/>
+              <w:rPr>
+                <w:rFonts w:ascii="Times New Roman" w:eastAsia="Times New Roman" w:hAnsi="Times New Roman" w:cs="Times New Roman"/>
+                <w:b/>
+                <w:bCs/>
+                <w:kern w:val="0"/>
+                <w:lang w:eastAsia="hu-HU"/>
+                <w14:ligatures w14:val="none"/>
+              </w:rPr>
+            </w:pPr>
+            <w:r>
+              <w:rPr>
+                <w:rFonts w:ascii="Times New Roman" w:eastAsia="Times New Roman" w:hAnsi="Times New Roman" w:cs="Times New Roman"/>
+                <w:b/>
+                <w:bCs/>
+                <w:kern w:val="0"/>
+                <w:lang w:eastAsia="hu-HU"/>
+                <w14:ligatures w14:val="none"/>
+              </w:rPr>
+              <w:t>Leírás</w:t>
+            </w:r>
+          </w:p>
+        </w:tc>
+        <w:tc>
+          <w:tcPr>
+            <w:tcW w:w="0" w:type="auto"/>
+            <w:vAlign w:val="center"/>
+            <w:hideMark/>
+          </w:tcPr>
+          <w:p>
+            <w:pPr>
+              <w:spacing w:after="0" w:line="240" w:lineRule="auto"/>
+              <w:jc w:val="center"/>
+              <w:rPr>
+                <w:rFonts w:ascii="Times New Roman" w:eastAsia="Times New Roman" w:hAnsi="Times New Roman" w:cs="Times New Roman"/>
+                <w:b/>
+                <w:bCs/>
+                <w:kern w:val="0"/>
+                <w:lang w:eastAsia="hu-HU"/>
+                <w14:ligatures w14:val="none"/>
+              </w:rPr>
+            </w:pPr>
+            <w:r>
+              <w:rPr>
+                <w:rFonts w:ascii="Times New Roman" w:eastAsia="Times New Roman" w:hAnsi="Times New Roman" w:cs="Times New Roman"/>
+                <w:b/>
+                <w:bCs/>
+                <w:kern w:val="0"/>
+                <w:lang w:eastAsia="hu-HU"/>
+                <w14:ligatures w14:val="none"/>
+              </w:rPr>
+              <w:t>Auth kell?</w:t>
+            </w:r>
+          </w:p>
+        </w:tc>
+        <w:tc>
+          <w:tcPr>
+            <w:tcW w:w="0" w:type="auto"/>
+            <w:vAlign w:val="center"/>
+            <w:hideMark/>
+          </w:tcPr>
+          <w:p>
+            <w:pPr>
+              <w:spacing w:after="0" w:line="240" w:lineRule="auto"/>
+              <w:jc w:val="center"/>
+              <w:rPr>
+                <w:rFonts w:ascii="Times New Roman" w:eastAsia="Times New Roman" w:hAnsi="Times New Roman" w:cs="Times New Roman"/>
+                <w:b/>
+                <w:bCs/>
+                <w:kern w:val="0"/>
+                <w:lang w:eastAsia="hu-HU"/>
+                <w14:ligatures w14:val="none"/>
+              </w:rPr>
+            </w:pPr>
+            <w:r>
+              <w:rPr>
+                <w:rFonts w:ascii="Times New Roman" w:eastAsia="Times New Roman" w:hAnsi="Times New Roman" w:cs="Times New Roman"/>
+                <w:b/>
+                <w:bCs/>
+                <w:kern w:val="0"/>
+                <w:lang w:eastAsia="hu-HU"/>
+                <w14:ligatures w14:val="none"/>
+              </w:rPr>
+              <w:t>Válasz kódok</w:t>
+            </w:r>
+          </w:p>
+        </w:tc>
+        <w:tc>
+          <w:tcPr>
+            <w:tcW w:w="0" w:type="auto"/>
+            <w:vAlign w:val="center"/>
+            <w:hideMark/>
+          </w:tcPr>
+          <w:p>
+            <w:pPr>
+              <w:spacing w:after="0" w:line="240" w:lineRule="auto"/>
+              <w:jc w:val="center"/>
+              <w:rPr>
+                <w:rFonts w:ascii="Times New Roman" w:eastAsia="Times New Roman" w:hAnsi="Times New Roman" w:cs="Times New Roman"/>
+                <w:b/>
+                <w:bCs/>
+                <w:kern w:val="0"/>
+                <w:lang w:eastAsia="hu-HU"/>
+                <w14:ligatures w14:val="none"/>
+              </w:rPr>
+            </w:pPr>
+            <w:r>
+              <w:rPr>
+                <w:rFonts w:ascii="Times New Roman" w:eastAsia="Times New Roman" w:hAnsi="Times New Roman" w:cs="Times New Roman"/>
+                <w:b/>
+                <w:bCs/>
+                <w:kern w:val="0"/>
+                <w:lang w:eastAsia="hu-HU"/>
+                <w14:ligatures w14:val="none"/>
+              </w:rPr>
+              <w:t>Megjegyzés</w:t>
+            </w:r>
+          </w:p>
+        </w:tc>
+      </w:tr>
+      <w:tr>
+        <w:trPr>
+          <w:tblCellSpacing w:w="15" w:type="dxa"/>
+        </w:trPr>
+        <w:tc>
+          <w:tcPr>
+            <w:tcW w:w="0" w:type="auto"/>
+            <w:vAlign w:val="center"/>
+            <w:hideMark/>
+          </w:tcPr>
+          <w:p>
+            <w:pPr>
+              <w:spacing w:after="0" w:line="240" w:lineRule="auto"/>
+              <w:rPr>
+                <w:rFonts w:ascii="Times New Roman" w:eastAsia="Times New Roman" w:hAnsi="Times New Roman" w:cs="Times New Roman"/>
+                <w:kern w:val="0"/>
+                <w:lang w:eastAsia="hu-HU"/>
+                <w14:ligatures w14:val="none"/>
+              </w:rPr>
+            </w:pPr>
+            <w:r>
+              <w:rPr>
+                <w:rFonts w:ascii="Times New Roman" w:eastAsia="Times New Roman" w:hAnsi="Times New Roman" w:cs="Times New Roman"/>
+                <w:kern w:val="0"/>
+                <w:lang w:eastAsia="hu-HU"/>
+                <w14:ligatures w14:val="none"/>
+              </w:rPr>
+              <w:t>GET</w:t>
+            </w:r>
+          </w:p>
+        </w:tc>
+        <w:tc>
+          <w:tcPr>
+            <w:tcW w:w="0" w:type="auto"/>
+            <w:vAlign w:val="center"/>
+            <w:hideMark/>
+          </w:tcPr>
+          <w:p>
+            <w:pPr>
+              <w:spacing w:after="0" w:line="240" w:lineRule="auto"/>
+              <w:rPr>
+                <w:rFonts w:ascii="Times New Roman" w:eastAsia="Times New Roman" w:hAnsi="Times New Roman" w:cs="Times New Roman"/>
+                <w:kern w:val="0"/>
+                <w:lang w:eastAsia="hu-HU"/>
+                <w14:ligatures w14:val="none"/>
+              </w:rPr>
+            </w:pPr>
+            <w:proofErr w:type="spellStart"/>
+            <w:r>
+              <w:rPr>
+                <w:rFonts w:ascii="Times New Roman" w:eastAsia="Times New Roman" w:hAnsi="Times New Roman" w:cs="Times New Roman"/>
+                <w:kern w:val="0"/>
+                <w:lang w:eastAsia="hu-HU"/>
+                <w14:ligatures w14:val="none"/>
+              </w:rPr>
+              <w:t>api</w:t>
+            </w:r>
+            <w:proofErr w:type="spellEnd"/>
+            <w:r>
+              <w:rPr>
+                <w:rFonts w:ascii="Times New Roman" w:eastAsia="Times New Roman" w:hAnsi="Times New Roman" w:cs="Times New Roman"/>
+                <w:kern w:val="0"/>
+                <w:lang w:eastAsia="hu-HU"/>
+                <w14:ligatures w14:val="none"/>
+              </w:rPr>
+              <w:t>/</w:t>
+            </w:r>
+            <w:proofErr w:type="spellStart"/>
+            <w:r>
+              <w:rPr>
+                <w:rFonts w:ascii="Times New Roman" w:eastAsia="Times New Roman" w:hAnsi="Times New Roman" w:cs="Times New Roman"/>
+                <w:kern w:val="0"/>
+                <w:lang w:eastAsia="hu-HU"/>
+                <w14:ligatures w14:val="none"/>
+              </w:rPr>
+              <w:t>profile</w:t>
+            </w:r>
+            <w:proofErr w:type="spellEnd"/>
+          </w:p>
+        </w:tc>
+        <w:tc>
+          <w:tcPr>
+            <w:tcW w:w="0" w:type="auto"/>
+            <w:vAlign w:val="center"/>
+            <w:hideMark/>
+          </w:tcPr>
+          <w:p>
+            <w:pPr>
+              <w:spacing w:after="0" w:line="240" w:lineRule="auto"/>
+              <w:rPr>
+                <w:rFonts w:ascii="Times New Roman" w:eastAsia="Times New Roman" w:hAnsi="Times New Roman" w:cs="Times New Roman"/>
+                <w:kern w:val="0"/>
+                <w:lang w:eastAsia="hu-HU"/>
+                <w14:ligatures w14:val="none"/>
+              </w:rPr>
+            </w:pPr>
+            <w:r>
+              <w:rPr>
+                <w:rFonts w:ascii="Times New Roman" w:eastAsia="Times New Roman" w:hAnsi="Times New Roman" w:cs="Times New Roman"/>
+                <w:kern w:val="0"/>
+                <w:lang w:eastAsia="hu-HU"/>
+                <w14:ligatures w14:val="none"/>
+              </w:rPr>
+              <w:t>Saját profil adatainak lekérése</w:t>
+            </w:r>
+          </w:p>
+        </w:tc>
+        <w:tc>
+          <w:tcPr>
+            <w:tcW w:w="0" w:type="auto"/>
+            <w:vAlign w:val="center"/>
+            <w:hideMark/>
+          </w:tcPr>
+          <w:p>
+            <w:pPr>
+              <w:spacing w:after="0" w:line="240" w:lineRule="auto"/>
+              <w:rPr>
+                <w:rFonts w:ascii="Times New Roman" w:eastAsia="Times New Roman" w:hAnsi="Times New Roman" w:cs="Times New Roman"/>
+                <w:kern w:val="0"/>
+                <w:lang w:eastAsia="hu-HU"/>
+                <w14:ligatures w14:val="none"/>
+              </w:rPr>
+            </w:pPr>
+            <w:r>
+              <w:rPr>
+                <w:rFonts w:ascii="Times New Roman" w:eastAsia="Times New Roman" w:hAnsi="Times New Roman" w:cs="Times New Roman"/>
+                <w:kern w:val="0"/>
+                <w:lang w:eastAsia="hu-HU"/>
+                <w14:ligatures w14:val="none"/>
+              </w:rPr>
+              <w:t>Igen</w:t>
+            </w:r>
+          </w:p>
+        </w:tc>
+        <w:tc>
+          <w:tcPr>
+            <w:tcW w:w="0" w:type="auto"/>
+            <w:vAlign w:val="center"/>
+            <w:hideMark/>
+          </w:tcPr>
+          <w:p>
+            <w:pPr>
+              <w:spacing w:after="0" w:line="240" w:lineRule="auto"/>
+              <w:rPr>
+                <w:rFonts w:ascii="Times New Roman" w:eastAsia="Times New Roman" w:hAnsi="Times New Roman" w:cs="Times New Roman"/>
+                <w:kern w:val="0"/>
+                <w:lang w:eastAsia="hu-HU"/>
+                <w14:ligatures w14:val="none"/>
+              </w:rPr>
+            </w:pPr>
+            <w:r>
+              <w:rPr>
+                <w:rFonts w:ascii="Times New Roman" w:eastAsia="Times New Roman" w:hAnsi="Times New Roman" w:cs="Times New Roman"/>
+                <w:kern w:val="0"/>
+                <w:lang w:eastAsia="hu-HU"/>
+                <w14:ligatures w14:val="none"/>
+              </w:rPr>
+              <w:t>200, 401</w:t>
+            </w:r>
+          </w:p>
+        </w:tc>
+        <w:tc>
+          <w:tcPr>
+            <w:tcW w:w="0" w:type="auto"/>
+            <w:vAlign w:val="center"/>
+            <w:hideMark/>
+          </w:tcPr>
+          <w:p>
+            <w:pPr>
+              <w:spacing w:after="0" w:line="240" w:lineRule="auto"/>
+              <w:rPr>
+                <w:rFonts w:ascii="Times New Roman" w:eastAsia="Times New Roman" w:hAnsi="Times New Roman" w:cs="Times New Roman"/>
+                <w:kern w:val="0"/>
+                <w:lang w:eastAsia="hu-HU"/>
+                <w14:ligatures w14:val="none"/>
+              </w:rPr>
+            </w:pPr>
+            <w:r>
+              <w:rPr>
+                <w:rFonts w:ascii="Courier New" w:eastAsia="Times New Roman" w:hAnsi="Courier New" w:cs="Courier New"/>
+                <w:kern w:val="0"/>
+                <w:sz w:val="20"/>
+                <w:szCs w:val="20"/>
+                <w:lang w:eastAsia="hu-HU"/>
+                <w14:ligatures w14:val="none"/>
+              </w:rPr>
+              <w:t>{</w:t>
+            </w:r>
+            <w:proofErr w:type="spellStart"/>
+            <w:r>
+              <w:rPr>
+                <w:rFonts w:ascii="Courier New" w:eastAsia="Times New Roman" w:hAnsi="Courier New" w:cs="Courier New"/>
+                <w:kern w:val="0"/>
+                <w:sz w:val="20"/>
+                <w:szCs w:val="20"/>
+                <w:lang w:eastAsia="hu-HU"/>
+                <w14:ligatures w14:val="none"/>
+              </w:rPr>
+              <w:t>id</w:t>
+            </w:r>
+            <w:proofErr w:type="spellEnd"/>
+            <w:r>
+              <w:rPr>
+                <w:rFonts w:ascii="Courier New" w:eastAsia="Times New Roman" w:hAnsi="Courier New" w:cs="Courier New"/>
+                <w:kern w:val="0"/>
+                <w:sz w:val="20"/>
+                <w:szCs w:val="20"/>
+                <w:lang w:eastAsia="hu-HU"/>
+                <w14:ligatures w14:val="none"/>
+              </w:rPr>
+              <w:t xml:space="preserve">, </w:t>
+            </w:r>
+            <w:proofErr w:type="spellStart"/>
+            <w:r>
+              <w:rPr>
+                <w:rFonts w:ascii="Courier New" w:eastAsia="Times New Roman" w:hAnsi="Courier New" w:cs="Courier New"/>
+                <w:kern w:val="0"/>
+                <w:sz w:val="20"/>
+                <w:szCs w:val="20"/>
+                <w:lang w:eastAsia="hu-HU"/>
+                <w14:ligatures w14:val="none"/>
+              </w:rPr>
+              <w:t>name</w:t>
+            </w:r>
+            <w:proofErr w:type="spellEnd"/>
+            <w:r>
+              <w:rPr>
+                <w:rFonts w:ascii="Courier New" w:eastAsia="Times New Roman" w:hAnsi="Courier New" w:cs="Courier New"/>
+                <w:kern w:val="0"/>
+                <w:sz w:val="20"/>
+                <w:szCs w:val="20"/>
+                <w:lang w:eastAsia="hu-HU"/>
+                <w14:ligatures w14:val="none"/>
+              </w:rPr>
+              <w:t>, email}</w:t>
+            </w:r>
+          </w:p>
+        </w:tc>
+      </w:tr>
+      <w:tr>
+        <w:trPr>
+          <w:tblCellSpacing w:w="15" w:type="dxa"/>
+        </w:trPr>
+        <w:tc>
+          <w:tcPr>
+            <w:tcW w:w="0" w:type="auto"/>
+            <w:vAlign w:val="center"/>
+            <w:hideMark/>
+          </w:tcPr>
+          <w:p>
+            <w:pPr>
+              <w:spacing w:after="0" w:line="240" w:lineRule="auto"/>
+              <w:rPr>
+                <w:rFonts w:ascii="Times New Roman" w:eastAsia="Times New Roman" w:hAnsi="Times New Roman" w:cs="Times New Roman"/>
+                <w:kern w:val="0"/>
+                <w:lang w:eastAsia="hu-HU"/>
+                <w14:ligatures w14:val="none"/>
+              </w:rPr>
+            </w:pPr>
+            <w:r>
+              <w:rPr>
+                <w:rFonts w:ascii="Times New Roman" w:eastAsia="Times New Roman" w:hAnsi="Times New Roman" w:cs="Times New Roman"/>
+                <w:kern w:val="0"/>
+                <w:lang w:eastAsia="hu-HU"/>
+                <w14:ligatures w14:val="none"/>
+              </w:rPr>
+              <w:t>PUT</w:t>
+            </w:r>
+          </w:p>
+        </w:tc>
+        <w:tc>
+          <w:tcPr>
+            <w:tcW w:w="0" w:type="auto"/>
+            <w:vAlign w:val="center"/>
+            <w:hideMark/>
+          </w:tcPr>
+          <w:p>
+            <w:pPr>
+              <w:spacing w:after="0" w:line="240" w:lineRule="auto"/>
+              <w:rPr>
+                <w:rFonts w:ascii="Times New Roman" w:eastAsia="Times New Roman" w:hAnsi="Times New Roman" w:cs="Times New Roman"/>
+                <w:kern w:val="0"/>
+                <w:lang w:eastAsia="hu-HU"/>
+                <w14:ligatures w14:val="none"/>
+              </w:rPr>
+            </w:pPr>
+            <w:proofErr w:type="spellStart"/>
+            <w:r>
+              <w:rPr>
+                <w:rFonts w:ascii="Times New Roman" w:eastAsia="Times New Roman" w:hAnsi="Times New Roman" w:cs="Times New Roman"/>
+                <w:kern w:val="0"/>
+                <w:lang w:eastAsia="hu-HU"/>
+                <w14:ligatures w14:val="none"/>
+              </w:rPr>
+              <w:t>api</w:t>
+            </w:r>
+            <w:proofErr w:type="spellEnd"/>
+            <w:r>
+              <w:rPr>
+                <w:rFonts w:ascii="Times New Roman" w:eastAsia="Times New Roman" w:hAnsi="Times New Roman" w:cs="Times New Roman"/>
+                <w:kern w:val="0"/>
+                <w:lang w:eastAsia="hu-HU"/>
+                <w14:ligatures w14:val="none"/>
+              </w:rPr>
+              <w:t>/</w:t>
+            </w:r>
+            <w:proofErr w:type="spellStart"/>
+            <w:r>
+              <w:rPr>
+                <w:rFonts w:ascii="Times New Roman" w:eastAsia="Times New Roman" w:hAnsi="Times New Roman" w:cs="Times New Roman"/>
+                <w:kern w:val="0"/>
+                <w:lang w:eastAsia="hu-HU"/>
+                <w14:ligatures w14:val="none"/>
+              </w:rPr>
+              <w:t>profile</w:t>
+            </w:r>
+            <w:proofErr w:type="spellEnd"/>
+            <w:r>
+              <w:rPr>
+                <w:rFonts w:ascii="Times New Roman" w:eastAsia="Times New Roman" w:hAnsi="Times New Roman" w:cs="Times New Roman"/>
+                <w:kern w:val="0"/>
+                <w:lang w:eastAsia="hu-HU"/>
+                <w14:ligatures w14:val="none"/>
+              </w:rPr>
+              <w:t>/update</w:t>
+            </w:r>
+          </w:p>
+        </w:tc>
+        <w:tc>
+          <w:tcPr>
+            <w:tcW w:w="0" w:type="auto"/>
+            <w:vAlign w:val="center"/>
+            <w:hideMark/>
+          </w:tcPr>
+          <w:p>
+            <w:pPr>
+              <w:spacing w:after="0" w:line="240" w:lineRule="auto"/>
+              <w:rPr>
+                <w:rFonts w:ascii="Times New Roman" w:eastAsia="Times New Roman" w:hAnsi="Times New Roman" w:cs="Times New Roman"/>
+                <w:kern w:val="0"/>
+                <w:lang w:eastAsia="hu-HU"/>
+                <w14:ligatures w14:val="none"/>
+              </w:rPr>
+            </w:pPr>
+            <w:r>
+              <w:rPr>
+                <w:rFonts w:ascii="Times New Roman" w:eastAsia="Times New Roman" w:hAnsi="Times New Roman" w:cs="Times New Roman"/>
+                <w:kern w:val="0"/>
+                <w:lang w:eastAsia="hu-HU"/>
+                <w14:ligatures w14:val="none"/>
+              </w:rPr>
+              <w:t>Profil adatainak módosítása</w:t>
+            </w:r>
+          </w:p>
+        </w:tc>
+        <w:tc>
+          <w:tcPr>
+            <w:tcW w:w="0" w:type="auto"/>
+            <w:vAlign w:val="center"/>
+            <w:hideMark/>
+          </w:tcPr>
+          <w:p>
+            <w:pPr>
+              <w:spacing w:after="0" w:line="240" w:lineRule="auto"/>
+              <w:rPr>
+                <w:rFonts w:ascii="Times New Roman" w:eastAsia="Times New Roman" w:hAnsi="Times New Roman" w:cs="Times New Roman"/>
+                <w:kern w:val="0"/>
+                <w:lang w:eastAsia="hu-HU"/>
+                <w14:ligatures w14:val="none"/>
+              </w:rPr>
+            </w:pPr>
+            <w:r>
+              <w:rPr>
+                <w:rFonts w:ascii="Times New Roman" w:eastAsia="Times New Roman" w:hAnsi="Times New Roman" w:cs="Times New Roman"/>
+                <w:kern w:val="0"/>
+                <w:lang w:eastAsia="hu-HU"/>
+                <w14:ligatures w14:val="none"/>
+              </w:rPr>
+              <w:t>Igen</w:t>
+            </w:r>
+          </w:p>
+        </w:tc>
+        <w:tc>
+          <w:tcPr>
+            <w:tcW w:w="0" w:type="auto"/>
+            <w:vAlign w:val="center"/>
+            <w:hideMark/>
+          </w:tcPr>
+          <w:p>
+            <w:pPr>
+              <w:spacing w:after="0" w:line="240" w:lineRule="auto"/>
+              <w:rPr>
+                <w:rFonts w:ascii="Times New Roman" w:eastAsia="Times New Roman" w:hAnsi="Times New Roman" w:cs="Times New Roman"/>
+                <w:kern w:val="0"/>
+                <w:lang w:eastAsia="hu-HU"/>
+                <w14:ligatures w14:val="none"/>
+              </w:rPr>
+            </w:pPr>
+            <w:r>
+              <w:rPr>
+                <w:rFonts w:ascii="Times New Roman" w:eastAsia="Times New Roman" w:hAnsi="Times New Roman" w:cs="Times New Roman"/>
+                <w:kern w:val="0"/>
+                <w:lang w:eastAsia="hu-HU"/>
+                <w14:ligatures w14:val="none"/>
+              </w:rPr>
+              <w:t>200, 422</w:t>
+            </w:r>
+          </w:p>
+        </w:tc>
+        <w:tc>
+          <w:tcPr>
+            <w:tcW w:w="0" w:type="auto"/>
+            <w:vAlign w:val="center"/>
+            <w:hideMark/>
+          </w:tcPr>
+          <w:p>
+            <w:pPr>
+              <w:spacing w:after="0" w:line="240" w:lineRule="auto"/>
+              <w:rPr>
+                <w:rFonts w:ascii="Times New Roman" w:eastAsia="Times New Roman" w:hAnsi="Times New Roman" w:cs="Times New Roman"/>
+                <w:kern w:val="0"/>
+                <w:lang w:eastAsia="hu-HU"/>
+                <w14:ligatures w14:val="none"/>
+              </w:rPr>
+            </w:pPr>
+            <w:r>
+              <w:rPr>
+                <w:rFonts w:ascii="Times New Roman" w:eastAsia="Times New Roman" w:hAnsi="Times New Roman" w:cs="Times New Roman"/>
+                <w:kern w:val="0"/>
+                <w:lang w:eastAsia="hu-HU"/>
+                <w14:ligatures w14:val="none"/>
+              </w:rPr>
+              <w:t>Név, email</w:t>
+            </w:r>
+          </w:p>
+        </w:tc>
+      </w:tr>
+      <w:tr>
+        <w:trPr>
+          <w:tblCellSpacing w:w="15" w:type="dxa"/>
+        </w:trPr>
+        <w:tc>
+          <w:tcPr>
+            <w:tcW w:w="0" w:type="auto"/>
+            <w:vAlign w:val="center"/>
+            <w:hideMark/>
+          </w:tcPr>
+          <w:p>
+            <w:pPr>
+              <w:spacing w:after="0" w:line="240" w:lineRule="auto"/>
+              <w:rPr>
+                <w:rFonts w:ascii="Times New Roman" w:eastAsia="Times New Roman" w:hAnsi="Times New Roman" w:cs="Times New Roman"/>
+                <w:kern w:val="0"/>
+                <w:lang w:eastAsia="hu-HU"/>
+                <w14:ligatures w14:val="none"/>
+              </w:rPr>
+            </w:pPr>
+            <w:r>
+              <w:rPr>
+                <w:rFonts w:ascii="Times New Roman" w:eastAsia="Times New Roman" w:hAnsi="Times New Roman" w:cs="Times New Roman"/>
+                <w:kern w:val="0"/>
+                <w:lang w:eastAsia="hu-HU"/>
+                <w14:ligatures w14:val="none"/>
+              </w:rPr>
+              <w:t>PUT</w:t>
+            </w:r>
+          </w:p>
+        </w:tc>
+        <w:tc>
+          <w:tcPr>
+            <w:tcW w:w="0" w:type="auto"/>
+            <w:vAlign w:val="center"/>
+            <w:hideMark/>
+          </w:tcPr>
+          <w:p>
+            <w:pPr>
+              <w:spacing w:after="0" w:line="240" w:lineRule="auto"/>
+              <w:rPr>
+                <w:rFonts w:ascii="Times New Roman" w:eastAsia="Times New Roman" w:hAnsi="Times New Roman" w:cs="Times New Roman"/>
+                <w:kern w:val="0"/>
+                <w:lang w:eastAsia="hu-HU"/>
+                <w14:ligatures w14:val="none"/>
+              </w:rPr>
+            </w:pPr>
+            <w:proofErr w:type="spellStart"/>
+            <w:r>
+              <w:rPr>
+                <w:rFonts w:ascii="Times New Roman" w:eastAsia="Times New Roman" w:hAnsi="Times New Roman" w:cs="Times New Roman"/>
+                <w:kern w:val="0"/>
+                <w:lang w:eastAsia="hu-HU"/>
+                <w14:ligatures w14:val="none"/>
+              </w:rPr>
+              <w:t>api</w:t>
+            </w:r>
+            <w:proofErr w:type="spellEnd"/>
+            <w:r>
+              <w:rPr>
+                <w:rFonts w:ascii="Times New Roman" w:eastAsia="Times New Roman" w:hAnsi="Times New Roman" w:cs="Times New Roman"/>
+                <w:kern w:val="0"/>
+                <w:lang w:eastAsia="hu-HU"/>
+                <w14:ligatures w14:val="none"/>
+              </w:rPr>
+              <w:t>/</w:t>
+            </w:r>
+            <w:proofErr w:type="spellStart"/>
+            <w:r>
+              <w:rPr>
+                <w:rFonts w:ascii="Times New Roman" w:eastAsia="Times New Roman" w:hAnsi="Times New Roman" w:cs="Times New Roman"/>
+                <w:kern w:val="0"/>
+                <w:lang w:eastAsia="hu-HU"/>
+                <w14:ligatures w14:val="none"/>
+              </w:rPr>
+              <w:t>profile</w:t>
+            </w:r>
+            <w:proofErr w:type="spellEnd"/>
+            <w:r>
+              <w:rPr>
+                <w:rFonts w:ascii="Times New Roman" w:eastAsia="Times New Roman" w:hAnsi="Times New Roman" w:cs="Times New Roman"/>
+                <w:kern w:val="0"/>
+                <w:lang w:eastAsia="hu-HU"/>
+                <w14:ligatures w14:val="none"/>
+              </w:rPr>
+              <w:t>/</w:t>
+            </w:r>
+            <w:proofErr w:type="spellStart"/>
+            <w:r>
+              <w:rPr>
+                <w:rFonts w:ascii="Times New Roman" w:eastAsia="Times New Roman" w:hAnsi="Times New Roman" w:cs="Times New Roman"/>
+                <w:kern w:val="0"/>
+                <w:lang w:eastAsia="hu-HU"/>
+                <w14:ligatures w14:val="none"/>
+              </w:rPr>
+              <w:t>password</w:t>
+            </w:r>
+            <w:proofErr w:type="spellEnd"/>
+          </w:p>
+        </w:tc>
+        <w:tc>
+          <w:tcPr>
+            <w:tcW w:w="0" w:type="auto"/>
+            <w:vAlign w:val="center"/>
+            <w:hideMark/>
+          </w:tcPr>
+          <w:p>
+            <w:pPr>
+              <w:spacing w:after="0" w:line="240" w:lineRule="auto"/>
+              <w:rPr>
+                <w:rFonts w:ascii="Times New Roman" w:eastAsia="Times New Roman" w:hAnsi="Times New Roman" w:cs="Times New Roman"/>
+                <w:kern w:val="0"/>
+                <w:lang w:eastAsia="hu-HU"/>
+                <w14:ligatures w14:val="none"/>
+              </w:rPr>
+            </w:pPr>
+            <w:r>
+              <w:rPr>
+                <w:rFonts w:ascii="Times New Roman" w:eastAsia="Times New Roman" w:hAnsi="Times New Roman" w:cs="Times New Roman"/>
+                <w:kern w:val="0"/>
+                <w:lang w:eastAsia="hu-HU"/>
+                <w14:ligatures w14:val="none"/>
+              </w:rPr>
+              <w:t>Jelszó módosítása</w:t>
+            </w:r>
+          </w:p>
+        </w:tc>
+        <w:tc>
+          <w:tcPr>
+            <w:tcW w:w="0" w:type="auto"/>
+            <w:vAlign w:val="center"/>
+            <w:hideMark/>
+          </w:tcPr>
+          <w:p>
+            <w:pPr>
+              <w:spacing w:after="0" w:line="240" w:lineRule="auto"/>
+              <w:rPr>
+                <w:rFonts w:ascii="Times New Roman" w:eastAsia="Times New Roman" w:hAnsi="Times New Roman" w:cs="Times New Roman"/>
+                <w:kern w:val="0"/>
+                <w:lang w:eastAsia="hu-HU"/>
+                <w14:ligatures w14:val="none"/>
+              </w:rPr>
+            </w:pPr>
+            <w:r>
+              <w:rPr>
+                <w:rFonts w:ascii="Times New Roman" w:eastAsia="Times New Roman" w:hAnsi="Times New Roman" w:cs="Times New Roman"/>
+                <w:kern w:val="0"/>
+                <w:lang w:eastAsia="hu-HU"/>
+                <w14:ligatures w14:val="none"/>
+              </w:rPr>
+              <w:t>Igen</w:t>
+            </w:r>
+          </w:p>
+        </w:tc>
+        <w:tc>
+          <w:tcPr>
+            <w:tcW w:w="0" w:type="auto"/>
+            <w:vAlign w:val="center"/>
+            <w:hideMark/>
+          </w:tcPr>
+          <w:p>
+            <w:pPr>
+              <w:spacing w:after="0" w:line="240" w:lineRule="auto"/>
+              <w:rPr>
+                <w:rFonts w:ascii="Times New Roman" w:eastAsia="Times New Roman" w:hAnsi="Times New Roman" w:cs="Times New Roman"/>
+                <w:kern w:val="0"/>
+                <w:lang w:eastAsia="hu-HU"/>
+                <w14:ligatures w14:val="none"/>
+              </w:rPr>
+            </w:pPr>
+            <w:r>
+              <w:rPr>
+                <w:rFonts w:ascii="Times New Roman" w:eastAsia="Times New Roman" w:hAnsi="Times New Roman" w:cs="Times New Roman"/>
+                <w:kern w:val="0"/>
+                <w:lang w:eastAsia="hu-HU"/>
+                <w14:ligatures w14:val="none"/>
+              </w:rPr>
+              <w:t>200, 422</w:t>
+            </w:r>
+          </w:p>
+        </w:tc>
+        <w:tc>
+          <w:tcPr>
+            <w:tcW w:w="0" w:type="auto"/>
+            <w:vAlign w:val="center"/>
+            <w:hideMark/>
+          </w:tcPr>
+          <w:p>
+            <w:pPr>
+              <w:spacing w:after="0" w:line="240" w:lineRule="auto"/>
+              <w:rPr>
+                <w:rFonts w:ascii="Times New Roman" w:eastAsia="Times New Roman" w:hAnsi="Times New Roman" w:cs="Times New Roman"/>
+                <w:kern w:val="0"/>
+                <w:lang w:eastAsia="hu-HU"/>
+                <w14:ligatures w14:val="none"/>
+              </w:rPr>
+            </w:pPr>
+            <w:r>
+              <w:rPr>
+                <w:rFonts w:ascii="Times New Roman" w:eastAsia="Times New Roman" w:hAnsi="Times New Roman" w:cs="Times New Roman"/>
+                <w:kern w:val="0"/>
+                <w:lang w:eastAsia="hu-HU"/>
+                <w14:ligatures w14:val="none"/>
+              </w:rPr>
+              <w:t>Régi + új jelszó</w:t>
+            </w:r>
+          </w:p>
+        </w:tc>
+      </w:tr>
+      <w:tr>
+        <w:trPr>
+          <w:tblCellSpacing w:w="15" w:type="dxa"/>
+        </w:trPr>
+        <w:tc>
+          <w:tcPr>
+            <w:tcW w:w="0" w:type="auto"/>
+            <w:vAlign w:val="center"/>
+            <w:hideMark/>
+          </w:tcPr>
+          <w:p>
+            <w:pPr>
+              <w:spacing w:after="0" w:line="240" w:lineRule="auto"/>
+              <w:rPr>
+                <w:rFonts w:ascii="Times New Roman" w:eastAsia="Times New Roman" w:hAnsi="Times New Roman" w:cs="Times New Roman"/>
+                <w:kern w:val="0"/>
+                <w:lang w:eastAsia="hu-HU"/>
+                <w14:ligatures w14:val="none"/>
+              </w:rPr>
+            </w:pPr>
+            <w:r>
+              <w:rPr>
+                <w:rFonts w:ascii="Times New Roman" w:eastAsia="Times New Roman" w:hAnsi="Times New Roman" w:cs="Times New Roman"/>
+                <w:kern w:val="0"/>
+                <w:lang w:eastAsia="hu-HU"/>
+                <w14:ligatures w14:val="none"/>
+              </w:rPr>
+              <w:t>GET</w:t>
+            </w:r>
+          </w:p>
+        </w:tc>
+        <w:tc>
+          <w:tcPr>
+            <w:tcW w:w="0" w:type="auto"/>
+            <w:vAlign w:val="center"/>
+            <w:hideMark/>
+          </w:tcPr>
+          <w:p>
+            <w:pPr>
+              <w:spacing w:after="0" w:line="240" w:lineRule="auto"/>
+              <w:rPr>
+                <w:rFonts w:ascii="Times New Roman" w:eastAsia="Times New Roman" w:hAnsi="Times New Roman" w:cs="Times New Roman"/>
+                <w:kern w:val="0"/>
+                <w:lang w:eastAsia="hu-HU"/>
+                <w14:ligatures w14:val="none"/>
+              </w:rPr>
+            </w:pPr>
+            <w:proofErr w:type="spellStart"/>
+            <w:r>
+              <w:rPr>
+                <w:rFonts w:ascii="Times New Roman" w:eastAsia="Times New Roman" w:hAnsi="Times New Roman" w:cs="Times New Roman"/>
+                <w:kern w:val="0"/>
+                <w:lang w:eastAsia="hu-HU"/>
+                <w14:ligatures w14:val="none"/>
+              </w:rPr>
+              <w:t>api</w:t>
+            </w:r>
+            <w:proofErr w:type="spellEnd"/>
+            <w:r>
+              <w:rPr>
+                <w:rFonts w:ascii="Times New Roman" w:eastAsia="Times New Roman" w:hAnsi="Times New Roman" w:cs="Times New Roman"/>
+                <w:kern w:val="0"/>
+                <w:lang w:eastAsia="hu-HU"/>
+                <w14:ligatures w14:val="none"/>
+              </w:rPr>
+              <w:t>/</w:t>
+            </w:r>
+            <w:proofErr w:type="spellStart"/>
+            <w:r>
+              <w:rPr>
+                <w:rFonts w:ascii="Times New Roman" w:eastAsia="Times New Roman" w:hAnsi="Times New Roman" w:cs="Times New Roman"/>
+                <w:kern w:val="0"/>
+                <w:lang w:eastAsia="hu-HU"/>
+                <w14:ligatures w14:val="none"/>
+              </w:rPr>
+              <w:t>user</w:t>
+            </w:r>
+            <w:proofErr w:type="spellEnd"/>
+          </w:p>
+        </w:tc>
+        <w:tc>
+          <w:tcPr>
+            <w:tcW w:w="0" w:type="auto"/>
+            <w:vAlign w:val="center"/>
+            <w:hideMark/>
+          </w:tcPr>
+          <w:p>
+            <w:pPr>
+              <w:spacing w:after="0" w:line="240" w:lineRule="auto"/>
+              <w:rPr>
+                <w:rFonts w:ascii="Times New Roman" w:eastAsia="Times New Roman" w:hAnsi="Times New Roman" w:cs="Times New Roman"/>
+                <w:kern w:val="0"/>
+                <w:lang w:eastAsia="hu-HU"/>
+                <w14:ligatures w14:val="none"/>
+              </w:rPr>
+            </w:pPr>
+            <w:r>
+              <w:rPr>
+                <w:rFonts w:ascii="Times New Roman" w:eastAsia="Times New Roman" w:hAnsi="Times New Roman" w:cs="Times New Roman"/>
+                <w:kern w:val="0"/>
+                <w:lang w:eastAsia="hu-HU"/>
+                <w14:ligatures w14:val="none"/>
+              </w:rPr>
+              <w:t xml:space="preserve">Bejelentkezett </w:t>
+            </w:r>
+            <w:proofErr w:type="spellStart"/>
+            <w:r>
+              <w:rPr>
+                <w:rFonts w:ascii="Times New Roman" w:eastAsia="Times New Roman" w:hAnsi="Times New Roman" w:cs="Times New Roman"/>
+                <w:kern w:val="0"/>
+                <w:lang w:eastAsia="hu-HU"/>
+                <w14:ligatures w14:val="none"/>
+              </w:rPr>
+              <w:t>user</w:t>
+            </w:r>
+            <w:proofErr w:type="spellEnd"/>
+            <w:r>
+              <w:rPr>
+                <w:rFonts w:ascii="Times New Roman" w:eastAsia="Times New Roman" w:hAnsi="Times New Roman" w:cs="Times New Roman"/>
+                <w:kern w:val="0"/>
+                <w:lang w:eastAsia="hu-HU"/>
+                <w14:ligatures w14:val="none"/>
+              </w:rPr>
+              <w:t xml:space="preserve"> alapadatai</w:t>
+            </w:r>
+          </w:p>
+        </w:tc>
+        <w:tc>
+          <w:tcPr>
+            <w:tcW w:w="0" w:type="auto"/>
+            <w:vAlign w:val="center"/>
+            <w:hideMark/>
+          </w:tcPr>
+          <w:p>
+            <w:pPr>
+              <w:spacing w:after="0" w:line="240" w:lineRule="auto"/>
+              <w:rPr>
+                <w:rFonts w:ascii="Times New Roman" w:eastAsia="Times New Roman" w:hAnsi="Times New Roman" w:cs="Times New Roman"/>
+                <w:kern w:val="0"/>
+                <w:lang w:eastAsia="hu-HU"/>
+                <w14:ligatures w14:val="none"/>
+              </w:rPr>
+            </w:pPr>
+            <w:r>
+              <w:rPr>
+                <w:rFonts w:ascii="Times New Roman" w:eastAsia="Times New Roman" w:hAnsi="Times New Roman" w:cs="Times New Roman"/>
+                <w:kern w:val="0"/>
+                <w:lang w:eastAsia="hu-HU"/>
+                <w14:ligatures w14:val="none"/>
+              </w:rPr>
+              <w:t>Igen</w:t>
+            </w:r>
+          </w:p>
+        </w:tc>
+        <w:tc>
+          <w:tcPr>
+            <w:tcW w:w="0" w:type="auto"/>
+            <w:vAlign w:val="center"/>
+            <w:hideMark/>
+          </w:tcPr>
+          <w:p>
+            <w:pPr>
+              <w:spacing w:after="0" w:line="240" w:lineRule="auto"/>
+              <w:rPr>
+                <w:rFonts w:ascii="Times New Roman" w:eastAsia="Times New Roman" w:hAnsi="Times New Roman" w:cs="Times New Roman"/>
+                <w:kern w:val="0"/>
+                <w:lang w:eastAsia="hu-HU"/>
+                <w14:ligatures w14:val="none"/>
+              </w:rPr>
+            </w:pPr>
+            <w:r>
+              <w:rPr>
+                <w:rFonts w:ascii="Times New Roman" w:eastAsia="Times New Roman" w:hAnsi="Times New Roman" w:cs="Times New Roman"/>
+                <w:kern w:val="0"/>
+                <w:lang w:eastAsia="hu-HU"/>
+                <w14:ligatures w14:val="none"/>
+              </w:rPr>
+              <w:t>200, 401</w:t>
+            </w:r>
+          </w:p>
+        </w:tc>
+        <w:tc>
+          <w:tcPr>
+            <w:tcW w:w="0" w:type="auto"/>
+            <w:vAlign w:val="center"/>
+            <w:hideMark/>
+          </w:tcPr>
+          <w:p>
+            <w:pPr>
+              <w:spacing w:after="0" w:line="240" w:lineRule="auto"/>
+              <w:rPr>
+                <w:rFonts w:ascii="Times New Roman" w:eastAsia="Times New Roman" w:hAnsi="Times New Roman" w:cs="Times New Roman"/>
+                <w:kern w:val="0"/>
+                <w:lang w:eastAsia="hu-HU"/>
+                <w14:ligatures w14:val="none"/>
+              </w:rPr>
+            </w:pPr>
+            <w:proofErr w:type="spellStart"/>
+            <w:r>
+              <w:rPr>
+                <w:rFonts w:ascii="Times New Roman" w:eastAsia="Times New Roman" w:hAnsi="Times New Roman" w:cs="Times New Roman"/>
+                <w:kern w:val="0"/>
+                <w:lang w:eastAsia="hu-HU"/>
+                <w14:ligatures w14:val="none"/>
+              </w:rPr>
+              <w:t>Laravel</w:t>
+            </w:r>
+            <w:proofErr w:type="spellEnd"/>
+            <w:r>
+              <w:rPr>
+                <w:rFonts w:ascii="Times New Roman" w:eastAsia="Times New Roman" w:hAnsi="Times New Roman" w:cs="Times New Roman"/>
+                <w:kern w:val="0"/>
+                <w:lang w:eastAsia="hu-HU"/>
+                <w14:ligatures w14:val="none"/>
+              </w:rPr>
+              <w:t xml:space="preserve"> alap</w:t>
+            </w:r>
+          </w:p>
+        </w:tc>
+      </w:tr>
+    </w:tbl>
+    <w:p>
+      <w:pPr>
+        <w:spacing w:after="0" w:line="240" w:lineRule="auto"/>
+        <w:rPr>
+          <w:rFonts w:ascii="Times New Roman" w:eastAsia="Times New Roman" w:hAnsi="Times New Roman" w:cs="Times New Roman"/>
+          <w:kern w:val="0"/>
+          <w:lang w:eastAsia="hu-HU"/>
+          <w14:ligatures w14:val="none"/>
+        </w:rPr>
+      </w:pPr>
+      <w:r>
+        <w:rPr>
+          <w:rFonts w:ascii="Times New Roman" w:eastAsia="Times New Roman" w:hAnsi="Times New Roman" w:cs="Times New Roman"/>
+          <w:kern w:val="0"/>
+          <w:lang w:eastAsia="hu-HU"/>
+          <w14:ligatures w14:val="none"/>
+        </w:rPr>
+        <w:pict w14:anchorId="13C83E72">
+          <v:rect id="_x0000_i1033" style="width:0;height:1.5pt" o:hralign="center" o:hrstd="t" o:hr="t" fillcolor="#a0a0a0" stroked="f"/>
+        </w:pict>
+      </w:r>
+    </w:p>
+    <w:p>
+      <w:pPr>
+        <w:spacing w:before="100" w:beforeAutospacing="1" w:after="100" w:afterAutospacing="1" w:line="240" w:lineRule="auto"/>
+        <w:outlineLvl w:val="1"/>
+        <w:rPr>
+          <w:rFonts w:ascii="Times New Roman" w:eastAsia="Times New Roman" w:hAnsi="Times New Roman" w:cs="Times New Roman"/>
+          <w:b/>
+          <w:bCs/>
+          <w:kern w:val="0"/>
+          <w:sz w:val="36"/>
+          <w:szCs w:val="36"/>
+          <w:lang w:eastAsia="hu-HU"/>
+          <w14:ligatures w14:val="none"/>
+        </w:rPr>
+      </w:pPr>
+      <w:r>
+        <w:rPr>
+          <w:rFonts w:ascii="Times New Roman" w:eastAsia="Times New Roman" w:hAnsi="Times New Roman" w:cs="Times New Roman"/>
+          <w:b/>
+          <w:bCs/>
+          <w:kern w:val="0"/>
+          <w:sz w:val="36"/>
+          <w:szCs w:val="36"/>
+          <w:lang w:eastAsia="hu-HU"/>
+          <w14:ligatures w14:val="none"/>
+        </w:rPr>
+        <w:t>2.3 Publikus tartalom</w:t>
+      </w:r>
+    </w:p>
+    <w:tbl>
+      <w:tblPr>
+        <w:tblW w:w="0" w:type="auto"/>
+        <w:tblCellSpacing w:w="15" w:type="dxa"/>
+        <w:tblCellMar>
+          <w:top w:w="15" w:type="dxa"/>
+          <w:left w:w="15" w:type="dxa"/>
+          <w:bottom w:w="15" w:type="dxa"/>
+          <w:right w:w="15" w:type="dxa"/>
+        </w:tblCellMar>
+        <w:tblLook w:val="04A0" w:firstRow="1" w:lastRow="0" w:firstColumn="1" w:lastColumn="0" w:noHBand="0" w:noVBand="1"/>
+      </w:tblPr>
+      <w:tblGrid>
+        <w:gridCol w:w="968"/>
+        <w:gridCol w:w="2747"/>
+        <w:gridCol w:w="3661"/>
+        <w:gridCol w:w="1134"/>
+        <w:gridCol w:w="1456"/>
+      </w:tblGrid>
+      <w:tr>
+        <w:trPr>
+          <w:tblHeader/>
+          <w:tblCellSpacing w:w="15" w:type="dxa"/>
+        </w:trPr>
+        <w:tc>
+          <w:tcPr>
+            <w:tcW w:w="0" w:type="auto"/>
+            <w:vAlign w:val="center"/>
+            <w:hideMark/>
+          </w:tcPr>
+          <w:p>
+            <w:pPr>
+              <w:spacing w:after="0" w:line="240" w:lineRule="auto"/>
+              <w:jc w:val="center"/>
+              <w:rPr>
+                <w:rFonts w:ascii="Times New Roman" w:eastAsia="Times New Roman" w:hAnsi="Times New Roman" w:cs="Times New Roman"/>
+                <w:b/>
+                <w:bCs/>
+                <w:kern w:val="0"/>
+                <w:lang w:eastAsia="hu-HU"/>
+                <w14:ligatures w14:val="none"/>
+              </w:rPr>
+            </w:pPr>
+            <w:r>
+              <w:rPr>
+                <w:rFonts w:ascii="Times New Roman" w:eastAsia="Times New Roman" w:hAnsi="Times New Roman" w:cs="Times New Roman"/>
+                <w:b/>
+                <w:bCs/>
+                <w:kern w:val="0"/>
+                <w:lang w:eastAsia="hu-HU"/>
+                <w14:ligatures w14:val="none"/>
+              </w:rPr>
+              <w:t>Módszer</w:t>
+            </w:r>
+          </w:p>
+        </w:tc>
+        <w:tc>
+          <w:tcPr>
+            <w:tcW w:w="0" w:type="auto"/>
+            <w:vAlign w:val="center"/>
+            <w:hideMark/>
+          </w:tcPr>
+          <w:p>
+            <w:pPr>
+              <w:spacing w:after="0" w:line="240" w:lineRule="auto"/>
+              <w:jc w:val="center"/>
+              <w:rPr>
+                <w:rFonts w:ascii="Times New Roman" w:eastAsia="Times New Roman" w:hAnsi="Times New Roman" w:cs="Times New Roman"/>
+                <w:b/>
+                <w:bCs/>
+                <w:kern w:val="0"/>
+                <w:lang w:eastAsia="hu-HU"/>
+                <w14:ligatures w14:val="none"/>
+              </w:rPr>
+            </w:pPr>
+            <w:proofErr w:type="spellStart"/>
+            <w:r>
+              <w:rPr>
+                <w:rFonts w:ascii="Times New Roman" w:eastAsia="Times New Roman" w:hAnsi="Times New Roman" w:cs="Times New Roman"/>
+                <w:b/>
+                <w:bCs/>
+                <w:kern w:val="0"/>
+                <w:lang w:eastAsia="hu-HU"/>
+                <w14:ligatures w14:val="none"/>
+              </w:rPr>
+              <w:t>Endpoint</w:t>
+            </w:r>
+            <w:proofErr w:type="spellEnd"/>
+          </w:p>
+        </w:tc>
+        <w:tc>
+          <w:tcPr>
+            <w:tcW w:w="0" w:type="auto"/>
+            <w:vAlign w:val="center"/>
+            <w:hideMark/>
+          </w:tcPr>
+          <w:p>
+            <w:pPr>
+              <w:spacing w:after="0" w:line="240" w:lineRule="auto"/>
+              <w:jc w:val="center"/>
+              <w:rPr>
+                <w:rFonts w:ascii="Times New Roman" w:eastAsia="Times New Roman" w:hAnsi="Times New Roman" w:cs="Times New Roman"/>
+                <w:b/>
+                <w:bCs/>
+                <w:kern w:val="0"/>
+                <w:lang w:eastAsia="hu-HU"/>
+                <w14:ligatures w14:val="none"/>
+              </w:rPr>
+            </w:pPr>
+            <w:r>
+              <w:rPr>
+                <w:rFonts w:ascii="Times New Roman" w:eastAsia="Times New Roman" w:hAnsi="Times New Roman" w:cs="Times New Roman"/>
+                <w:b/>
+                <w:bCs/>
+                <w:kern w:val="0"/>
+                <w:lang w:eastAsia="hu-HU"/>
+                <w14:ligatures w14:val="none"/>
+              </w:rPr>
+              <w:t>Leírás</w:t>
+            </w:r>
+          </w:p>
+        </w:tc>
+        <w:tc>
+          <w:tcPr>
+            <w:tcW w:w="0" w:type="auto"/>
+            <w:vAlign w:val="center"/>
+            <w:hideMark/>
+          </w:tcPr>
+          <w:p>
+            <w:pPr>
+              <w:spacing w:after="0" w:line="240" w:lineRule="auto"/>
+              <w:jc w:val="center"/>
+              <w:rPr>
+                <w:rFonts w:ascii="Times New Roman" w:eastAsia="Times New Roman" w:hAnsi="Times New Roman" w:cs="Times New Roman"/>
+                <w:b/>
+                <w:bCs/>
+                <w:kern w:val="0"/>
+                <w:lang w:eastAsia="hu-HU"/>
+                <w14:ligatures w14:val="none"/>
+              </w:rPr>
+            </w:pPr>
+            <w:r>
+              <w:rPr>
+                <w:rFonts w:ascii="Times New Roman" w:eastAsia="Times New Roman" w:hAnsi="Times New Roman" w:cs="Times New Roman"/>
+                <w:b/>
+                <w:bCs/>
+                <w:kern w:val="0"/>
+                <w:lang w:eastAsia="hu-HU"/>
+                <w14:ligatures w14:val="none"/>
+              </w:rPr>
+              <w:t>Auth kell?</w:t>
+            </w:r>
+          </w:p>
+        </w:tc>
+        <w:tc>
+          <w:tcPr>
+            <w:tcW w:w="0" w:type="auto"/>
+            <w:vAlign w:val="center"/>
+            <w:hideMark/>
+          </w:tcPr>
+          <w:p>
+            <w:pPr>
+              <w:spacing w:after="0" w:line="240" w:lineRule="auto"/>
+              <w:jc w:val="center"/>
+              <w:rPr>
+                <w:rFonts w:ascii="Times New Roman" w:eastAsia="Times New Roman" w:hAnsi="Times New Roman" w:cs="Times New Roman"/>
+                <w:b/>
+                <w:bCs/>
+                <w:kern w:val="0"/>
+                <w:lang w:eastAsia="hu-HU"/>
+                <w14:ligatures w14:val="none"/>
+              </w:rPr>
+            </w:pPr>
+            <w:r>
+              <w:rPr>
+                <w:rFonts w:ascii="Times New Roman" w:eastAsia="Times New Roman" w:hAnsi="Times New Roman" w:cs="Times New Roman"/>
+                <w:b/>
+                <w:bCs/>
+                <w:kern w:val="0"/>
+                <w:lang w:eastAsia="hu-HU"/>
+                <w14:ligatures w14:val="none"/>
+              </w:rPr>
+              <w:t>Válasz kódok</w:t>
+            </w:r>
+          </w:p>
+        </w:tc>
+      </w:tr>
+      <w:tr>
+        <w:trPr>
+          <w:tblCellSpacing w:w="15" w:type="dxa"/>
+        </w:trPr>
+        <w:tc>
+          <w:tcPr>
+            <w:tcW w:w="0" w:type="auto"/>
+            <w:vAlign w:val="center"/>
+            <w:hideMark/>
+          </w:tcPr>
+          <w:p>
+            <w:pPr>
+              <w:spacing w:after="0" w:line="240" w:lineRule="auto"/>
+              <w:rPr>
+                <w:rFonts w:ascii="Times New Roman" w:eastAsia="Times New Roman" w:hAnsi="Times New Roman" w:cs="Times New Roman"/>
+                <w:kern w:val="0"/>
+                <w:lang w:eastAsia="hu-HU"/>
+                <w14:ligatures w14:val="none"/>
+              </w:rPr>
+            </w:pPr>
+            <w:r>
+              <w:rPr>
+                <w:rFonts w:ascii="Times New Roman" w:eastAsia="Times New Roman" w:hAnsi="Times New Roman" w:cs="Times New Roman"/>
+                <w:kern w:val="0"/>
+                <w:lang w:eastAsia="hu-HU"/>
+                <w14:ligatures w14:val="none"/>
+              </w:rPr>
+              <w:t>GET</w:t>
+            </w:r>
+          </w:p>
+        </w:tc>
+        <w:tc>
+          <w:tcPr>
+            <w:tcW w:w="0" w:type="auto"/>
+            <w:vAlign w:val="center"/>
+            <w:hideMark/>
+          </w:tcPr>
+          <w:p>
+            <w:pPr>
+              <w:spacing w:after="0" w:line="240" w:lineRule="auto"/>
+              <w:rPr>
+                <w:rFonts w:ascii="Times New Roman" w:eastAsia="Times New Roman" w:hAnsi="Times New Roman" w:cs="Times New Roman"/>
+                <w:kern w:val="0"/>
+                <w:lang w:eastAsia="hu-HU"/>
+                <w14:ligatures w14:val="none"/>
+              </w:rPr>
+            </w:pPr>
+            <w:proofErr w:type="spellStart"/>
+            <w:r>
+              <w:rPr>
+                <w:rFonts w:ascii="Times New Roman" w:eastAsia="Times New Roman" w:hAnsi="Times New Roman" w:cs="Times New Roman"/>
+                <w:kern w:val="0"/>
+                <w:lang w:eastAsia="hu-HU"/>
+                <w14:ligatures w14:val="none"/>
+              </w:rPr>
+              <w:t>api</w:t>
+            </w:r>
+            <w:proofErr w:type="spellEnd"/>
+            <w:r>
+              <w:rPr>
+                <w:rFonts w:ascii="Times New Roman" w:eastAsia="Times New Roman" w:hAnsi="Times New Roman" w:cs="Times New Roman"/>
+                <w:kern w:val="0"/>
+                <w:lang w:eastAsia="hu-HU"/>
+                <w14:ligatures w14:val="none"/>
+              </w:rPr>
+              <w:t>/</w:t>
+            </w:r>
+            <w:proofErr w:type="spellStart"/>
+            <w:r>
+              <w:rPr>
+                <w:rFonts w:ascii="Times New Roman" w:eastAsia="Times New Roman" w:hAnsi="Times New Roman" w:cs="Times New Roman"/>
+                <w:kern w:val="0"/>
+                <w:lang w:eastAsia="hu-HU"/>
+                <w14:ligatures w14:val="none"/>
+              </w:rPr>
+              <w:t>tantargyak</w:t>
+            </w:r>
+            <w:proofErr w:type="spellEnd"/>
+          </w:p>
+        </w:tc>
+        <w:tc>
+          <w:tcPr>
+            <w:tcW w:w="0" w:type="auto"/>
+            <w:vAlign w:val="center"/>
+            <w:hideMark/>
+          </w:tcPr>
+          <w:p>
+            <w:pPr>
+              <w:spacing w:after="0" w:line="240" w:lineRule="auto"/>
+              <w:rPr>
+                <w:rFonts w:ascii="Times New Roman" w:eastAsia="Times New Roman" w:hAnsi="Times New Roman" w:cs="Times New Roman"/>
+                <w:kern w:val="0"/>
+                <w:lang w:eastAsia="hu-HU"/>
+                <w14:ligatures w14:val="none"/>
+              </w:rPr>
+            </w:pPr>
+            <w:r>
+              <w:rPr>
+                <w:rFonts w:ascii="Times New Roman" w:eastAsia="Times New Roman" w:hAnsi="Times New Roman" w:cs="Times New Roman"/>
+                <w:kern w:val="0"/>
+                <w:lang w:eastAsia="hu-HU"/>
+                <w14:ligatures w14:val="none"/>
+              </w:rPr>
+              <w:t>Összes tantárgy listázása</w:t>
+            </w:r>
+          </w:p>
+        </w:tc>
+        <w:tc>
+          <w:tcPr>
+            <w:tcW w:w="0" w:type="auto"/>
+            <w:vAlign w:val="center"/>
+            <w:hideMark/>
+          </w:tcPr>
+          <w:p>
+            <w:pPr>
+              <w:spacing w:after="0" w:line="240" w:lineRule="auto"/>
+              <w:rPr>
+                <w:rFonts w:ascii="Times New Roman" w:eastAsia="Times New Roman" w:hAnsi="Times New Roman" w:cs="Times New Roman"/>
+                <w:kern w:val="0"/>
+                <w:lang w:eastAsia="hu-HU"/>
+                <w14:ligatures w14:val="none"/>
+              </w:rPr>
+            </w:pPr>
+            <w:r>
+              <w:rPr>
+                <w:rFonts w:ascii="Times New Roman" w:eastAsia="Times New Roman" w:hAnsi="Times New Roman" w:cs="Times New Roman"/>
+                <w:kern w:val="0"/>
+                <w:lang w:eastAsia="hu-HU"/>
+                <w14:ligatures w14:val="none"/>
+              </w:rPr>
+              <w:t>Nem</w:t>
+            </w:r>
+          </w:p>
+        </w:tc>
+        <w:tc>
+          <w:tcPr>
+            <w:tcW w:w="0" w:type="auto"/>
+            <w:vAlign w:val="center"/>
+            <w:hideMark/>
+          </w:tcPr>
+          <w:p>
+            <w:pPr>
+              <w:spacing w:after="0" w:line="240" w:lineRule="auto"/>
+              <w:rPr>
+                <w:rFonts w:ascii="Times New Roman" w:eastAsia="Times New Roman" w:hAnsi="Times New Roman" w:cs="Times New Roman"/>
+                <w:kern w:val="0"/>
+                <w:lang w:eastAsia="hu-HU"/>
+                <w14:ligatures w14:val="none"/>
+              </w:rPr>
+            </w:pPr>
+            <w:r>
+              <w:rPr>
+                <w:rFonts w:ascii="Times New Roman" w:eastAsia="Times New Roman" w:hAnsi="Times New Roman" w:cs="Times New Roman"/>
+                <w:kern w:val="0"/>
+                <w:lang w:eastAsia="hu-HU"/>
+                <w14:ligatures w14:val="none"/>
+              </w:rPr>
+              <w:t>200</w:t>
+            </w:r>
+          </w:p>
+        </w:tc>
+      </w:tr>
+      <w:tr>
+        <w:trPr>
+          <w:tblCellSpacing w:w="15" w:type="dxa"/>
+        </w:trPr>
+        <w:tc>
+          <w:tcPr>
+            <w:tcW w:w="0" w:type="auto"/>
+            <w:vAlign w:val="center"/>
+            <w:hideMark/>
+          </w:tcPr>
+          <w:p>
+            <w:pPr>
+              <w:spacing w:after="0" w:line="240" w:lineRule="auto"/>
+              <w:rPr>
+                <w:rFonts w:ascii="Times New Roman" w:eastAsia="Times New Roman" w:hAnsi="Times New Roman" w:cs="Times New Roman"/>
+                <w:kern w:val="0"/>
+                <w:lang w:eastAsia="hu-HU"/>
+                <w14:ligatures w14:val="none"/>
+              </w:rPr>
+            </w:pPr>
+            <w:r>
+              <w:rPr>
+                <w:rFonts w:ascii="Times New Roman" w:eastAsia="Times New Roman" w:hAnsi="Times New Roman" w:cs="Times New Roman"/>
+                <w:kern w:val="0"/>
+                <w:lang w:eastAsia="hu-HU"/>
+                <w14:ligatures w14:val="none"/>
+              </w:rPr>
+              <w:t>GET</w:t>
+            </w:r>
+          </w:p>
+        </w:tc>
+        <w:tc>
+          <w:tcPr>
+            <w:tcW w:w="0" w:type="auto"/>
+            <w:vAlign w:val="center"/>
+            <w:hideMark/>
+          </w:tcPr>
+          <w:p>
+            <w:pPr>
+              <w:spacing w:after="0" w:line="240" w:lineRule="auto"/>
+              <w:rPr>
+                <w:rFonts w:ascii="Times New Roman" w:eastAsia="Times New Roman" w:hAnsi="Times New Roman" w:cs="Times New Roman"/>
+                <w:kern w:val="0"/>
+                <w:lang w:eastAsia="hu-HU"/>
+                <w14:ligatures w14:val="none"/>
+              </w:rPr>
+            </w:pPr>
+            <w:proofErr w:type="spellStart"/>
+            <w:r>
+              <w:rPr>
+                <w:rFonts w:ascii="Times New Roman" w:eastAsia="Times New Roman" w:hAnsi="Times New Roman" w:cs="Times New Roman"/>
+                <w:kern w:val="0"/>
+                <w:lang w:eastAsia="hu-HU"/>
+                <w14:ligatures w14:val="none"/>
+              </w:rPr>
+              <w:t>api</w:t>
+            </w:r>
+            <w:proofErr w:type="spellEnd"/>
+            <w:r>
+              <w:rPr>
+                <w:rFonts w:ascii="Times New Roman" w:eastAsia="Times New Roman" w:hAnsi="Times New Roman" w:cs="Times New Roman"/>
+                <w:kern w:val="0"/>
+                <w:lang w:eastAsia="hu-HU"/>
+                <w14:ligatures w14:val="none"/>
+              </w:rPr>
+              <w:t>/</w:t>
+            </w:r>
+            <w:proofErr w:type="spellStart"/>
+            <w:r>
+              <w:rPr>
+                <w:rFonts w:ascii="Times New Roman" w:eastAsia="Times New Roman" w:hAnsi="Times New Roman" w:cs="Times New Roman"/>
+                <w:kern w:val="0"/>
+                <w:lang w:eastAsia="hu-HU"/>
+                <w14:ligatures w14:val="none"/>
+              </w:rPr>
+              <w:t>tantargyak</w:t>
+            </w:r>
+            <w:proofErr w:type="spellEnd"/>
+            <w:r>
+              <w:rPr>
+                <w:rFonts w:ascii="Times New Roman" w:eastAsia="Times New Roman" w:hAnsi="Times New Roman" w:cs="Times New Roman"/>
+                <w:kern w:val="0"/>
+                <w:lang w:eastAsia="hu-HU"/>
+                <w14:ligatures w14:val="none"/>
+              </w:rPr>
+              <w:t>/{</w:t>
+            </w:r>
+            <w:proofErr w:type="spellStart"/>
+            <w:r>
+              <w:rPr>
+                <w:rFonts w:ascii="Times New Roman" w:eastAsia="Times New Roman" w:hAnsi="Times New Roman" w:cs="Times New Roman"/>
+                <w:kern w:val="0"/>
+                <w:lang w:eastAsia="hu-HU"/>
+                <w14:ligatures w14:val="none"/>
+              </w:rPr>
+              <w:t>slug</w:t>
+            </w:r>
+            <w:proofErr w:type="spellEnd"/>
+            <w:r>
+              <w:rPr>
+                <w:rFonts w:ascii="Times New Roman" w:eastAsia="Times New Roman" w:hAnsi="Times New Roman" w:cs="Times New Roman"/>
+                <w:kern w:val="0"/>
+                <w:lang w:eastAsia="hu-HU"/>
+                <w14:ligatures w14:val="none"/>
+              </w:rPr>
+              <w:t>}</w:t>
+            </w:r>
+          </w:p>
+        </w:tc>
+        <w:tc>
+          <w:tcPr>
+            <w:tcW w:w="0" w:type="auto"/>
+            <w:vAlign w:val="center"/>
+            <w:hideMark/>
+          </w:tcPr>
+          <w:p>
+            <w:pPr>
+              <w:spacing w:after="0" w:line="240" w:lineRule="auto"/>
+              <w:rPr>
+                <w:rFonts w:ascii="Times New Roman" w:eastAsia="Times New Roman" w:hAnsi="Times New Roman" w:cs="Times New Roman"/>
+                <w:kern w:val="0"/>
+                <w:lang w:eastAsia="hu-HU"/>
+                <w14:ligatures w14:val="none"/>
+              </w:rPr>
+            </w:pPr>
+            <w:r>
+              <w:rPr>
+                <w:rFonts w:ascii="Times New Roman" w:eastAsia="Times New Roman" w:hAnsi="Times New Roman" w:cs="Times New Roman"/>
+                <w:kern w:val="0"/>
+                <w:lang w:eastAsia="hu-HU"/>
+                <w14:ligatures w14:val="none"/>
+              </w:rPr>
+              <w:t>Egy tantárgy részletei</w:t>
+            </w:r>
+          </w:p>
+        </w:tc>
+        <w:tc>
+          <w:tcPr>
+            <w:tcW w:w="0" w:type="auto"/>
+            <w:vAlign w:val="center"/>
+            <w:hideMark/>
+          </w:tcPr>
+          <w:p>
+            <w:pPr>
+              <w:spacing w:after="0" w:line="240" w:lineRule="auto"/>
+              <w:rPr>
+                <w:rFonts w:ascii="Times New Roman" w:eastAsia="Times New Roman" w:hAnsi="Times New Roman" w:cs="Times New Roman"/>
+                <w:kern w:val="0"/>
+                <w:lang w:eastAsia="hu-HU"/>
+                <w14:ligatures w14:val="none"/>
+              </w:rPr>
+            </w:pPr>
+            <w:r>
+              <w:rPr>
+                <w:rFonts w:ascii="Times New Roman" w:eastAsia="Times New Roman" w:hAnsi="Times New Roman" w:cs="Times New Roman"/>
+                <w:kern w:val="0"/>
+                <w:lang w:eastAsia="hu-HU"/>
+                <w14:ligatures w14:val="none"/>
+              </w:rPr>
+              <w:t>Nem</w:t>
+            </w:r>
+          </w:p>
+        </w:tc>
+        <w:tc>
+          <w:tcPr>
+            <w:tcW w:w="0" w:type="auto"/>
+            <w:vAlign w:val="center"/>
+            <w:hideMark/>
+          </w:tcPr>
+          <w:p>
+            <w:pPr>
+              <w:spacing w:after="0" w:line="240" w:lineRule="auto"/>
+              <w:rPr>
+                <w:rFonts w:ascii="Times New Roman" w:eastAsia="Times New Roman" w:hAnsi="Times New Roman" w:cs="Times New Roman"/>
+                <w:kern w:val="0"/>
+                <w:lang w:eastAsia="hu-HU"/>
+                <w14:ligatures w14:val="none"/>
+              </w:rPr>
+            </w:pPr>
+            <w:r>
+              <w:rPr>
+                <w:rFonts w:ascii="Times New Roman" w:eastAsia="Times New Roman" w:hAnsi="Times New Roman" w:cs="Times New Roman"/>
+                <w:kern w:val="0"/>
+                <w:lang w:eastAsia="hu-HU"/>
+                <w14:ligatures w14:val="none"/>
+              </w:rPr>
+              <w:t>200, 404</w:t>
+            </w:r>
+          </w:p>
+        </w:tc>
+      </w:tr>
+      <w:tr>
+        <w:trPr>
+          <w:tblCellSpacing w:w="15" w:type="dxa"/>
+        </w:trPr>
+        <w:tc>
+          <w:tcPr>
+            <w:tcW w:w="0" w:type="auto"/>
+            <w:vAlign w:val="center"/>
+            <w:hideMark/>
+          </w:tcPr>
+          <w:p>
+            <w:pPr>
+              <w:spacing w:after="0" w:line="240" w:lineRule="auto"/>
+              <w:rPr>
+                <w:rFonts w:ascii="Times New Roman" w:eastAsia="Times New Roman" w:hAnsi="Times New Roman" w:cs="Times New Roman"/>
+                <w:kern w:val="0"/>
+                <w:lang w:eastAsia="hu-HU"/>
+                <w14:ligatures w14:val="none"/>
+              </w:rPr>
+            </w:pPr>
+            <w:r>
+              <w:rPr>
+                <w:rFonts w:ascii="Times New Roman" w:eastAsia="Times New Roman" w:hAnsi="Times New Roman" w:cs="Times New Roman"/>
+                <w:kern w:val="0"/>
+                <w:lang w:eastAsia="hu-HU"/>
+                <w14:ligatures w14:val="none"/>
+              </w:rPr>
+              <w:t>GET</w:t>
+            </w:r>
+          </w:p>
+        </w:tc>
+        <w:tc>
+          <w:tcPr>
+            <w:tcW w:w="0" w:type="auto"/>
+            <w:vAlign w:val="center"/>
+            <w:hideMark/>
+          </w:tcPr>
+          <w:p>
+            <w:pPr>
+              <w:spacing w:after="0" w:line="240" w:lineRule="auto"/>
+              <w:rPr>
+                <w:rFonts w:ascii="Times New Roman" w:eastAsia="Times New Roman" w:hAnsi="Times New Roman" w:cs="Times New Roman"/>
+                <w:kern w:val="0"/>
+                <w:lang w:eastAsia="hu-HU"/>
+                <w14:ligatures w14:val="none"/>
+              </w:rPr>
+            </w:pPr>
+            <w:proofErr w:type="spellStart"/>
+            <w:r>
+              <w:rPr>
+                <w:rFonts w:ascii="Times New Roman" w:eastAsia="Times New Roman" w:hAnsi="Times New Roman" w:cs="Times New Roman"/>
+                <w:kern w:val="0"/>
+                <w:lang w:eastAsia="hu-HU"/>
+                <w14:ligatures w14:val="none"/>
+              </w:rPr>
+              <w:t>api</w:t>
+            </w:r>
+            <w:proofErr w:type="spellEnd"/>
+            <w:r>
+              <w:rPr>
+                <w:rFonts w:ascii="Times New Roman" w:eastAsia="Times New Roman" w:hAnsi="Times New Roman" w:cs="Times New Roman"/>
+                <w:kern w:val="0"/>
+                <w:lang w:eastAsia="hu-HU"/>
+                <w14:ligatures w14:val="none"/>
+              </w:rPr>
+              <w:t>/</w:t>
+            </w:r>
+            <w:proofErr w:type="spellStart"/>
+            <w:r>
+              <w:rPr>
+                <w:rFonts w:ascii="Times New Roman" w:eastAsia="Times New Roman" w:hAnsi="Times New Roman" w:cs="Times New Roman"/>
+                <w:kern w:val="0"/>
+                <w:lang w:eastAsia="hu-HU"/>
+                <w14:ligatures w14:val="none"/>
+              </w:rPr>
+              <w:t>topics</w:t>
+            </w:r>
+            <w:proofErr w:type="spellEnd"/>
+            <w:r>
+              <w:rPr>
+                <w:rFonts w:ascii="Times New Roman" w:eastAsia="Times New Roman" w:hAnsi="Times New Roman" w:cs="Times New Roman"/>
+                <w:kern w:val="0"/>
+                <w:lang w:eastAsia="hu-HU"/>
+                <w14:ligatures w14:val="none"/>
+              </w:rPr>
+              <w:t>/{</w:t>
+            </w:r>
+            <w:proofErr w:type="spellStart"/>
+            <w:r>
+              <w:rPr>
+                <w:rFonts w:ascii="Times New Roman" w:eastAsia="Times New Roman" w:hAnsi="Times New Roman" w:cs="Times New Roman"/>
+                <w:kern w:val="0"/>
+                <w:lang w:eastAsia="hu-HU"/>
+                <w14:ligatures w14:val="none"/>
+              </w:rPr>
+              <w:t>slug</w:t>
+            </w:r>
+            <w:proofErr w:type="spellEnd"/>
+            <w:r>
+              <w:rPr>
+                <w:rFonts w:ascii="Times New Roman" w:eastAsia="Times New Roman" w:hAnsi="Times New Roman" w:cs="Times New Roman"/>
+                <w:kern w:val="0"/>
+                <w:lang w:eastAsia="hu-HU"/>
+                <w14:ligatures w14:val="none"/>
+              </w:rPr>
+              <w:t>}</w:t>
+            </w:r>
+          </w:p>
+        </w:tc>
+        <w:tc>
+          <w:tcPr>
+            <w:tcW w:w="0" w:type="auto"/>
+            <w:vAlign w:val="center"/>
+            <w:hideMark/>
+          </w:tcPr>
+          <w:p>
+            <w:pPr>
+              <w:spacing w:after="0" w:line="240" w:lineRule="auto"/>
+              <w:rPr>
+                <w:rFonts w:ascii="Times New Roman" w:eastAsia="Times New Roman" w:hAnsi="Times New Roman" w:cs="Times New Roman"/>
+                <w:kern w:val="0"/>
+                <w:lang w:eastAsia="hu-HU"/>
+                <w14:ligatures w14:val="none"/>
+              </w:rPr>
+            </w:pPr>
+            <w:r>
+              <w:rPr>
+                <w:rFonts w:ascii="Times New Roman" w:eastAsia="Times New Roman" w:hAnsi="Times New Roman" w:cs="Times New Roman"/>
+                <w:kern w:val="0"/>
+                <w:lang w:eastAsia="hu-HU"/>
+                <w14:ligatures w14:val="none"/>
+              </w:rPr>
+              <w:t xml:space="preserve">Témakör részletei </w:t>
+            </w:r>
+            <w:proofErr w:type="spellStart"/>
+            <w:r>
+              <w:rPr>
+                <w:rFonts w:ascii="Times New Roman" w:eastAsia="Times New Roman" w:hAnsi="Times New Roman" w:cs="Times New Roman"/>
+                <w:kern w:val="0"/>
+                <w:lang w:eastAsia="hu-HU"/>
+                <w14:ligatures w14:val="none"/>
+              </w:rPr>
+              <w:t>slug</w:t>
+            </w:r>
+            <w:proofErr w:type="spellEnd"/>
+            <w:r>
+              <w:rPr>
+                <w:rFonts w:ascii="Times New Roman" w:eastAsia="Times New Roman" w:hAnsi="Times New Roman" w:cs="Times New Roman"/>
+                <w:kern w:val="0"/>
+                <w:lang w:eastAsia="hu-HU"/>
+                <w14:ligatures w14:val="none"/>
+              </w:rPr>
+              <w:t xml:space="preserve"> alapján</w:t>
+            </w:r>
+          </w:p>
+        </w:tc>
+        <w:tc>
+          <w:tcPr>
+            <w:tcW w:w="0" w:type="auto"/>
+            <w:vAlign w:val="center"/>
+            <w:hideMark/>
+          </w:tcPr>
+          <w:p>
+            <w:pPr>
+              <w:spacing w:after="0" w:line="240" w:lineRule="auto"/>
+              <w:rPr>
+                <w:rFonts w:ascii="Times New Roman" w:eastAsia="Times New Roman" w:hAnsi="Times New Roman" w:cs="Times New Roman"/>
+                <w:kern w:val="0"/>
+                <w:lang w:eastAsia="hu-HU"/>
+                <w14:ligatures w14:val="none"/>
+              </w:rPr>
+            </w:pPr>
+            <w:r>
+              <w:rPr>
+                <w:rFonts w:ascii="Times New Roman" w:eastAsia="Times New Roman" w:hAnsi="Times New Roman" w:cs="Times New Roman"/>
+                <w:kern w:val="0"/>
+                <w:lang w:eastAsia="hu-HU"/>
+                <w14:ligatures w14:val="none"/>
+              </w:rPr>
+              <w:t>Nem</w:t>
+            </w:r>
+          </w:p>
+        </w:tc>
+        <w:tc>
+          <w:tcPr>
+            <w:tcW w:w="0" w:type="auto"/>
+            <w:vAlign w:val="center"/>
+            <w:hideMark/>
+          </w:tcPr>
+          <w:p>
+            <w:pPr>
+              <w:spacing w:after="0" w:line="240" w:lineRule="auto"/>
+              <w:rPr>
+                <w:rFonts w:ascii="Times New Roman" w:eastAsia="Times New Roman" w:hAnsi="Times New Roman" w:cs="Times New Roman"/>
+                <w:kern w:val="0"/>
+                <w:lang w:eastAsia="hu-HU"/>
+                <w14:ligatures w14:val="none"/>
+              </w:rPr>
+            </w:pPr>
+            <w:r>
+              <w:rPr>
+                <w:rFonts w:ascii="Times New Roman" w:eastAsia="Times New Roman" w:hAnsi="Times New Roman" w:cs="Times New Roman"/>
+                <w:kern w:val="0"/>
+                <w:lang w:eastAsia="hu-HU"/>
+                <w14:ligatures w14:val="none"/>
+              </w:rPr>
+              <w:t>200, 404</w:t>
+            </w:r>
+          </w:p>
+        </w:tc>
+      </w:tr>
+      <w:tr>
+        <w:trPr>
+          <w:tblCellSpacing w:w="15" w:type="dxa"/>
+        </w:trPr>
+        <w:tc>
+          <w:tcPr>
+            <w:tcW w:w="0" w:type="auto"/>
+            <w:vAlign w:val="center"/>
+            <w:hideMark/>
+          </w:tcPr>
+          <w:p>
+            <w:pPr>
+              <w:spacing w:after="0" w:line="240" w:lineRule="auto"/>
+              <w:rPr>
+                <w:rFonts w:ascii="Times New Roman" w:eastAsia="Times New Roman" w:hAnsi="Times New Roman" w:cs="Times New Roman"/>
+                <w:kern w:val="0"/>
+                <w:lang w:eastAsia="hu-HU"/>
+                <w14:ligatures w14:val="none"/>
+              </w:rPr>
+            </w:pPr>
+            <w:r>
+              <w:rPr>
+                <w:rFonts w:ascii="Times New Roman" w:eastAsia="Times New Roman" w:hAnsi="Times New Roman" w:cs="Times New Roman"/>
+                <w:kern w:val="0"/>
+                <w:lang w:eastAsia="hu-HU"/>
+                <w14:ligatures w14:val="none"/>
+              </w:rPr>
+              <w:t>GET</w:t>
+            </w:r>
+          </w:p>
+        </w:tc>
+        <w:tc>
+          <w:tcPr>
+            <w:tcW w:w="0" w:type="auto"/>
+            <w:vAlign w:val="center"/>
+            <w:hideMark/>
+          </w:tcPr>
+          <w:p>
+            <w:pPr>
+              <w:spacing w:after="0" w:line="240" w:lineRule="auto"/>
+              <w:rPr>
+                <w:rFonts w:ascii="Times New Roman" w:eastAsia="Times New Roman" w:hAnsi="Times New Roman" w:cs="Times New Roman"/>
+                <w:kern w:val="0"/>
+                <w:lang w:eastAsia="hu-HU"/>
+                <w14:ligatures w14:val="none"/>
+              </w:rPr>
+            </w:pPr>
+            <w:proofErr w:type="spellStart"/>
+            <w:r>
+              <w:rPr>
+                <w:rFonts w:ascii="Times New Roman" w:eastAsia="Times New Roman" w:hAnsi="Times New Roman" w:cs="Times New Roman"/>
+                <w:kern w:val="0"/>
+                <w:lang w:eastAsia="hu-HU"/>
+                <w14:ligatures w14:val="none"/>
+              </w:rPr>
+              <w:t>api</w:t>
+            </w:r>
+            <w:proofErr w:type="spellEnd"/>
+            <w:r>
+              <w:rPr>
+                <w:rFonts w:ascii="Times New Roman" w:eastAsia="Times New Roman" w:hAnsi="Times New Roman" w:cs="Times New Roman"/>
+                <w:kern w:val="0"/>
+                <w:lang w:eastAsia="hu-HU"/>
+                <w14:ligatures w14:val="none"/>
+              </w:rPr>
+              <w:t>/</w:t>
+            </w:r>
+            <w:proofErr w:type="spellStart"/>
+            <w:r>
+              <w:rPr>
+                <w:rFonts w:ascii="Times New Roman" w:eastAsia="Times New Roman" w:hAnsi="Times New Roman" w:cs="Times New Roman"/>
+                <w:kern w:val="0"/>
+                <w:lang w:eastAsia="hu-HU"/>
+                <w14:ligatures w14:val="none"/>
+              </w:rPr>
+              <w:t>topics</w:t>
+            </w:r>
+            <w:proofErr w:type="spellEnd"/>
+            <w:r>
+              <w:rPr>
+                <w:rFonts w:ascii="Times New Roman" w:eastAsia="Times New Roman" w:hAnsi="Times New Roman" w:cs="Times New Roman"/>
+                <w:kern w:val="0"/>
+                <w:lang w:eastAsia="hu-HU"/>
+                <w14:ligatures w14:val="none"/>
+              </w:rPr>
+              <w:t>/{</w:t>
+            </w:r>
+            <w:proofErr w:type="spellStart"/>
+            <w:r>
+              <w:rPr>
+                <w:rFonts w:ascii="Times New Roman" w:eastAsia="Times New Roman" w:hAnsi="Times New Roman" w:cs="Times New Roman"/>
+                <w:kern w:val="0"/>
+                <w:lang w:eastAsia="hu-HU"/>
+                <w14:ligatures w14:val="none"/>
+              </w:rPr>
+              <w:t>subject</w:t>
+            </w:r>
+            <w:proofErr w:type="spellEnd"/>
+            <w:r>
+              <w:rPr>
+                <w:rFonts w:ascii="Times New Roman" w:eastAsia="Times New Roman" w:hAnsi="Times New Roman" w:cs="Times New Roman"/>
+                <w:kern w:val="0"/>
+                <w:lang w:eastAsia="hu-HU"/>
+                <w14:ligatures w14:val="none"/>
+              </w:rPr>
+              <w:t>}/{</w:t>
+            </w:r>
+            <w:proofErr w:type="spellStart"/>
+            <w:r>
+              <w:rPr>
+                <w:rFonts w:ascii="Times New Roman" w:eastAsia="Times New Roman" w:hAnsi="Times New Roman" w:cs="Times New Roman"/>
+                <w:kern w:val="0"/>
+                <w:lang w:eastAsia="hu-HU"/>
+                <w14:ligatures w14:val="none"/>
+              </w:rPr>
+              <w:t>topic</w:t>
+            </w:r>
+            <w:proofErr w:type="spellEnd"/>
+            <w:r>
+              <w:rPr>
+                <w:rFonts w:ascii="Times New Roman" w:eastAsia="Times New Roman" w:hAnsi="Times New Roman" w:cs="Times New Roman"/>
+                <w:kern w:val="0"/>
+                <w:lang w:eastAsia="hu-HU"/>
+                <w14:ligatures w14:val="none"/>
+              </w:rPr>
+              <w:t>}</w:t>
+            </w:r>
+          </w:p>
+        </w:tc>
+        <w:tc>
+          <w:tcPr>
+            <w:tcW w:w="0" w:type="auto"/>
+            <w:vAlign w:val="center"/>
+            <w:hideMark/>
+          </w:tcPr>
+          <w:p>
+            <w:pPr>
+              <w:spacing w:after="0" w:line="240" w:lineRule="auto"/>
+              <w:rPr>
+                <w:rFonts w:ascii="Times New Roman" w:eastAsia="Times New Roman" w:hAnsi="Times New Roman" w:cs="Times New Roman"/>
+                <w:kern w:val="0"/>
+                <w:lang w:eastAsia="hu-HU"/>
+                <w14:ligatures w14:val="none"/>
+              </w:rPr>
+            </w:pPr>
+            <w:r>
+              <w:rPr>
+                <w:rFonts w:ascii="Times New Roman" w:eastAsia="Times New Roman" w:hAnsi="Times New Roman" w:cs="Times New Roman"/>
+                <w:kern w:val="0"/>
+                <w:lang w:eastAsia="hu-HU"/>
+                <w14:ligatures w14:val="none"/>
+              </w:rPr>
+              <w:t>Témakör tantárgy + témakör párossal</w:t>
+            </w:r>
+          </w:p>
+        </w:tc>
+        <w:tc>
+          <w:tcPr>
+            <w:tcW w:w="0" w:type="auto"/>
+            <w:vAlign w:val="center"/>
+            <w:hideMark/>
+          </w:tcPr>
+          <w:p>
+            <w:pPr>
+              <w:spacing w:after="0" w:line="240" w:lineRule="auto"/>
+              <w:rPr>
+                <w:rFonts w:ascii="Times New Roman" w:eastAsia="Times New Roman" w:hAnsi="Times New Roman" w:cs="Times New Roman"/>
+                <w:kern w:val="0"/>
+                <w:lang w:eastAsia="hu-HU"/>
+                <w14:ligatures w14:val="none"/>
+              </w:rPr>
+            </w:pPr>
+            <w:r>
+              <w:rPr>
+                <w:rFonts w:ascii="Times New Roman" w:eastAsia="Times New Roman" w:hAnsi="Times New Roman" w:cs="Times New Roman"/>
+                <w:kern w:val="0"/>
+                <w:lang w:eastAsia="hu-HU"/>
+                <w14:ligatures w14:val="none"/>
+              </w:rPr>
+              <w:t>Nem</w:t>
+            </w:r>
+          </w:p>
+        </w:tc>
+        <w:tc>
+          <w:tcPr>
+            <w:tcW w:w="0" w:type="auto"/>
+            <w:vAlign w:val="center"/>
+            <w:hideMark/>
+          </w:tcPr>
+          <w:p>
+            <w:pPr>
+              <w:spacing w:after="0" w:line="240" w:lineRule="auto"/>
+              <w:rPr>
+                <w:rFonts w:ascii="Times New Roman" w:eastAsia="Times New Roman" w:hAnsi="Times New Roman" w:cs="Times New Roman"/>
+                <w:kern w:val="0"/>
+                <w:lang w:eastAsia="hu-HU"/>
+                <w14:ligatures w14:val="none"/>
+              </w:rPr>
+            </w:pPr>
+            <w:r>
+              <w:rPr>
+                <w:rFonts w:ascii="Times New Roman" w:eastAsia="Times New Roman" w:hAnsi="Times New Roman" w:cs="Times New Roman"/>
+                <w:kern w:val="0"/>
+                <w:lang w:eastAsia="hu-HU"/>
+                <w14:ligatures w14:val="none"/>
+              </w:rPr>
+              <w:t>200, 404</w:t>
+            </w:r>
+          </w:p>
+        </w:tc>
+      </w:tr>
+    </w:tbl>
+    <w:p>
+      <w:pPr>
+        <w:spacing w:after="0" w:line="240" w:lineRule="auto"/>
+        <w:rPr>
+          <w:rFonts w:ascii="Times New Roman" w:eastAsia="Times New Roman" w:hAnsi="Times New Roman" w:cs="Times New Roman"/>
+          <w:kern w:val="0"/>
+          <w:lang w:eastAsia="hu-HU"/>
+          <w14:ligatures w14:val="none"/>
+        </w:rPr>
+      </w:pPr>
+      <w:r>
+        <w:rPr>
+          <w:rFonts w:ascii="Times New Roman" w:eastAsia="Times New Roman" w:hAnsi="Times New Roman" w:cs="Times New Roman"/>
+          <w:kern w:val="0"/>
+          <w:lang w:eastAsia="hu-HU"/>
+          <w14:ligatures w14:val="none"/>
+        </w:rPr>
+        <w:pict w14:anchorId="041066A5">
+          <v:rect id="_x0000_i1034" style="width:0;height:1.5pt" o:hralign="center" o:hrstd="t" o:hr="t" fillcolor="#a0a0a0" stroked="f"/>
+        </w:pict>
+      </w:r>
+    </w:p>
+    <w:p>
+      <w:pPr>
+        <w:spacing w:before="100" w:beforeAutospacing="1" w:after="100" w:afterAutospacing="1" w:line="240" w:lineRule="auto"/>
+        <w:outlineLvl w:val="1"/>
+        <w:rPr>
+          <w:rFonts w:ascii="Times New Roman" w:eastAsia="Times New Roman" w:hAnsi="Times New Roman" w:cs="Times New Roman"/>
+          <w:b/>
+          <w:bCs/>
+          <w:kern w:val="0"/>
+          <w:sz w:val="36"/>
+          <w:szCs w:val="36"/>
+          <w:lang w:eastAsia="hu-HU"/>
+          <w14:ligatures w14:val="none"/>
+        </w:rPr>
+      </w:pPr>
+      <w:r>
+        <w:rPr>
+          <w:rFonts w:ascii="Times New Roman" w:eastAsia="Times New Roman" w:hAnsi="Times New Roman" w:cs="Times New Roman"/>
+          <w:b/>
+          <w:bCs/>
+          <w:kern w:val="0"/>
+          <w:sz w:val="36"/>
+          <w:szCs w:val="36"/>
+          <w:lang w:eastAsia="hu-HU"/>
+          <w14:ligatures w14:val="none"/>
+        </w:rPr>
+        <w:t xml:space="preserve">2.4 </w:t>
+      </w:r>
+      <w:proofErr w:type="spellStart"/>
+      <w:r>
+        <w:rPr>
+          <w:rFonts w:ascii="Times New Roman" w:eastAsia="Times New Roman" w:hAnsi="Times New Roman" w:cs="Times New Roman"/>
+          <w:b/>
+          <w:bCs/>
+          <w:kern w:val="0"/>
+          <w:sz w:val="36"/>
+          <w:szCs w:val="36"/>
+          <w:lang w:eastAsia="hu-HU"/>
+          <w14:ligatures w14:val="none"/>
+        </w:rPr>
+        <w:t>Gamification</w:t>
+      </w:r>
+      <w:proofErr w:type="spellEnd"/>
+      <w:r>
+        <w:rPr>
+          <w:rFonts w:ascii="Times New Roman" w:eastAsia="Times New Roman" w:hAnsi="Times New Roman" w:cs="Times New Roman"/>
+          <w:b/>
+          <w:bCs/>
+          <w:kern w:val="0"/>
+          <w:sz w:val="36"/>
+          <w:szCs w:val="36"/>
+          <w:lang w:eastAsia="hu-HU"/>
+          <w14:ligatures w14:val="none"/>
+        </w:rPr>
+        <w:t xml:space="preserve"> és statisztikák</w:t>
+      </w:r>
+    </w:p>
+    <w:tbl>
+      <w:tblPr>
+        <w:tblW w:w="0" w:type="auto"/>
+        <w:tblCellSpacing w:w="15" w:type="dxa"/>
+        <w:tblCellMar>
+          <w:top w:w="15" w:type="dxa"/>
+          <w:left w:w="15" w:type="dxa"/>
+          <w:bottom w:w="15" w:type="dxa"/>
+          <w:right w:w="15" w:type="dxa"/>
+        </w:tblCellMar>
+        <w:tblLook w:val="04A0" w:firstRow="1" w:lastRow="0" w:firstColumn="1" w:lastColumn="0" w:noHBand="0" w:noVBand="1"/>
+      </w:tblPr>
+      <w:tblGrid>
+        <w:gridCol w:w="968"/>
+        <w:gridCol w:w="3139"/>
+        <w:gridCol w:w="2539"/>
+        <w:gridCol w:w="1134"/>
+        <w:gridCol w:w="1456"/>
+      </w:tblGrid>
+      <w:tr>
+        <w:trPr>
+          <w:tblHeader/>
+          <w:tblCellSpacing w:w="15" w:type="dxa"/>
+        </w:trPr>
+        <w:tc>
+          <w:tcPr>
+            <w:tcW w:w="0" w:type="auto"/>
+            <w:vAlign w:val="center"/>
+            <w:hideMark/>
+          </w:tcPr>
+          <w:p>
+            <w:pPr>
+              <w:spacing w:after="0" w:line="240" w:lineRule="auto"/>
+              <w:jc w:val="center"/>
+              <w:rPr>
+                <w:rFonts w:ascii="Times New Roman" w:eastAsia="Times New Roman" w:hAnsi="Times New Roman" w:cs="Times New Roman"/>
+                <w:b/>
+                <w:bCs/>
+                <w:kern w:val="0"/>
+                <w:lang w:eastAsia="hu-HU"/>
+                <w14:ligatures w14:val="none"/>
+              </w:rPr>
+            </w:pPr>
+            <w:r>
+              <w:rPr>
+                <w:rFonts w:ascii="Times New Roman" w:eastAsia="Times New Roman" w:hAnsi="Times New Roman" w:cs="Times New Roman"/>
+                <w:b/>
+                <w:bCs/>
+                <w:kern w:val="0"/>
+                <w:lang w:eastAsia="hu-HU"/>
+                <w14:ligatures w14:val="none"/>
+              </w:rPr>
+              <w:t>Módszer</w:t>
+            </w:r>
+          </w:p>
+        </w:tc>
+        <w:tc>
+          <w:tcPr>
+            <w:tcW w:w="0" w:type="auto"/>
+            <w:vAlign w:val="center"/>
+            <w:hideMark/>
+          </w:tcPr>
+          <w:p>
+            <w:pPr>
+              <w:spacing w:after="0" w:line="240" w:lineRule="auto"/>
+              <w:jc w:val="center"/>
+              <w:rPr>
+                <w:rFonts w:ascii="Times New Roman" w:eastAsia="Times New Roman" w:hAnsi="Times New Roman" w:cs="Times New Roman"/>
+                <w:b/>
+                <w:bCs/>
+                <w:kern w:val="0"/>
+                <w:lang w:eastAsia="hu-HU"/>
+                <w14:ligatures w14:val="none"/>
+              </w:rPr>
+            </w:pPr>
+            <w:proofErr w:type="spellStart"/>
+            <w:r>
+              <w:rPr>
+                <w:rFonts w:ascii="Times New Roman" w:eastAsia="Times New Roman" w:hAnsi="Times New Roman" w:cs="Times New Roman"/>
+                <w:b/>
+                <w:bCs/>
+                <w:kern w:val="0"/>
+                <w:lang w:eastAsia="hu-HU"/>
+                <w14:ligatures w14:val="none"/>
+              </w:rPr>
+              <w:t>Endpoint</w:t>
+            </w:r>
+            <w:proofErr w:type="spellEnd"/>
+          </w:p>
+        </w:tc>
+        <w:tc>
+          <w:tcPr>
+            <w:tcW w:w="0" w:type="auto"/>
+            <w:vAlign w:val="center"/>
+            <w:hideMark/>
+          </w:tcPr>
+          <w:p>
+            <w:pPr>
+              <w:spacing w:after="0" w:line="240" w:lineRule="auto"/>
+              <w:jc w:val="center"/>
+              <w:rPr>
+                <w:rFonts w:ascii="Times New Roman" w:eastAsia="Times New Roman" w:hAnsi="Times New Roman" w:cs="Times New Roman"/>
+                <w:b/>
+                <w:bCs/>
+                <w:kern w:val="0"/>
+                <w:lang w:eastAsia="hu-HU"/>
+                <w14:ligatures w14:val="none"/>
+              </w:rPr>
+            </w:pPr>
+            <w:r>
+              <w:rPr>
+                <w:rFonts w:ascii="Times New Roman" w:eastAsia="Times New Roman" w:hAnsi="Times New Roman" w:cs="Times New Roman"/>
+                <w:b/>
+                <w:bCs/>
+                <w:kern w:val="0"/>
+                <w:lang w:eastAsia="hu-HU"/>
+                <w14:ligatures w14:val="none"/>
+              </w:rPr>
+              <w:t>Leírás</w:t>
+            </w:r>
+          </w:p>
+        </w:tc>
+        <w:tc>
+          <w:tcPr>
+            <w:tcW w:w="0" w:type="auto"/>
+            <w:vAlign w:val="center"/>
+            <w:hideMark/>
+          </w:tcPr>
+          <w:p>
+            <w:pPr>
+              <w:spacing w:after="0" w:line="240" w:lineRule="auto"/>
+              <w:jc w:val="center"/>
+              <w:rPr>
+                <w:rFonts w:ascii="Times New Roman" w:eastAsia="Times New Roman" w:hAnsi="Times New Roman" w:cs="Times New Roman"/>
+                <w:b/>
+                <w:bCs/>
+                <w:kern w:val="0"/>
+                <w:lang w:eastAsia="hu-HU"/>
+                <w14:ligatures w14:val="none"/>
+              </w:rPr>
+            </w:pPr>
+            <w:r>
+              <w:rPr>
+                <w:rFonts w:ascii="Times New Roman" w:eastAsia="Times New Roman" w:hAnsi="Times New Roman" w:cs="Times New Roman"/>
+                <w:b/>
+                <w:bCs/>
+                <w:kern w:val="0"/>
+                <w:lang w:eastAsia="hu-HU"/>
+                <w14:ligatures w14:val="none"/>
+              </w:rPr>
+              <w:t>Auth kell?</w:t>
+            </w:r>
+          </w:p>
+        </w:tc>
+        <w:tc>
+          <w:tcPr>
+            <w:tcW w:w="0" w:type="auto"/>
+            <w:vAlign w:val="center"/>
+            <w:hideMark/>
+          </w:tcPr>
+          <w:p>
+            <w:pPr>
+              <w:spacing w:after="0" w:line="240" w:lineRule="auto"/>
+              <w:jc w:val="center"/>
+              <w:rPr>
+                <w:rFonts w:ascii="Times New Roman" w:eastAsia="Times New Roman" w:hAnsi="Times New Roman" w:cs="Times New Roman"/>
+                <w:b/>
+                <w:bCs/>
+                <w:kern w:val="0"/>
+                <w:lang w:eastAsia="hu-HU"/>
+                <w14:ligatures w14:val="none"/>
+              </w:rPr>
+            </w:pPr>
+            <w:r>
+              <w:rPr>
+                <w:rFonts w:ascii="Times New Roman" w:eastAsia="Times New Roman" w:hAnsi="Times New Roman" w:cs="Times New Roman"/>
+                <w:b/>
+                <w:bCs/>
+                <w:kern w:val="0"/>
+                <w:lang w:eastAsia="hu-HU"/>
+                <w14:ligatures w14:val="none"/>
+              </w:rPr>
+              <w:t>Válasz kódok</w:t>
+            </w:r>
+          </w:p>
+        </w:tc>
+      </w:tr>
+      <w:tr>
+        <w:trPr>
+          <w:tblCellSpacing w:w="15" w:type="dxa"/>
+        </w:trPr>
+        <w:tc>
+          <w:tcPr>
+            <w:tcW w:w="0" w:type="auto"/>
+            <w:vAlign w:val="center"/>
+            <w:hideMark/>
+          </w:tcPr>
+          <w:p>
+            <w:pPr>
+              <w:spacing w:after="0" w:line="240" w:lineRule="auto"/>
+              <w:rPr>
+                <w:rFonts w:ascii="Times New Roman" w:eastAsia="Times New Roman" w:hAnsi="Times New Roman" w:cs="Times New Roman"/>
+                <w:kern w:val="0"/>
+                <w:lang w:eastAsia="hu-HU"/>
+                <w14:ligatures w14:val="none"/>
+              </w:rPr>
+            </w:pPr>
+            <w:r>
+              <w:rPr>
+                <w:rFonts w:ascii="Times New Roman" w:eastAsia="Times New Roman" w:hAnsi="Times New Roman" w:cs="Times New Roman"/>
+                <w:kern w:val="0"/>
+                <w:lang w:eastAsia="hu-HU"/>
+                <w14:ligatures w14:val="none"/>
+              </w:rPr>
+              <w:t>GET</w:t>
+            </w:r>
+          </w:p>
+        </w:tc>
+        <w:tc>
+          <w:tcPr>
+            <w:tcW w:w="0" w:type="auto"/>
+            <w:vAlign w:val="center"/>
+            <w:hideMark/>
+          </w:tcPr>
+          <w:p>
+            <w:pPr>
+              <w:spacing w:after="0" w:line="240" w:lineRule="auto"/>
+              <w:rPr>
+                <w:rFonts w:ascii="Times New Roman" w:eastAsia="Times New Roman" w:hAnsi="Times New Roman" w:cs="Times New Roman"/>
+                <w:kern w:val="0"/>
+                <w:lang w:eastAsia="hu-HU"/>
+                <w14:ligatures w14:val="none"/>
+              </w:rPr>
+            </w:pPr>
+            <w:proofErr w:type="spellStart"/>
+            <w:r>
+              <w:rPr>
+                <w:rFonts w:ascii="Times New Roman" w:eastAsia="Times New Roman" w:hAnsi="Times New Roman" w:cs="Times New Roman"/>
+                <w:kern w:val="0"/>
+                <w:lang w:eastAsia="hu-HU"/>
+                <w14:ligatures w14:val="none"/>
+              </w:rPr>
+              <w:t>api</w:t>
+            </w:r>
+            <w:proofErr w:type="spellEnd"/>
+            <w:r>
+              <w:rPr>
+                <w:rFonts w:ascii="Times New Roman" w:eastAsia="Times New Roman" w:hAnsi="Times New Roman" w:cs="Times New Roman"/>
+                <w:kern w:val="0"/>
+                <w:lang w:eastAsia="hu-HU"/>
+                <w14:ligatures w14:val="none"/>
+              </w:rPr>
+              <w:t>/</w:t>
+            </w:r>
+            <w:proofErr w:type="spellStart"/>
+            <w:r>
+              <w:rPr>
+                <w:rFonts w:ascii="Times New Roman" w:eastAsia="Times New Roman" w:hAnsi="Times New Roman" w:cs="Times New Roman"/>
+                <w:kern w:val="0"/>
+                <w:lang w:eastAsia="hu-HU"/>
+                <w14:ligatures w14:val="none"/>
+              </w:rPr>
+              <w:t>dashboard</w:t>
+            </w:r>
+            <w:proofErr w:type="spellEnd"/>
+          </w:p>
+        </w:tc>
+        <w:tc>
+          <w:tcPr>
+            <w:tcW w:w="0" w:type="auto"/>
+            <w:vAlign w:val="center"/>
+            <w:hideMark/>
+          </w:tcPr>
+          <w:p>
+            <w:pPr>
+              <w:spacing w:after="0" w:line="240" w:lineRule="auto"/>
+              <w:rPr>
+                <w:rFonts w:ascii="Times New Roman" w:eastAsia="Times New Roman" w:hAnsi="Times New Roman" w:cs="Times New Roman"/>
+                <w:kern w:val="0"/>
+                <w:lang w:eastAsia="hu-HU"/>
+                <w14:ligatures w14:val="none"/>
+              </w:rPr>
+            </w:pPr>
+            <w:r>
+              <w:rPr>
+                <w:rFonts w:ascii="Times New Roman" w:eastAsia="Times New Roman" w:hAnsi="Times New Roman" w:cs="Times New Roman"/>
+                <w:kern w:val="0"/>
+                <w:lang w:eastAsia="hu-HU"/>
+                <w14:ligatures w14:val="none"/>
+              </w:rPr>
+              <w:t>Felhasználói statisztikák</w:t>
+            </w:r>
+          </w:p>
+        </w:tc>
+        <w:tc>
+          <w:tcPr>
+            <w:tcW w:w="0" w:type="auto"/>
+            <w:vAlign w:val="center"/>
+            <w:hideMark/>
+          </w:tcPr>
+          <w:p>
+            <w:pPr>
+              <w:spacing w:after="0" w:line="240" w:lineRule="auto"/>
+              <w:rPr>
+                <w:rFonts w:ascii="Times New Roman" w:eastAsia="Times New Roman" w:hAnsi="Times New Roman" w:cs="Times New Roman"/>
+                <w:kern w:val="0"/>
+                <w:lang w:eastAsia="hu-HU"/>
+                <w14:ligatures w14:val="none"/>
+              </w:rPr>
+            </w:pPr>
+            <w:r>
+              <w:rPr>
+                <w:rFonts w:ascii="Times New Roman" w:eastAsia="Times New Roman" w:hAnsi="Times New Roman" w:cs="Times New Roman"/>
+                <w:kern w:val="0"/>
+                <w:lang w:eastAsia="hu-HU"/>
+                <w14:ligatures w14:val="none"/>
+              </w:rPr>
+              <w:t>Igen</w:t>
+            </w:r>
+          </w:p>
+        </w:tc>
+        <w:tc>
+          <w:tcPr>
+            <w:tcW w:w="0" w:type="auto"/>
+            <w:vAlign w:val="center"/>
+            <w:hideMark/>
+          </w:tcPr>
+          <w:p>
+            <w:pPr>
+              <w:spacing w:after="0" w:line="240" w:lineRule="auto"/>
+              <w:rPr>
+                <w:rFonts w:ascii="Times New Roman" w:eastAsia="Times New Roman" w:hAnsi="Times New Roman" w:cs="Times New Roman"/>
+                <w:kern w:val="0"/>
+                <w:lang w:eastAsia="hu-HU"/>
+                <w14:ligatures w14:val="none"/>
+              </w:rPr>
+            </w:pPr>
+            <w:r>
+              <w:rPr>
+                <w:rFonts w:ascii="Times New Roman" w:eastAsia="Times New Roman" w:hAnsi="Times New Roman" w:cs="Times New Roman"/>
+                <w:kern w:val="0"/>
+                <w:lang w:eastAsia="hu-HU"/>
+                <w14:ligatures w14:val="none"/>
+              </w:rPr>
+              <w:t>200, 401</w:t>
+            </w:r>
+          </w:p>
+        </w:tc>
+      </w:tr>
+      <w:tr>
+        <w:trPr>
+          <w:tblCellSpacing w:w="15" w:type="dxa"/>
+        </w:trPr>
+        <w:tc>
+          <w:tcPr>
+            <w:tcW w:w="0" w:type="auto"/>
+            <w:vAlign w:val="center"/>
+            <w:hideMark/>
+          </w:tcPr>
+          <w:p>
+            <w:pPr>
+              <w:spacing w:after="0" w:line="240" w:lineRule="auto"/>
+              <w:rPr>
+                <w:rFonts w:ascii="Times New Roman" w:eastAsia="Times New Roman" w:hAnsi="Times New Roman" w:cs="Times New Roman"/>
+                <w:kern w:val="0"/>
+                <w:lang w:eastAsia="hu-HU"/>
+                <w14:ligatures w14:val="none"/>
+              </w:rPr>
+            </w:pPr>
+            <w:r>
+              <w:rPr>
+                <w:rFonts w:ascii="Times New Roman" w:eastAsia="Times New Roman" w:hAnsi="Times New Roman" w:cs="Times New Roman"/>
+                <w:kern w:val="0"/>
+                <w:lang w:eastAsia="hu-HU"/>
+                <w14:ligatures w14:val="none"/>
+              </w:rPr>
+              <w:t>POST</w:t>
+            </w:r>
+          </w:p>
+        </w:tc>
+        <w:tc>
+          <w:tcPr>
+            <w:tcW w:w="0" w:type="auto"/>
+            <w:vAlign w:val="center"/>
+            <w:hideMark/>
+          </w:tcPr>
+          <w:p>
+            <w:pPr>
+              <w:spacing w:after="0" w:line="240" w:lineRule="auto"/>
+              <w:rPr>
+                <w:rFonts w:ascii="Times New Roman" w:eastAsia="Times New Roman" w:hAnsi="Times New Roman" w:cs="Times New Roman"/>
+                <w:kern w:val="0"/>
+                <w:lang w:eastAsia="hu-HU"/>
+                <w14:ligatures w14:val="none"/>
+              </w:rPr>
+            </w:pPr>
+            <w:proofErr w:type="spellStart"/>
+            <w:r>
+              <w:rPr>
+                <w:rFonts w:ascii="Times New Roman" w:eastAsia="Times New Roman" w:hAnsi="Times New Roman" w:cs="Times New Roman"/>
+                <w:kern w:val="0"/>
+                <w:lang w:eastAsia="hu-HU"/>
+                <w14:ligatures w14:val="none"/>
+              </w:rPr>
+              <w:t>api</w:t>
+            </w:r>
+            <w:proofErr w:type="spellEnd"/>
+            <w:r>
+              <w:rPr>
+                <w:rFonts w:ascii="Times New Roman" w:eastAsia="Times New Roman" w:hAnsi="Times New Roman" w:cs="Times New Roman"/>
+                <w:kern w:val="0"/>
+                <w:lang w:eastAsia="hu-HU"/>
+                <w14:ligatures w14:val="none"/>
+              </w:rPr>
+              <w:t>/</w:t>
+            </w:r>
+            <w:proofErr w:type="spellStart"/>
+            <w:r>
+              <w:rPr>
+                <w:rFonts w:ascii="Times New Roman" w:eastAsia="Times New Roman" w:hAnsi="Times New Roman" w:cs="Times New Roman"/>
+                <w:kern w:val="0"/>
+                <w:lang w:eastAsia="hu-HU"/>
+                <w14:ligatures w14:val="none"/>
+              </w:rPr>
+              <w:t>gamification</w:t>
+            </w:r>
+            <w:proofErr w:type="spellEnd"/>
+            <w:r>
+              <w:rPr>
+                <w:rFonts w:ascii="Times New Roman" w:eastAsia="Times New Roman" w:hAnsi="Times New Roman" w:cs="Times New Roman"/>
+                <w:kern w:val="0"/>
+                <w:lang w:eastAsia="hu-HU"/>
+                <w14:ligatures w14:val="none"/>
+              </w:rPr>
+              <w:t>/</w:t>
+            </w:r>
+            <w:proofErr w:type="spellStart"/>
+            <w:r>
+              <w:rPr>
+                <w:rFonts w:ascii="Times New Roman" w:eastAsia="Times New Roman" w:hAnsi="Times New Roman" w:cs="Times New Roman"/>
+                <w:kern w:val="0"/>
+                <w:lang w:eastAsia="hu-HU"/>
+                <w14:ligatures w14:val="none"/>
+              </w:rPr>
+              <w:t>complete-topic</w:t>
+            </w:r>
+            <w:proofErr w:type="spellEnd"/>
+          </w:p>
+        </w:tc>
+        <w:tc>
+          <w:tcPr>
+            <w:tcW w:w="0" w:type="auto"/>
+            <w:vAlign w:val="center"/>
+            <w:hideMark/>
+          </w:tcPr>
+          <w:p>
+            <w:pPr>
+              <w:spacing w:after="0" w:line="240" w:lineRule="auto"/>
+              <w:rPr>
+                <w:rFonts w:ascii="Times New Roman" w:eastAsia="Times New Roman" w:hAnsi="Times New Roman" w:cs="Times New Roman"/>
+                <w:kern w:val="0"/>
+                <w:lang w:eastAsia="hu-HU"/>
+                <w14:ligatures w14:val="none"/>
+              </w:rPr>
+            </w:pPr>
+            <w:r>
+              <w:rPr>
+                <w:rFonts w:ascii="Times New Roman" w:eastAsia="Times New Roman" w:hAnsi="Times New Roman" w:cs="Times New Roman"/>
+                <w:kern w:val="0"/>
+                <w:lang w:eastAsia="hu-HU"/>
+                <w14:ligatures w14:val="none"/>
+              </w:rPr>
+              <w:t>Témakör teljesítés jelzése</w:t>
+            </w:r>
+          </w:p>
+        </w:tc>
+        <w:tc>
+          <w:tcPr>
+            <w:tcW w:w="0" w:type="auto"/>
+            <w:vAlign w:val="center"/>
+            <w:hideMark/>
+          </w:tcPr>
+          <w:p>
+            <w:pPr>
+              <w:spacing w:after="0" w:line="240" w:lineRule="auto"/>
+              <w:rPr>
+                <w:rFonts w:ascii="Times New Roman" w:eastAsia="Times New Roman" w:hAnsi="Times New Roman" w:cs="Times New Roman"/>
+                <w:kern w:val="0"/>
+                <w:lang w:eastAsia="hu-HU"/>
+                <w14:ligatures w14:val="none"/>
+              </w:rPr>
+            </w:pPr>
+            <w:r>
+              <w:rPr>
+                <w:rFonts w:ascii="Times New Roman" w:eastAsia="Times New Roman" w:hAnsi="Times New Roman" w:cs="Times New Roman"/>
+                <w:kern w:val="0"/>
+                <w:lang w:eastAsia="hu-HU"/>
+                <w14:ligatures w14:val="none"/>
+              </w:rPr>
+              <w:t>Igen</w:t>
+            </w:r>
+          </w:p>
+        </w:tc>
+        <w:tc>
+          <w:tcPr>
+            <w:tcW w:w="0" w:type="auto"/>
+            <w:vAlign w:val="center"/>
+            <w:hideMark/>
+          </w:tcPr>
+          <w:p>
+            <w:pPr>
+              <w:spacing w:after="0" w:line="240" w:lineRule="auto"/>
+              <w:rPr>
+                <w:rFonts w:ascii="Times New Roman" w:eastAsia="Times New Roman" w:hAnsi="Times New Roman" w:cs="Times New Roman"/>
+                <w:kern w:val="0"/>
+                <w:lang w:eastAsia="hu-HU"/>
+                <w14:ligatures w14:val="none"/>
+              </w:rPr>
+            </w:pPr>
+            <w:r>
+              <w:rPr>
+                <w:rFonts w:ascii="Times New Roman" w:eastAsia="Times New Roman" w:hAnsi="Times New Roman" w:cs="Times New Roman"/>
+                <w:kern w:val="0"/>
+                <w:lang w:eastAsia="hu-HU"/>
+                <w14:ligatures w14:val="none"/>
+              </w:rPr>
+              <w:t>200, 422</w:t>
+            </w:r>
+          </w:p>
+        </w:tc>
+      </w:tr>
+      <w:tr>
+        <w:trPr>
+          <w:tblCellSpacing w:w="15" w:type="dxa"/>
+        </w:trPr>
+        <w:tc>
+          <w:tcPr>
+            <w:tcW w:w="0" w:type="auto"/>
+            <w:vAlign w:val="center"/>
+            <w:hideMark/>
+          </w:tcPr>
+          <w:p>
+            <w:pPr>
+              <w:spacing w:after="0" w:line="240" w:lineRule="auto"/>
+              <w:rPr>
+                <w:rFonts w:ascii="Times New Roman" w:eastAsia="Times New Roman" w:hAnsi="Times New Roman" w:cs="Times New Roman"/>
+                <w:kern w:val="0"/>
+                <w:lang w:eastAsia="hu-HU"/>
+                <w14:ligatures w14:val="none"/>
+              </w:rPr>
+            </w:pPr>
+            <w:r>
+              <w:rPr>
+                <w:rFonts w:ascii="Times New Roman" w:eastAsia="Times New Roman" w:hAnsi="Times New Roman" w:cs="Times New Roman"/>
+                <w:kern w:val="0"/>
+                <w:lang w:eastAsia="hu-HU"/>
+                <w14:ligatures w14:val="none"/>
+              </w:rPr>
+              <w:t>GET</w:t>
+            </w:r>
+          </w:p>
+        </w:tc>
+        <w:tc>
+          <w:tcPr>
+            <w:tcW w:w="0" w:type="auto"/>
+            <w:vAlign w:val="center"/>
+            <w:hideMark/>
+          </w:tcPr>
+          <w:p>
+            <w:pPr>
+              <w:spacing w:after="0" w:line="240" w:lineRule="auto"/>
+              <w:rPr>
+                <w:rFonts w:ascii="Times New Roman" w:eastAsia="Times New Roman" w:hAnsi="Times New Roman" w:cs="Times New Roman"/>
+                <w:kern w:val="0"/>
+                <w:lang w:eastAsia="hu-HU"/>
+                <w14:ligatures w14:val="none"/>
+              </w:rPr>
+            </w:pPr>
+            <w:proofErr w:type="spellStart"/>
+            <w:r>
+              <w:rPr>
+                <w:rFonts w:ascii="Times New Roman" w:eastAsia="Times New Roman" w:hAnsi="Times New Roman" w:cs="Times New Roman"/>
+                <w:kern w:val="0"/>
+                <w:lang w:eastAsia="hu-HU"/>
+                <w14:ligatures w14:val="none"/>
+              </w:rPr>
+              <w:t>api</w:t>
+            </w:r>
+            <w:proofErr w:type="spellEnd"/>
+            <w:r>
+              <w:rPr>
+                <w:rFonts w:ascii="Times New Roman" w:eastAsia="Times New Roman" w:hAnsi="Times New Roman" w:cs="Times New Roman"/>
+                <w:kern w:val="0"/>
+                <w:lang w:eastAsia="hu-HU"/>
+                <w14:ligatures w14:val="none"/>
+              </w:rPr>
+              <w:t>/</w:t>
+            </w:r>
+            <w:proofErr w:type="spellStart"/>
+            <w:r>
+              <w:rPr>
+                <w:rFonts w:ascii="Times New Roman" w:eastAsia="Times New Roman" w:hAnsi="Times New Roman" w:cs="Times New Roman"/>
+                <w:kern w:val="0"/>
+                <w:lang w:eastAsia="hu-HU"/>
+                <w14:ligatures w14:val="none"/>
+              </w:rPr>
+              <w:t>leaderboard</w:t>
+            </w:r>
+            <w:proofErr w:type="spellEnd"/>
+          </w:p>
+        </w:tc>
+        <w:tc>
+          <w:tcPr>
+            <w:tcW w:w="0" w:type="auto"/>
+            <w:vAlign w:val="center"/>
+            <w:hideMark/>
+          </w:tcPr>
+          <w:p>
+            <w:pPr>
+              <w:spacing w:after="0" w:line="240" w:lineRule="auto"/>
+              <w:rPr>
+                <w:rFonts w:ascii="Times New Roman" w:eastAsia="Times New Roman" w:hAnsi="Times New Roman" w:cs="Times New Roman"/>
+                <w:kern w:val="0"/>
+                <w:lang w:eastAsia="hu-HU"/>
+                <w14:ligatures w14:val="none"/>
+              </w:rPr>
+            </w:pPr>
+            <w:r>
+              <w:rPr>
+                <w:rFonts w:ascii="Times New Roman" w:eastAsia="Times New Roman" w:hAnsi="Times New Roman" w:cs="Times New Roman"/>
+                <w:kern w:val="0"/>
+                <w:lang w:eastAsia="hu-HU"/>
+                <w14:ligatures w14:val="none"/>
+              </w:rPr>
+              <w:t>Globális ranglista</w:t>
+            </w:r>
+          </w:p>
+        </w:tc>
+        <w:tc>
+          <w:tcPr>
+            <w:tcW w:w="0" w:type="auto"/>
+            <w:vAlign w:val="center"/>
+            <w:hideMark/>
+          </w:tcPr>
+          <w:p>
+            <w:pPr>
+              <w:spacing w:after="0" w:line="240" w:lineRule="auto"/>
+              <w:rPr>
+                <w:rFonts w:ascii="Times New Roman" w:eastAsia="Times New Roman" w:hAnsi="Times New Roman" w:cs="Times New Roman"/>
+                <w:kern w:val="0"/>
+                <w:lang w:eastAsia="hu-HU"/>
+                <w14:ligatures w14:val="none"/>
+              </w:rPr>
+            </w:pPr>
+            <w:r>
+              <w:rPr>
+                <w:rFonts w:ascii="Times New Roman" w:eastAsia="Times New Roman" w:hAnsi="Times New Roman" w:cs="Times New Roman"/>
+                <w:kern w:val="0"/>
+                <w:lang w:eastAsia="hu-HU"/>
+                <w14:ligatures w14:val="none"/>
+              </w:rPr>
+              <w:t>Nem</w:t>
+            </w:r>
+          </w:p>
+        </w:tc>
+        <w:tc>
+          <w:tcPr>
+            <w:tcW w:w="0" w:type="auto"/>
+            <w:vAlign w:val="center"/>
+            <w:hideMark/>
+          </w:tcPr>
+          <w:p>
+            <w:pPr>
+              <w:spacing w:after="0" w:line="240" w:lineRule="auto"/>
+              <w:rPr>
+                <w:rFonts w:ascii="Times New Roman" w:eastAsia="Times New Roman" w:hAnsi="Times New Roman" w:cs="Times New Roman"/>
+                <w:kern w:val="0"/>
+                <w:lang w:eastAsia="hu-HU"/>
+                <w14:ligatures w14:val="none"/>
+              </w:rPr>
+            </w:pPr>
+            <w:r>
+              <w:rPr>
+                <w:rFonts w:ascii="Times New Roman" w:eastAsia="Times New Roman" w:hAnsi="Times New Roman" w:cs="Times New Roman"/>
+                <w:kern w:val="0"/>
+                <w:lang w:eastAsia="hu-HU"/>
+                <w14:ligatures w14:val="none"/>
+              </w:rPr>
+              <w:t>200</w:t>
+            </w:r>
+          </w:p>
+        </w:tc>
+      </w:tr>
+    </w:tbl>
     <w:p/>
     <w:sectPr>
       <w:pgSz w:w="11906" w:h="16838"/>
@@ -2166,7 +6180,7 @@
   <w:style w:type="paragraph" w:default="1" w:styleId="Norml">
     <w:name w:val="Normal"/>
     <w:qFormat/>
-    <w:rsid w:val="003E4E34"/>
+    <w:rsid w:val="008E7D0D"/>
   </w:style>
   <w:style w:type="paragraph" w:styleId="Cmsor1">
     <w:name w:val="heading 1"/>

--- a/API_Dokumentacio_MaturaSmart.docx
+++ b/API_Dokumentacio_MaturaSmart.docx
@@ -447,8 +447,8 @@
           <w:lang w:eastAsia="hu-HU"/>
           <w14:ligatures w14:val="none"/>
         </w:rPr>
-        <w:pict w14:anchorId="761A5109">
-          <v:rect id="_x0000_i1029" style="width:0;height:1.5pt" o:hralign="center" o:hrstd="t" o:hr="t" fillcolor="#a0a0a0" stroked="f"/>
+        <w:pict w14:anchorId="4339EEC0">
+          <v:rect id="_x0000_i1037" style="width:0;height:1.5pt" o:hralign="center" o:hrstd="t" o:hr="t" fillcolor="#a0a0a0" stroked="f"/>
         </w:pict>
       </w:r>
     </w:p>
@@ -872,8 +872,8 @@
           <w:lang w:eastAsia="hu-HU"/>
           <w14:ligatures w14:val="none"/>
         </w:rPr>
-        <w:pict w14:anchorId="6AA3C0C6">
-          <v:rect id="_x0000_i1030" style="width:0;height:1.5pt" o:hralign="center" o:hrstd="t" o:hr="t" fillcolor="#a0a0a0" stroked="f"/>
+        <w:pict w14:anchorId="20891118">
+          <v:rect id="_x0000_i1038" style="width:0;height:1.5pt" o:hralign="center" o:hrstd="t" o:hr="t" fillcolor="#a0a0a0" stroked="f"/>
         </w:pict>
       </w:r>
     </w:p>
@@ -1535,8 +1535,8 @@
           <w:lang w:eastAsia="hu-HU"/>
           <w14:ligatures w14:val="none"/>
         </w:rPr>
-        <w:pict w14:anchorId="27276B89">
-          <v:rect id="_x0000_i1031" style="width:0;height:1.5pt" o:hralign="center" o:hrstd="t" o:hr="t" fillcolor="#a0a0a0" stroked="f"/>
+        <w:pict w14:anchorId="45619B49">
+          <v:rect id="_x0000_i1039" style="width:0;height:1.5pt" o:hralign="center" o:hrstd="t" o:hr="t" fillcolor="#a0a0a0" stroked="f"/>
         </w:pict>
       </w:r>
     </w:p>
@@ -2552,8 +2552,8 @@
           <w:lang w:eastAsia="hu-HU"/>
           <w14:ligatures w14:val="none"/>
         </w:rPr>
-        <w:pict w14:anchorId="2E55270F">
-          <v:rect id="_x0000_i1032" style="width:0;height:1.5pt" o:hralign="center" o:hrstd="t" o:hr="t" fillcolor="#a0a0a0" stroked="f"/>
+        <w:pict w14:anchorId="4C8F29FE">
+          <v:rect id="_x0000_i1040" style="width:0;height:1.5pt" o:hralign="center" o:hrstd="t" o:hr="t" fillcolor="#a0a0a0" stroked="f"/>
         </w:pict>
       </w:r>
     </w:p>
@@ -3690,8 +3690,8 @@
           <w:lang w:eastAsia="hu-HU"/>
           <w14:ligatures w14:val="none"/>
         </w:rPr>
-        <w:pict w14:anchorId="13C83E72">
-          <v:rect id="_x0000_i1033" style="width:0;height:1.5pt" o:hralign="center" o:hrstd="t" o:hr="t" fillcolor="#a0a0a0" stroked="f"/>
+        <w:pict w14:anchorId="2B4AD363">
+          <v:rect id="_x0000_i1041" style="width:0;height:1.5pt" o:hralign="center" o:hrstd="t" o:hr="t" fillcolor="#a0a0a0" stroked="f"/>
         </w:pict>
       </w:r>
     </w:p>
@@ -4704,8 +4704,8 @@
           <w:lang w:eastAsia="hu-HU"/>
           <w14:ligatures w14:val="none"/>
         </w:rPr>
-        <w:pict w14:anchorId="041066A5">
-          <v:rect id="_x0000_i1034" style="width:0;height:1.5pt" o:hralign="center" o:hrstd="t" o:hr="t" fillcolor="#a0a0a0" stroked="f"/>
+        <w:pict w14:anchorId="709C35D5">
+          <v:rect id="_x0000_i1042" style="width:0;height:1.5pt" o:hralign="center" o:hrstd="t" o:hr="t" fillcolor="#a0a0a0" stroked="f"/>
         </w:pict>
       </w:r>
     </w:p>
@@ -5455,6 +5455,1605 @@
                 <w14:ligatures w14:val="none"/>
               </w:rPr>
               <w:t>200</w:t>
+            </w:r>
+          </w:p>
+        </w:tc>
+      </w:tr>
+    </w:tbl>
+    <w:p>
+      <w:pPr>
+        <w:spacing w:after="0" w:line="240" w:lineRule="auto"/>
+        <w:rPr>
+          <w:rFonts w:ascii="Times New Roman" w:eastAsia="Times New Roman" w:hAnsi="Times New Roman" w:cs="Times New Roman"/>
+          <w:kern w:val="0"/>
+          <w:lang w:eastAsia="hu-HU"/>
+          <w14:ligatures w14:val="none"/>
+        </w:rPr>
+      </w:pPr>
+      <w:r>
+        <w:rPr>
+          <w:rFonts w:ascii="Times New Roman" w:eastAsia="Times New Roman" w:hAnsi="Times New Roman" w:cs="Times New Roman"/>
+          <w:kern w:val="0"/>
+          <w:lang w:eastAsia="hu-HU"/>
+          <w14:ligatures w14:val="none"/>
+        </w:rPr>
+        <w:pict w14:anchorId="33CA276A">
+          <v:rect id="_x0000_i1043" style="width:0;height:1.5pt" o:hralign="center" o:hrstd="t" o:hr="t" fillcolor="#a0a0a0" stroked="f"/>
+        </w:pict>
+      </w:r>
+    </w:p>
+    <w:p>
+      <w:pPr>
+        <w:rPr>
+          <w:rFonts w:ascii="Times New Roman" w:eastAsia="Times New Roman" w:hAnsi="Times New Roman" w:cs="Times New Roman"/>
+          <w:b/>
+          <w:bCs/>
+          <w:kern w:val="0"/>
+          <w:sz w:val="36"/>
+          <w:szCs w:val="36"/>
+          <w:lang w:eastAsia="hu-HU"/>
+          <w14:ligatures w14:val="none"/>
+        </w:rPr>
+      </w:pPr>
+      <w:r>
+        <w:rPr>
+          <w:rFonts w:ascii="Times New Roman" w:eastAsia="Times New Roman" w:hAnsi="Times New Roman" w:cs="Times New Roman"/>
+          <w:b/>
+          <w:bCs/>
+          <w:kern w:val="0"/>
+          <w:sz w:val="36"/>
+          <w:szCs w:val="36"/>
+          <w:lang w:eastAsia="hu-HU"/>
+          <w14:ligatures w14:val="none"/>
+        </w:rPr>
+        <w:br w:type="page"/>
+      </w:r>
+    </w:p>
+    <w:p>
+      <w:pPr>
+        <w:spacing w:before="100" w:beforeAutospacing="1" w:after="100" w:afterAutospacing="1" w:line="240" w:lineRule="auto"/>
+        <w:outlineLvl w:val="1"/>
+        <w:rPr>
+          <w:rFonts w:ascii="Times New Roman" w:eastAsia="Times New Roman" w:hAnsi="Times New Roman" w:cs="Times New Roman"/>
+          <w:b/>
+          <w:bCs/>
+          <w:kern w:val="0"/>
+          <w:sz w:val="36"/>
+          <w:szCs w:val="36"/>
+          <w:lang w:eastAsia="hu-HU"/>
+          <w14:ligatures w14:val="none"/>
+        </w:rPr>
+      </w:pPr>
+      <w:r>
+        <w:rPr>
+          <w:rFonts w:ascii="Times New Roman" w:eastAsia="Times New Roman" w:hAnsi="Times New Roman" w:cs="Times New Roman"/>
+          <w:b/>
+          <w:bCs/>
+          <w:kern w:val="0"/>
+          <w:sz w:val="36"/>
+          <w:szCs w:val="36"/>
+          <w:lang w:eastAsia="hu-HU"/>
+          <w14:ligatures w14:val="none"/>
+        </w:rPr>
+        <w:lastRenderedPageBreak/>
+        <w:t>2.5 Adminisztrátori funkciók</w:t>
+      </w:r>
+    </w:p>
+    <w:tbl>
+      <w:tblPr>
+        <w:tblW w:w="0" w:type="auto"/>
+        <w:tblCellSpacing w:w="15" w:type="dxa"/>
+        <w:tblCellMar>
+          <w:top w:w="15" w:type="dxa"/>
+          <w:left w:w="15" w:type="dxa"/>
+          <w:bottom w:w="15" w:type="dxa"/>
+          <w:right w:w="15" w:type="dxa"/>
+        </w:tblCellMar>
+        <w:tblLook w:val="04A0" w:firstRow="1" w:lastRow="0" w:firstColumn="1" w:lastColumn="0" w:noHBand="0" w:noVBand="1"/>
+      </w:tblPr>
+      <w:tblGrid>
+        <w:gridCol w:w="982"/>
+        <w:gridCol w:w="3477"/>
+        <w:gridCol w:w="2286"/>
+        <w:gridCol w:w="1322"/>
+      </w:tblGrid>
+      <w:tr>
+        <w:trPr>
+          <w:tblHeader/>
+          <w:tblCellSpacing w:w="15" w:type="dxa"/>
+        </w:trPr>
+        <w:tc>
+          <w:tcPr>
+            <w:tcW w:w="0" w:type="auto"/>
+            <w:vAlign w:val="center"/>
+            <w:hideMark/>
+          </w:tcPr>
+          <w:p>
+            <w:pPr>
+              <w:spacing w:after="0" w:line="240" w:lineRule="auto"/>
+              <w:jc w:val="center"/>
+              <w:rPr>
+                <w:rFonts w:ascii="Times New Roman" w:eastAsia="Times New Roman" w:hAnsi="Times New Roman" w:cs="Times New Roman"/>
+                <w:b/>
+                <w:bCs/>
+                <w:kern w:val="0"/>
+                <w:lang w:eastAsia="hu-HU"/>
+                <w14:ligatures w14:val="none"/>
+              </w:rPr>
+            </w:pPr>
+            <w:r>
+              <w:rPr>
+                <w:rFonts w:ascii="Times New Roman" w:eastAsia="Times New Roman" w:hAnsi="Times New Roman" w:cs="Times New Roman"/>
+                <w:b/>
+                <w:bCs/>
+                <w:kern w:val="0"/>
+                <w:lang w:eastAsia="hu-HU"/>
+                <w14:ligatures w14:val="none"/>
+              </w:rPr>
+              <w:t>Módszer</w:t>
+            </w:r>
+          </w:p>
+        </w:tc>
+        <w:tc>
+          <w:tcPr>
+            <w:tcW w:w="0" w:type="auto"/>
+            <w:vAlign w:val="center"/>
+            <w:hideMark/>
+          </w:tcPr>
+          <w:p>
+            <w:pPr>
+              <w:spacing w:after="0" w:line="240" w:lineRule="auto"/>
+              <w:jc w:val="center"/>
+              <w:rPr>
+                <w:rFonts w:ascii="Times New Roman" w:eastAsia="Times New Roman" w:hAnsi="Times New Roman" w:cs="Times New Roman"/>
+                <w:b/>
+                <w:bCs/>
+                <w:kern w:val="0"/>
+                <w:lang w:eastAsia="hu-HU"/>
+                <w14:ligatures w14:val="none"/>
+              </w:rPr>
+            </w:pPr>
+            <w:proofErr w:type="spellStart"/>
+            <w:r>
+              <w:rPr>
+                <w:rFonts w:ascii="Times New Roman" w:eastAsia="Times New Roman" w:hAnsi="Times New Roman" w:cs="Times New Roman"/>
+                <w:b/>
+                <w:bCs/>
+                <w:kern w:val="0"/>
+                <w:lang w:eastAsia="hu-HU"/>
+                <w14:ligatures w14:val="none"/>
+              </w:rPr>
+              <w:t>Endpoint</w:t>
+            </w:r>
+            <w:proofErr w:type="spellEnd"/>
+          </w:p>
+        </w:tc>
+        <w:tc>
+          <w:tcPr>
+            <w:tcW w:w="0" w:type="auto"/>
+            <w:vAlign w:val="center"/>
+            <w:hideMark/>
+          </w:tcPr>
+          <w:p>
+            <w:pPr>
+              <w:spacing w:after="0" w:line="240" w:lineRule="auto"/>
+              <w:jc w:val="center"/>
+              <w:rPr>
+                <w:rFonts w:ascii="Times New Roman" w:eastAsia="Times New Roman" w:hAnsi="Times New Roman" w:cs="Times New Roman"/>
+                <w:b/>
+                <w:bCs/>
+                <w:kern w:val="0"/>
+                <w:lang w:eastAsia="hu-HU"/>
+                <w14:ligatures w14:val="none"/>
+              </w:rPr>
+            </w:pPr>
+            <w:r>
+              <w:rPr>
+                <w:rFonts w:ascii="Times New Roman" w:eastAsia="Times New Roman" w:hAnsi="Times New Roman" w:cs="Times New Roman"/>
+                <w:b/>
+                <w:bCs/>
+                <w:kern w:val="0"/>
+                <w:lang w:eastAsia="hu-HU"/>
+                <w14:ligatures w14:val="none"/>
+              </w:rPr>
+              <w:t>Leírás</w:t>
+            </w:r>
+          </w:p>
+        </w:tc>
+        <w:tc>
+          <w:tcPr>
+            <w:tcW w:w="0" w:type="auto"/>
+            <w:vAlign w:val="center"/>
+            <w:hideMark/>
+          </w:tcPr>
+          <w:p>
+            <w:pPr>
+              <w:spacing w:after="0" w:line="240" w:lineRule="auto"/>
+              <w:jc w:val="center"/>
+              <w:rPr>
+                <w:rFonts w:ascii="Times New Roman" w:eastAsia="Times New Roman" w:hAnsi="Times New Roman" w:cs="Times New Roman"/>
+                <w:b/>
+                <w:bCs/>
+                <w:kern w:val="0"/>
+                <w:lang w:eastAsia="hu-HU"/>
+                <w14:ligatures w14:val="none"/>
+              </w:rPr>
+            </w:pPr>
+            <w:r>
+              <w:rPr>
+                <w:rFonts w:ascii="Times New Roman" w:eastAsia="Times New Roman" w:hAnsi="Times New Roman" w:cs="Times New Roman"/>
+                <w:b/>
+                <w:bCs/>
+                <w:kern w:val="0"/>
+                <w:lang w:eastAsia="hu-HU"/>
+                <w14:ligatures w14:val="none"/>
+              </w:rPr>
+              <w:t>Auth kell?</w:t>
+            </w:r>
+          </w:p>
+        </w:tc>
+      </w:tr>
+      <w:tr>
+        <w:trPr>
+          <w:tblCellSpacing w:w="15" w:type="dxa"/>
+        </w:trPr>
+        <w:tc>
+          <w:tcPr>
+            <w:tcW w:w="0" w:type="auto"/>
+            <w:vAlign w:val="center"/>
+            <w:hideMark/>
+          </w:tcPr>
+          <w:p>
+            <w:pPr>
+              <w:spacing w:after="0" w:line="240" w:lineRule="auto"/>
+              <w:rPr>
+                <w:rFonts w:ascii="Times New Roman" w:eastAsia="Times New Roman" w:hAnsi="Times New Roman" w:cs="Times New Roman"/>
+                <w:kern w:val="0"/>
+                <w:lang w:eastAsia="hu-HU"/>
+                <w14:ligatures w14:val="none"/>
+              </w:rPr>
+            </w:pPr>
+            <w:r>
+              <w:rPr>
+                <w:rFonts w:ascii="Times New Roman" w:eastAsia="Times New Roman" w:hAnsi="Times New Roman" w:cs="Times New Roman"/>
+                <w:kern w:val="0"/>
+                <w:lang w:eastAsia="hu-HU"/>
+                <w14:ligatures w14:val="none"/>
+              </w:rPr>
+              <w:t>GET</w:t>
+            </w:r>
+          </w:p>
+        </w:tc>
+        <w:tc>
+          <w:tcPr>
+            <w:tcW w:w="0" w:type="auto"/>
+            <w:vAlign w:val="center"/>
+            <w:hideMark/>
+          </w:tcPr>
+          <w:p>
+            <w:pPr>
+              <w:spacing w:after="0" w:line="240" w:lineRule="auto"/>
+              <w:rPr>
+                <w:rFonts w:ascii="Times New Roman" w:eastAsia="Times New Roman" w:hAnsi="Times New Roman" w:cs="Times New Roman"/>
+                <w:kern w:val="0"/>
+                <w:lang w:eastAsia="hu-HU"/>
+                <w14:ligatures w14:val="none"/>
+              </w:rPr>
+            </w:pPr>
+            <w:proofErr w:type="spellStart"/>
+            <w:r>
+              <w:rPr>
+                <w:rFonts w:ascii="Times New Roman" w:eastAsia="Times New Roman" w:hAnsi="Times New Roman" w:cs="Times New Roman"/>
+                <w:kern w:val="0"/>
+                <w:lang w:eastAsia="hu-HU"/>
+                <w14:ligatures w14:val="none"/>
+              </w:rPr>
+              <w:t>api</w:t>
+            </w:r>
+            <w:proofErr w:type="spellEnd"/>
+            <w:r>
+              <w:rPr>
+                <w:rFonts w:ascii="Times New Roman" w:eastAsia="Times New Roman" w:hAnsi="Times New Roman" w:cs="Times New Roman"/>
+                <w:kern w:val="0"/>
+                <w:lang w:eastAsia="hu-HU"/>
+                <w14:ligatures w14:val="none"/>
+              </w:rPr>
+              <w:t>/</w:t>
+            </w:r>
+            <w:proofErr w:type="spellStart"/>
+            <w:r>
+              <w:rPr>
+                <w:rFonts w:ascii="Times New Roman" w:eastAsia="Times New Roman" w:hAnsi="Times New Roman" w:cs="Times New Roman"/>
+                <w:kern w:val="0"/>
+                <w:lang w:eastAsia="hu-HU"/>
+                <w14:ligatures w14:val="none"/>
+              </w:rPr>
+              <w:t>admin</w:t>
+            </w:r>
+            <w:proofErr w:type="spellEnd"/>
+            <w:r>
+              <w:rPr>
+                <w:rFonts w:ascii="Times New Roman" w:eastAsia="Times New Roman" w:hAnsi="Times New Roman" w:cs="Times New Roman"/>
+                <w:kern w:val="0"/>
+                <w:lang w:eastAsia="hu-HU"/>
+                <w14:ligatures w14:val="none"/>
+              </w:rPr>
+              <w:t>/</w:t>
+            </w:r>
+            <w:proofErr w:type="spellStart"/>
+            <w:r>
+              <w:rPr>
+                <w:rFonts w:ascii="Times New Roman" w:eastAsia="Times New Roman" w:hAnsi="Times New Roman" w:cs="Times New Roman"/>
+                <w:kern w:val="0"/>
+                <w:lang w:eastAsia="hu-HU"/>
+                <w14:ligatures w14:val="none"/>
+              </w:rPr>
+              <w:t>stats</w:t>
+            </w:r>
+            <w:proofErr w:type="spellEnd"/>
+          </w:p>
+        </w:tc>
+        <w:tc>
+          <w:tcPr>
+            <w:tcW w:w="0" w:type="auto"/>
+            <w:vAlign w:val="center"/>
+            <w:hideMark/>
+          </w:tcPr>
+          <w:p>
+            <w:pPr>
+              <w:spacing w:after="0" w:line="240" w:lineRule="auto"/>
+              <w:rPr>
+                <w:rFonts w:ascii="Times New Roman" w:eastAsia="Times New Roman" w:hAnsi="Times New Roman" w:cs="Times New Roman"/>
+                <w:kern w:val="0"/>
+                <w:lang w:eastAsia="hu-HU"/>
+                <w14:ligatures w14:val="none"/>
+              </w:rPr>
+            </w:pPr>
+            <w:r>
+              <w:rPr>
+                <w:rFonts w:ascii="Times New Roman" w:eastAsia="Times New Roman" w:hAnsi="Times New Roman" w:cs="Times New Roman"/>
+                <w:kern w:val="0"/>
+                <w:lang w:eastAsia="hu-HU"/>
+                <w14:ligatures w14:val="none"/>
+              </w:rPr>
+              <w:t>Rendszer statisztikák</w:t>
+            </w:r>
+          </w:p>
+        </w:tc>
+        <w:tc>
+          <w:tcPr>
+            <w:tcW w:w="0" w:type="auto"/>
+            <w:vAlign w:val="center"/>
+            <w:hideMark/>
+          </w:tcPr>
+          <w:p>
+            <w:pPr>
+              <w:spacing w:after="0" w:line="240" w:lineRule="auto"/>
+              <w:rPr>
+                <w:rFonts w:ascii="Times New Roman" w:eastAsia="Times New Roman" w:hAnsi="Times New Roman" w:cs="Times New Roman"/>
+                <w:kern w:val="0"/>
+                <w:lang w:eastAsia="hu-HU"/>
+                <w14:ligatures w14:val="none"/>
+              </w:rPr>
+            </w:pPr>
+            <w:r>
+              <w:rPr>
+                <w:rFonts w:ascii="Times New Roman" w:eastAsia="Times New Roman" w:hAnsi="Times New Roman" w:cs="Times New Roman"/>
+                <w:kern w:val="0"/>
+                <w:lang w:eastAsia="hu-HU"/>
+                <w14:ligatures w14:val="none"/>
+              </w:rPr>
+              <w:t>Igen (</w:t>
+            </w:r>
+            <w:proofErr w:type="spellStart"/>
+            <w:r>
+              <w:rPr>
+                <w:rFonts w:ascii="Times New Roman" w:eastAsia="Times New Roman" w:hAnsi="Times New Roman" w:cs="Times New Roman"/>
+                <w:kern w:val="0"/>
+                <w:lang w:eastAsia="hu-HU"/>
+                <w14:ligatures w14:val="none"/>
+              </w:rPr>
+              <w:t>admin</w:t>
+            </w:r>
+            <w:proofErr w:type="spellEnd"/>
+            <w:r>
+              <w:rPr>
+                <w:rFonts w:ascii="Times New Roman" w:eastAsia="Times New Roman" w:hAnsi="Times New Roman" w:cs="Times New Roman"/>
+                <w:kern w:val="0"/>
+                <w:lang w:eastAsia="hu-HU"/>
+                <w14:ligatures w14:val="none"/>
+              </w:rPr>
+              <w:t>)</w:t>
+            </w:r>
+          </w:p>
+        </w:tc>
+      </w:tr>
+      <w:tr>
+        <w:trPr>
+          <w:tblCellSpacing w:w="15" w:type="dxa"/>
+        </w:trPr>
+        <w:tc>
+          <w:tcPr>
+            <w:tcW w:w="0" w:type="auto"/>
+            <w:vAlign w:val="center"/>
+            <w:hideMark/>
+          </w:tcPr>
+          <w:p>
+            <w:pPr>
+              <w:spacing w:after="0" w:line="240" w:lineRule="auto"/>
+              <w:rPr>
+                <w:rFonts w:ascii="Times New Roman" w:eastAsia="Times New Roman" w:hAnsi="Times New Roman" w:cs="Times New Roman"/>
+                <w:kern w:val="0"/>
+                <w:lang w:eastAsia="hu-HU"/>
+                <w14:ligatures w14:val="none"/>
+              </w:rPr>
+            </w:pPr>
+            <w:r>
+              <w:rPr>
+                <w:rFonts w:ascii="Times New Roman" w:eastAsia="Times New Roman" w:hAnsi="Times New Roman" w:cs="Times New Roman"/>
+                <w:kern w:val="0"/>
+                <w:lang w:eastAsia="hu-HU"/>
+                <w14:ligatures w14:val="none"/>
+              </w:rPr>
+              <w:t>GET</w:t>
+            </w:r>
+          </w:p>
+        </w:tc>
+        <w:tc>
+          <w:tcPr>
+            <w:tcW w:w="0" w:type="auto"/>
+            <w:vAlign w:val="center"/>
+            <w:hideMark/>
+          </w:tcPr>
+          <w:p>
+            <w:pPr>
+              <w:spacing w:after="0" w:line="240" w:lineRule="auto"/>
+              <w:rPr>
+                <w:rFonts w:ascii="Times New Roman" w:eastAsia="Times New Roman" w:hAnsi="Times New Roman" w:cs="Times New Roman"/>
+                <w:kern w:val="0"/>
+                <w:lang w:eastAsia="hu-HU"/>
+                <w14:ligatures w14:val="none"/>
+              </w:rPr>
+            </w:pPr>
+            <w:proofErr w:type="spellStart"/>
+            <w:r>
+              <w:rPr>
+                <w:rFonts w:ascii="Times New Roman" w:eastAsia="Times New Roman" w:hAnsi="Times New Roman" w:cs="Times New Roman"/>
+                <w:kern w:val="0"/>
+                <w:lang w:eastAsia="hu-HU"/>
+                <w14:ligatures w14:val="none"/>
+              </w:rPr>
+              <w:t>api</w:t>
+            </w:r>
+            <w:proofErr w:type="spellEnd"/>
+            <w:r>
+              <w:rPr>
+                <w:rFonts w:ascii="Times New Roman" w:eastAsia="Times New Roman" w:hAnsi="Times New Roman" w:cs="Times New Roman"/>
+                <w:kern w:val="0"/>
+                <w:lang w:eastAsia="hu-HU"/>
+                <w14:ligatures w14:val="none"/>
+              </w:rPr>
+              <w:t>/</w:t>
+            </w:r>
+            <w:proofErr w:type="spellStart"/>
+            <w:r>
+              <w:rPr>
+                <w:rFonts w:ascii="Times New Roman" w:eastAsia="Times New Roman" w:hAnsi="Times New Roman" w:cs="Times New Roman"/>
+                <w:kern w:val="0"/>
+                <w:lang w:eastAsia="hu-HU"/>
+                <w14:ligatures w14:val="none"/>
+              </w:rPr>
+              <w:t>admin</w:t>
+            </w:r>
+            <w:proofErr w:type="spellEnd"/>
+            <w:r>
+              <w:rPr>
+                <w:rFonts w:ascii="Times New Roman" w:eastAsia="Times New Roman" w:hAnsi="Times New Roman" w:cs="Times New Roman"/>
+                <w:kern w:val="0"/>
+                <w:lang w:eastAsia="hu-HU"/>
+                <w14:ligatures w14:val="none"/>
+              </w:rPr>
+              <w:t>/</w:t>
+            </w:r>
+            <w:proofErr w:type="spellStart"/>
+            <w:r>
+              <w:rPr>
+                <w:rFonts w:ascii="Times New Roman" w:eastAsia="Times New Roman" w:hAnsi="Times New Roman" w:cs="Times New Roman"/>
+                <w:kern w:val="0"/>
+                <w:lang w:eastAsia="hu-HU"/>
+                <w14:ligatures w14:val="none"/>
+              </w:rPr>
+              <w:t>users</w:t>
+            </w:r>
+            <w:proofErr w:type="spellEnd"/>
+          </w:p>
+        </w:tc>
+        <w:tc>
+          <w:tcPr>
+            <w:tcW w:w="0" w:type="auto"/>
+            <w:vAlign w:val="center"/>
+            <w:hideMark/>
+          </w:tcPr>
+          <w:p>
+            <w:pPr>
+              <w:spacing w:after="0" w:line="240" w:lineRule="auto"/>
+              <w:rPr>
+                <w:rFonts w:ascii="Times New Roman" w:eastAsia="Times New Roman" w:hAnsi="Times New Roman" w:cs="Times New Roman"/>
+                <w:kern w:val="0"/>
+                <w:lang w:eastAsia="hu-HU"/>
+                <w14:ligatures w14:val="none"/>
+              </w:rPr>
+            </w:pPr>
+            <w:r>
+              <w:rPr>
+                <w:rFonts w:ascii="Times New Roman" w:eastAsia="Times New Roman" w:hAnsi="Times New Roman" w:cs="Times New Roman"/>
+                <w:kern w:val="0"/>
+                <w:lang w:eastAsia="hu-HU"/>
+                <w14:ligatures w14:val="none"/>
+              </w:rPr>
+              <w:t>Felhasználók listázása</w:t>
+            </w:r>
+          </w:p>
+        </w:tc>
+        <w:tc>
+          <w:tcPr>
+            <w:tcW w:w="0" w:type="auto"/>
+            <w:vAlign w:val="center"/>
+            <w:hideMark/>
+          </w:tcPr>
+          <w:p>
+            <w:pPr>
+              <w:spacing w:after="0" w:line="240" w:lineRule="auto"/>
+              <w:rPr>
+                <w:rFonts w:ascii="Times New Roman" w:eastAsia="Times New Roman" w:hAnsi="Times New Roman" w:cs="Times New Roman"/>
+                <w:kern w:val="0"/>
+                <w:lang w:eastAsia="hu-HU"/>
+                <w14:ligatures w14:val="none"/>
+              </w:rPr>
+            </w:pPr>
+            <w:r>
+              <w:rPr>
+                <w:rFonts w:ascii="Times New Roman" w:eastAsia="Times New Roman" w:hAnsi="Times New Roman" w:cs="Times New Roman"/>
+                <w:kern w:val="0"/>
+                <w:lang w:eastAsia="hu-HU"/>
+                <w14:ligatures w14:val="none"/>
+              </w:rPr>
+              <w:t>Igen (</w:t>
+            </w:r>
+            <w:proofErr w:type="spellStart"/>
+            <w:r>
+              <w:rPr>
+                <w:rFonts w:ascii="Times New Roman" w:eastAsia="Times New Roman" w:hAnsi="Times New Roman" w:cs="Times New Roman"/>
+                <w:kern w:val="0"/>
+                <w:lang w:eastAsia="hu-HU"/>
+                <w14:ligatures w14:val="none"/>
+              </w:rPr>
+              <w:t>admin</w:t>
+            </w:r>
+            <w:proofErr w:type="spellEnd"/>
+            <w:r>
+              <w:rPr>
+                <w:rFonts w:ascii="Times New Roman" w:eastAsia="Times New Roman" w:hAnsi="Times New Roman" w:cs="Times New Roman"/>
+                <w:kern w:val="0"/>
+                <w:lang w:eastAsia="hu-HU"/>
+                <w14:ligatures w14:val="none"/>
+              </w:rPr>
+              <w:t>)</w:t>
+            </w:r>
+          </w:p>
+        </w:tc>
+      </w:tr>
+      <w:tr>
+        <w:trPr>
+          <w:tblCellSpacing w:w="15" w:type="dxa"/>
+        </w:trPr>
+        <w:tc>
+          <w:tcPr>
+            <w:tcW w:w="0" w:type="auto"/>
+            <w:vAlign w:val="center"/>
+            <w:hideMark/>
+          </w:tcPr>
+          <w:p>
+            <w:pPr>
+              <w:spacing w:after="0" w:line="240" w:lineRule="auto"/>
+              <w:rPr>
+                <w:rFonts w:ascii="Times New Roman" w:eastAsia="Times New Roman" w:hAnsi="Times New Roman" w:cs="Times New Roman"/>
+                <w:kern w:val="0"/>
+                <w:lang w:eastAsia="hu-HU"/>
+                <w14:ligatures w14:val="none"/>
+              </w:rPr>
+            </w:pPr>
+            <w:r>
+              <w:rPr>
+                <w:rFonts w:ascii="Times New Roman" w:eastAsia="Times New Roman" w:hAnsi="Times New Roman" w:cs="Times New Roman"/>
+                <w:kern w:val="0"/>
+                <w:lang w:eastAsia="hu-HU"/>
+                <w14:ligatures w14:val="none"/>
+              </w:rPr>
+              <w:t>POST</w:t>
+            </w:r>
+          </w:p>
+        </w:tc>
+        <w:tc>
+          <w:tcPr>
+            <w:tcW w:w="0" w:type="auto"/>
+            <w:vAlign w:val="center"/>
+            <w:hideMark/>
+          </w:tcPr>
+          <w:p>
+            <w:pPr>
+              <w:spacing w:after="0" w:line="240" w:lineRule="auto"/>
+              <w:rPr>
+                <w:rFonts w:ascii="Times New Roman" w:eastAsia="Times New Roman" w:hAnsi="Times New Roman" w:cs="Times New Roman"/>
+                <w:kern w:val="0"/>
+                <w:lang w:eastAsia="hu-HU"/>
+                <w14:ligatures w14:val="none"/>
+              </w:rPr>
+            </w:pPr>
+            <w:proofErr w:type="spellStart"/>
+            <w:r>
+              <w:rPr>
+                <w:rFonts w:ascii="Times New Roman" w:eastAsia="Times New Roman" w:hAnsi="Times New Roman" w:cs="Times New Roman"/>
+                <w:kern w:val="0"/>
+                <w:lang w:eastAsia="hu-HU"/>
+                <w14:ligatures w14:val="none"/>
+              </w:rPr>
+              <w:t>api</w:t>
+            </w:r>
+            <w:proofErr w:type="spellEnd"/>
+            <w:r>
+              <w:rPr>
+                <w:rFonts w:ascii="Times New Roman" w:eastAsia="Times New Roman" w:hAnsi="Times New Roman" w:cs="Times New Roman"/>
+                <w:kern w:val="0"/>
+                <w:lang w:eastAsia="hu-HU"/>
+                <w14:ligatures w14:val="none"/>
+              </w:rPr>
+              <w:t>/</w:t>
+            </w:r>
+            <w:proofErr w:type="spellStart"/>
+            <w:r>
+              <w:rPr>
+                <w:rFonts w:ascii="Times New Roman" w:eastAsia="Times New Roman" w:hAnsi="Times New Roman" w:cs="Times New Roman"/>
+                <w:kern w:val="0"/>
+                <w:lang w:eastAsia="hu-HU"/>
+                <w14:ligatures w14:val="none"/>
+              </w:rPr>
+              <w:t>admin</w:t>
+            </w:r>
+            <w:proofErr w:type="spellEnd"/>
+            <w:r>
+              <w:rPr>
+                <w:rFonts w:ascii="Times New Roman" w:eastAsia="Times New Roman" w:hAnsi="Times New Roman" w:cs="Times New Roman"/>
+                <w:kern w:val="0"/>
+                <w:lang w:eastAsia="hu-HU"/>
+                <w14:ligatures w14:val="none"/>
+              </w:rPr>
+              <w:t>/</w:t>
+            </w:r>
+            <w:proofErr w:type="spellStart"/>
+            <w:r>
+              <w:rPr>
+                <w:rFonts w:ascii="Times New Roman" w:eastAsia="Times New Roman" w:hAnsi="Times New Roman" w:cs="Times New Roman"/>
+                <w:kern w:val="0"/>
+                <w:lang w:eastAsia="hu-HU"/>
+                <w14:ligatures w14:val="none"/>
+              </w:rPr>
+              <w:t>subjects</w:t>
+            </w:r>
+            <w:proofErr w:type="spellEnd"/>
+          </w:p>
+        </w:tc>
+        <w:tc>
+          <w:tcPr>
+            <w:tcW w:w="0" w:type="auto"/>
+            <w:vAlign w:val="center"/>
+            <w:hideMark/>
+          </w:tcPr>
+          <w:p>
+            <w:pPr>
+              <w:spacing w:after="0" w:line="240" w:lineRule="auto"/>
+              <w:rPr>
+                <w:rFonts w:ascii="Times New Roman" w:eastAsia="Times New Roman" w:hAnsi="Times New Roman" w:cs="Times New Roman"/>
+                <w:kern w:val="0"/>
+                <w:lang w:eastAsia="hu-HU"/>
+                <w14:ligatures w14:val="none"/>
+              </w:rPr>
+            </w:pPr>
+            <w:r>
+              <w:rPr>
+                <w:rFonts w:ascii="Times New Roman" w:eastAsia="Times New Roman" w:hAnsi="Times New Roman" w:cs="Times New Roman"/>
+                <w:kern w:val="0"/>
+                <w:lang w:eastAsia="hu-HU"/>
+                <w14:ligatures w14:val="none"/>
+              </w:rPr>
+              <w:t>Új tantárgy létrehozása</w:t>
+            </w:r>
+          </w:p>
+        </w:tc>
+        <w:tc>
+          <w:tcPr>
+            <w:tcW w:w="0" w:type="auto"/>
+            <w:vAlign w:val="center"/>
+            <w:hideMark/>
+          </w:tcPr>
+          <w:p>
+            <w:pPr>
+              <w:spacing w:after="0" w:line="240" w:lineRule="auto"/>
+              <w:rPr>
+                <w:rFonts w:ascii="Times New Roman" w:eastAsia="Times New Roman" w:hAnsi="Times New Roman" w:cs="Times New Roman"/>
+                <w:kern w:val="0"/>
+                <w:lang w:eastAsia="hu-HU"/>
+                <w14:ligatures w14:val="none"/>
+              </w:rPr>
+            </w:pPr>
+            <w:r>
+              <w:rPr>
+                <w:rFonts w:ascii="Times New Roman" w:eastAsia="Times New Roman" w:hAnsi="Times New Roman" w:cs="Times New Roman"/>
+                <w:kern w:val="0"/>
+                <w:lang w:eastAsia="hu-HU"/>
+                <w14:ligatures w14:val="none"/>
+              </w:rPr>
+              <w:t>Igen (</w:t>
+            </w:r>
+            <w:proofErr w:type="spellStart"/>
+            <w:r>
+              <w:rPr>
+                <w:rFonts w:ascii="Times New Roman" w:eastAsia="Times New Roman" w:hAnsi="Times New Roman" w:cs="Times New Roman"/>
+                <w:kern w:val="0"/>
+                <w:lang w:eastAsia="hu-HU"/>
+                <w14:ligatures w14:val="none"/>
+              </w:rPr>
+              <w:t>admin</w:t>
+            </w:r>
+            <w:proofErr w:type="spellEnd"/>
+            <w:r>
+              <w:rPr>
+                <w:rFonts w:ascii="Times New Roman" w:eastAsia="Times New Roman" w:hAnsi="Times New Roman" w:cs="Times New Roman"/>
+                <w:kern w:val="0"/>
+                <w:lang w:eastAsia="hu-HU"/>
+                <w14:ligatures w14:val="none"/>
+              </w:rPr>
+              <w:t>)</w:t>
+            </w:r>
+          </w:p>
+        </w:tc>
+      </w:tr>
+      <w:tr>
+        <w:trPr>
+          <w:tblCellSpacing w:w="15" w:type="dxa"/>
+        </w:trPr>
+        <w:tc>
+          <w:tcPr>
+            <w:tcW w:w="0" w:type="auto"/>
+            <w:vAlign w:val="center"/>
+            <w:hideMark/>
+          </w:tcPr>
+          <w:p>
+            <w:pPr>
+              <w:spacing w:after="0" w:line="240" w:lineRule="auto"/>
+              <w:rPr>
+                <w:rFonts w:ascii="Times New Roman" w:eastAsia="Times New Roman" w:hAnsi="Times New Roman" w:cs="Times New Roman"/>
+                <w:kern w:val="0"/>
+                <w:lang w:eastAsia="hu-HU"/>
+                <w14:ligatures w14:val="none"/>
+              </w:rPr>
+            </w:pPr>
+            <w:r>
+              <w:rPr>
+                <w:rFonts w:ascii="Times New Roman" w:eastAsia="Times New Roman" w:hAnsi="Times New Roman" w:cs="Times New Roman"/>
+                <w:kern w:val="0"/>
+                <w:lang w:eastAsia="hu-HU"/>
+                <w14:ligatures w14:val="none"/>
+              </w:rPr>
+              <w:t>DELETE</w:t>
+            </w:r>
+          </w:p>
+        </w:tc>
+        <w:tc>
+          <w:tcPr>
+            <w:tcW w:w="0" w:type="auto"/>
+            <w:vAlign w:val="center"/>
+            <w:hideMark/>
+          </w:tcPr>
+          <w:p>
+            <w:pPr>
+              <w:spacing w:after="0" w:line="240" w:lineRule="auto"/>
+              <w:rPr>
+                <w:rFonts w:ascii="Times New Roman" w:eastAsia="Times New Roman" w:hAnsi="Times New Roman" w:cs="Times New Roman"/>
+                <w:kern w:val="0"/>
+                <w:lang w:eastAsia="hu-HU"/>
+                <w14:ligatures w14:val="none"/>
+              </w:rPr>
+            </w:pPr>
+            <w:proofErr w:type="spellStart"/>
+            <w:r>
+              <w:rPr>
+                <w:rFonts w:ascii="Times New Roman" w:eastAsia="Times New Roman" w:hAnsi="Times New Roman" w:cs="Times New Roman"/>
+                <w:kern w:val="0"/>
+                <w:lang w:eastAsia="hu-HU"/>
+                <w14:ligatures w14:val="none"/>
+              </w:rPr>
+              <w:t>api</w:t>
+            </w:r>
+            <w:proofErr w:type="spellEnd"/>
+            <w:r>
+              <w:rPr>
+                <w:rFonts w:ascii="Times New Roman" w:eastAsia="Times New Roman" w:hAnsi="Times New Roman" w:cs="Times New Roman"/>
+                <w:kern w:val="0"/>
+                <w:lang w:eastAsia="hu-HU"/>
+                <w14:ligatures w14:val="none"/>
+              </w:rPr>
+              <w:t>/</w:t>
+            </w:r>
+            <w:proofErr w:type="spellStart"/>
+            <w:r>
+              <w:rPr>
+                <w:rFonts w:ascii="Times New Roman" w:eastAsia="Times New Roman" w:hAnsi="Times New Roman" w:cs="Times New Roman"/>
+                <w:kern w:val="0"/>
+                <w:lang w:eastAsia="hu-HU"/>
+                <w14:ligatures w14:val="none"/>
+              </w:rPr>
+              <w:t>admin</w:t>
+            </w:r>
+            <w:proofErr w:type="spellEnd"/>
+            <w:r>
+              <w:rPr>
+                <w:rFonts w:ascii="Times New Roman" w:eastAsia="Times New Roman" w:hAnsi="Times New Roman" w:cs="Times New Roman"/>
+                <w:kern w:val="0"/>
+                <w:lang w:eastAsia="hu-HU"/>
+                <w14:ligatures w14:val="none"/>
+              </w:rPr>
+              <w:t>/</w:t>
+            </w:r>
+            <w:proofErr w:type="spellStart"/>
+            <w:r>
+              <w:rPr>
+                <w:rFonts w:ascii="Times New Roman" w:eastAsia="Times New Roman" w:hAnsi="Times New Roman" w:cs="Times New Roman"/>
+                <w:kern w:val="0"/>
+                <w:lang w:eastAsia="hu-HU"/>
+                <w14:ligatures w14:val="none"/>
+              </w:rPr>
+              <w:t>subjects</w:t>
+            </w:r>
+            <w:proofErr w:type="spellEnd"/>
+            <w:r>
+              <w:rPr>
+                <w:rFonts w:ascii="Times New Roman" w:eastAsia="Times New Roman" w:hAnsi="Times New Roman" w:cs="Times New Roman"/>
+                <w:kern w:val="0"/>
+                <w:lang w:eastAsia="hu-HU"/>
+                <w14:ligatures w14:val="none"/>
+              </w:rPr>
+              <w:t>/{</w:t>
+            </w:r>
+            <w:proofErr w:type="spellStart"/>
+            <w:r>
+              <w:rPr>
+                <w:rFonts w:ascii="Times New Roman" w:eastAsia="Times New Roman" w:hAnsi="Times New Roman" w:cs="Times New Roman"/>
+                <w:kern w:val="0"/>
+                <w:lang w:eastAsia="hu-HU"/>
+                <w14:ligatures w14:val="none"/>
+              </w:rPr>
+              <w:t>subject</w:t>
+            </w:r>
+            <w:proofErr w:type="spellEnd"/>
+            <w:r>
+              <w:rPr>
+                <w:rFonts w:ascii="Times New Roman" w:eastAsia="Times New Roman" w:hAnsi="Times New Roman" w:cs="Times New Roman"/>
+                <w:kern w:val="0"/>
+                <w:lang w:eastAsia="hu-HU"/>
+                <w14:ligatures w14:val="none"/>
+              </w:rPr>
+              <w:t>}</w:t>
+            </w:r>
+          </w:p>
+        </w:tc>
+        <w:tc>
+          <w:tcPr>
+            <w:tcW w:w="0" w:type="auto"/>
+            <w:vAlign w:val="center"/>
+            <w:hideMark/>
+          </w:tcPr>
+          <w:p>
+            <w:pPr>
+              <w:spacing w:after="0" w:line="240" w:lineRule="auto"/>
+              <w:rPr>
+                <w:rFonts w:ascii="Times New Roman" w:eastAsia="Times New Roman" w:hAnsi="Times New Roman" w:cs="Times New Roman"/>
+                <w:kern w:val="0"/>
+                <w:lang w:eastAsia="hu-HU"/>
+                <w14:ligatures w14:val="none"/>
+              </w:rPr>
+            </w:pPr>
+            <w:r>
+              <w:rPr>
+                <w:rFonts w:ascii="Times New Roman" w:eastAsia="Times New Roman" w:hAnsi="Times New Roman" w:cs="Times New Roman"/>
+                <w:kern w:val="0"/>
+                <w:lang w:eastAsia="hu-HU"/>
+                <w14:ligatures w14:val="none"/>
+              </w:rPr>
+              <w:t>Tantárgy törlése</w:t>
+            </w:r>
+          </w:p>
+        </w:tc>
+        <w:tc>
+          <w:tcPr>
+            <w:tcW w:w="0" w:type="auto"/>
+            <w:vAlign w:val="center"/>
+            <w:hideMark/>
+          </w:tcPr>
+          <w:p>
+            <w:pPr>
+              <w:spacing w:after="0" w:line="240" w:lineRule="auto"/>
+              <w:rPr>
+                <w:rFonts w:ascii="Times New Roman" w:eastAsia="Times New Roman" w:hAnsi="Times New Roman" w:cs="Times New Roman"/>
+                <w:kern w:val="0"/>
+                <w:lang w:eastAsia="hu-HU"/>
+                <w14:ligatures w14:val="none"/>
+              </w:rPr>
+            </w:pPr>
+            <w:r>
+              <w:rPr>
+                <w:rFonts w:ascii="Times New Roman" w:eastAsia="Times New Roman" w:hAnsi="Times New Roman" w:cs="Times New Roman"/>
+                <w:kern w:val="0"/>
+                <w:lang w:eastAsia="hu-HU"/>
+                <w14:ligatures w14:val="none"/>
+              </w:rPr>
+              <w:t>Igen (</w:t>
+            </w:r>
+            <w:proofErr w:type="spellStart"/>
+            <w:r>
+              <w:rPr>
+                <w:rFonts w:ascii="Times New Roman" w:eastAsia="Times New Roman" w:hAnsi="Times New Roman" w:cs="Times New Roman"/>
+                <w:kern w:val="0"/>
+                <w:lang w:eastAsia="hu-HU"/>
+                <w14:ligatures w14:val="none"/>
+              </w:rPr>
+              <w:t>admin</w:t>
+            </w:r>
+            <w:proofErr w:type="spellEnd"/>
+            <w:r>
+              <w:rPr>
+                <w:rFonts w:ascii="Times New Roman" w:eastAsia="Times New Roman" w:hAnsi="Times New Roman" w:cs="Times New Roman"/>
+                <w:kern w:val="0"/>
+                <w:lang w:eastAsia="hu-HU"/>
+                <w14:ligatures w14:val="none"/>
+              </w:rPr>
+              <w:t>)</w:t>
+            </w:r>
+          </w:p>
+        </w:tc>
+      </w:tr>
+      <w:tr>
+        <w:trPr>
+          <w:tblCellSpacing w:w="15" w:type="dxa"/>
+        </w:trPr>
+        <w:tc>
+          <w:tcPr>
+            <w:tcW w:w="0" w:type="auto"/>
+            <w:vAlign w:val="center"/>
+            <w:hideMark/>
+          </w:tcPr>
+          <w:p>
+            <w:pPr>
+              <w:spacing w:after="0" w:line="240" w:lineRule="auto"/>
+              <w:rPr>
+                <w:rFonts w:ascii="Times New Roman" w:eastAsia="Times New Roman" w:hAnsi="Times New Roman" w:cs="Times New Roman"/>
+                <w:kern w:val="0"/>
+                <w:lang w:eastAsia="hu-HU"/>
+                <w14:ligatures w14:val="none"/>
+              </w:rPr>
+            </w:pPr>
+            <w:r>
+              <w:rPr>
+                <w:rFonts w:ascii="Times New Roman" w:eastAsia="Times New Roman" w:hAnsi="Times New Roman" w:cs="Times New Roman"/>
+                <w:kern w:val="0"/>
+                <w:lang w:eastAsia="hu-HU"/>
+                <w14:ligatures w14:val="none"/>
+              </w:rPr>
+              <w:t>POST</w:t>
+            </w:r>
+          </w:p>
+        </w:tc>
+        <w:tc>
+          <w:tcPr>
+            <w:tcW w:w="0" w:type="auto"/>
+            <w:vAlign w:val="center"/>
+            <w:hideMark/>
+          </w:tcPr>
+          <w:p>
+            <w:pPr>
+              <w:spacing w:after="0" w:line="240" w:lineRule="auto"/>
+              <w:rPr>
+                <w:rFonts w:ascii="Times New Roman" w:eastAsia="Times New Roman" w:hAnsi="Times New Roman" w:cs="Times New Roman"/>
+                <w:kern w:val="0"/>
+                <w:lang w:eastAsia="hu-HU"/>
+                <w14:ligatures w14:val="none"/>
+              </w:rPr>
+            </w:pPr>
+            <w:proofErr w:type="spellStart"/>
+            <w:r>
+              <w:rPr>
+                <w:rFonts w:ascii="Times New Roman" w:eastAsia="Times New Roman" w:hAnsi="Times New Roman" w:cs="Times New Roman"/>
+                <w:kern w:val="0"/>
+                <w:lang w:eastAsia="hu-HU"/>
+                <w14:ligatures w14:val="none"/>
+              </w:rPr>
+              <w:t>api</w:t>
+            </w:r>
+            <w:proofErr w:type="spellEnd"/>
+            <w:r>
+              <w:rPr>
+                <w:rFonts w:ascii="Times New Roman" w:eastAsia="Times New Roman" w:hAnsi="Times New Roman" w:cs="Times New Roman"/>
+                <w:kern w:val="0"/>
+                <w:lang w:eastAsia="hu-HU"/>
+                <w14:ligatures w14:val="none"/>
+              </w:rPr>
+              <w:t>/</w:t>
+            </w:r>
+            <w:proofErr w:type="spellStart"/>
+            <w:r>
+              <w:rPr>
+                <w:rFonts w:ascii="Times New Roman" w:eastAsia="Times New Roman" w:hAnsi="Times New Roman" w:cs="Times New Roman"/>
+                <w:kern w:val="0"/>
+                <w:lang w:eastAsia="hu-HU"/>
+                <w14:ligatures w14:val="none"/>
+              </w:rPr>
+              <w:t>admin</w:t>
+            </w:r>
+            <w:proofErr w:type="spellEnd"/>
+            <w:r>
+              <w:rPr>
+                <w:rFonts w:ascii="Times New Roman" w:eastAsia="Times New Roman" w:hAnsi="Times New Roman" w:cs="Times New Roman"/>
+                <w:kern w:val="0"/>
+                <w:lang w:eastAsia="hu-HU"/>
+                <w14:ligatures w14:val="none"/>
+              </w:rPr>
+              <w:t>/</w:t>
+            </w:r>
+            <w:proofErr w:type="spellStart"/>
+            <w:r>
+              <w:rPr>
+                <w:rFonts w:ascii="Times New Roman" w:eastAsia="Times New Roman" w:hAnsi="Times New Roman" w:cs="Times New Roman"/>
+                <w:kern w:val="0"/>
+                <w:lang w:eastAsia="hu-HU"/>
+                <w14:ligatures w14:val="none"/>
+              </w:rPr>
+              <w:t>units</w:t>
+            </w:r>
+            <w:proofErr w:type="spellEnd"/>
+            <w:r>
+              <w:rPr>
+                <w:rFonts w:ascii="Times New Roman" w:eastAsia="Times New Roman" w:hAnsi="Times New Roman" w:cs="Times New Roman"/>
+                <w:kern w:val="0"/>
+                <w:lang w:eastAsia="hu-HU"/>
+                <w14:ligatures w14:val="none"/>
+              </w:rPr>
+              <w:t>/{unit}/</w:t>
+            </w:r>
+            <w:proofErr w:type="spellStart"/>
+            <w:r>
+              <w:rPr>
+                <w:rFonts w:ascii="Times New Roman" w:eastAsia="Times New Roman" w:hAnsi="Times New Roman" w:cs="Times New Roman"/>
+                <w:kern w:val="0"/>
+                <w:lang w:eastAsia="hu-HU"/>
+                <w14:ligatures w14:val="none"/>
+              </w:rPr>
+              <w:t>topics</w:t>
+            </w:r>
+            <w:proofErr w:type="spellEnd"/>
+          </w:p>
+        </w:tc>
+        <w:tc>
+          <w:tcPr>
+            <w:tcW w:w="0" w:type="auto"/>
+            <w:vAlign w:val="center"/>
+            <w:hideMark/>
+          </w:tcPr>
+          <w:p>
+            <w:pPr>
+              <w:spacing w:after="0" w:line="240" w:lineRule="auto"/>
+              <w:rPr>
+                <w:rFonts w:ascii="Times New Roman" w:eastAsia="Times New Roman" w:hAnsi="Times New Roman" w:cs="Times New Roman"/>
+                <w:kern w:val="0"/>
+                <w:lang w:eastAsia="hu-HU"/>
+                <w14:ligatures w14:val="none"/>
+              </w:rPr>
+            </w:pPr>
+            <w:r>
+              <w:rPr>
+                <w:rFonts w:ascii="Times New Roman" w:eastAsia="Times New Roman" w:hAnsi="Times New Roman" w:cs="Times New Roman"/>
+                <w:kern w:val="0"/>
+                <w:lang w:eastAsia="hu-HU"/>
+                <w14:ligatures w14:val="none"/>
+              </w:rPr>
+              <w:t>Új témakör létrehozása</w:t>
+            </w:r>
+          </w:p>
+        </w:tc>
+        <w:tc>
+          <w:tcPr>
+            <w:tcW w:w="0" w:type="auto"/>
+            <w:vAlign w:val="center"/>
+            <w:hideMark/>
+          </w:tcPr>
+          <w:p>
+            <w:pPr>
+              <w:spacing w:after="0" w:line="240" w:lineRule="auto"/>
+              <w:rPr>
+                <w:rFonts w:ascii="Times New Roman" w:eastAsia="Times New Roman" w:hAnsi="Times New Roman" w:cs="Times New Roman"/>
+                <w:kern w:val="0"/>
+                <w:lang w:eastAsia="hu-HU"/>
+                <w14:ligatures w14:val="none"/>
+              </w:rPr>
+            </w:pPr>
+            <w:r>
+              <w:rPr>
+                <w:rFonts w:ascii="Times New Roman" w:eastAsia="Times New Roman" w:hAnsi="Times New Roman" w:cs="Times New Roman"/>
+                <w:kern w:val="0"/>
+                <w:lang w:eastAsia="hu-HU"/>
+                <w14:ligatures w14:val="none"/>
+              </w:rPr>
+              <w:t>Igen (</w:t>
+            </w:r>
+            <w:proofErr w:type="spellStart"/>
+            <w:r>
+              <w:rPr>
+                <w:rFonts w:ascii="Times New Roman" w:eastAsia="Times New Roman" w:hAnsi="Times New Roman" w:cs="Times New Roman"/>
+                <w:kern w:val="0"/>
+                <w:lang w:eastAsia="hu-HU"/>
+                <w14:ligatures w14:val="none"/>
+              </w:rPr>
+              <w:t>admin</w:t>
+            </w:r>
+            <w:proofErr w:type="spellEnd"/>
+            <w:r>
+              <w:rPr>
+                <w:rFonts w:ascii="Times New Roman" w:eastAsia="Times New Roman" w:hAnsi="Times New Roman" w:cs="Times New Roman"/>
+                <w:kern w:val="0"/>
+                <w:lang w:eastAsia="hu-HU"/>
+                <w14:ligatures w14:val="none"/>
+              </w:rPr>
+              <w:t>)</w:t>
+            </w:r>
+          </w:p>
+        </w:tc>
+      </w:tr>
+      <w:tr>
+        <w:trPr>
+          <w:tblCellSpacing w:w="15" w:type="dxa"/>
+        </w:trPr>
+        <w:tc>
+          <w:tcPr>
+            <w:tcW w:w="0" w:type="auto"/>
+            <w:vAlign w:val="center"/>
+            <w:hideMark/>
+          </w:tcPr>
+          <w:p>
+            <w:pPr>
+              <w:spacing w:after="0" w:line="240" w:lineRule="auto"/>
+              <w:rPr>
+                <w:rFonts w:ascii="Times New Roman" w:eastAsia="Times New Roman" w:hAnsi="Times New Roman" w:cs="Times New Roman"/>
+                <w:kern w:val="0"/>
+                <w:lang w:eastAsia="hu-HU"/>
+                <w14:ligatures w14:val="none"/>
+              </w:rPr>
+            </w:pPr>
+            <w:r>
+              <w:rPr>
+                <w:rFonts w:ascii="Times New Roman" w:eastAsia="Times New Roman" w:hAnsi="Times New Roman" w:cs="Times New Roman"/>
+                <w:kern w:val="0"/>
+                <w:lang w:eastAsia="hu-HU"/>
+                <w14:ligatures w14:val="none"/>
+              </w:rPr>
+              <w:t>POST</w:t>
+            </w:r>
+          </w:p>
+        </w:tc>
+        <w:tc>
+          <w:tcPr>
+            <w:tcW w:w="0" w:type="auto"/>
+            <w:vAlign w:val="center"/>
+            <w:hideMark/>
+          </w:tcPr>
+          <w:p>
+            <w:pPr>
+              <w:spacing w:after="0" w:line="240" w:lineRule="auto"/>
+              <w:rPr>
+                <w:rFonts w:ascii="Times New Roman" w:eastAsia="Times New Roman" w:hAnsi="Times New Roman" w:cs="Times New Roman"/>
+                <w:kern w:val="0"/>
+                <w:lang w:eastAsia="hu-HU"/>
+                <w14:ligatures w14:val="none"/>
+              </w:rPr>
+            </w:pPr>
+            <w:proofErr w:type="spellStart"/>
+            <w:r>
+              <w:rPr>
+                <w:rFonts w:ascii="Times New Roman" w:eastAsia="Times New Roman" w:hAnsi="Times New Roman" w:cs="Times New Roman"/>
+                <w:kern w:val="0"/>
+                <w:lang w:eastAsia="hu-HU"/>
+                <w14:ligatures w14:val="none"/>
+              </w:rPr>
+              <w:t>api</w:t>
+            </w:r>
+            <w:proofErr w:type="spellEnd"/>
+            <w:r>
+              <w:rPr>
+                <w:rFonts w:ascii="Times New Roman" w:eastAsia="Times New Roman" w:hAnsi="Times New Roman" w:cs="Times New Roman"/>
+                <w:kern w:val="0"/>
+                <w:lang w:eastAsia="hu-HU"/>
+                <w14:ligatures w14:val="none"/>
+              </w:rPr>
+              <w:t>/</w:t>
+            </w:r>
+            <w:proofErr w:type="spellStart"/>
+            <w:r>
+              <w:rPr>
+                <w:rFonts w:ascii="Times New Roman" w:eastAsia="Times New Roman" w:hAnsi="Times New Roman" w:cs="Times New Roman"/>
+                <w:kern w:val="0"/>
+                <w:lang w:eastAsia="hu-HU"/>
+                <w14:ligatures w14:val="none"/>
+              </w:rPr>
+              <w:t>admin</w:t>
+            </w:r>
+            <w:proofErr w:type="spellEnd"/>
+            <w:r>
+              <w:rPr>
+                <w:rFonts w:ascii="Times New Roman" w:eastAsia="Times New Roman" w:hAnsi="Times New Roman" w:cs="Times New Roman"/>
+                <w:kern w:val="0"/>
+                <w:lang w:eastAsia="hu-HU"/>
+                <w14:ligatures w14:val="none"/>
+              </w:rPr>
+              <w:t>/</w:t>
+            </w:r>
+            <w:proofErr w:type="spellStart"/>
+            <w:r>
+              <w:rPr>
+                <w:rFonts w:ascii="Times New Roman" w:eastAsia="Times New Roman" w:hAnsi="Times New Roman" w:cs="Times New Roman"/>
+                <w:kern w:val="0"/>
+                <w:lang w:eastAsia="hu-HU"/>
+                <w14:ligatures w14:val="none"/>
+              </w:rPr>
+              <w:t>topics</w:t>
+            </w:r>
+            <w:proofErr w:type="spellEnd"/>
+            <w:r>
+              <w:rPr>
+                <w:rFonts w:ascii="Times New Roman" w:eastAsia="Times New Roman" w:hAnsi="Times New Roman" w:cs="Times New Roman"/>
+                <w:kern w:val="0"/>
+                <w:lang w:eastAsia="hu-HU"/>
+                <w14:ligatures w14:val="none"/>
+              </w:rPr>
+              <w:t>/{</w:t>
+            </w:r>
+            <w:proofErr w:type="spellStart"/>
+            <w:r>
+              <w:rPr>
+                <w:rFonts w:ascii="Times New Roman" w:eastAsia="Times New Roman" w:hAnsi="Times New Roman" w:cs="Times New Roman"/>
+                <w:kern w:val="0"/>
+                <w:lang w:eastAsia="hu-HU"/>
+                <w14:ligatures w14:val="none"/>
+              </w:rPr>
+              <w:t>topic</w:t>
+            </w:r>
+            <w:proofErr w:type="spellEnd"/>
+            <w:r>
+              <w:rPr>
+                <w:rFonts w:ascii="Times New Roman" w:eastAsia="Times New Roman" w:hAnsi="Times New Roman" w:cs="Times New Roman"/>
+                <w:kern w:val="0"/>
+                <w:lang w:eastAsia="hu-HU"/>
+                <w14:ligatures w14:val="none"/>
+              </w:rPr>
+              <w:t>}/</w:t>
+            </w:r>
+            <w:proofErr w:type="spellStart"/>
+            <w:r>
+              <w:rPr>
+                <w:rFonts w:ascii="Times New Roman" w:eastAsia="Times New Roman" w:hAnsi="Times New Roman" w:cs="Times New Roman"/>
+                <w:kern w:val="0"/>
+                <w:lang w:eastAsia="hu-HU"/>
+                <w14:ligatures w14:val="none"/>
+              </w:rPr>
+              <w:t>flashcards</w:t>
+            </w:r>
+            <w:proofErr w:type="spellEnd"/>
+          </w:p>
+        </w:tc>
+        <w:tc>
+          <w:tcPr>
+            <w:tcW w:w="0" w:type="auto"/>
+            <w:vAlign w:val="center"/>
+            <w:hideMark/>
+          </w:tcPr>
+          <w:p>
+            <w:pPr>
+              <w:spacing w:after="0" w:line="240" w:lineRule="auto"/>
+              <w:rPr>
+                <w:rFonts w:ascii="Times New Roman" w:eastAsia="Times New Roman" w:hAnsi="Times New Roman" w:cs="Times New Roman"/>
+                <w:kern w:val="0"/>
+                <w:lang w:eastAsia="hu-HU"/>
+                <w14:ligatures w14:val="none"/>
+              </w:rPr>
+            </w:pPr>
+            <w:r>
+              <w:rPr>
+                <w:rFonts w:ascii="Times New Roman" w:eastAsia="Times New Roman" w:hAnsi="Times New Roman" w:cs="Times New Roman"/>
+                <w:kern w:val="0"/>
+                <w:lang w:eastAsia="hu-HU"/>
+                <w14:ligatures w14:val="none"/>
+              </w:rPr>
+              <w:t xml:space="preserve">Új </w:t>
+            </w:r>
+            <w:proofErr w:type="spellStart"/>
+            <w:r>
+              <w:rPr>
+                <w:rFonts w:ascii="Times New Roman" w:eastAsia="Times New Roman" w:hAnsi="Times New Roman" w:cs="Times New Roman"/>
+                <w:kern w:val="0"/>
+                <w:lang w:eastAsia="hu-HU"/>
+                <w14:ligatures w14:val="none"/>
+              </w:rPr>
+              <w:t>flashcard</w:t>
+            </w:r>
+            <w:proofErr w:type="spellEnd"/>
+          </w:p>
+        </w:tc>
+        <w:tc>
+          <w:tcPr>
+            <w:tcW w:w="0" w:type="auto"/>
+            <w:vAlign w:val="center"/>
+            <w:hideMark/>
+          </w:tcPr>
+          <w:p>
+            <w:pPr>
+              <w:spacing w:after="0" w:line="240" w:lineRule="auto"/>
+              <w:rPr>
+                <w:rFonts w:ascii="Times New Roman" w:eastAsia="Times New Roman" w:hAnsi="Times New Roman" w:cs="Times New Roman"/>
+                <w:kern w:val="0"/>
+                <w:lang w:eastAsia="hu-HU"/>
+                <w14:ligatures w14:val="none"/>
+              </w:rPr>
+            </w:pPr>
+            <w:r>
+              <w:rPr>
+                <w:rFonts w:ascii="Times New Roman" w:eastAsia="Times New Roman" w:hAnsi="Times New Roman" w:cs="Times New Roman"/>
+                <w:kern w:val="0"/>
+                <w:lang w:eastAsia="hu-HU"/>
+                <w14:ligatures w14:val="none"/>
+              </w:rPr>
+              <w:t>Igen (</w:t>
+            </w:r>
+            <w:proofErr w:type="spellStart"/>
+            <w:r>
+              <w:rPr>
+                <w:rFonts w:ascii="Times New Roman" w:eastAsia="Times New Roman" w:hAnsi="Times New Roman" w:cs="Times New Roman"/>
+                <w:kern w:val="0"/>
+                <w:lang w:eastAsia="hu-HU"/>
+                <w14:ligatures w14:val="none"/>
+              </w:rPr>
+              <w:t>admin</w:t>
+            </w:r>
+            <w:proofErr w:type="spellEnd"/>
+            <w:r>
+              <w:rPr>
+                <w:rFonts w:ascii="Times New Roman" w:eastAsia="Times New Roman" w:hAnsi="Times New Roman" w:cs="Times New Roman"/>
+                <w:kern w:val="0"/>
+                <w:lang w:eastAsia="hu-HU"/>
+                <w14:ligatures w14:val="none"/>
+              </w:rPr>
+              <w:t>)</w:t>
+            </w:r>
+          </w:p>
+        </w:tc>
+      </w:tr>
+      <w:tr>
+        <w:trPr>
+          <w:tblCellSpacing w:w="15" w:type="dxa"/>
+        </w:trPr>
+        <w:tc>
+          <w:tcPr>
+            <w:tcW w:w="0" w:type="auto"/>
+            <w:vAlign w:val="center"/>
+            <w:hideMark/>
+          </w:tcPr>
+          <w:p>
+            <w:pPr>
+              <w:spacing w:after="0" w:line="240" w:lineRule="auto"/>
+              <w:rPr>
+                <w:rFonts w:ascii="Times New Roman" w:eastAsia="Times New Roman" w:hAnsi="Times New Roman" w:cs="Times New Roman"/>
+                <w:kern w:val="0"/>
+                <w:lang w:eastAsia="hu-HU"/>
+                <w14:ligatures w14:val="none"/>
+              </w:rPr>
+            </w:pPr>
+            <w:r>
+              <w:rPr>
+                <w:rFonts w:ascii="Times New Roman" w:eastAsia="Times New Roman" w:hAnsi="Times New Roman" w:cs="Times New Roman"/>
+                <w:kern w:val="0"/>
+                <w:lang w:eastAsia="hu-HU"/>
+                <w14:ligatures w14:val="none"/>
+              </w:rPr>
+              <w:t>POST</w:t>
+            </w:r>
+          </w:p>
+        </w:tc>
+        <w:tc>
+          <w:tcPr>
+            <w:tcW w:w="0" w:type="auto"/>
+            <w:vAlign w:val="center"/>
+            <w:hideMark/>
+          </w:tcPr>
+          <w:p>
+            <w:pPr>
+              <w:spacing w:after="0" w:line="240" w:lineRule="auto"/>
+              <w:rPr>
+                <w:rFonts w:ascii="Times New Roman" w:eastAsia="Times New Roman" w:hAnsi="Times New Roman" w:cs="Times New Roman"/>
+                <w:kern w:val="0"/>
+                <w:lang w:eastAsia="hu-HU"/>
+                <w14:ligatures w14:val="none"/>
+              </w:rPr>
+            </w:pPr>
+            <w:proofErr w:type="spellStart"/>
+            <w:r>
+              <w:rPr>
+                <w:rFonts w:ascii="Times New Roman" w:eastAsia="Times New Roman" w:hAnsi="Times New Roman" w:cs="Times New Roman"/>
+                <w:kern w:val="0"/>
+                <w:lang w:eastAsia="hu-HU"/>
+                <w14:ligatures w14:val="none"/>
+              </w:rPr>
+              <w:t>api</w:t>
+            </w:r>
+            <w:proofErr w:type="spellEnd"/>
+            <w:r>
+              <w:rPr>
+                <w:rFonts w:ascii="Times New Roman" w:eastAsia="Times New Roman" w:hAnsi="Times New Roman" w:cs="Times New Roman"/>
+                <w:kern w:val="0"/>
+                <w:lang w:eastAsia="hu-HU"/>
+                <w14:ligatures w14:val="none"/>
+              </w:rPr>
+              <w:t>/</w:t>
+            </w:r>
+            <w:proofErr w:type="spellStart"/>
+            <w:r>
+              <w:rPr>
+                <w:rFonts w:ascii="Times New Roman" w:eastAsia="Times New Roman" w:hAnsi="Times New Roman" w:cs="Times New Roman"/>
+                <w:kern w:val="0"/>
+                <w:lang w:eastAsia="hu-HU"/>
+                <w14:ligatures w14:val="none"/>
+              </w:rPr>
+              <w:t>admin</w:t>
+            </w:r>
+            <w:proofErr w:type="spellEnd"/>
+            <w:r>
+              <w:rPr>
+                <w:rFonts w:ascii="Times New Roman" w:eastAsia="Times New Roman" w:hAnsi="Times New Roman" w:cs="Times New Roman"/>
+                <w:kern w:val="0"/>
+                <w:lang w:eastAsia="hu-HU"/>
+                <w14:ligatures w14:val="none"/>
+              </w:rPr>
+              <w:t>/</w:t>
+            </w:r>
+            <w:proofErr w:type="spellStart"/>
+            <w:r>
+              <w:rPr>
+                <w:rFonts w:ascii="Times New Roman" w:eastAsia="Times New Roman" w:hAnsi="Times New Roman" w:cs="Times New Roman"/>
+                <w:kern w:val="0"/>
+                <w:lang w:eastAsia="hu-HU"/>
+                <w14:ligatures w14:val="none"/>
+              </w:rPr>
+              <w:t>topics</w:t>
+            </w:r>
+            <w:proofErr w:type="spellEnd"/>
+            <w:r>
+              <w:rPr>
+                <w:rFonts w:ascii="Times New Roman" w:eastAsia="Times New Roman" w:hAnsi="Times New Roman" w:cs="Times New Roman"/>
+                <w:kern w:val="0"/>
+                <w:lang w:eastAsia="hu-HU"/>
+                <w14:ligatures w14:val="none"/>
+              </w:rPr>
+              <w:t>/{</w:t>
+            </w:r>
+            <w:proofErr w:type="spellStart"/>
+            <w:r>
+              <w:rPr>
+                <w:rFonts w:ascii="Times New Roman" w:eastAsia="Times New Roman" w:hAnsi="Times New Roman" w:cs="Times New Roman"/>
+                <w:kern w:val="0"/>
+                <w:lang w:eastAsia="hu-HU"/>
+                <w14:ligatures w14:val="none"/>
+              </w:rPr>
+              <w:t>topic</w:t>
+            </w:r>
+            <w:proofErr w:type="spellEnd"/>
+            <w:r>
+              <w:rPr>
+                <w:rFonts w:ascii="Times New Roman" w:eastAsia="Times New Roman" w:hAnsi="Times New Roman" w:cs="Times New Roman"/>
+                <w:kern w:val="0"/>
+                <w:lang w:eastAsia="hu-HU"/>
+                <w14:ligatures w14:val="none"/>
+              </w:rPr>
+              <w:t>}/</w:t>
+            </w:r>
+            <w:proofErr w:type="spellStart"/>
+            <w:r>
+              <w:rPr>
+                <w:rFonts w:ascii="Times New Roman" w:eastAsia="Times New Roman" w:hAnsi="Times New Roman" w:cs="Times New Roman"/>
+                <w:kern w:val="0"/>
+                <w:lang w:eastAsia="hu-HU"/>
+                <w14:ligatures w14:val="none"/>
+              </w:rPr>
+              <w:t>questions</w:t>
+            </w:r>
+            <w:proofErr w:type="spellEnd"/>
+          </w:p>
+        </w:tc>
+        <w:tc>
+          <w:tcPr>
+            <w:tcW w:w="0" w:type="auto"/>
+            <w:vAlign w:val="center"/>
+            <w:hideMark/>
+          </w:tcPr>
+          <w:p>
+            <w:pPr>
+              <w:spacing w:after="0" w:line="240" w:lineRule="auto"/>
+              <w:rPr>
+                <w:rFonts w:ascii="Times New Roman" w:eastAsia="Times New Roman" w:hAnsi="Times New Roman" w:cs="Times New Roman"/>
+                <w:kern w:val="0"/>
+                <w:lang w:eastAsia="hu-HU"/>
+                <w14:ligatures w14:val="none"/>
+              </w:rPr>
+            </w:pPr>
+            <w:r>
+              <w:rPr>
+                <w:rFonts w:ascii="Times New Roman" w:eastAsia="Times New Roman" w:hAnsi="Times New Roman" w:cs="Times New Roman"/>
+                <w:kern w:val="0"/>
+                <w:lang w:eastAsia="hu-HU"/>
+                <w14:ligatures w14:val="none"/>
+              </w:rPr>
+              <w:t>Új kérdés</w:t>
+            </w:r>
+          </w:p>
+        </w:tc>
+        <w:tc>
+          <w:tcPr>
+            <w:tcW w:w="0" w:type="auto"/>
+            <w:vAlign w:val="center"/>
+            <w:hideMark/>
+          </w:tcPr>
+          <w:p>
+            <w:pPr>
+              <w:spacing w:after="0" w:line="240" w:lineRule="auto"/>
+              <w:rPr>
+                <w:rFonts w:ascii="Times New Roman" w:eastAsia="Times New Roman" w:hAnsi="Times New Roman" w:cs="Times New Roman"/>
+                <w:kern w:val="0"/>
+                <w:lang w:eastAsia="hu-HU"/>
+                <w14:ligatures w14:val="none"/>
+              </w:rPr>
+            </w:pPr>
+            <w:r>
+              <w:rPr>
+                <w:rFonts w:ascii="Times New Roman" w:eastAsia="Times New Roman" w:hAnsi="Times New Roman" w:cs="Times New Roman"/>
+                <w:kern w:val="0"/>
+                <w:lang w:eastAsia="hu-HU"/>
+                <w14:ligatures w14:val="none"/>
+              </w:rPr>
+              <w:t>Igen (</w:t>
+            </w:r>
+            <w:proofErr w:type="spellStart"/>
+            <w:r>
+              <w:rPr>
+                <w:rFonts w:ascii="Times New Roman" w:eastAsia="Times New Roman" w:hAnsi="Times New Roman" w:cs="Times New Roman"/>
+                <w:kern w:val="0"/>
+                <w:lang w:eastAsia="hu-HU"/>
+                <w14:ligatures w14:val="none"/>
+              </w:rPr>
+              <w:t>admin</w:t>
+            </w:r>
+            <w:proofErr w:type="spellEnd"/>
+            <w:r>
+              <w:rPr>
+                <w:rFonts w:ascii="Times New Roman" w:eastAsia="Times New Roman" w:hAnsi="Times New Roman" w:cs="Times New Roman"/>
+                <w:kern w:val="0"/>
+                <w:lang w:eastAsia="hu-HU"/>
+                <w14:ligatures w14:val="none"/>
+              </w:rPr>
+              <w:t>)</w:t>
             </w:r>
           </w:p>
         </w:tc>
@@ -6180,7 +7779,7 @@
   <w:style w:type="paragraph" w:default="1" w:styleId="Norml">
     <w:name w:val="Normal"/>
     <w:qFormat/>
-    <w:rsid w:val="008E7D0D"/>
+    <w:rsid w:val="00E65645"/>
   </w:style>
   <w:style w:type="paragraph" w:styleId="Cmsor1">
     <w:name w:val="heading 1"/>

--- a/API_Dokumentacio_MaturaSmart.docx
+++ b/API_Dokumentacio_MaturaSmart.docx
@@ -7,7 +7,7 @@
         <w:spacing w:before="100" w:beforeAutospacing="1" w:after="100" w:afterAutospacing="1" w:line="240" w:lineRule="auto"/>
         <w:outlineLvl w:val="0"/>
         <w:rPr>
-          <w:rFonts w:ascii="Times New Roman" w:eastAsia="Times New Roman" w:hAnsi="Times New Roman" w:cs="Times New Roman"/>
+          <w:rFonts w:ascii="Abadi" w:eastAsia="Times New Roman" w:hAnsi="Abadi" w:cs="Times New Roman"/>
           <w:b/>
           <w:bCs/>
           <w:kern w:val="36"/>
@@ -19,7 +19,7 @@
       </w:pPr>
       <w:r>
         <w:rPr>
-          <w:rFonts w:ascii="Times New Roman" w:eastAsia="Times New Roman" w:hAnsi="Times New Roman" w:cs="Times New Roman"/>
+          <w:rFonts w:ascii="Abadi" w:eastAsia="Times New Roman" w:hAnsi="Abadi" w:cs="Times New Roman"/>
           <w:b/>
           <w:bCs/>
           <w:kern w:val="36"/>
@@ -36,7 +36,7 @@
         <w:spacing w:before="100" w:beforeAutospacing="1" w:after="100" w:afterAutospacing="1" w:line="240" w:lineRule="auto"/>
         <w:outlineLvl w:val="1"/>
         <w:rPr>
-          <w:rFonts w:ascii="Times New Roman" w:eastAsia="Times New Roman" w:hAnsi="Times New Roman" w:cs="Times New Roman"/>
+          <w:rFonts w:ascii="Abadi" w:eastAsia="Times New Roman" w:hAnsi="Abadi" w:cs="Times New Roman"/>
           <w:b/>
           <w:bCs/>
           <w:kern w:val="0"/>
@@ -48,7 +48,7 @@
       </w:pPr>
       <w:r>
         <w:rPr>
-          <w:rFonts w:ascii="Times New Roman" w:eastAsia="Times New Roman" w:hAnsi="Times New Roman" w:cs="Times New Roman"/>
+          <w:rFonts w:ascii="Abadi" w:eastAsia="Times New Roman" w:hAnsi="Abadi" w:cs="Times New Roman"/>
           <w:b/>
           <w:bCs/>
           <w:kern w:val="0"/>
@@ -65,24 +65,26 @@
         <w:spacing w:before="100" w:beforeAutospacing="1" w:after="100" w:afterAutospacing="1" w:line="240" w:lineRule="auto"/>
         <w:outlineLvl w:val="2"/>
         <w:rPr>
-          <w:rFonts w:ascii="Times New Roman" w:eastAsia="Times New Roman" w:hAnsi="Times New Roman" w:cs="Times New Roman"/>
+          <w:rFonts w:ascii="Abadi" w:eastAsia="Times New Roman" w:hAnsi="Abadi" w:cs="Times New Roman"/>
           <w:b/>
           <w:bCs/>
           <w:kern w:val="0"/>
-          <w:sz w:val="27"/>
-          <w:szCs w:val="27"/>
+          <w:sz w:val="28"/>
+          <w:szCs w:val="28"/>
+          <w:u w:val="single"/>
           <w:lang w:eastAsia="hu-HU"/>
           <w14:ligatures w14:val="none"/>
         </w:rPr>
       </w:pPr>
       <w:r>
         <w:rPr>
-          <w:rFonts w:ascii="Times New Roman" w:eastAsia="Times New Roman" w:hAnsi="Times New Roman" w:cs="Times New Roman"/>
+          <w:rFonts w:ascii="Abadi" w:eastAsia="Times New Roman" w:hAnsi="Abadi" w:cs="Times New Roman"/>
           <w:b/>
           <w:bCs/>
           <w:kern w:val="0"/>
-          <w:sz w:val="27"/>
-          <w:szCs w:val="27"/>
+          <w:sz w:val="28"/>
+          <w:szCs w:val="28"/>
+          <w:u w:val="single"/>
           <w:lang w:eastAsia="hu-HU"/>
           <w14:ligatures w14:val="none"/>
         </w:rPr>
@@ -93,7 +95,7 @@
       <w:pPr>
         <w:spacing w:before="100" w:beforeAutospacing="1" w:after="100" w:afterAutospacing="1" w:line="240" w:lineRule="auto"/>
         <w:rPr>
-          <w:rFonts w:ascii="Times New Roman" w:eastAsia="Times New Roman" w:hAnsi="Times New Roman" w:cs="Times New Roman"/>
+          <w:rFonts w:ascii="Abadi" w:eastAsia="Times New Roman" w:hAnsi="Abadi" w:cs="Times New Roman"/>
           <w:kern w:val="0"/>
           <w:lang w:eastAsia="hu-HU"/>
           <w14:ligatures w14:val="none"/>
@@ -101,7 +103,7 @@
       </w:pPr>
       <w:r>
         <w:rPr>
-          <w:rFonts w:ascii="Times New Roman" w:eastAsia="Times New Roman" w:hAnsi="Times New Roman" w:cs="Times New Roman"/>
+          <w:rFonts w:ascii="Abadi" w:eastAsia="Times New Roman" w:hAnsi="Abadi" w:cs="Times New Roman"/>
           <w:kern w:val="0"/>
           <w:lang w:eastAsia="hu-HU"/>
           <w14:ligatures w14:val="none"/>
@@ -111,7 +113,7 @@
       <w:proofErr w:type="spellStart"/>
       <w:r>
         <w:rPr>
-          <w:rFonts w:ascii="Times New Roman" w:eastAsia="Times New Roman" w:hAnsi="Times New Roman" w:cs="Times New Roman"/>
+          <w:rFonts w:ascii="Abadi" w:eastAsia="Times New Roman" w:hAnsi="Abadi" w:cs="Times New Roman"/>
           <w:kern w:val="0"/>
           <w:lang w:eastAsia="hu-HU"/>
           <w14:ligatures w14:val="none"/>
@@ -121,7 +123,7 @@
       <w:proofErr w:type="spellEnd"/>
       <w:r>
         <w:rPr>
-          <w:rFonts w:ascii="Times New Roman" w:eastAsia="Times New Roman" w:hAnsi="Times New Roman" w:cs="Times New Roman"/>
+          <w:rFonts w:ascii="Abadi" w:eastAsia="Times New Roman" w:hAnsi="Abadi" w:cs="Times New Roman"/>
           <w:kern w:val="0"/>
           <w:lang w:eastAsia="hu-HU"/>
           <w14:ligatures w14:val="none"/>
@@ -130,7 +132,7 @@
       </w:r>
       <w:r>
         <w:rPr>
-          <w:rFonts w:ascii="Times New Roman" w:eastAsia="Times New Roman" w:hAnsi="Times New Roman" w:cs="Times New Roman"/>
+          <w:rFonts w:ascii="Abadi" w:eastAsia="Times New Roman" w:hAnsi="Abadi" w:cs="Times New Roman"/>
           <w:kern w:val="0"/>
           <w:lang w:eastAsia="hu-HU"/>
           <w14:ligatures w14:val="none"/>
@@ -141,7 +143,7 @@
       <w:proofErr w:type="spellStart"/>
       <w:r>
         <w:rPr>
-          <w:rFonts w:ascii="Times New Roman" w:eastAsia="Times New Roman" w:hAnsi="Times New Roman" w:cs="Times New Roman"/>
+          <w:rFonts w:ascii="Abadi" w:eastAsia="Times New Roman" w:hAnsi="Abadi" w:cs="Times New Roman"/>
           <w:kern w:val="0"/>
           <w:lang w:eastAsia="hu-HU"/>
           <w14:ligatures w14:val="none"/>
@@ -151,7 +153,7 @@
       <w:proofErr w:type="spellEnd"/>
       <w:r>
         <w:rPr>
-          <w:rFonts w:ascii="Times New Roman" w:eastAsia="Times New Roman" w:hAnsi="Times New Roman" w:cs="Times New Roman"/>
+          <w:rFonts w:ascii="Abadi" w:eastAsia="Times New Roman" w:hAnsi="Abadi" w:cs="Times New Roman"/>
           <w:kern w:val="0"/>
           <w:lang w:eastAsia="hu-HU"/>
           <w14:ligatures w14:val="none"/>
@@ -161,7 +163,7 @@
       <w:proofErr w:type="spellStart"/>
       <w:r>
         <w:rPr>
-          <w:rFonts w:ascii="Times New Roman" w:eastAsia="Times New Roman" w:hAnsi="Times New Roman" w:cs="Times New Roman"/>
+          <w:rFonts w:ascii="Abadi" w:eastAsia="Times New Roman" w:hAnsi="Abadi" w:cs="Times New Roman"/>
           <w:kern w:val="0"/>
           <w:lang w:eastAsia="hu-HU"/>
           <w14:ligatures w14:val="none"/>
@@ -171,7 +173,7 @@
       <w:proofErr w:type="spellEnd"/>
       <w:r>
         <w:rPr>
-          <w:rFonts w:ascii="Times New Roman" w:eastAsia="Times New Roman" w:hAnsi="Times New Roman" w:cs="Times New Roman"/>
+          <w:rFonts w:ascii="Abadi" w:eastAsia="Times New Roman" w:hAnsi="Abadi" w:cs="Times New Roman"/>
           <w:kern w:val="0"/>
           <w:lang w:eastAsia="hu-HU"/>
           <w14:ligatures w14:val="none"/>
@@ -181,7 +183,7 @@
       <w:proofErr w:type="spellStart"/>
       <w:r>
         <w:rPr>
-          <w:rFonts w:ascii="Times New Roman" w:eastAsia="Times New Roman" w:hAnsi="Times New Roman" w:cs="Times New Roman"/>
+          <w:rFonts w:ascii="Abadi" w:eastAsia="Times New Roman" w:hAnsi="Abadi" w:cs="Times New Roman"/>
           <w:kern w:val="0"/>
           <w:lang w:eastAsia="hu-HU"/>
           <w14:ligatures w14:val="none"/>
@@ -191,7 +193,7 @@
       <w:proofErr w:type="spellEnd"/>
       <w:r>
         <w:rPr>
-          <w:rFonts w:ascii="Times New Roman" w:eastAsia="Times New Roman" w:hAnsi="Times New Roman" w:cs="Times New Roman"/>
+          <w:rFonts w:ascii="Abadi" w:eastAsia="Times New Roman" w:hAnsi="Abadi" w:cs="Times New Roman"/>
           <w:kern w:val="0"/>
           <w:lang w:eastAsia="hu-HU"/>
           <w14:ligatures w14:val="none"/>
@@ -201,7 +203,7 @@
       <w:proofErr w:type="spellStart"/>
       <w:r>
         <w:rPr>
-          <w:rFonts w:ascii="Times New Roman" w:eastAsia="Times New Roman" w:hAnsi="Times New Roman" w:cs="Times New Roman"/>
+          <w:rFonts w:ascii="Abadi" w:eastAsia="Times New Roman" w:hAnsi="Abadi" w:cs="Times New Roman"/>
           <w:kern w:val="0"/>
           <w:lang w:eastAsia="hu-HU"/>
           <w14:ligatures w14:val="none"/>
@@ -211,7 +213,7 @@
       <w:proofErr w:type="spellEnd"/>
       <w:r>
         <w:rPr>
-          <w:rFonts w:ascii="Times New Roman" w:eastAsia="Times New Roman" w:hAnsi="Times New Roman" w:cs="Times New Roman"/>
+          <w:rFonts w:ascii="Abadi" w:eastAsia="Times New Roman" w:hAnsi="Abadi" w:cs="Times New Roman"/>
           <w:kern w:val="0"/>
           <w:lang w:eastAsia="hu-HU"/>
           <w14:ligatures w14:val="none"/>
@@ -223,7 +225,7 @@
       <w:pPr>
         <w:spacing w:before="100" w:beforeAutospacing="1" w:after="100" w:afterAutospacing="1" w:line="240" w:lineRule="auto"/>
         <w:rPr>
-          <w:rFonts w:ascii="Times New Roman" w:eastAsia="Times New Roman" w:hAnsi="Times New Roman" w:cs="Times New Roman"/>
+          <w:rFonts w:ascii="Abadi" w:eastAsia="Times New Roman" w:hAnsi="Abadi" w:cs="Times New Roman"/>
           <w:kern w:val="0"/>
           <w:lang w:eastAsia="hu-HU"/>
           <w14:ligatures w14:val="none"/>
@@ -231,7 +233,7 @@
       </w:pPr>
       <w:r>
         <w:rPr>
-          <w:rFonts w:ascii="Times New Roman" w:eastAsia="Times New Roman" w:hAnsi="Times New Roman" w:cs="Times New Roman"/>
+          <w:rFonts w:ascii="Abadi" w:eastAsia="Times New Roman" w:hAnsi="Abadi" w:cs="Times New Roman"/>
           <w:kern w:val="0"/>
           <w:lang w:eastAsia="hu-HU"/>
           <w14:ligatures w14:val="none"/>
@@ -247,7 +249,7 @@
         </w:numPr>
         <w:spacing w:before="100" w:beforeAutospacing="1" w:after="100" w:afterAutospacing="1" w:line="240" w:lineRule="auto"/>
         <w:rPr>
-          <w:rFonts w:ascii="Times New Roman" w:eastAsia="Times New Roman" w:hAnsi="Times New Roman" w:cs="Times New Roman"/>
+          <w:rFonts w:ascii="Abadi" w:eastAsia="Times New Roman" w:hAnsi="Abadi" w:cs="Times New Roman"/>
           <w:kern w:val="0"/>
           <w:lang w:eastAsia="hu-HU"/>
           <w14:ligatures w14:val="none"/>
@@ -255,7 +257,7 @@
       </w:pPr>
       <w:r>
         <w:rPr>
-          <w:rFonts w:ascii="Times New Roman" w:eastAsia="Times New Roman" w:hAnsi="Times New Roman" w:cs="Times New Roman"/>
+          <w:rFonts w:ascii="Abadi" w:eastAsia="Times New Roman" w:hAnsi="Abadi" w:cs="Times New Roman"/>
           <w:kern w:val="0"/>
           <w:lang w:eastAsia="hu-HU"/>
           <w14:ligatures w14:val="none"/>
@@ -265,7 +267,7 @@
       <w:proofErr w:type="spellStart"/>
       <w:r>
         <w:rPr>
-          <w:rFonts w:ascii="Times New Roman" w:eastAsia="Times New Roman" w:hAnsi="Times New Roman" w:cs="Times New Roman"/>
+          <w:rFonts w:ascii="Abadi" w:eastAsia="Times New Roman" w:hAnsi="Abadi" w:cs="Times New Roman"/>
           <w:kern w:val="0"/>
           <w:lang w:eastAsia="hu-HU"/>
           <w14:ligatures w14:val="none"/>
@@ -275,7 +277,7 @@
       <w:proofErr w:type="spellEnd"/>
       <w:r>
         <w:rPr>
-          <w:rFonts w:ascii="Times New Roman" w:eastAsia="Times New Roman" w:hAnsi="Times New Roman" w:cs="Times New Roman"/>
+          <w:rFonts w:ascii="Abadi" w:eastAsia="Times New Roman" w:hAnsi="Abadi" w:cs="Times New Roman"/>
           <w:kern w:val="0"/>
           <w:lang w:eastAsia="hu-HU"/>
           <w14:ligatures w14:val="none"/>
@@ -285,7 +287,7 @@
       <w:proofErr w:type="spellStart"/>
       <w:r>
         <w:rPr>
-          <w:rFonts w:ascii="Times New Roman" w:eastAsia="Times New Roman" w:hAnsi="Times New Roman" w:cs="Times New Roman"/>
+          <w:rFonts w:ascii="Abadi" w:eastAsia="Times New Roman" w:hAnsi="Abadi" w:cs="Times New Roman"/>
           <w:kern w:val="0"/>
           <w:lang w:eastAsia="hu-HU"/>
           <w14:ligatures w14:val="none"/>
@@ -295,7 +297,7 @@
       <w:proofErr w:type="spellEnd"/>
       <w:r>
         <w:rPr>
-          <w:rFonts w:ascii="Times New Roman" w:eastAsia="Times New Roman" w:hAnsi="Times New Roman" w:cs="Times New Roman"/>
+          <w:rFonts w:ascii="Abadi" w:eastAsia="Times New Roman" w:hAnsi="Abadi" w:cs="Times New Roman"/>
           <w:kern w:val="0"/>
           <w:lang w:eastAsia="hu-HU"/>
           <w14:ligatures w14:val="none"/>
@@ -305,7 +307,7 @@
       <w:proofErr w:type="spellStart"/>
       <w:r>
         <w:rPr>
-          <w:rFonts w:ascii="Times New Roman" w:eastAsia="Times New Roman" w:hAnsi="Times New Roman" w:cs="Times New Roman"/>
+          <w:rFonts w:ascii="Abadi" w:eastAsia="Times New Roman" w:hAnsi="Abadi" w:cs="Times New Roman"/>
           <w:kern w:val="0"/>
           <w:lang w:eastAsia="hu-HU"/>
           <w14:ligatures w14:val="none"/>
@@ -315,7 +317,7 @@
       <w:proofErr w:type="spellEnd"/>
       <w:r>
         <w:rPr>
-          <w:rFonts w:ascii="Times New Roman" w:eastAsia="Times New Roman" w:hAnsi="Times New Roman" w:cs="Times New Roman"/>
+          <w:rFonts w:ascii="Abadi" w:eastAsia="Times New Roman" w:hAnsi="Abadi" w:cs="Times New Roman"/>
           <w:kern w:val="0"/>
           <w:lang w:eastAsia="hu-HU"/>
           <w14:ligatures w14:val="none"/>
@@ -331,7 +333,7 @@
         </w:numPr>
         <w:spacing w:before="100" w:beforeAutospacing="1" w:after="100" w:afterAutospacing="1" w:line="240" w:lineRule="auto"/>
         <w:rPr>
-          <w:rFonts w:ascii="Times New Roman" w:eastAsia="Times New Roman" w:hAnsi="Times New Roman" w:cs="Times New Roman"/>
+          <w:rFonts w:ascii="Abadi" w:eastAsia="Times New Roman" w:hAnsi="Abadi" w:cs="Times New Roman"/>
           <w:kern w:val="0"/>
           <w:lang w:eastAsia="hu-HU"/>
           <w14:ligatures w14:val="none"/>
@@ -339,7 +341,7 @@
       </w:pPr>
       <w:r>
         <w:rPr>
-          <w:rFonts w:ascii="Times New Roman" w:eastAsia="Times New Roman" w:hAnsi="Times New Roman" w:cs="Times New Roman"/>
+          <w:rFonts w:ascii="Abadi" w:eastAsia="Times New Roman" w:hAnsi="Abadi" w:cs="Times New Roman"/>
           <w:kern w:val="0"/>
           <w:lang w:eastAsia="hu-HU"/>
           <w14:ligatures w14:val="none"/>
@@ -355,7 +357,7 @@
         </w:numPr>
         <w:spacing w:before="100" w:beforeAutospacing="1" w:after="100" w:afterAutospacing="1" w:line="240" w:lineRule="auto"/>
         <w:rPr>
-          <w:rFonts w:ascii="Times New Roman" w:eastAsia="Times New Roman" w:hAnsi="Times New Roman" w:cs="Times New Roman"/>
+          <w:rFonts w:ascii="Abadi" w:eastAsia="Times New Roman" w:hAnsi="Abadi" w:cs="Times New Roman"/>
           <w:kern w:val="0"/>
           <w:lang w:eastAsia="hu-HU"/>
           <w14:ligatures w14:val="none"/>
@@ -363,7 +365,7 @@
       </w:pPr>
       <w:r>
         <w:rPr>
-          <w:rFonts w:ascii="Times New Roman" w:eastAsia="Times New Roman" w:hAnsi="Times New Roman" w:cs="Times New Roman"/>
+          <w:rFonts w:ascii="Abadi" w:eastAsia="Times New Roman" w:hAnsi="Abadi" w:cs="Times New Roman"/>
           <w:kern w:val="0"/>
           <w:lang w:eastAsia="hu-HU"/>
           <w14:ligatures w14:val="none"/>
@@ -379,7 +381,7 @@
         </w:numPr>
         <w:spacing w:before="100" w:beforeAutospacing="1" w:after="100" w:afterAutospacing="1" w:line="240" w:lineRule="auto"/>
         <w:rPr>
-          <w:rFonts w:ascii="Times New Roman" w:eastAsia="Times New Roman" w:hAnsi="Times New Roman" w:cs="Times New Roman"/>
+          <w:rFonts w:ascii="Abadi" w:eastAsia="Times New Roman" w:hAnsi="Abadi" w:cs="Times New Roman"/>
           <w:kern w:val="0"/>
           <w:lang w:eastAsia="hu-HU"/>
           <w14:ligatures w14:val="none"/>
@@ -388,7 +390,7 @@
       <w:proofErr w:type="spellStart"/>
       <w:r>
         <w:rPr>
-          <w:rFonts w:ascii="Times New Roman" w:eastAsia="Times New Roman" w:hAnsi="Times New Roman" w:cs="Times New Roman"/>
+          <w:rFonts w:ascii="Abadi" w:eastAsia="Times New Roman" w:hAnsi="Abadi" w:cs="Times New Roman"/>
           <w:kern w:val="0"/>
           <w:lang w:eastAsia="hu-HU"/>
           <w14:ligatures w14:val="none"/>
@@ -398,7 +400,7 @@
       <w:proofErr w:type="spellEnd"/>
       <w:r>
         <w:rPr>
-          <w:rFonts w:ascii="Times New Roman" w:eastAsia="Times New Roman" w:hAnsi="Times New Roman" w:cs="Times New Roman"/>
+          <w:rFonts w:ascii="Abadi" w:eastAsia="Times New Roman" w:hAnsi="Abadi" w:cs="Times New Roman"/>
           <w:kern w:val="0"/>
           <w:lang w:eastAsia="hu-HU"/>
           <w14:ligatures w14:val="none"/>
@@ -414,7 +416,7 @@
         </w:numPr>
         <w:spacing w:before="100" w:beforeAutospacing="1" w:after="100" w:afterAutospacing="1" w:line="240" w:lineRule="auto"/>
         <w:rPr>
-          <w:rFonts w:ascii="Times New Roman" w:eastAsia="Times New Roman" w:hAnsi="Times New Roman" w:cs="Times New Roman"/>
+          <w:rFonts w:ascii="Abadi" w:eastAsia="Times New Roman" w:hAnsi="Abadi" w:cs="Times New Roman"/>
           <w:kern w:val="0"/>
           <w:lang w:eastAsia="hu-HU"/>
           <w14:ligatures w14:val="none"/>
@@ -422,7 +424,7 @@
       </w:pPr>
       <w:r>
         <w:rPr>
-          <w:rFonts w:ascii="Times New Roman" w:eastAsia="Times New Roman" w:hAnsi="Times New Roman" w:cs="Times New Roman"/>
+          <w:rFonts w:ascii="Abadi" w:eastAsia="Times New Roman" w:hAnsi="Abadi" w:cs="Times New Roman"/>
           <w:kern w:val="0"/>
           <w:lang w:eastAsia="hu-HU"/>
           <w14:ligatures w14:val="none"/>
@@ -440,41 +442,32 @@
           <w14:ligatures w14:val="none"/>
         </w:rPr>
       </w:pPr>
-      <w:r>
-        <w:rPr>
-          <w:rFonts w:ascii="Times New Roman" w:eastAsia="Times New Roman" w:hAnsi="Times New Roman" w:cs="Times New Roman"/>
-          <w:kern w:val="0"/>
-          <w:lang w:eastAsia="hu-HU"/>
-          <w14:ligatures w14:val="none"/>
-        </w:rPr>
-        <w:pict w14:anchorId="4339EEC0">
-          <v:rect id="_x0000_i1037" style="width:0;height:1.5pt" o:hralign="center" o:hrstd="t" o:hr="t" fillcolor="#a0a0a0" stroked="f"/>
-        </w:pict>
-      </w:r>
     </w:p>
     <w:p>
       <w:pPr>
         <w:spacing w:before="100" w:beforeAutospacing="1" w:after="100" w:afterAutospacing="1" w:line="240" w:lineRule="auto"/>
         <w:outlineLvl w:val="2"/>
         <w:rPr>
-          <w:rFonts w:ascii="Times New Roman" w:eastAsia="Times New Roman" w:hAnsi="Times New Roman" w:cs="Times New Roman"/>
+          <w:rFonts w:ascii="Abadi" w:eastAsia="Times New Roman" w:hAnsi="Abadi" w:cs="Times New Roman"/>
           <w:b/>
           <w:bCs/>
           <w:kern w:val="0"/>
-          <w:sz w:val="27"/>
-          <w:szCs w:val="27"/>
+          <w:sz w:val="28"/>
+          <w:szCs w:val="28"/>
+          <w:u w:val="single"/>
           <w:lang w:eastAsia="hu-HU"/>
           <w14:ligatures w14:val="none"/>
         </w:rPr>
       </w:pPr>
       <w:r>
         <w:rPr>
-          <w:rFonts w:ascii="Times New Roman" w:eastAsia="Times New Roman" w:hAnsi="Times New Roman" w:cs="Times New Roman"/>
+          <w:rFonts w:ascii="Abadi" w:eastAsia="Times New Roman" w:hAnsi="Abadi" w:cs="Times New Roman"/>
           <w:b/>
           <w:bCs/>
           <w:kern w:val="0"/>
-          <w:sz w:val="27"/>
-          <w:szCs w:val="27"/>
+          <w:sz w:val="28"/>
+          <w:szCs w:val="28"/>
+          <w:u w:val="single"/>
           <w:lang w:eastAsia="hu-HU"/>
           <w14:ligatures w14:val="none"/>
         </w:rPr>
@@ -489,7 +482,7 @@
         </w:numPr>
         <w:spacing w:before="100" w:beforeAutospacing="1" w:after="100" w:afterAutospacing="1" w:line="240" w:lineRule="auto"/>
         <w:rPr>
-          <w:rFonts w:ascii="Times New Roman" w:eastAsia="Times New Roman" w:hAnsi="Times New Roman" w:cs="Times New Roman"/>
+          <w:rFonts w:ascii="Abadi" w:eastAsia="Times New Roman" w:hAnsi="Abadi" w:cs="Times New Roman"/>
           <w:kern w:val="0"/>
           <w:lang w:eastAsia="hu-HU"/>
           <w14:ligatures w14:val="none"/>
@@ -497,7 +490,7 @@
       </w:pPr>
       <w:r>
         <w:rPr>
-          <w:rFonts w:ascii="Times New Roman" w:eastAsia="Times New Roman" w:hAnsi="Times New Roman" w:cs="Times New Roman"/>
+          <w:rFonts w:ascii="Abadi" w:eastAsia="Times New Roman" w:hAnsi="Abadi" w:cs="Times New Roman"/>
           <w:b/>
           <w:bCs/>
           <w:kern w:val="0"/>
@@ -508,7 +501,7 @@
       </w:r>
       <w:r>
         <w:rPr>
-          <w:rFonts w:ascii="Times New Roman" w:eastAsia="Times New Roman" w:hAnsi="Times New Roman" w:cs="Times New Roman"/>
+          <w:rFonts w:ascii="Abadi" w:eastAsia="Times New Roman" w:hAnsi="Abadi" w:cs="Times New Roman"/>
           <w:kern w:val="0"/>
           <w:lang w:eastAsia="hu-HU"/>
           <w14:ligatures w14:val="none"/>
@@ -518,7 +511,7 @@
       <w:proofErr w:type="spellStart"/>
       <w:r>
         <w:rPr>
-          <w:rFonts w:ascii="Times New Roman" w:eastAsia="Times New Roman" w:hAnsi="Times New Roman" w:cs="Times New Roman"/>
+          <w:rFonts w:ascii="Abadi" w:eastAsia="Times New Roman" w:hAnsi="Abadi" w:cs="Times New Roman"/>
           <w:kern w:val="0"/>
           <w:lang w:eastAsia="hu-HU"/>
           <w14:ligatures w14:val="none"/>
@@ -528,7 +521,7 @@
       <w:proofErr w:type="spellEnd"/>
       <w:r>
         <w:rPr>
-          <w:rFonts w:ascii="Times New Roman" w:eastAsia="Times New Roman" w:hAnsi="Times New Roman" w:cs="Times New Roman"/>
+          <w:rFonts w:ascii="Abadi" w:eastAsia="Times New Roman" w:hAnsi="Abadi" w:cs="Times New Roman"/>
           <w:kern w:val="0"/>
           <w:lang w:eastAsia="hu-HU"/>
           <w14:ligatures w14:val="none"/>
@@ -544,7 +537,7 @@
         </w:numPr>
         <w:spacing w:before="100" w:beforeAutospacing="1" w:after="100" w:afterAutospacing="1" w:line="240" w:lineRule="auto"/>
         <w:rPr>
-          <w:rFonts w:ascii="Times New Roman" w:eastAsia="Times New Roman" w:hAnsi="Times New Roman" w:cs="Times New Roman"/>
+          <w:rFonts w:ascii="Abadi" w:eastAsia="Times New Roman" w:hAnsi="Abadi" w:cs="Times New Roman"/>
           <w:kern w:val="0"/>
           <w:lang w:eastAsia="hu-HU"/>
           <w14:ligatures w14:val="none"/>
@@ -553,7 +546,7 @@
       <w:proofErr w:type="spellStart"/>
       <w:r>
         <w:rPr>
-          <w:rFonts w:ascii="Times New Roman" w:eastAsia="Times New Roman" w:hAnsi="Times New Roman" w:cs="Times New Roman"/>
+          <w:rFonts w:ascii="Abadi" w:eastAsia="Times New Roman" w:hAnsi="Abadi" w:cs="Times New Roman"/>
           <w:b/>
           <w:bCs/>
           <w:kern w:val="0"/>
@@ -565,7 +558,7 @@
       <w:proofErr w:type="spellEnd"/>
       <w:r>
         <w:rPr>
-          <w:rFonts w:ascii="Times New Roman" w:eastAsia="Times New Roman" w:hAnsi="Times New Roman" w:cs="Times New Roman"/>
+          <w:rFonts w:ascii="Abadi" w:eastAsia="Times New Roman" w:hAnsi="Abadi" w:cs="Times New Roman"/>
           <w:b/>
           <w:bCs/>
           <w:kern w:val="0"/>
@@ -576,7 +569,7 @@
       </w:r>
       <w:r>
         <w:rPr>
-          <w:rFonts w:ascii="Times New Roman" w:eastAsia="Times New Roman" w:hAnsi="Times New Roman" w:cs="Times New Roman"/>
+          <w:rFonts w:ascii="Abadi" w:eastAsia="Times New Roman" w:hAnsi="Abadi" w:cs="Times New Roman"/>
           <w:kern w:val="0"/>
           <w:lang w:eastAsia="hu-HU"/>
           <w14:ligatures w14:val="none"/>
@@ -586,7 +579,7 @@
       <w:proofErr w:type="spellStart"/>
       <w:r>
         <w:rPr>
-          <w:rFonts w:ascii="Times New Roman" w:eastAsia="Times New Roman" w:hAnsi="Times New Roman" w:cs="Times New Roman"/>
+          <w:rFonts w:ascii="Abadi" w:eastAsia="Times New Roman" w:hAnsi="Abadi" w:cs="Times New Roman"/>
           <w:kern w:val="0"/>
           <w:lang w:eastAsia="hu-HU"/>
           <w14:ligatures w14:val="none"/>
@@ -596,7 +589,7 @@
       <w:proofErr w:type="spellEnd"/>
       <w:r>
         <w:rPr>
-          <w:rFonts w:ascii="Times New Roman" w:eastAsia="Times New Roman" w:hAnsi="Times New Roman" w:cs="Times New Roman"/>
+          <w:rFonts w:ascii="Abadi" w:eastAsia="Times New Roman" w:hAnsi="Abadi" w:cs="Times New Roman"/>
           <w:kern w:val="0"/>
           <w:lang w:eastAsia="hu-HU"/>
           <w14:ligatures w14:val="none"/>
@@ -606,7 +599,7 @@
       <w:proofErr w:type="spellStart"/>
       <w:r>
         <w:rPr>
-          <w:rFonts w:ascii="Times New Roman" w:eastAsia="Times New Roman" w:hAnsi="Times New Roman" w:cs="Times New Roman"/>
+          <w:rFonts w:ascii="Abadi" w:eastAsia="Times New Roman" w:hAnsi="Abadi" w:cs="Times New Roman"/>
           <w:kern w:val="0"/>
           <w:lang w:eastAsia="hu-HU"/>
           <w14:ligatures w14:val="none"/>
@@ -616,7 +609,7 @@
       <w:proofErr w:type="spellEnd"/>
       <w:r>
         <w:rPr>
-          <w:rFonts w:ascii="Times New Roman" w:eastAsia="Times New Roman" w:hAnsi="Times New Roman" w:cs="Times New Roman"/>
+          <w:rFonts w:ascii="Abadi" w:eastAsia="Times New Roman" w:hAnsi="Abadi" w:cs="Times New Roman"/>
           <w:kern w:val="0"/>
           <w:lang w:eastAsia="hu-HU"/>
           <w14:ligatures w14:val="none"/>
@@ -626,7 +619,7 @@
       <w:proofErr w:type="spellStart"/>
       <w:r>
         <w:rPr>
-          <w:rFonts w:ascii="Times New Roman" w:eastAsia="Times New Roman" w:hAnsi="Times New Roman" w:cs="Times New Roman"/>
+          <w:rFonts w:ascii="Abadi" w:eastAsia="Times New Roman" w:hAnsi="Abadi" w:cs="Times New Roman"/>
           <w:kern w:val="0"/>
           <w:lang w:eastAsia="hu-HU"/>
           <w14:ligatures w14:val="none"/>
@@ -636,7 +629,7 @@
       <w:proofErr w:type="spellEnd"/>
       <w:r>
         <w:rPr>
-          <w:rFonts w:ascii="Times New Roman" w:eastAsia="Times New Roman" w:hAnsi="Times New Roman" w:cs="Times New Roman"/>
+          <w:rFonts w:ascii="Abadi" w:eastAsia="Times New Roman" w:hAnsi="Abadi" w:cs="Times New Roman"/>
           <w:kern w:val="0"/>
           <w:lang w:eastAsia="hu-HU"/>
           <w14:ligatures w14:val="none"/>
@@ -646,7 +639,7 @@
       <w:proofErr w:type="spellStart"/>
       <w:r>
         <w:rPr>
-          <w:rFonts w:ascii="Times New Roman" w:eastAsia="Times New Roman" w:hAnsi="Times New Roman" w:cs="Times New Roman"/>
+          <w:rFonts w:ascii="Abadi" w:eastAsia="Times New Roman" w:hAnsi="Abadi" w:cs="Times New Roman"/>
           <w:kern w:val="0"/>
           <w:lang w:eastAsia="hu-HU"/>
           <w14:ligatures w14:val="none"/>
@@ -656,7 +649,7 @@
       <w:proofErr w:type="spellEnd"/>
       <w:r>
         <w:rPr>
-          <w:rFonts w:ascii="Times New Roman" w:eastAsia="Times New Roman" w:hAnsi="Times New Roman" w:cs="Times New Roman"/>
+          <w:rFonts w:ascii="Abadi" w:eastAsia="Times New Roman" w:hAnsi="Abadi" w:cs="Times New Roman"/>
           <w:kern w:val="0"/>
           <w:lang w:eastAsia="hu-HU"/>
           <w14:ligatures w14:val="none"/>
@@ -672,7 +665,7 @@
         </w:numPr>
         <w:spacing w:before="100" w:beforeAutospacing="1" w:after="100" w:afterAutospacing="1" w:line="240" w:lineRule="auto"/>
         <w:rPr>
-          <w:rFonts w:ascii="Times New Roman" w:eastAsia="Times New Roman" w:hAnsi="Times New Roman" w:cs="Times New Roman"/>
+          <w:rFonts w:ascii="Abadi" w:eastAsia="Times New Roman" w:hAnsi="Abadi" w:cs="Times New Roman"/>
           <w:kern w:val="0"/>
           <w:lang w:eastAsia="hu-HU"/>
           <w14:ligatures w14:val="none"/>
@@ -680,7 +673,7 @@
       </w:pPr>
       <w:r>
         <w:rPr>
-          <w:rFonts w:ascii="Times New Roman" w:eastAsia="Times New Roman" w:hAnsi="Times New Roman" w:cs="Times New Roman"/>
+          <w:rFonts w:ascii="Abadi" w:eastAsia="Times New Roman" w:hAnsi="Abadi" w:cs="Times New Roman"/>
           <w:b/>
           <w:bCs/>
           <w:kern w:val="0"/>
@@ -691,7 +684,7 @@
       </w:r>
       <w:r>
         <w:rPr>
-          <w:rFonts w:ascii="Times New Roman" w:eastAsia="Times New Roman" w:hAnsi="Times New Roman" w:cs="Times New Roman"/>
+          <w:rFonts w:ascii="Abadi" w:eastAsia="Times New Roman" w:hAnsi="Abadi" w:cs="Times New Roman"/>
           <w:kern w:val="0"/>
           <w:lang w:eastAsia="hu-HU"/>
           <w14:ligatures w14:val="none"/>
@@ -701,7 +694,7 @@
       <w:proofErr w:type="spellStart"/>
       <w:r>
         <w:rPr>
-          <w:rFonts w:ascii="Times New Roman" w:eastAsia="Times New Roman" w:hAnsi="Times New Roman" w:cs="Times New Roman"/>
+          <w:rFonts w:ascii="Abadi" w:eastAsia="Times New Roman" w:hAnsi="Abadi" w:cs="Times New Roman"/>
           <w:kern w:val="0"/>
           <w:lang w:eastAsia="hu-HU"/>
           <w14:ligatures w14:val="none"/>
@@ -711,7 +704,7 @@
       <w:proofErr w:type="spellEnd"/>
       <w:r>
         <w:rPr>
-          <w:rFonts w:ascii="Times New Roman" w:eastAsia="Times New Roman" w:hAnsi="Times New Roman" w:cs="Times New Roman"/>
+          <w:rFonts w:ascii="Abadi" w:eastAsia="Times New Roman" w:hAnsi="Abadi" w:cs="Times New Roman"/>
           <w:kern w:val="0"/>
           <w:lang w:eastAsia="hu-HU"/>
           <w14:ligatures w14:val="none"/>
@@ -721,7 +714,7 @@
       <w:proofErr w:type="spellStart"/>
       <w:r>
         <w:rPr>
-          <w:rFonts w:ascii="Times New Roman" w:eastAsia="Times New Roman" w:hAnsi="Times New Roman" w:cs="Times New Roman"/>
+          <w:rFonts w:ascii="Abadi" w:eastAsia="Times New Roman" w:hAnsi="Abadi" w:cs="Times New Roman"/>
           <w:kern w:val="0"/>
           <w:lang w:eastAsia="hu-HU"/>
           <w14:ligatures w14:val="none"/>
@@ -731,7 +724,7 @@
       <w:proofErr w:type="spellEnd"/>
       <w:r>
         <w:rPr>
-          <w:rFonts w:ascii="Times New Roman" w:eastAsia="Times New Roman" w:hAnsi="Times New Roman" w:cs="Times New Roman"/>
+          <w:rFonts w:ascii="Abadi" w:eastAsia="Times New Roman" w:hAnsi="Abadi" w:cs="Times New Roman"/>
           <w:kern w:val="0"/>
           <w:lang w:eastAsia="hu-HU"/>
           <w14:ligatures w14:val="none"/>
@@ -741,7 +734,7 @@
       <w:proofErr w:type="spellStart"/>
       <w:r>
         <w:rPr>
-          <w:rFonts w:ascii="Times New Roman" w:eastAsia="Times New Roman" w:hAnsi="Times New Roman" w:cs="Times New Roman"/>
+          <w:rFonts w:ascii="Abadi" w:eastAsia="Times New Roman" w:hAnsi="Abadi" w:cs="Times New Roman"/>
           <w:kern w:val="0"/>
           <w:lang w:eastAsia="hu-HU"/>
           <w14:ligatures w14:val="none"/>
@@ -758,7 +751,7 @@
         </w:numPr>
         <w:spacing w:before="100" w:beforeAutospacing="1" w:after="100" w:afterAutospacing="1" w:line="240" w:lineRule="auto"/>
         <w:rPr>
-          <w:rFonts w:ascii="Times New Roman" w:eastAsia="Times New Roman" w:hAnsi="Times New Roman" w:cs="Times New Roman"/>
+          <w:rFonts w:ascii="Abadi" w:eastAsia="Times New Roman" w:hAnsi="Abadi" w:cs="Times New Roman"/>
           <w:kern w:val="0"/>
           <w:lang w:eastAsia="hu-HU"/>
           <w14:ligatures w14:val="none"/>
@@ -766,7 +759,7 @@
       </w:pPr>
       <w:r>
         <w:rPr>
-          <w:rFonts w:ascii="Times New Roman" w:eastAsia="Times New Roman" w:hAnsi="Times New Roman" w:cs="Times New Roman"/>
+          <w:rFonts w:ascii="Abadi" w:eastAsia="Times New Roman" w:hAnsi="Abadi" w:cs="Times New Roman"/>
           <w:b/>
           <w:bCs/>
           <w:kern w:val="0"/>
@@ -777,7 +770,7 @@
       </w:r>
       <w:r>
         <w:rPr>
-          <w:rFonts w:ascii="Times New Roman" w:eastAsia="Times New Roman" w:hAnsi="Times New Roman" w:cs="Times New Roman"/>
+          <w:rFonts w:ascii="Abadi" w:eastAsia="Times New Roman" w:hAnsi="Abadi" w:cs="Times New Roman"/>
           <w:kern w:val="0"/>
           <w:lang w:eastAsia="hu-HU"/>
           <w14:ligatures w14:val="none"/>
@@ -786,7 +779,7 @@
       </w:r>
       <w:r>
         <w:rPr>
-          <w:rFonts w:ascii="Courier New" w:eastAsia="Times New Roman" w:hAnsi="Courier New" w:cs="Courier New"/>
+          <w:rFonts w:ascii="Abadi" w:eastAsia="Times New Roman" w:hAnsi="Abadi" w:cs="Courier New"/>
           <w:kern w:val="0"/>
           <w:sz w:val="20"/>
           <w:szCs w:val="20"/>
@@ -798,7 +791,7 @@
       <w:proofErr w:type="spellStart"/>
       <w:r>
         <w:rPr>
-          <w:rFonts w:ascii="Courier New" w:eastAsia="Times New Roman" w:hAnsi="Courier New" w:cs="Courier New"/>
+          <w:rFonts w:ascii="Abadi" w:eastAsia="Times New Roman" w:hAnsi="Abadi" w:cs="Courier New"/>
           <w:kern w:val="0"/>
           <w:sz w:val="20"/>
           <w:szCs w:val="20"/>
@@ -825,7 +818,7 @@
       </w:pPr>
       <w:r>
         <w:rPr>
-          <w:rFonts w:ascii="Times New Roman" w:eastAsia="Times New Roman" w:hAnsi="Times New Roman" w:cs="Times New Roman"/>
+          <w:rFonts w:ascii="Abadi" w:eastAsia="Times New Roman" w:hAnsi="Abadi" w:cs="Times New Roman"/>
           <w:b/>
           <w:bCs/>
           <w:kern w:val="0"/>
@@ -865,41 +858,32 @@
           <w14:ligatures w14:val="none"/>
         </w:rPr>
       </w:pPr>
-      <w:r>
-        <w:rPr>
-          <w:rFonts w:ascii="Times New Roman" w:eastAsia="Times New Roman" w:hAnsi="Times New Roman" w:cs="Times New Roman"/>
-          <w:kern w:val="0"/>
-          <w:lang w:eastAsia="hu-HU"/>
-          <w14:ligatures w14:val="none"/>
-        </w:rPr>
-        <w:pict w14:anchorId="20891118">
-          <v:rect id="_x0000_i1038" style="width:0;height:1.5pt" o:hralign="center" o:hrstd="t" o:hr="t" fillcolor="#a0a0a0" stroked="f"/>
-        </w:pict>
-      </w:r>
     </w:p>
     <w:p>
       <w:pPr>
         <w:spacing w:before="100" w:beforeAutospacing="1" w:after="100" w:afterAutospacing="1" w:line="240" w:lineRule="auto"/>
         <w:outlineLvl w:val="2"/>
         <w:rPr>
-          <w:rFonts w:ascii="Times New Roman" w:eastAsia="Times New Roman" w:hAnsi="Times New Roman" w:cs="Times New Roman"/>
+          <w:rFonts w:ascii="Abadi" w:eastAsia="Times New Roman" w:hAnsi="Abadi" w:cs="Times New Roman"/>
           <w:b/>
           <w:bCs/>
           <w:kern w:val="0"/>
-          <w:sz w:val="27"/>
-          <w:szCs w:val="27"/>
+          <w:sz w:val="28"/>
+          <w:szCs w:val="28"/>
+          <w:u w:val="single"/>
           <w:lang w:eastAsia="hu-HU"/>
           <w14:ligatures w14:val="none"/>
         </w:rPr>
       </w:pPr>
       <w:r>
         <w:rPr>
-          <w:rFonts w:ascii="Times New Roman" w:eastAsia="Times New Roman" w:hAnsi="Times New Roman" w:cs="Times New Roman"/>
+          <w:rFonts w:ascii="Abadi" w:eastAsia="Times New Roman" w:hAnsi="Abadi" w:cs="Times New Roman"/>
           <w:b/>
           <w:bCs/>
           <w:kern w:val="0"/>
-          <w:sz w:val="27"/>
-          <w:szCs w:val="27"/>
+          <w:sz w:val="28"/>
+          <w:szCs w:val="28"/>
+          <w:u w:val="single"/>
           <w:lang w:eastAsia="hu-HU"/>
           <w14:ligatures w14:val="none"/>
         </w:rPr>
@@ -919,7 +903,7 @@
       <w:proofErr w:type="spellStart"/>
       <w:r>
         <w:rPr>
-          <w:rFonts w:ascii="Times New Roman" w:eastAsia="Times New Roman" w:hAnsi="Times New Roman" w:cs="Times New Roman"/>
+          <w:rFonts w:ascii="Abadi" w:eastAsia="Times New Roman" w:hAnsi="Abadi" w:cs="Times New Roman"/>
           <w:b/>
           <w:bCs/>
           <w:kern w:val="0"/>
@@ -931,7 +915,7 @@
       <w:proofErr w:type="spellEnd"/>
       <w:r>
         <w:rPr>
-          <w:rFonts w:ascii="Times New Roman" w:eastAsia="Times New Roman" w:hAnsi="Times New Roman" w:cs="Times New Roman"/>
+          <w:rFonts w:ascii="Abadi" w:eastAsia="Times New Roman" w:hAnsi="Abadi" w:cs="Times New Roman"/>
           <w:b/>
           <w:bCs/>
           <w:kern w:val="0"/>
@@ -942,7 +926,7 @@
       </w:r>
       <w:r>
         <w:rPr>
-          <w:rFonts w:ascii="Times New Roman" w:eastAsia="Times New Roman" w:hAnsi="Times New Roman" w:cs="Times New Roman"/>
+          <w:rFonts w:ascii="Abadi" w:eastAsia="Times New Roman" w:hAnsi="Abadi" w:cs="Times New Roman"/>
           <w:kern w:val="0"/>
           <w:lang w:eastAsia="hu-HU"/>
           <w14:ligatures w14:val="none"/>
@@ -965,7 +949,7 @@
       <w:pPr>
         <w:spacing w:before="100" w:beforeAutospacing="1" w:after="100" w:afterAutospacing="1" w:line="240" w:lineRule="auto"/>
         <w:rPr>
-          <w:rFonts w:ascii="Times New Roman" w:eastAsia="Times New Roman" w:hAnsi="Times New Roman" w:cs="Times New Roman"/>
+          <w:rFonts w:ascii="Abadi" w:eastAsia="Times New Roman" w:hAnsi="Abadi" w:cs="Times New Roman"/>
           <w:kern w:val="0"/>
           <w:lang w:eastAsia="hu-HU"/>
           <w14:ligatures w14:val="none"/>
@@ -973,7 +957,7 @@
       </w:pPr>
       <w:r>
         <w:rPr>
-          <w:rFonts w:ascii="Times New Roman" w:eastAsia="Times New Roman" w:hAnsi="Times New Roman" w:cs="Times New Roman"/>
+          <w:rFonts w:ascii="Abadi" w:eastAsia="Times New Roman" w:hAnsi="Abadi" w:cs="Times New Roman"/>
           <w:kern w:val="0"/>
           <w:lang w:eastAsia="hu-HU"/>
           <w14:ligatures w14:val="none"/>
@@ -983,7 +967,7 @@
       <w:proofErr w:type="spellStart"/>
       <w:r>
         <w:rPr>
-          <w:rFonts w:ascii="Times New Roman" w:eastAsia="Times New Roman" w:hAnsi="Times New Roman" w:cs="Times New Roman"/>
+          <w:rFonts w:ascii="Abadi" w:eastAsia="Times New Roman" w:hAnsi="Abadi" w:cs="Times New Roman"/>
           <w:kern w:val="0"/>
           <w:lang w:eastAsia="hu-HU"/>
           <w14:ligatures w14:val="none"/>
@@ -993,7 +977,7 @@
       <w:proofErr w:type="spellEnd"/>
       <w:r>
         <w:rPr>
-          <w:rFonts w:ascii="Times New Roman" w:eastAsia="Times New Roman" w:hAnsi="Times New Roman" w:cs="Times New Roman"/>
+          <w:rFonts w:ascii="Abadi" w:eastAsia="Times New Roman" w:hAnsi="Abadi" w:cs="Times New Roman"/>
           <w:kern w:val="0"/>
           <w:lang w:eastAsia="hu-HU"/>
           <w14:ligatures w14:val="none"/>
@@ -1003,7 +987,7 @@
       <w:proofErr w:type="spellStart"/>
       <w:r>
         <w:rPr>
-          <w:rFonts w:ascii="Times New Roman" w:eastAsia="Times New Roman" w:hAnsi="Times New Roman" w:cs="Times New Roman"/>
+          <w:rFonts w:ascii="Abadi" w:eastAsia="Times New Roman" w:hAnsi="Abadi" w:cs="Times New Roman"/>
           <w:kern w:val="0"/>
           <w:lang w:eastAsia="hu-HU"/>
           <w14:ligatures w14:val="none"/>
@@ -1013,7 +997,7 @@
       <w:proofErr w:type="spellEnd"/>
       <w:r>
         <w:rPr>
-          <w:rFonts w:ascii="Times New Roman" w:eastAsia="Times New Roman" w:hAnsi="Times New Roman" w:cs="Times New Roman"/>
+          <w:rFonts w:ascii="Abadi" w:eastAsia="Times New Roman" w:hAnsi="Abadi" w:cs="Times New Roman"/>
           <w:kern w:val="0"/>
           <w:lang w:eastAsia="hu-HU"/>
           <w14:ligatures w14:val="none"/>
@@ -1128,7 +1112,7 @@
       <w:pPr>
         <w:spacing w:before="100" w:beforeAutospacing="1" w:after="100" w:afterAutospacing="1" w:line="240" w:lineRule="auto"/>
         <w:rPr>
-          <w:rFonts w:ascii="Times New Roman" w:eastAsia="Times New Roman" w:hAnsi="Times New Roman" w:cs="Times New Roman"/>
+          <w:rFonts w:ascii="Abadi" w:eastAsia="Times New Roman" w:hAnsi="Abadi" w:cs="Times New Roman"/>
           <w:kern w:val="0"/>
           <w:lang w:eastAsia="hu-HU"/>
           <w14:ligatures w14:val="none"/>
@@ -1136,7 +1120,7 @@
       </w:pPr>
       <w:r>
         <w:rPr>
-          <w:rFonts w:ascii="Times New Roman" w:eastAsia="Times New Roman" w:hAnsi="Times New Roman" w:cs="Times New Roman"/>
+          <w:rFonts w:ascii="Abadi" w:eastAsia="Times New Roman" w:hAnsi="Abadi" w:cs="Times New Roman"/>
           <w:b/>
           <w:bCs/>
           <w:kern w:val="0"/>
@@ -1478,7 +1462,7 @@
         <w:spacing w:before="100" w:beforeAutospacing="1" w:after="100" w:afterAutospacing="1" w:line="240" w:lineRule="auto"/>
         <w:outlineLvl w:val="1"/>
         <w:rPr>
-          <w:rFonts w:ascii="Times New Roman" w:eastAsia="Times New Roman" w:hAnsi="Times New Roman" w:cs="Times New Roman"/>
+          <w:rFonts w:ascii="Abadi" w:eastAsia="Times New Roman" w:hAnsi="Abadi" w:cs="Times New Roman"/>
           <w:b/>
           <w:bCs/>
           <w:kern w:val="0"/>
@@ -1490,7 +1474,7 @@
       </w:pPr>
       <w:r>
         <w:rPr>
-          <w:rFonts w:ascii="Times New Roman" w:eastAsia="Times New Roman" w:hAnsi="Times New Roman" w:cs="Times New Roman"/>
+          <w:rFonts w:ascii="Abadi" w:eastAsia="Times New Roman" w:hAnsi="Abadi" w:cs="Times New Roman"/>
           <w:b/>
           <w:bCs/>
           <w:kern w:val="0"/>
@@ -1505,7 +1489,7 @@
       <w:proofErr w:type="spellStart"/>
       <w:r>
         <w:rPr>
-          <w:rFonts w:ascii="Times New Roman" w:eastAsia="Times New Roman" w:hAnsi="Times New Roman" w:cs="Times New Roman"/>
+          <w:rFonts w:ascii="Abadi" w:eastAsia="Times New Roman" w:hAnsi="Abadi" w:cs="Times New Roman"/>
           <w:b/>
           <w:bCs/>
           <w:kern w:val="0"/>
@@ -1528,41 +1512,32 @@
           <w14:ligatures w14:val="none"/>
         </w:rPr>
       </w:pPr>
-      <w:r>
-        <w:rPr>
-          <w:rFonts w:ascii="Times New Roman" w:eastAsia="Times New Roman" w:hAnsi="Times New Roman" w:cs="Times New Roman"/>
-          <w:kern w:val="0"/>
-          <w:lang w:eastAsia="hu-HU"/>
-          <w14:ligatures w14:val="none"/>
-        </w:rPr>
-        <w:pict w14:anchorId="45619B49">
-          <v:rect id="_x0000_i1039" style="width:0;height:1.5pt" o:hralign="center" o:hrstd="t" o:hr="t" fillcolor="#a0a0a0" stroked="f"/>
-        </w:pict>
-      </w:r>
     </w:p>
     <w:p>
       <w:pPr>
         <w:spacing w:before="100" w:beforeAutospacing="1" w:after="100" w:afterAutospacing="1" w:line="240" w:lineRule="auto"/>
         <w:outlineLvl w:val="1"/>
         <w:rPr>
-          <w:rFonts w:ascii="Times New Roman" w:eastAsia="Times New Roman" w:hAnsi="Times New Roman" w:cs="Times New Roman"/>
+          <w:rFonts w:ascii="Abadi" w:eastAsia="Times New Roman" w:hAnsi="Abadi" w:cs="Times New Roman"/>
           <w:b/>
           <w:bCs/>
           <w:kern w:val="0"/>
-          <w:sz w:val="36"/>
-          <w:szCs w:val="36"/>
+          <w:sz w:val="28"/>
+          <w:szCs w:val="28"/>
+          <w:u w:val="single"/>
           <w:lang w:eastAsia="hu-HU"/>
           <w14:ligatures w14:val="none"/>
         </w:rPr>
       </w:pPr>
       <w:r>
         <w:rPr>
-          <w:rFonts w:ascii="Times New Roman" w:eastAsia="Times New Roman" w:hAnsi="Times New Roman" w:cs="Times New Roman"/>
+          <w:rFonts w:ascii="Abadi" w:eastAsia="Times New Roman" w:hAnsi="Abadi" w:cs="Times New Roman"/>
           <w:b/>
           <w:bCs/>
           <w:kern w:val="0"/>
-          <w:sz w:val="36"/>
-          <w:szCs w:val="36"/>
+          <w:sz w:val="28"/>
+          <w:szCs w:val="28"/>
+          <w:u w:val="single"/>
           <w:lang w:eastAsia="hu-HU"/>
           <w14:ligatures w14:val="none"/>
         </w:rPr>
@@ -1571,12 +1546,13 @@
       <w:proofErr w:type="spellStart"/>
       <w:r>
         <w:rPr>
-          <w:rFonts w:ascii="Times New Roman" w:eastAsia="Times New Roman" w:hAnsi="Times New Roman" w:cs="Times New Roman"/>
+          <w:rFonts w:ascii="Abadi" w:eastAsia="Times New Roman" w:hAnsi="Abadi" w:cs="Times New Roman"/>
           <w:b/>
           <w:bCs/>
           <w:kern w:val="0"/>
-          <w:sz w:val="36"/>
-          <w:szCs w:val="36"/>
+          <w:sz w:val="28"/>
+          <w:szCs w:val="28"/>
+          <w:u w:val="single"/>
           <w:lang w:eastAsia="hu-HU"/>
           <w14:ligatures w14:val="none"/>
         </w:rPr>
@@ -1586,41 +1562,29 @@
     </w:p>
     <w:tbl>
       <w:tblPr>
+        <w:tblStyle w:val="Tblzatrcsosvilgos"/>
         <w:tblW w:w="0" w:type="auto"/>
-        <w:tblCellSpacing w:w="15" w:type="dxa"/>
-        <w:tblCellMar>
-          <w:top w:w="15" w:type="dxa"/>
-          <w:left w:w="15" w:type="dxa"/>
-          <w:bottom w:w="15" w:type="dxa"/>
-          <w:right w:w="15" w:type="dxa"/>
-        </w:tblCellMar>
         <w:tblLook w:val="04A0" w:firstRow="1" w:lastRow="0" w:firstColumn="1" w:lastColumn="0" w:noHBand="0" w:noVBand="1"/>
       </w:tblPr>
       <w:tblGrid>
-        <w:gridCol w:w="968"/>
-        <w:gridCol w:w="1140"/>
-        <w:gridCol w:w="1562"/>
-        <w:gridCol w:w="652"/>
-        <w:gridCol w:w="830"/>
-        <w:gridCol w:w="5314"/>
+        <w:gridCol w:w="1141"/>
+        <w:gridCol w:w="1296"/>
+        <w:gridCol w:w="1610"/>
+        <w:gridCol w:w="748"/>
+        <w:gridCol w:w="943"/>
+        <w:gridCol w:w="4718"/>
       </w:tblGrid>
       <w:tr>
-        <w:trPr>
-          <w:tblHeader/>
-          <w:tblCellSpacing w:w="15" w:type="dxa"/>
-        </w:trPr>
-        <w:tc>
-          <w:tcPr>
-            <w:tcW w:w="0" w:type="auto"/>
-            <w:vAlign w:val="center"/>
-            <w:hideMark/>
-          </w:tcPr>
-          <w:p>
-            <w:pPr>
-              <w:spacing w:after="0" w:line="240" w:lineRule="auto"/>
+        <w:tc>
+          <w:tcPr>
+            <w:tcW w:w="0" w:type="auto"/>
+            <w:hideMark/>
+          </w:tcPr>
+          <w:p>
+            <w:pPr>
               <w:jc w:val="center"/>
               <w:rPr>
-                <w:rFonts w:ascii="Times New Roman" w:eastAsia="Times New Roman" w:hAnsi="Times New Roman" w:cs="Times New Roman"/>
+                <w:rFonts w:ascii="Abadi" w:eastAsia="Times New Roman" w:hAnsi="Abadi" w:cs="Times New Roman"/>
                 <w:b/>
                 <w:bCs/>
                 <w:kern w:val="0"/>
@@ -1630,7 +1594,7 @@
             </w:pPr>
             <w:r>
               <w:rPr>
-                <w:rFonts w:ascii="Times New Roman" w:eastAsia="Times New Roman" w:hAnsi="Times New Roman" w:cs="Times New Roman"/>
+                <w:rFonts w:ascii="Abadi" w:eastAsia="Times New Roman" w:hAnsi="Abadi" w:cs="Times New Roman"/>
                 <w:b/>
                 <w:bCs/>
                 <w:kern w:val="0"/>
@@ -1644,49 +1608,43 @@
         <w:tc>
           <w:tcPr>
             <w:tcW w:w="0" w:type="auto"/>
-            <w:vAlign w:val="center"/>
-            <w:hideMark/>
-          </w:tcPr>
-          <w:p>
-            <w:pPr>
-              <w:spacing w:after="0" w:line="240" w:lineRule="auto"/>
+            <w:hideMark/>
+          </w:tcPr>
+          <w:p>
+            <w:pPr>
               <w:jc w:val="center"/>
               <w:rPr>
-                <w:rFonts w:ascii="Times New Roman" w:eastAsia="Times New Roman" w:hAnsi="Times New Roman" w:cs="Times New Roman"/>
+                <w:rFonts w:ascii="Abadi" w:eastAsia="Times New Roman" w:hAnsi="Abadi" w:cs="Times New Roman"/>
                 <w:b/>
                 <w:bCs/>
                 <w:kern w:val="0"/>
-                <w:lang w:eastAsia="hu-HU"/>
-                <w14:ligatures w14:val="none"/>
-              </w:rPr>
-            </w:pPr>
-            <w:proofErr w:type="spellStart"/>
-            <w:r>
-              <w:rPr>
-                <w:rFonts w:ascii="Times New Roman" w:eastAsia="Times New Roman" w:hAnsi="Times New Roman" w:cs="Times New Roman"/>
+                <w:lang w:val="en-GB" w:eastAsia="hu-HU"/>
+                <w14:ligatures w14:val="none"/>
+              </w:rPr>
+            </w:pPr>
+            <w:r>
+              <w:rPr>
+                <w:rFonts w:ascii="Abadi" w:eastAsia="Times New Roman" w:hAnsi="Abadi" w:cs="Times New Roman"/>
                 <w:b/>
                 <w:bCs/>
                 <w:kern w:val="0"/>
-                <w:lang w:eastAsia="hu-HU"/>
+                <w:lang w:val="en-GB" w:eastAsia="hu-HU"/>
                 <w14:ligatures w14:val="none"/>
               </w:rPr>
               <w:t>Endpoint</w:t>
             </w:r>
-            <w:proofErr w:type="spellEnd"/>
-          </w:p>
-        </w:tc>
-        <w:tc>
-          <w:tcPr>
-            <w:tcW w:w="0" w:type="auto"/>
-            <w:vAlign w:val="center"/>
-            <w:hideMark/>
-          </w:tcPr>
-          <w:p>
-            <w:pPr>
-              <w:spacing w:after="0" w:line="240" w:lineRule="auto"/>
+          </w:p>
+        </w:tc>
+        <w:tc>
+          <w:tcPr>
+            <w:tcW w:w="0" w:type="auto"/>
+            <w:hideMark/>
+          </w:tcPr>
+          <w:p>
+            <w:pPr>
               <w:jc w:val="center"/>
               <w:rPr>
-                <w:rFonts w:ascii="Times New Roman" w:eastAsia="Times New Roman" w:hAnsi="Times New Roman" w:cs="Times New Roman"/>
+                <w:rFonts w:ascii="Abadi" w:eastAsia="Times New Roman" w:hAnsi="Abadi" w:cs="Times New Roman"/>
                 <w:b/>
                 <w:bCs/>
                 <w:kern w:val="0"/>
@@ -1696,7 +1654,7 @@
             </w:pPr>
             <w:r>
               <w:rPr>
-                <w:rFonts w:ascii="Times New Roman" w:eastAsia="Times New Roman" w:hAnsi="Times New Roman" w:cs="Times New Roman"/>
+                <w:rFonts w:ascii="Abadi" w:eastAsia="Times New Roman" w:hAnsi="Abadi" w:cs="Times New Roman"/>
                 <w:b/>
                 <w:bCs/>
                 <w:kern w:val="0"/>
@@ -1710,15 +1668,13 @@
         <w:tc>
           <w:tcPr>
             <w:tcW w:w="0" w:type="auto"/>
-            <w:vAlign w:val="center"/>
-            <w:hideMark/>
-          </w:tcPr>
-          <w:p>
-            <w:pPr>
-              <w:spacing w:after="0" w:line="240" w:lineRule="auto"/>
+            <w:hideMark/>
+          </w:tcPr>
+          <w:p>
+            <w:pPr>
               <w:jc w:val="center"/>
               <w:rPr>
-                <w:rFonts w:ascii="Times New Roman" w:eastAsia="Times New Roman" w:hAnsi="Times New Roman" w:cs="Times New Roman"/>
+                <w:rFonts w:ascii="Abadi" w:eastAsia="Times New Roman" w:hAnsi="Abadi" w:cs="Times New Roman"/>
                 <w:b/>
                 <w:bCs/>
                 <w:kern w:val="0"/>
@@ -1728,7 +1684,7 @@
             </w:pPr>
             <w:r>
               <w:rPr>
-                <w:rFonts w:ascii="Times New Roman" w:eastAsia="Times New Roman" w:hAnsi="Times New Roman" w:cs="Times New Roman"/>
+                <w:rFonts w:ascii="Abadi" w:eastAsia="Times New Roman" w:hAnsi="Abadi" w:cs="Times New Roman"/>
                 <w:b/>
                 <w:bCs/>
                 <w:kern w:val="0"/>
@@ -1742,15 +1698,13 @@
         <w:tc>
           <w:tcPr>
             <w:tcW w:w="0" w:type="auto"/>
-            <w:vAlign w:val="center"/>
-            <w:hideMark/>
-          </w:tcPr>
-          <w:p>
-            <w:pPr>
-              <w:spacing w:after="0" w:line="240" w:lineRule="auto"/>
+            <w:hideMark/>
+          </w:tcPr>
+          <w:p>
+            <w:pPr>
               <w:jc w:val="center"/>
               <w:rPr>
-                <w:rFonts w:ascii="Times New Roman" w:eastAsia="Times New Roman" w:hAnsi="Times New Roman" w:cs="Times New Roman"/>
+                <w:rFonts w:ascii="Abadi" w:eastAsia="Times New Roman" w:hAnsi="Abadi" w:cs="Times New Roman"/>
                 <w:b/>
                 <w:bCs/>
                 <w:kern w:val="0"/>
@@ -1760,7 +1714,7 @@
             </w:pPr>
             <w:r>
               <w:rPr>
-                <w:rFonts w:ascii="Times New Roman" w:eastAsia="Times New Roman" w:hAnsi="Times New Roman" w:cs="Times New Roman"/>
+                <w:rFonts w:ascii="Abadi" w:eastAsia="Times New Roman" w:hAnsi="Abadi" w:cs="Times New Roman"/>
                 <w:b/>
                 <w:bCs/>
                 <w:kern w:val="0"/>
@@ -1774,15 +1728,13 @@
         <w:tc>
           <w:tcPr>
             <w:tcW w:w="0" w:type="auto"/>
-            <w:vAlign w:val="center"/>
-            <w:hideMark/>
-          </w:tcPr>
-          <w:p>
-            <w:pPr>
-              <w:spacing w:after="0" w:line="240" w:lineRule="auto"/>
+            <w:hideMark/>
+          </w:tcPr>
+          <w:p>
+            <w:pPr>
               <w:jc w:val="center"/>
               <w:rPr>
-                <w:rFonts w:ascii="Times New Roman" w:eastAsia="Times New Roman" w:hAnsi="Times New Roman" w:cs="Times New Roman"/>
+                <w:rFonts w:ascii="Abadi" w:eastAsia="Times New Roman" w:hAnsi="Abadi" w:cs="Times New Roman"/>
                 <w:b/>
                 <w:bCs/>
                 <w:kern w:val="0"/>
@@ -1792,7 +1744,7 @@
             </w:pPr>
             <w:r>
               <w:rPr>
-                <w:rFonts w:ascii="Times New Roman" w:eastAsia="Times New Roman" w:hAnsi="Times New Roman" w:cs="Times New Roman"/>
+                <w:rFonts w:ascii="Abadi" w:eastAsia="Times New Roman" w:hAnsi="Abadi" w:cs="Times New Roman"/>
                 <w:b/>
                 <w:bCs/>
                 <w:kern w:val="0"/>
@@ -1805,18 +1757,13 @@
         </w:tc>
       </w:tr>
       <w:tr>
-        <w:trPr>
-          <w:tblCellSpacing w:w="15" w:type="dxa"/>
-        </w:trPr>
-        <w:tc>
-          <w:tcPr>
-            <w:tcW w:w="0" w:type="auto"/>
-            <w:vAlign w:val="center"/>
-            <w:hideMark/>
-          </w:tcPr>
-          <w:p>
-            <w:pPr>
-              <w:spacing w:after="0" w:line="240" w:lineRule="auto"/>
+        <w:tc>
+          <w:tcPr>
+            <w:tcW w:w="0" w:type="auto"/>
+            <w:hideMark/>
+          </w:tcPr>
+          <w:p>
+            <w:pPr>
               <w:rPr>
                 <w:rFonts w:ascii="Times New Roman" w:eastAsia="Times New Roman" w:hAnsi="Times New Roman" w:cs="Times New Roman"/>
                 <w:kern w:val="0"/>
@@ -1838,16 +1785,14 @@
         <w:tc>
           <w:tcPr>
             <w:tcW w:w="0" w:type="auto"/>
-            <w:vAlign w:val="center"/>
-            <w:hideMark/>
-          </w:tcPr>
-          <w:p>
-            <w:pPr>
-              <w:spacing w:after="0" w:line="240" w:lineRule="auto"/>
-              <w:rPr>
-                <w:rFonts w:ascii="Times New Roman" w:eastAsia="Times New Roman" w:hAnsi="Times New Roman" w:cs="Times New Roman"/>
-                <w:kern w:val="0"/>
-                <w:lang w:eastAsia="hu-HU"/>
+            <w:hideMark/>
+          </w:tcPr>
+          <w:p>
+            <w:pPr>
+              <w:rPr>
+                <w:rFonts w:ascii="Times New Roman" w:eastAsia="Times New Roman" w:hAnsi="Times New Roman" w:cs="Times New Roman"/>
+                <w:kern w:val="0"/>
+                <w:lang w:val="en-GB" w:eastAsia="hu-HU"/>
                 <w14:ligatures w14:val="none"/>
               </w:rPr>
             </w:pPr>
@@ -1856,7 +1801,7 @@
               <w:rPr>
                 <w:rFonts w:ascii="Times New Roman" w:eastAsia="Times New Roman" w:hAnsi="Times New Roman" w:cs="Times New Roman"/>
                 <w:kern w:val="0"/>
-                <w:lang w:eastAsia="hu-HU"/>
+                <w:lang w:val="en-GB" w:eastAsia="hu-HU"/>
                 <w14:ligatures w14:val="none"/>
               </w:rPr>
               <w:t>api</w:t>
@@ -1866,33 +1811,20 @@
               <w:rPr>
                 <w:rFonts w:ascii="Times New Roman" w:eastAsia="Times New Roman" w:hAnsi="Times New Roman" w:cs="Times New Roman"/>
                 <w:kern w:val="0"/>
-                <w:lang w:eastAsia="hu-HU"/>
-                <w14:ligatures w14:val="none"/>
-              </w:rPr>
-              <w:t>/</w:t>
-            </w:r>
-            <w:proofErr w:type="spellStart"/>
-            <w:r>
-              <w:rPr>
-                <w:rFonts w:ascii="Times New Roman" w:eastAsia="Times New Roman" w:hAnsi="Times New Roman" w:cs="Times New Roman"/>
-                <w:kern w:val="0"/>
-                <w:lang w:eastAsia="hu-HU"/>
-                <w14:ligatures w14:val="none"/>
-              </w:rPr>
-              <w:t>register</w:t>
-            </w:r>
-            <w:proofErr w:type="spellEnd"/>
-          </w:p>
-        </w:tc>
-        <w:tc>
-          <w:tcPr>
-            <w:tcW w:w="0" w:type="auto"/>
-            <w:vAlign w:val="center"/>
-            <w:hideMark/>
-          </w:tcPr>
-          <w:p>
-            <w:pPr>
-              <w:spacing w:after="0" w:line="240" w:lineRule="auto"/>
+                <w:lang w:val="en-GB" w:eastAsia="hu-HU"/>
+                <w14:ligatures w14:val="none"/>
+              </w:rPr>
+              <w:t>/register</w:t>
+            </w:r>
+          </w:p>
+        </w:tc>
+        <w:tc>
+          <w:tcPr>
+            <w:tcW w:w="0" w:type="auto"/>
+            <w:hideMark/>
+          </w:tcPr>
+          <w:p>
+            <w:pPr>
               <w:rPr>
                 <w:rFonts w:ascii="Times New Roman" w:eastAsia="Times New Roman" w:hAnsi="Times New Roman" w:cs="Times New Roman"/>
                 <w:kern w:val="0"/>
@@ -1914,12 +1846,10 @@
         <w:tc>
           <w:tcPr>
             <w:tcW w:w="0" w:type="auto"/>
-            <w:vAlign w:val="center"/>
-            <w:hideMark/>
-          </w:tcPr>
-          <w:p>
-            <w:pPr>
-              <w:spacing w:after="0" w:line="240" w:lineRule="auto"/>
+            <w:hideMark/>
+          </w:tcPr>
+          <w:p>
+            <w:pPr>
               <w:rPr>
                 <w:rFonts w:ascii="Times New Roman" w:eastAsia="Times New Roman" w:hAnsi="Times New Roman" w:cs="Times New Roman"/>
                 <w:kern w:val="0"/>
@@ -1941,12 +1871,10 @@
         <w:tc>
           <w:tcPr>
             <w:tcW w:w="0" w:type="auto"/>
-            <w:vAlign w:val="center"/>
-            <w:hideMark/>
-          </w:tcPr>
-          <w:p>
-            <w:pPr>
-              <w:spacing w:after="0" w:line="240" w:lineRule="auto"/>
+            <w:hideMark/>
+          </w:tcPr>
+          <w:p>
+            <w:pPr>
               <w:rPr>
                 <w:rFonts w:ascii="Times New Roman" w:eastAsia="Times New Roman" w:hAnsi="Times New Roman" w:cs="Times New Roman"/>
                 <w:kern w:val="0"/>
@@ -1968,12 +1896,10 @@
         <w:tc>
           <w:tcPr>
             <w:tcW w:w="0" w:type="auto"/>
-            <w:vAlign w:val="center"/>
-            <w:hideMark/>
-          </w:tcPr>
-          <w:p>
-            <w:pPr>
-              <w:spacing w:after="0" w:line="240" w:lineRule="auto"/>
+            <w:hideMark/>
+          </w:tcPr>
+          <w:p>
+            <w:pPr>
               <w:rPr>
                 <w:rFonts w:ascii="Times New Roman" w:eastAsia="Times New Roman" w:hAnsi="Times New Roman" w:cs="Times New Roman"/>
                 <w:kern w:val="0"/>
@@ -2060,18 +1986,13 @@
         </w:tc>
       </w:tr>
       <w:tr>
-        <w:trPr>
-          <w:tblCellSpacing w:w="15" w:type="dxa"/>
-        </w:trPr>
-        <w:tc>
-          <w:tcPr>
-            <w:tcW w:w="0" w:type="auto"/>
-            <w:vAlign w:val="center"/>
-            <w:hideMark/>
-          </w:tcPr>
-          <w:p>
-            <w:pPr>
-              <w:spacing w:after="0" w:line="240" w:lineRule="auto"/>
+        <w:tc>
+          <w:tcPr>
+            <w:tcW w:w="0" w:type="auto"/>
+            <w:hideMark/>
+          </w:tcPr>
+          <w:p>
+            <w:pPr>
               <w:rPr>
                 <w:rFonts w:ascii="Times New Roman" w:eastAsia="Times New Roman" w:hAnsi="Times New Roman" w:cs="Times New Roman"/>
                 <w:kern w:val="0"/>
@@ -2093,16 +2014,14 @@
         <w:tc>
           <w:tcPr>
             <w:tcW w:w="0" w:type="auto"/>
-            <w:vAlign w:val="center"/>
-            <w:hideMark/>
-          </w:tcPr>
-          <w:p>
-            <w:pPr>
-              <w:spacing w:after="0" w:line="240" w:lineRule="auto"/>
-              <w:rPr>
-                <w:rFonts w:ascii="Times New Roman" w:eastAsia="Times New Roman" w:hAnsi="Times New Roman" w:cs="Times New Roman"/>
-                <w:kern w:val="0"/>
-                <w:lang w:eastAsia="hu-HU"/>
+            <w:hideMark/>
+          </w:tcPr>
+          <w:p>
+            <w:pPr>
+              <w:rPr>
+                <w:rFonts w:ascii="Times New Roman" w:eastAsia="Times New Roman" w:hAnsi="Times New Roman" w:cs="Times New Roman"/>
+                <w:kern w:val="0"/>
+                <w:lang w:val="en-GB" w:eastAsia="hu-HU"/>
                 <w14:ligatures w14:val="none"/>
               </w:rPr>
             </w:pPr>
@@ -2111,7 +2030,7 @@
               <w:rPr>
                 <w:rFonts w:ascii="Times New Roman" w:eastAsia="Times New Roman" w:hAnsi="Times New Roman" w:cs="Times New Roman"/>
                 <w:kern w:val="0"/>
-                <w:lang w:eastAsia="hu-HU"/>
+                <w:lang w:val="en-GB" w:eastAsia="hu-HU"/>
                 <w14:ligatures w14:val="none"/>
               </w:rPr>
               <w:t>api</w:t>
@@ -2121,7 +2040,7 @@
               <w:rPr>
                 <w:rFonts w:ascii="Times New Roman" w:eastAsia="Times New Roman" w:hAnsi="Times New Roman" w:cs="Times New Roman"/>
                 <w:kern w:val="0"/>
-                <w:lang w:eastAsia="hu-HU"/>
+                <w:lang w:val="en-GB" w:eastAsia="hu-HU"/>
                 <w14:ligatures w14:val="none"/>
               </w:rPr>
               <w:t>/login</w:t>
@@ -2131,12 +2050,10 @@
         <w:tc>
           <w:tcPr>
             <w:tcW w:w="0" w:type="auto"/>
-            <w:vAlign w:val="center"/>
-            <w:hideMark/>
-          </w:tcPr>
-          <w:p>
-            <w:pPr>
-              <w:spacing w:after="0" w:line="240" w:lineRule="auto"/>
+            <w:hideMark/>
+          </w:tcPr>
+          <w:p>
+            <w:pPr>
               <w:rPr>
                 <w:rFonts w:ascii="Times New Roman" w:eastAsia="Times New Roman" w:hAnsi="Times New Roman" w:cs="Times New Roman"/>
                 <w:kern w:val="0"/>
@@ -2169,12 +2086,10 @@
         <w:tc>
           <w:tcPr>
             <w:tcW w:w="0" w:type="auto"/>
-            <w:vAlign w:val="center"/>
-            <w:hideMark/>
-          </w:tcPr>
-          <w:p>
-            <w:pPr>
-              <w:spacing w:after="0" w:line="240" w:lineRule="auto"/>
+            <w:hideMark/>
+          </w:tcPr>
+          <w:p>
+            <w:pPr>
               <w:rPr>
                 <w:rFonts w:ascii="Times New Roman" w:eastAsia="Times New Roman" w:hAnsi="Times New Roman" w:cs="Times New Roman"/>
                 <w:kern w:val="0"/>
@@ -2196,12 +2111,10 @@
         <w:tc>
           <w:tcPr>
             <w:tcW w:w="0" w:type="auto"/>
-            <w:vAlign w:val="center"/>
-            <w:hideMark/>
-          </w:tcPr>
-          <w:p>
-            <w:pPr>
-              <w:spacing w:after="0" w:line="240" w:lineRule="auto"/>
+            <w:hideMark/>
+          </w:tcPr>
+          <w:p>
+            <w:pPr>
               <w:rPr>
                 <w:rFonts w:ascii="Times New Roman" w:eastAsia="Times New Roman" w:hAnsi="Times New Roman" w:cs="Times New Roman"/>
                 <w:kern w:val="0"/>
@@ -2223,12 +2136,10 @@
         <w:tc>
           <w:tcPr>
             <w:tcW w:w="0" w:type="auto"/>
-            <w:vAlign w:val="center"/>
-            <w:hideMark/>
-          </w:tcPr>
-          <w:p>
-            <w:pPr>
-              <w:spacing w:after="0" w:line="240" w:lineRule="auto"/>
+            <w:hideMark/>
+          </w:tcPr>
+          <w:p>
+            <w:pPr>
               <w:rPr>
                 <w:rFonts w:ascii="Times New Roman" w:eastAsia="Times New Roman" w:hAnsi="Times New Roman" w:cs="Times New Roman"/>
                 <w:kern w:val="0"/>
@@ -2337,18 +2248,13 @@
         </w:tc>
       </w:tr>
       <w:tr>
-        <w:trPr>
-          <w:tblCellSpacing w:w="15" w:type="dxa"/>
-        </w:trPr>
-        <w:tc>
-          <w:tcPr>
-            <w:tcW w:w="0" w:type="auto"/>
-            <w:vAlign w:val="center"/>
-            <w:hideMark/>
-          </w:tcPr>
-          <w:p>
-            <w:pPr>
-              <w:spacing w:after="0" w:line="240" w:lineRule="auto"/>
+        <w:tc>
+          <w:tcPr>
+            <w:tcW w:w="0" w:type="auto"/>
+            <w:hideMark/>
+          </w:tcPr>
+          <w:p>
+            <w:pPr>
               <w:rPr>
                 <w:rFonts w:ascii="Times New Roman" w:eastAsia="Times New Roman" w:hAnsi="Times New Roman" w:cs="Times New Roman"/>
                 <w:kern w:val="0"/>
@@ -2370,16 +2276,14 @@
         <w:tc>
           <w:tcPr>
             <w:tcW w:w="0" w:type="auto"/>
-            <w:vAlign w:val="center"/>
-            <w:hideMark/>
-          </w:tcPr>
-          <w:p>
-            <w:pPr>
-              <w:spacing w:after="0" w:line="240" w:lineRule="auto"/>
-              <w:rPr>
-                <w:rFonts w:ascii="Times New Roman" w:eastAsia="Times New Roman" w:hAnsi="Times New Roman" w:cs="Times New Roman"/>
-                <w:kern w:val="0"/>
-                <w:lang w:eastAsia="hu-HU"/>
+            <w:hideMark/>
+          </w:tcPr>
+          <w:p>
+            <w:pPr>
+              <w:rPr>
+                <w:rFonts w:ascii="Times New Roman" w:eastAsia="Times New Roman" w:hAnsi="Times New Roman" w:cs="Times New Roman"/>
+                <w:kern w:val="0"/>
+                <w:lang w:val="en-GB" w:eastAsia="hu-HU"/>
                 <w14:ligatures w14:val="none"/>
               </w:rPr>
             </w:pPr>
@@ -2388,7 +2292,7 @@
               <w:rPr>
                 <w:rFonts w:ascii="Times New Roman" w:eastAsia="Times New Roman" w:hAnsi="Times New Roman" w:cs="Times New Roman"/>
                 <w:kern w:val="0"/>
-                <w:lang w:eastAsia="hu-HU"/>
+                <w:lang w:val="en-GB" w:eastAsia="hu-HU"/>
                 <w14:ligatures w14:val="none"/>
               </w:rPr>
               <w:t>api</w:t>
@@ -2398,7 +2302,7 @@
               <w:rPr>
                 <w:rFonts w:ascii="Times New Roman" w:eastAsia="Times New Roman" w:hAnsi="Times New Roman" w:cs="Times New Roman"/>
                 <w:kern w:val="0"/>
-                <w:lang w:eastAsia="hu-HU"/>
+                <w:lang w:val="en-GB" w:eastAsia="hu-HU"/>
                 <w14:ligatures w14:val="none"/>
               </w:rPr>
               <w:t>/logout</w:t>
@@ -2408,12 +2312,10 @@
         <w:tc>
           <w:tcPr>
             <w:tcW w:w="0" w:type="auto"/>
-            <w:vAlign w:val="center"/>
-            <w:hideMark/>
-          </w:tcPr>
-          <w:p>
-            <w:pPr>
-              <w:spacing w:after="0" w:line="240" w:lineRule="auto"/>
+            <w:hideMark/>
+          </w:tcPr>
+          <w:p>
+            <w:pPr>
               <w:rPr>
                 <w:rFonts w:ascii="Times New Roman" w:eastAsia="Times New Roman" w:hAnsi="Times New Roman" w:cs="Times New Roman"/>
                 <w:kern w:val="0"/>
@@ -2455,12 +2357,10 @@
         <w:tc>
           <w:tcPr>
             <w:tcW w:w="0" w:type="auto"/>
-            <w:vAlign w:val="center"/>
-            <w:hideMark/>
-          </w:tcPr>
-          <w:p>
-            <w:pPr>
-              <w:spacing w:after="0" w:line="240" w:lineRule="auto"/>
+            <w:hideMark/>
+          </w:tcPr>
+          <w:p>
+            <w:pPr>
               <w:rPr>
                 <w:rFonts w:ascii="Times New Roman" w:eastAsia="Times New Roman" w:hAnsi="Times New Roman" w:cs="Times New Roman"/>
                 <w:kern w:val="0"/>
@@ -2482,12 +2382,10 @@
         <w:tc>
           <w:tcPr>
             <w:tcW w:w="0" w:type="auto"/>
-            <w:vAlign w:val="center"/>
-            <w:hideMark/>
-          </w:tcPr>
-          <w:p>
-            <w:pPr>
-              <w:spacing w:after="0" w:line="240" w:lineRule="auto"/>
+            <w:hideMark/>
+          </w:tcPr>
+          <w:p>
+            <w:pPr>
               <w:rPr>
                 <w:rFonts w:ascii="Times New Roman" w:eastAsia="Times New Roman" w:hAnsi="Times New Roman" w:cs="Times New Roman"/>
                 <w:kern w:val="0"/>
@@ -2509,12 +2407,10 @@
         <w:tc>
           <w:tcPr>
             <w:tcW w:w="0" w:type="auto"/>
-            <w:vAlign w:val="center"/>
-            <w:hideMark/>
-          </w:tcPr>
-          <w:p>
-            <w:pPr>
-              <w:spacing w:after="0" w:line="240" w:lineRule="auto"/>
+            <w:hideMark/>
+          </w:tcPr>
+          <w:p>
+            <w:pPr>
               <w:rPr>
                 <w:rFonts w:ascii="Times New Roman" w:eastAsia="Times New Roman" w:hAnsi="Times New Roman" w:cs="Times New Roman"/>
                 <w:kern w:val="0"/>
@@ -2545,41 +2441,32 @@
           <w14:ligatures w14:val="none"/>
         </w:rPr>
       </w:pPr>
-      <w:r>
-        <w:rPr>
-          <w:rFonts w:ascii="Times New Roman" w:eastAsia="Times New Roman" w:hAnsi="Times New Roman" w:cs="Times New Roman"/>
-          <w:kern w:val="0"/>
-          <w:lang w:eastAsia="hu-HU"/>
-          <w14:ligatures w14:val="none"/>
-        </w:rPr>
-        <w:pict w14:anchorId="4C8F29FE">
-          <v:rect id="_x0000_i1040" style="width:0;height:1.5pt" o:hralign="center" o:hrstd="t" o:hr="t" fillcolor="#a0a0a0" stroked="f"/>
-        </w:pict>
-      </w:r>
     </w:p>
     <w:p>
       <w:pPr>
         <w:spacing w:before="100" w:beforeAutospacing="1" w:after="100" w:afterAutospacing="1" w:line="240" w:lineRule="auto"/>
         <w:outlineLvl w:val="1"/>
         <w:rPr>
-          <w:rFonts w:ascii="Times New Roman" w:eastAsia="Times New Roman" w:hAnsi="Times New Roman" w:cs="Times New Roman"/>
+          <w:rFonts w:ascii="Abadi" w:eastAsia="Times New Roman" w:hAnsi="Abadi" w:cs="Times New Roman"/>
           <w:b/>
           <w:bCs/>
           <w:kern w:val="0"/>
-          <w:sz w:val="36"/>
-          <w:szCs w:val="36"/>
+          <w:sz w:val="28"/>
+          <w:szCs w:val="28"/>
+          <w:u w:val="single"/>
           <w:lang w:eastAsia="hu-HU"/>
           <w14:ligatures w14:val="none"/>
         </w:rPr>
       </w:pPr>
       <w:r>
         <w:rPr>
-          <w:rFonts w:ascii="Times New Roman" w:eastAsia="Times New Roman" w:hAnsi="Times New Roman" w:cs="Times New Roman"/>
+          <w:rFonts w:ascii="Abadi" w:eastAsia="Times New Roman" w:hAnsi="Abadi" w:cs="Times New Roman"/>
           <w:b/>
           <w:bCs/>
           <w:kern w:val="0"/>
-          <w:sz w:val="36"/>
-          <w:szCs w:val="36"/>
+          <w:sz w:val="28"/>
+          <w:szCs w:val="28"/>
+          <w:u w:val="single"/>
           <w:lang w:eastAsia="hu-HU"/>
           <w14:ligatures w14:val="none"/>
         </w:rPr>
@@ -2588,41 +2475,29 @@
     </w:p>
     <w:tbl>
       <w:tblPr>
+        <w:tblStyle w:val="Tblzatrcsosvilgos"/>
         <w:tblW w:w="0" w:type="auto"/>
-        <w:tblCellSpacing w:w="15" w:type="dxa"/>
-        <w:tblCellMar>
-          <w:top w:w="15" w:type="dxa"/>
-          <w:left w:w="15" w:type="dxa"/>
-          <w:bottom w:w="15" w:type="dxa"/>
-          <w:right w:w="15" w:type="dxa"/>
-        </w:tblCellMar>
         <w:tblLook w:val="04A0" w:firstRow="1" w:lastRow="0" w:firstColumn="1" w:lastColumn="0" w:noHBand="0" w:noVBand="1"/>
       </w:tblPr>
       <w:tblGrid>
-        <w:gridCol w:w="969"/>
-        <w:gridCol w:w="2033"/>
-        <w:gridCol w:w="2881"/>
+        <w:gridCol w:w="1141"/>
+        <w:gridCol w:w="2189"/>
+        <w:gridCol w:w="2613"/>
         <w:gridCol w:w="1106"/>
-        <w:gridCol w:w="1405"/>
-        <w:gridCol w:w="2072"/>
+        <w:gridCol w:w="1403"/>
+        <w:gridCol w:w="2004"/>
       </w:tblGrid>
       <w:tr>
-        <w:trPr>
-          <w:tblHeader/>
-          <w:tblCellSpacing w:w="15" w:type="dxa"/>
-        </w:trPr>
-        <w:tc>
-          <w:tcPr>
-            <w:tcW w:w="0" w:type="auto"/>
-            <w:vAlign w:val="center"/>
-            <w:hideMark/>
-          </w:tcPr>
-          <w:p>
-            <w:pPr>
-              <w:spacing w:after="0" w:line="240" w:lineRule="auto"/>
+        <w:tc>
+          <w:tcPr>
+            <w:tcW w:w="0" w:type="auto"/>
+            <w:hideMark/>
+          </w:tcPr>
+          <w:p>
+            <w:pPr>
               <w:jc w:val="center"/>
               <w:rPr>
-                <w:rFonts w:ascii="Times New Roman" w:eastAsia="Times New Roman" w:hAnsi="Times New Roman" w:cs="Times New Roman"/>
+                <w:rFonts w:ascii="Abadi" w:eastAsia="Times New Roman" w:hAnsi="Abadi" w:cs="Times New Roman"/>
                 <w:b/>
                 <w:bCs/>
                 <w:kern w:val="0"/>
@@ -2632,7 +2507,7 @@
             </w:pPr>
             <w:r>
               <w:rPr>
-                <w:rFonts w:ascii="Times New Roman" w:eastAsia="Times New Roman" w:hAnsi="Times New Roman" w:cs="Times New Roman"/>
+                <w:rFonts w:ascii="Abadi" w:eastAsia="Times New Roman" w:hAnsi="Abadi" w:cs="Times New Roman"/>
                 <w:b/>
                 <w:bCs/>
                 <w:kern w:val="0"/>
@@ -2646,49 +2521,43 @@
         <w:tc>
           <w:tcPr>
             <w:tcW w:w="0" w:type="auto"/>
-            <w:vAlign w:val="center"/>
-            <w:hideMark/>
-          </w:tcPr>
-          <w:p>
-            <w:pPr>
-              <w:spacing w:after="0" w:line="240" w:lineRule="auto"/>
+            <w:hideMark/>
+          </w:tcPr>
+          <w:p>
+            <w:pPr>
               <w:jc w:val="center"/>
               <w:rPr>
-                <w:rFonts w:ascii="Times New Roman" w:eastAsia="Times New Roman" w:hAnsi="Times New Roman" w:cs="Times New Roman"/>
+                <w:rFonts w:ascii="Abadi" w:eastAsia="Times New Roman" w:hAnsi="Abadi" w:cs="Times New Roman"/>
                 <w:b/>
                 <w:bCs/>
                 <w:kern w:val="0"/>
-                <w:lang w:eastAsia="hu-HU"/>
-                <w14:ligatures w14:val="none"/>
-              </w:rPr>
-            </w:pPr>
-            <w:proofErr w:type="spellStart"/>
-            <w:r>
-              <w:rPr>
-                <w:rFonts w:ascii="Times New Roman" w:eastAsia="Times New Roman" w:hAnsi="Times New Roman" w:cs="Times New Roman"/>
+                <w:lang w:val="en-GB" w:eastAsia="hu-HU"/>
+                <w14:ligatures w14:val="none"/>
+              </w:rPr>
+            </w:pPr>
+            <w:r>
+              <w:rPr>
+                <w:rFonts w:ascii="Abadi" w:eastAsia="Times New Roman" w:hAnsi="Abadi" w:cs="Times New Roman"/>
                 <w:b/>
                 <w:bCs/>
                 <w:kern w:val="0"/>
-                <w:lang w:eastAsia="hu-HU"/>
+                <w:lang w:val="en-GB" w:eastAsia="hu-HU"/>
                 <w14:ligatures w14:val="none"/>
               </w:rPr>
               <w:t>Endpoint</w:t>
             </w:r>
-            <w:proofErr w:type="spellEnd"/>
-          </w:p>
-        </w:tc>
-        <w:tc>
-          <w:tcPr>
-            <w:tcW w:w="0" w:type="auto"/>
-            <w:vAlign w:val="center"/>
-            <w:hideMark/>
-          </w:tcPr>
-          <w:p>
-            <w:pPr>
-              <w:spacing w:after="0" w:line="240" w:lineRule="auto"/>
+          </w:p>
+        </w:tc>
+        <w:tc>
+          <w:tcPr>
+            <w:tcW w:w="0" w:type="auto"/>
+            <w:hideMark/>
+          </w:tcPr>
+          <w:p>
+            <w:pPr>
               <w:jc w:val="center"/>
               <w:rPr>
-                <w:rFonts w:ascii="Times New Roman" w:eastAsia="Times New Roman" w:hAnsi="Times New Roman" w:cs="Times New Roman"/>
+                <w:rFonts w:ascii="Abadi" w:eastAsia="Times New Roman" w:hAnsi="Abadi" w:cs="Times New Roman"/>
                 <w:b/>
                 <w:bCs/>
                 <w:kern w:val="0"/>
@@ -2698,7 +2567,7 @@
             </w:pPr>
             <w:r>
               <w:rPr>
-                <w:rFonts w:ascii="Times New Roman" w:eastAsia="Times New Roman" w:hAnsi="Times New Roman" w:cs="Times New Roman"/>
+                <w:rFonts w:ascii="Abadi" w:eastAsia="Times New Roman" w:hAnsi="Abadi" w:cs="Times New Roman"/>
                 <w:b/>
                 <w:bCs/>
                 <w:kern w:val="0"/>
@@ -2712,15 +2581,13 @@
         <w:tc>
           <w:tcPr>
             <w:tcW w:w="0" w:type="auto"/>
-            <w:vAlign w:val="center"/>
-            <w:hideMark/>
-          </w:tcPr>
-          <w:p>
-            <w:pPr>
-              <w:spacing w:after="0" w:line="240" w:lineRule="auto"/>
+            <w:hideMark/>
+          </w:tcPr>
+          <w:p>
+            <w:pPr>
               <w:jc w:val="center"/>
               <w:rPr>
-                <w:rFonts w:ascii="Times New Roman" w:eastAsia="Times New Roman" w:hAnsi="Times New Roman" w:cs="Times New Roman"/>
+                <w:rFonts w:ascii="Abadi" w:eastAsia="Times New Roman" w:hAnsi="Abadi" w:cs="Times New Roman"/>
                 <w:b/>
                 <w:bCs/>
                 <w:kern w:val="0"/>
@@ -2730,7 +2597,7 @@
             </w:pPr>
             <w:r>
               <w:rPr>
-                <w:rFonts w:ascii="Times New Roman" w:eastAsia="Times New Roman" w:hAnsi="Times New Roman" w:cs="Times New Roman"/>
+                <w:rFonts w:ascii="Abadi" w:eastAsia="Times New Roman" w:hAnsi="Abadi" w:cs="Times New Roman"/>
                 <w:b/>
                 <w:bCs/>
                 <w:kern w:val="0"/>
@@ -2744,15 +2611,13 @@
         <w:tc>
           <w:tcPr>
             <w:tcW w:w="0" w:type="auto"/>
-            <w:vAlign w:val="center"/>
-            <w:hideMark/>
-          </w:tcPr>
-          <w:p>
-            <w:pPr>
-              <w:spacing w:after="0" w:line="240" w:lineRule="auto"/>
+            <w:hideMark/>
+          </w:tcPr>
+          <w:p>
+            <w:pPr>
               <w:jc w:val="center"/>
               <w:rPr>
-                <w:rFonts w:ascii="Times New Roman" w:eastAsia="Times New Roman" w:hAnsi="Times New Roman" w:cs="Times New Roman"/>
+                <w:rFonts w:ascii="Abadi" w:eastAsia="Times New Roman" w:hAnsi="Abadi" w:cs="Times New Roman"/>
                 <w:b/>
                 <w:bCs/>
                 <w:kern w:val="0"/>
@@ -2762,7 +2627,7 @@
             </w:pPr>
             <w:r>
               <w:rPr>
-                <w:rFonts w:ascii="Times New Roman" w:eastAsia="Times New Roman" w:hAnsi="Times New Roman" w:cs="Times New Roman"/>
+                <w:rFonts w:ascii="Abadi" w:eastAsia="Times New Roman" w:hAnsi="Abadi" w:cs="Times New Roman"/>
                 <w:b/>
                 <w:bCs/>
                 <w:kern w:val="0"/>
@@ -2776,15 +2641,13 @@
         <w:tc>
           <w:tcPr>
             <w:tcW w:w="0" w:type="auto"/>
-            <w:vAlign w:val="center"/>
-            <w:hideMark/>
-          </w:tcPr>
-          <w:p>
-            <w:pPr>
-              <w:spacing w:after="0" w:line="240" w:lineRule="auto"/>
+            <w:hideMark/>
+          </w:tcPr>
+          <w:p>
+            <w:pPr>
               <w:jc w:val="center"/>
               <w:rPr>
-                <w:rFonts w:ascii="Times New Roman" w:eastAsia="Times New Roman" w:hAnsi="Times New Roman" w:cs="Times New Roman"/>
+                <w:rFonts w:ascii="Abadi" w:eastAsia="Times New Roman" w:hAnsi="Abadi" w:cs="Times New Roman"/>
                 <w:b/>
                 <w:bCs/>
                 <w:kern w:val="0"/>
@@ -2794,7 +2657,7 @@
             </w:pPr>
             <w:r>
               <w:rPr>
-                <w:rFonts w:ascii="Times New Roman" w:eastAsia="Times New Roman" w:hAnsi="Times New Roman" w:cs="Times New Roman"/>
+                <w:rFonts w:ascii="Abadi" w:eastAsia="Times New Roman" w:hAnsi="Abadi" w:cs="Times New Roman"/>
                 <w:b/>
                 <w:bCs/>
                 <w:kern w:val="0"/>
@@ -2807,18 +2670,13 @@
         </w:tc>
       </w:tr>
       <w:tr>
-        <w:trPr>
-          <w:tblCellSpacing w:w="15" w:type="dxa"/>
-        </w:trPr>
-        <w:tc>
-          <w:tcPr>
-            <w:tcW w:w="0" w:type="auto"/>
-            <w:vAlign w:val="center"/>
-            <w:hideMark/>
-          </w:tcPr>
-          <w:p>
-            <w:pPr>
-              <w:spacing w:after="0" w:line="240" w:lineRule="auto"/>
+        <w:tc>
+          <w:tcPr>
+            <w:tcW w:w="0" w:type="auto"/>
+            <w:hideMark/>
+          </w:tcPr>
+          <w:p>
+            <w:pPr>
               <w:rPr>
                 <w:rFonts w:ascii="Times New Roman" w:eastAsia="Times New Roman" w:hAnsi="Times New Roman" w:cs="Times New Roman"/>
                 <w:kern w:val="0"/>
@@ -2840,16 +2698,14 @@
         <w:tc>
           <w:tcPr>
             <w:tcW w:w="0" w:type="auto"/>
-            <w:vAlign w:val="center"/>
-            <w:hideMark/>
-          </w:tcPr>
-          <w:p>
-            <w:pPr>
-              <w:spacing w:after="0" w:line="240" w:lineRule="auto"/>
-              <w:rPr>
-                <w:rFonts w:ascii="Times New Roman" w:eastAsia="Times New Roman" w:hAnsi="Times New Roman" w:cs="Times New Roman"/>
-                <w:kern w:val="0"/>
-                <w:lang w:eastAsia="hu-HU"/>
+            <w:hideMark/>
+          </w:tcPr>
+          <w:p>
+            <w:pPr>
+              <w:rPr>
+                <w:rFonts w:ascii="Times New Roman" w:eastAsia="Times New Roman" w:hAnsi="Times New Roman" w:cs="Times New Roman"/>
+                <w:kern w:val="0"/>
+                <w:lang w:val="en-GB" w:eastAsia="hu-HU"/>
                 <w14:ligatures w14:val="none"/>
               </w:rPr>
             </w:pPr>
@@ -2858,7 +2714,7 @@
               <w:rPr>
                 <w:rFonts w:ascii="Times New Roman" w:eastAsia="Times New Roman" w:hAnsi="Times New Roman" w:cs="Times New Roman"/>
                 <w:kern w:val="0"/>
-                <w:lang w:eastAsia="hu-HU"/>
+                <w:lang w:val="en-GB" w:eastAsia="hu-HU"/>
                 <w14:ligatures w14:val="none"/>
               </w:rPr>
               <w:t>api</w:t>
@@ -2868,33 +2724,20 @@
               <w:rPr>
                 <w:rFonts w:ascii="Times New Roman" w:eastAsia="Times New Roman" w:hAnsi="Times New Roman" w:cs="Times New Roman"/>
                 <w:kern w:val="0"/>
-                <w:lang w:eastAsia="hu-HU"/>
-                <w14:ligatures w14:val="none"/>
-              </w:rPr>
-              <w:t>/</w:t>
-            </w:r>
-            <w:proofErr w:type="spellStart"/>
-            <w:r>
-              <w:rPr>
-                <w:rFonts w:ascii="Times New Roman" w:eastAsia="Times New Roman" w:hAnsi="Times New Roman" w:cs="Times New Roman"/>
-                <w:kern w:val="0"/>
-                <w:lang w:eastAsia="hu-HU"/>
-                <w14:ligatures w14:val="none"/>
-              </w:rPr>
-              <w:t>profile</w:t>
-            </w:r>
-            <w:proofErr w:type="spellEnd"/>
-          </w:p>
-        </w:tc>
-        <w:tc>
-          <w:tcPr>
-            <w:tcW w:w="0" w:type="auto"/>
-            <w:vAlign w:val="center"/>
-            <w:hideMark/>
-          </w:tcPr>
-          <w:p>
-            <w:pPr>
-              <w:spacing w:after="0" w:line="240" w:lineRule="auto"/>
+                <w:lang w:val="en-GB" w:eastAsia="hu-HU"/>
+                <w14:ligatures w14:val="none"/>
+              </w:rPr>
+              <w:t>/profile</w:t>
+            </w:r>
+          </w:p>
+        </w:tc>
+        <w:tc>
+          <w:tcPr>
+            <w:tcW w:w="0" w:type="auto"/>
+            <w:hideMark/>
+          </w:tcPr>
+          <w:p>
+            <w:pPr>
               <w:rPr>
                 <w:rFonts w:ascii="Times New Roman" w:eastAsia="Times New Roman" w:hAnsi="Times New Roman" w:cs="Times New Roman"/>
                 <w:kern w:val="0"/>
@@ -2916,12 +2759,10 @@
         <w:tc>
           <w:tcPr>
             <w:tcW w:w="0" w:type="auto"/>
-            <w:vAlign w:val="center"/>
-            <w:hideMark/>
-          </w:tcPr>
-          <w:p>
-            <w:pPr>
-              <w:spacing w:after="0" w:line="240" w:lineRule="auto"/>
+            <w:hideMark/>
+          </w:tcPr>
+          <w:p>
+            <w:pPr>
               <w:rPr>
                 <w:rFonts w:ascii="Times New Roman" w:eastAsia="Times New Roman" w:hAnsi="Times New Roman" w:cs="Times New Roman"/>
                 <w:kern w:val="0"/>
@@ -2943,12 +2784,10 @@
         <w:tc>
           <w:tcPr>
             <w:tcW w:w="0" w:type="auto"/>
-            <w:vAlign w:val="center"/>
-            <w:hideMark/>
-          </w:tcPr>
-          <w:p>
-            <w:pPr>
-              <w:spacing w:after="0" w:line="240" w:lineRule="auto"/>
+            <w:hideMark/>
+          </w:tcPr>
+          <w:p>
+            <w:pPr>
               <w:rPr>
                 <w:rFonts w:ascii="Times New Roman" w:eastAsia="Times New Roman" w:hAnsi="Times New Roman" w:cs="Times New Roman"/>
                 <w:kern w:val="0"/>
@@ -2970,12 +2809,10 @@
         <w:tc>
           <w:tcPr>
             <w:tcW w:w="0" w:type="auto"/>
-            <w:vAlign w:val="center"/>
-            <w:hideMark/>
-          </w:tcPr>
-          <w:p>
-            <w:pPr>
-              <w:spacing w:after="0" w:line="240" w:lineRule="auto"/>
+            <w:hideMark/>
+          </w:tcPr>
+          <w:p>
+            <w:pPr>
               <w:rPr>
                 <w:rFonts w:ascii="Times New Roman" w:eastAsia="Times New Roman" w:hAnsi="Times New Roman" w:cs="Times New Roman"/>
                 <w:kern w:val="0"/>
@@ -3046,18 +2883,13 @@
         </w:tc>
       </w:tr>
       <w:tr>
-        <w:trPr>
-          <w:tblCellSpacing w:w="15" w:type="dxa"/>
-        </w:trPr>
-        <w:tc>
-          <w:tcPr>
-            <w:tcW w:w="0" w:type="auto"/>
-            <w:vAlign w:val="center"/>
-            <w:hideMark/>
-          </w:tcPr>
-          <w:p>
-            <w:pPr>
-              <w:spacing w:after="0" w:line="240" w:lineRule="auto"/>
+        <w:tc>
+          <w:tcPr>
+            <w:tcW w:w="0" w:type="auto"/>
+            <w:hideMark/>
+          </w:tcPr>
+          <w:p>
+            <w:pPr>
               <w:rPr>
                 <w:rFonts w:ascii="Times New Roman" w:eastAsia="Times New Roman" w:hAnsi="Times New Roman" w:cs="Times New Roman"/>
                 <w:kern w:val="0"/>
@@ -3079,16 +2911,14 @@
         <w:tc>
           <w:tcPr>
             <w:tcW w:w="0" w:type="auto"/>
-            <w:vAlign w:val="center"/>
-            <w:hideMark/>
-          </w:tcPr>
-          <w:p>
-            <w:pPr>
-              <w:spacing w:after="0" w:line="240" w:lineRule="auto"/>
-              <w:rPr>
-                <w:rFonts w:ascii="Times New Roman" w:eastAsia="Times New Roman" w:hAnsi="Times New Roman" w:cs="Times New Roman"/>
-                <w:kern w:val="0"/>
-                <w:lang w:eastAsia="hu-HU"/>
+            <w:hideMark/>
+          </w:tcPr>
+          <w:p>
+            <w:pPr>
+              <w:rPr>
+                <w:rFonts w:ascii="Times New Roman" w:eastAsia="Times New Roman" w:hAnsi="Times New Roman" w:cs="Times New Roman"/>
+                <w:kern w:val="0"/>
+                <w:lang w:val="en-GB" w:eastAsia="hu-HU"/>
                 <w14:ligatures w14:val="none"/>
               </w:rPr>
             </w:pPr>
@@ -3097,7 +2927,7 @@
               <w:rPr>
                 <w:rFonts w:ascii="Times New Roman" w:eastAsia="Times New Roman" w:hAnsi="Times New Roman" w:cs="Times New Roman"/>
                 <w:kern w:val="0"/>
-                <w:lang w:eastAsia="hu-HU"/>
+                <w:lang w:val="en-GB" w:eastAsia="hu-HU"/>
                 <w14:ligatures w14:val="none"/>
               </w:rPr>
               <w:t>api</w:t>
@@ -3107,42 +2937,20 @@
               <w:rPr>
                 <w:rFonts w:ascii="Times New Roman" w:eastAsia="Times New Roman" w:hAnsi="Times New Roman" w:cs="Times New Roman"/>
                 <w:kern w:val="0"/>
-                <w:lang w:eastAsia="hu-HU"/>
-                <w14:ligatures w14:val="none"/>
-              </w:rPr>
-              <w:t>/</w:t>
-            </w:r>
-            <w:proofErr w:type="spellStart"/>
-            <w:r>
-              <w:rPr>
-                <w:rFonts w:ascii="Times New Roman" w:eastAsia="Times New Roman" w:hAnsi="Times New Roman" w:cs="Times New Roman"/>
-                <w:kern w:val="0"/>
-                <w:lang w:eastAsia="hu-HU"/>
-                <w14:ligatures w14:val="none"/>
-              </w:rPr>
-              <w:t>profile</w:t>
-            </w:r>
-            <w:proofErr w:type="spellEnd"/>
-            <w:r>
-              <w:rPr>
-                <w:rFonts w:ascii="Times New Roman" w:eastAsia="Times New Roman" w:hAnsi="Times New Roman" w:cs="Times New Roman"/>
-                <w:kern w:val="0"/>
-                <w:lang w:eastAsia="hu-HU"/>
-                <w14:ligatures w14:val="none"/>
-              </w:rPr>
-              <w:t>/update</w:t>
-            </w:r>
-          </w:p>
-        </w:tc>
-        <w:tc>
-          <w:tcPr>
-            <w:tcW w:w="0" w:type="auto"/>
-            <w:vAlign w:val="center"/>
-            <w:hideMark/>
-          </w:tcPr>
-          <w:p>
-            <w:pPr>
-              <w:spacing w:after="0" w:line="240" w:lineRule="auto"/>
+                <w:lang w:val="en-GB" w:eastAsia="hu-HU"/>
+                <w14:ligatures w14:val="none"/>
+              </w:rPr>
+              <w:t>/profile/update</w:t>
+            </w:r>
+          </w:p>
+        </w:tc>
+        <w:tc>
+          <w:tcPr>
+            <w:tcW w:w="0" w:type="auto"/>
+            <w:hideMark/>
+          </w:tcPr>
+          <w:p>
+            <w:pPr>
               <w:rPr>
                 <w:rFonts w:ascii="Times New Roman" w:eastAsia="Times New Roman" w:hAnsi="Times New Roman" w:cs="Times New Roman"/>
                 <w:kern w:val="0"/>
@@ -3164,12 +2972,10 @@
         <w:tc>
           <w:tcPr>
             <w:tcW w:w="0" w:type="auto"/>
-            <w:vAlign w:val="center"/>
-            <w:hideMark/>
-          </w:tcPr>
-          <w:p>
-            <w:pPr>
-              <w:spacing w:after="0" w:line="240" w:lineRule="auto"/>
+            <w:hideMark/>
+          </w:tcPr>
+          <w:p>
+            <w:pPr>
               <w:rPr>
                 <w:rFonts w:ascii="Times New Roman" w:eastAsia="Times New Roman" w:hAnsi="Times New Roman" w:cs="Times New Roman"/>
                 <w:kern w:val="0"/>
@@ -3191,12 +2997,10 @@
         <w:tc>
           <w:tcPr>
             <w:tcW w:w="0" w:type="auto"/>
-            <w:vAlign w:val="center"/>
-            <w:hideMark/>
-          </w:tcPr>
-          <w:p>
-            <w:pPr>
-              <w:spacing w:after="0" w:line="240" w:lineRule="auto"/>
+            <w:hideMark/>
+          </w:tcPr>
+          <w:p>
+            <w:pPr>
               <w:rPr>
                 <w:rFonts w:ascii="Times New Roman" w:eastAsia="Times New Roman" w:hAnsi="Times New Roman" w:cs="Times New Roman"/>
                 <w:kern w:val="0"/>
@@ -3218,12 +3022,10 @@
         <w:tc>
           <w:tcPr>
             <w:tcW w:w="0" w:type="auto"/>
-            <w:vAlign w:val="center"/>
-            <w:hideMark/>
-          </w:tcPr>
-          <w:p>
-            <w:pPr>
-              <w:spacing w:after="0" w:line="240" w:lineRule="auto"/>
+            <w:hideMark/>
+          </w:tcPr>
+          <w:p>
+            <w:pPr>
               <w:rPr>
                 <w:rFonts w:ascii="Times New Roman" w:eastAsia="Times New Roman" w:hAnsi="Times New Roman" w:cs="Times New Roman"/>
                 <w:kern w:val="0"/>
@@ -3244,18 +3046,13 @@
         </w:tc>
       </w:tr>
       <w:tr>
-        <w:trPr>
-          <w:tblCellSpacing w:w="15" w:type="dxa"/>
-        </w:trPr>
-        <w:tc>
-          <w:tcPr>
-            <w:tcW w:w="0" w:type="auto"/>
-            <w:vAlign w:val="center"/>
-            <w:hideMark/>
-          </w:tcPr>
-          <w:p>
-            <w:pPr>
-              <w:spacing w:after="0" w:line="240" w:lineRule="auto"/>
+        <w:tc>
+          <w:tcPr>
+            <w:tcW w:w="0" w:type="auto"/>
+            <w:hideMark/>
+          </w:tcPr>
+          <w:p>
+            <w:pPr>
               <w:rPr>
                 <w:rFonts w:ascii="Times New Roman" w:eastAsia="Times New Roman" w:hAnsi="Times New Roman" w:cs="Times New Roman"/>
                 <w:kern w:val="0"/>
@@ -3277,16 +3074,14 @@
         <w:tc>
           <w:tcPr>
             <w:tcW w:w="0" w:type="auto"/>
-            <w:vAlign w:val="center"/>
-            <w:hideMark/>
-          </w:tcPr>
-          <w:p>
-            <w:pPr>
-              <w:spacing w:after="0" w:line="240" w:lineRule="auto"/>
-              <w:rPr>
-                <w:rFonts w:ascii="Times New Roman" w:eastAsia="Times New Roman" w:hAnsi="Times New Roman" w:cs="Times New Roman"/>
-                <w:kern w:val="0"/>
-                <w:lang w:eastAsia="hu-HU"/>
+            <w:hideMark/>
+          </w:tcPr>
+          <w:p>
+            <w:pPr>
+              <w:rPr>
+                <w:rFonts w:ascii="Times New Roman" w:eastAsia="Times New Roman" w:hAnsi="Times New Roman" w:cs="Times New Roman"/>
+                <w:kern w:val="0"/>
+                <w:lang w:val="en-GB" w:eastAsia="hu-HU"/>
                 <w14:ligatures w14:val="none"/>
               </w:rPr>
             </w:pPr>
@@ -3295,7 +3090,7 @@
               <w:rPr>
                 <w:rFonts w:ascii="Times New Roman" w:eastAsia="Times New Roman" w:hAnsi="Times New Roman" w:cs="Times New Roman"/>
                 <w:kern w:val="0"/>
-                <w:lang w:eastAsia="hu-HU"/>
+                <w:lang w:val="en-GB" w:eastAsia="hu-HU"/>
                 <w14:ligatures w14:val="none"/>
               </w:rPr>
               <w:t>api</w:t>
@@ -3305,53 +3100,20 @@
               <w:rPr>
                 <w:rFonts w:ascii="Times New Roman" w:eastAsia="Times New Roman" w:hAnsi="Times New Roman" w:cs="Times New Roman"/>
                 <w:kern w:val="0"/>
-                <w:lang w:eastAsia="hu-HU"/>
-                <w14:ligatures w14:val="none"/>
-              </w:rPr>
-              <w:t>/</w:t>
-            </w:r>
-            <w:proofErr w:type="spellStart"/>
-            <w:r>
-              <w:rPr>
-                <w:rFonts w:ascii="Times New Roman" w:eastAsia="Times New Roman" w:hAnsi="Times New Roman" w:cs="Times New Roman"/>
-                <w:kern w:val="0"/>
-                <w:lang w:eastAsia="hu-HU"/>
-                <w14:ligatures w14:val="none"/>
-              </w:rPr>
-              <w:t>profile</w:t>
-            </w:r>
-            <w:proofErr w:type="spellEnd"/>
-            <w:r>
-              <w:rPr>
-                <w:rFonts w:ascii="Times New Roman" w:eastAsia="Times New Roman" w:hAnsi="Times New Roman" w:cs="Times New Roman"/>
-                <w:kern w:val="0"/>
-                <w:lang w:eastAsia="hu-HU"/>
-                <w14:ligatures w14:val="none"/>
-              </w:rPr>
-              <w:t>/</w:t>
-            </w:r>
-            <w:proofErr w:type="spellStart"/>
-            <w:r>
-              <w:rPr>
-                <w:rFonts w:ascii="Times New Roman" w:eastAsia="Times New Roman" w:hAnsi="Times New Roman" w:cs="Times New Roman"/>
-                <w:kern w:val="0"/>
-                <w:lang w:eastAsia="hu-HU"/>
-                <w14:ligatures w14:val="none"/>
-              </w:rPr>
-              <w:t>password</w:t>
-            </w:r>
-            <w:proofErr w:type="spellEnd"/>
-          </w:p>
-        </w:tc>
-        <w:tc>
-          <w:tcPr>
-            <w:tcW w:w="0" w:type="auto"/>
-            <w:vAlign w:val="center"/>
-            <w:hideMark/>
-          </w:tcPr>
-          <w:p>
-            <w:pPr>
-              <w:spacing w:after="0" w:line="240" w:lineRule="auto"/>
+                <w:lang w:val="en-GB" w:eastAsia="hu-HU"/>
+                <w14:ligatures w14:val="none"/>
+              </w:rPr>
+              <w:t>/profile/password</w:t>
+            </w:r>
+          </w:p>
+        </w:tc>
+        <w:tc>
+          <w:tcPr>
+            <w:tcW w:w="0" w:type="auto"/>
+            <w:hideMark/>
+          </w:tcPr>
+          <w:p>
+            <w:pPr>
               <w:rPr>
                 <w:rFonts w:ascii="Times New Roman" w:eastAsia="Times New Roman" w:hAnsi="Times New Roman" w:cs="Times New Roman"/>
                 <w:kern w:val="0"/>
@@ -3373,12 +3135,10 @@
         <w:tc>
           <w:tcPr>
             <w:tcW w:w="0" w:type="auto"/>
-            <w:vAlign w:val="center"/>
-            <w:hideMark/>
-          </w:tcPr>
-          <w:p>
-            <w:pPr>
-              <w:spacing w:after="0" w:line="240" w:lineRule="auto"/>
+            <w:hideMark/>
+          </w:tcPr>
+          <w:p>
+            <w:pPr>
               <w:rPr>
                 <w:rFonts w:ascii="Times New Roman" w:eastAsia="Times New Roman" w:hAnsi="Times New Roman" w:cs="Times New Roman"/>
                 <w:kern w:val="0"/>
@@ -3400,12 +3160,10 @@
         <w:tc>
           <w:tcPr>
             <w:tcW w:w="0" w:type="auto"/>
-            <w:vAlign w:val="center"/>
-            <w:hideMark/>
-          </w:tcPr>
-          <w:p>
-            <w:pPr>
-              <w:spacing w:after="0" w:line="240" w:lineRule="auto"/>
+            <w:hideMark/>
+          </w:tcPr>
+          <w:p>
+            <w:pPr>
               <w:rPr>
                 <w:rFonts w:ascii="Times New Roman" w:eastAsia="Times New Roman" w:hAnsi="Times New Roman" w:cs="Times New Roman"/>
                 <w:kern w:val="0"/>
@@ -3427,12 +3185,10 @@
         <w:tc>
           <w:tcPr>
             <w:tcW w:w="0" w:type="auto"/>
-            <w:vAlign w:val="center"/>
-            <w:hideMark/>
-          </w:tcPr>
-          <w:p>
-            <w:pPr>
-              <w:spacing w:after="0" w:line="240" w:lineRule="auto"/>
+            <w:hideMark/>
+          </w:tcPr>
+          <w:p>
+            <w:pPr>
               <w:rPr>
                 <w:rFonts w:ascii="Times New Roman" w:eastAsia="Times New Roman" w:hAnsi="Times New Roman" w:cs="Times New Roman"/>
                 <w:kern w:val="0"/>
@@ -3453,18 +3209,13 @@
         </w:tc>
       </w:tr>
       <w:tr>
-        <w:trPr>
-          <w:tblCellSpacing w:w="15" w:type="dxa"/>
-        </w:trPr>
-        <w:tc>
-          <w:tcPr>
-            <w:tcW w:w="0" w:type="auto"/>
-            <w:vAlign w:val="center"/>
-            <w:hideMark/>
-          </w:tcPr>
-          <w:p>
-            <w:pPr>
-              <w:spacing w:after="0" w:line="240" w:lineRule="auto"/>
+        <w:tc>
+          <w:tcPr>
+            <w:tcW w:w="0" w:type="auto"/>
+            <w:hideMark/>
+          </w:tcPr>
+          <w:p>
+            <w:pPr>
               <w:rPr>
                 <w:rFonts w:ascii="Times New Roman" w:eastAsia="Times New Roman" w:hAnsi="Times New Roman" w:cs="Times New Roman"/>
                 <w:kern w:val="0"/>
@@ -3486,16 +3237,14 @@
         <w:tc>
           <w:tcPr>
             <w:tcW w:w="0" w:type="auto"/>
-            <w:vAlign w:val="center"/>
-            <w:hideMark/>
-          </w:tcPr>
-          <w:p>
-            <w:pPr>
-              <w:spacing w:after="0" w:line="240" w:lineRule="auto"/>
-              <w:rPr>
-                <w:rFonts w:ascii="Times New Roman" w:eastAsia="Times New Roman" w:hAnsi="Times New Roman" w:cs="Times New Roman"/>
-                <w:kern w:val="0"/>
-                <w:lang w:eastAsia="hu-HU"/>
+            <w:hideMark/>
+          </w:tcPr>
+          <w:p>
+            <w:pPr>
+              <w:rPr>
+                <w:rFonts w:ascii="Times New Roman" w:eastAsia="Times New Roman" w:hAnsi="Times New Roman" w:cs="Times New Roman"/>
+                <w:kern w:val="0"/>
+                <w:lang w:val="en-GB" w:eastAsia="hu-HU"/>
                 <w14:ligatures w14:val="none"/>
               </w:rPr>
             </w:pPr>
@@ -3504,7 +3253,7 @@
               <w:rPr>
                 <w:rFonts w:ascii="Times New Roman" w:eastAsia="Times New Roman" w:hAnsi="Times New Roman" w:cs="Times New Roman"/>
                 <w:kern w:val="0"/>
-                <w:lang w:eastAsia="hu-HU"/>
+                <w:lang w:val="en-GB" w:eastAsia="hu-HU"/>
                 <w14:ligatures w14:val="none"/>
               </w:rPr>
               <w:t>api</w:t>
@@ -3514,10 +3263,35 @@
               <w:rPr>
                 <w:rFonts w:ascii="Times New Roman" w:eastAsia="Times New Roman" w:hAnsi="Times New Roman" w:cs="Times New Roman"/>
                 <w:kern w:val="0"/>
-                <w:lang w:eastAsia="hu-HU"/>
-                <w14:ligatures w14:val="none"/>
-              </w:rPr>
-              <w:t>/</w:t>
+                <w:lang w:val="en-GB" w:eastAsia="hu-HU"/>
+                <w14:ligatures w14:val="none"/>
+              </w:rPr>
+              <w:t>/user</w:t>
+            </w:r>
+          </w:p>
+        </w:tc>
+        <w:tc>
+          <w:tcPr>
+            <w:tcW w:w="0" w:type="auto"/>
+            <w:hideMark/>
+          </w:tcPr>
+          <w:p>
+            <w:pPr>
+              <w:rPr>
+                <w:rFonts w:ascii="Times New Roman" w:eastAsia="Times New Roman" w:hAnsi="Times New Roman" w:cs="Times New Roman"/>
+                <w:kern w:val="0"/>
+                <w:lang w:eastAsia="hu-HU"/>
+                <w14:ligatures w14:val="none"/>
+              </w:rPr>
+            </w:pPr>
+            <w:r>
+              <w:rPr>
+                <w:rFonts w:ascii="Times New Roman" w:eastAsia="Times New Roman" w:hAnsi="Times New Roman" w:cs="Times New Roman"/>
+                <w:kern w:val="0"/>
+                <w:lang w:eastAsia="hu-HU"/>
+                <w14:ligatures w14:val="none"/>
+              </w:rPr>
+              <w:t xml:space="preserve">Bejelentkezett </w:t>
             </w:r>
             <w:proofErr w:type="spellStart"/>
             <w:r>
@@ -3530,44 +3304,6 @@
               <w:t>user</w:t>
             </w:r>
             <w:proofErr w:type="spellEnd"/>
-          </w:p>
-        </w:tc>
-        <w:tc>
-          <w:tcPr>
-            <w:tcW w:w="0" w:type="auto"/>
-            <w:vAlign w:val="center"/>
-            <w:hideMark/>
-          </w:tcPr>
-          <w:p>
-            <w:pPr>
-              <w:spacing w:after="0" w:line="240" w:lineRule="auto"/>
-              <w:rPr>
-                <w:rFonts w:ascii="Times New Roman" w:eastAsia="Times New Roman" w:hAnsi="Times New Roman" w:cs="Times New Roman"/>
-                <w:kern w:val="0"/>
-                <w:lang w:eastAsia="hu-HU"/>
-                <w14:ligatures w14:val="none"/>
-              </w:rPr>
-            </w:pPr>
-            <w:r>
-              <w:rPr>
-                <w:rFonts w:ascii="Times New Roman" w:eastAsia="Times New Roman" w:hAnsi="Times New Roman" w:cs="Times New Roman"/>
-                <w:kern w:val="0"/>
-                <w:lang w:eastAsia="hu-HU"/>
-                <w14:ligatures w14:val="none"/>
-              </w:rPr>
-              <w:t xml:space="preserve">Bejelentkezett </w:t>
-            </w:r>
-            <w:proofErr w:type="spellStart"/>
-            <w:r>
-              <w:rPr>
-                <w:rFonts w:ascii="Times New Roman" w:eastAsia="Times New Roman" w:hAnsi="Times New Roman" w:cs="Times New Roman"/>
-                <w:kern w:val="0"/>
-                <w:lang w:eastAsia="hu-HU"/>
-                <w14:ligatures w14:val="none"/>
-              </w:rPr>
-              <w:t>user</w:t>
-            </w:r>
-            <w:proofErr w:type="spellEnd"/>
             <w:r>
               <w:rPr>
                 <w:rFonts w:ascii="Times New Roman" w:eastAsia="Times New Roman" w:hAnsi="Times New Roman" w:cs="Times New Roman"/>
@@ -3582,12 +3318,10 @@
         <w:tc>
           <w:tcPr>
             <w:tcW w:w="0" w:type="auto"/>
-            <w:vAlign w:val="center"/>
-            <w:hideMark/>
-          </w:tcPr>
-          <w:p>
-            <w:pPr>
-              <w:spacing w:after="0" w:line="240" w:lineRule="auto"/>
+            <w:hideMark/>
+          </w:tcPr>
+          <w:p>
+            <w:pPr>
               <w:rPr>
                 <w:rFonts w:ascii="Times New Roman" w:eastAsia="Times New Roman" w:hAnsi="Times New Roman" w:cs="Times New Roman"/>
                 <w:kern w:val="0"/>
@@ -3609,12 +3343,10 @@
         <w:tc>
           <w:tcPr>
             <w:tcW w:w="0" w:type="auto"/>
-            <w:vAlign w:val="center"/>
-            <w:hideMark/>
-          </w:tcPr>
-          <w:p>
-            <w:pPr>
-              <w:spacing w:after="0" w:line="240" w:lineRule="auto"/>
+            <w:hideMark/>
+          </w:tcPr>
+          <w:p>
+            <w:pPr>
               <w:rPr>
                 <w:rFonts w:ascii="Times New Roman" w:eastAsia="Times New Roman" w:hAnsi="Times New Roman" w:cs="Times New Roman"/>
                 <w:kern w:val="0"/>
@@ -3636,12 +3368,10 @@
         <w:tc>
           <w:tcPr>
             <w:tcW w:w="0" w:type="auto"/>
-            <w:vAlign w:val="center"/>
-            <w:hideMark/>
-          </w:tcPr>
-          <w:p>
-            <w:pPr>
-              <w:spacing w:after="0" w:line="240" w:lineRule="auto"/>
+            <w:hideMark/>
+          </w:tcPr>
+          <w:p>
+            <w:pPr>
               <w:rPr>
                 <w:rFonts w:ascii="Times New Roman" w:eastAsia="Times New Roman" w:hAnsi="Times New Roman" w:cs="Times New Roman"/>
                 <w:kern w:val="0"/>
@@ -3683,41 +3413,32 @@
           <w14:ligatures w14:val="none"/>
         </w:rPr>
       </w:pPr>
-      <w:r>
-        <w:rPr>
-          <w:rFonts w:ascii="Times New Roman" w:eastAsia="Times New Roman" w:hAnsi="Times New Roman" w:cs="Times New Roman"/>
-          <w:kern w:val="0"/>
-          <w:lang w:eastAsia="hu-HU"/>
-          <w14:ligatures w14:val="none"/>
-        </w:rPr>
-        <w:pict w14:anchorId="2B4AD363">
-          <v:rect id="_x0000_i1041" style="width:0;height:1.5pt" o:hralign="center" o:hrstd="t" o:hr="t" fillcolor="#a0a0a0" stroked="f"/>
-        </w:pict>
-      </w:r>
     </w:p>
     <w:p>
       <w:pPr>
         <w:spacing w:before="100" w:beforeAutospacing="1" w:after="100" w:afterAutospacing="1" w:line="240" w:lineRule="auto"/>
         <w:outlineLvl w:val="1"/>
         <w:rPr>
-          <w:rFonts w:ascii="Times New Roman" w:eastAsia="Times New Roman" w:hAnsi="Times New Roman" w:cs="Times New Roman"/>
+          <w:rFonts w:ascii="Abadi" w:eastAsia="Times New Roman" w:hAnsi="Abadi" w:cs="Times New Roman"/>
           <w:b/>
           <w:bCs/>
           <w:kern w:val="0"/>
-          <w:sz w:val="36"/>
-          <w:szCs w:val="36"/>
+          <w:sz w:val="28"/>
+          <w:szCs w:val="28"/>
+          <w:u w:val="single"/>
           <w:lang w:eastAsia="hu-HU"/>
           <w14:ligatures w14:val="none"/>
         </w:rPr>
       </w:pPr>
       <w:r>
         <w:rPr>
-          <w:rFonts w:ascii="Times New Roman" w:eastAsia="Times New Roman" w:hAnsi="Times New Roman" w:cs="Times New Roman"/>
+          <w:rFonts w:ascii="Abadi" w:eastAsia="Times New Roman" w:hAnsi="Abadi" w:cs="Times New Roman"/>
           <w:b/>
           <w:bCs/>
           <w:kern w:val="0"/>
-          <w:sz w:val="36"/>
-          <w:szCs w:val="36"/>
+          <w:sz w:val="28"/>
+          <w:szCs w:val="28"/>
+          <w:u w:val="single"/>
           <w:lang w:eastAsia="hu-HU"/>
           <w14:ligatures w14:val="none"/>
         </w:rPr>
@@ -3726,40 +3447,28 @@
     </w:p>
     <w:tbl>
       <w:tblPr>
+        <w:tblStyle w:val="Tblzatrcsosvilgos"/>
         <w:tblW w:w="0" w:type="auto"/>
-        <w:tblCellSpacing w:w="15" w:type="dxa"/>
-        <w:tblCellMar>
-          <w:top w:w="15" w:type="dxa"/>
-          <w:left w:w="15" w:type="dxa"/>
-          <w:bottom w:w="15" w:type="dxa"/>
-          <w:right w:w="15" w:type="dxa"/>
-        </w:tblCellMar>
         <w:tblLook w:val="04A0" w:firstRow="1" w:lastRow="0" w:firstColumn="1" w:lastColumn="0" w:noHBand="0" w:noVBand="1"/>
       </w:tblPr>
       <w:tblGrid>
-        <w:gridCol w:w="968"/>
-        <w:gridCol w:w="2747"/>
-        <w:gridCol w:w="3661"/>
-        <w:gridCol w:w="1134"/>
-        <w:gridCol w:w="1456"/>
+        <w:gridCol w:w="1141"/>
+        <w:gridCol w:w="2903"/>
+        <w:gridCol w:w="3584"/>
+        <w:gridCol w:w="1246"/>
+        <w:gridCol w:w="1582"/>
       </w:tblGrid>
       <w:tr>
-        <w:trPr>
-          <w:tblHeader/>
-          <w:tblCellSpacing w:w="15" w:type="dxa"/>
-        </w:trPr>
-        <w:tc>
-          <w:tcPr>
-            <w:tcW w:w="0" w:type="auto"/>
-            <w:vAlign w:val="center"/>
-            <w:hideMark/>
-          </w:tcPr>
-          <w:p>
-            <w:pPr>
-              <w:spacing w:after="0" w:line="240" w:lineRule="auto"/>
+        <w:tc>
+          <w:tcPr>
+            <w:tcW w:w="0" w:type="auto"/>
+            <w:hideMark/>
+          </w:tcPr>
+          <w:p>
+            <w:pPr>
               <w:jc w:val="center"/>
               <w:rPr>
-                <w:rFonts w:ascii="Times New Roman" w:eastAsia="Times New Roman" w:hAnsi="Times New Roman" w:cs="Times New Roman"/>
+                <w:rFonts w:ascii="Abadi" w:eastAsia="Times New Roman" w:hAnsi="Abadi" w:cs="Times New Roman"/>
                 <w:b/>
                 <w:bCs/>
                 <w:kern w:val="0"/>
@@ -3769,7 +3478,7 @@
             </w:pPr>
             <w:r>
               <w:rPr>
-                <w:rFonts w:ascii="Times New Roman" w:eastAsia="Times New Roman" w:hAnsi="Times New Roman" w:cs="Times New Roman"/>
+                <w:rFonts w:ascii="Abadi" w:eastAsia="Times New Roman" w:hAnsi="Abadi" w:cs="Times New Roman"/>
                 <w:b/>
                 <w:bCs/>
                 <w:kern w:val="0"/>
@@ -3783,49 +3492,43 @@
         <w:tc>
           <w:tcPr>
             <w:tcW w:w="0" w:type="auto"/>
-            <w:vAlign w:val="center"/>
-            <w:hideMark/>
-          </w:tcPr>
-          <w:p>
-            <w:pPr>
-              <w:spacing w:after="0" w:line="240" w:lineRule="auto"/>
+            <w:hideMark/>
+          </w:tcPr>
+          <w:p>
+            <w:pPr>
               <w:jc w:val="center"/>
               <w:rPr>
-                <w:rFonts w:ascii="Times New Roman" w:eastAsia="Times New Roman" w:hAnsi="Times New Roman" w:cs="Times New Roman"/>
+                <w:rFonts w:ascii="Abadi" w:eastAsia="Times New Roman" w:hAnsi="Abadi" w:cs="Times New Roman"/>
                 <w:b/>
                 <w:bCs/>
                 <w:kern w:val="0"/>
-                <w:lang w:eastAsia="hu-HU"/>
-                <w14:ligatures w14:val="none"/>
-              </w:rPr>
-            </w:pPr>
-            <w:proofErr w:type="spellStart"/>
-            <w:r>
-              <w:rPr>
-                <w:rFonts w:ascii="Times New Roman" w:eastAsia="Times New Roman" w:hAnsi="Times New Roman" w:cs="Times New Roman"/>
+                <w:lang w:val="en-GB" w:eastAsia="hu-HU"/>
+                <w14:ligatures w14:val="none"/>
+              </w:rPr>
+            </w:pPr>
+            <w:r>
+              <w:rPr>
+                <w:rFonts w:ascii="Abadi" w:eastAsia="Times New Roman" w:hAnsi="Abadi" w:cs="Times New Roman"/>
                 <w:b/>
                 <w:bCs/>
                 <w:kern w:val="0"/>
-                <w:lang w:eastAsia="hu-HU"/>
+                <w:lang w:val="en-GB" w:eastAsia="hu-HU"/>
                 <w14:ligatures w14:val="none"/>
               </w:rPr>
               <w:t>Endpoint</w:t>
             </w:r>
-            <w:proofErr w:type="spellEnd"/>
-          </w:p>
-        </w:tc>
-        <w:tc>
-          <w:tcPr>
-            <w:tcW w:w="0" w:type="auto"/>
-            <w:vAlign w:val="center"/>
-            <w:hideMark/>
-          </w:tcPr>
-          <w:p>
-            <w:pPr>
-              <w:spacing w:after="0" w:line="240" w:lineRule="auto"/>
+          </w:p>
+        </w:tc>
+        <w:tc>
+          <w:tcPr>
+            <w:tcW w:w="0" w:type="auto"/>
+            <w:hideMark/>
+          </w:tcPr>
+          <w:p>
+            <w:pPr>
               <w:jc w:val="center"/>
               <w:rPr>
-                <w:rFonts w:ascii="Times New Roman" w:eastAsia="Times New Roman" w:hAnsi="Times New Roman" w:cs="Times New Roman"/>
+                <w:rFonts w:ascii="Abadi" w:eastAsia="Times New Roman" w:hAnsi="Abadi" w:cs="Times New Roman"/>
                 <w:b/>
                 <w:bCs/>
                 <w:kern w:val="0"/>
@@ -3835,7 +3538,7 @@
             </w:pPr>
             <w:r>
               <w:rPr>
-                <w:rFonts w:ascii="Times New Roman" w:eastAsia="Times New Roman" w:hAnsi="Times New Roman" w:cs="Times New Roman"/>
+                <w:rFonts w:ascii="Abadi" w:eastAsia="Times New Roman" w:hAnsi="Abadi" w:cs="Times New Roman"/>
                 <w:b/>
                 <w:bCs/>
                 <w:kern w:val="0"/>
@@ -3849,15 +3552,13 @@
         <w:tc>
           <w:tcPr>
             <w:tcW w:w="0" w:type="auto"/>
-            <w:vAlign w:val="center"/>
-            <w:hideMark/>
-          </w:tcPr>
-          <w:p>
-            <w:pPr>
-              <w:spacing w:after="0" w:line="240" w:lineRule="auto"/>
+            <w:hideMark/>
+          </w:tcPr>
+          <w:p>
+            <w:pPr>
               <w:jc w:val="center"/>
               <w:rPr>
-                <w:rFonts w:ascii="Times New Roman" w:eastAsia="Times New Roman" w:hAnsi="Times New Roman" w:cs="Times New Roman"/>
+                <w:rFonts w:ascii="Abadi" w:eastAsia="Times New Roman" w:hAnsi="Abadi" w:cs="Times New Roman"/>
                 <w:b/>
                 <w:bCs/>
                 <w:kern w:val="0"/>
@@ -3867,7 +3568,7 @@
             </w:pPr>
             <w:r>
               <w:rPr>
-                <w:rFonts w:ascii="Times New Roman" w:eastAsia="Times New Roman" w:hAnsi="Times New Roman" w:cs="Times New Roman"/>
+                <w:rFonts w:ascii="Abadi" w:eastAsia="Times New Roman" w:hAnsi="Abadi" w:cs="Times New Roman"/>
                 <w:b/>
                 <w:bCs/>
                 <w:kern w:val="0"/>
@@ -3881,15 +3582,13 @@
         <w:tc>
           <w:tcPr>
             <w:tcW w:w="0" w:type="auto"/>
-            <w:vAlign w:val="center"/>
-            <w:hideMark/>
-          </w:tcPr>
-          <w:p>
-            <w:pPr>
-              <w:spacing w:after="0" w:line="240" w:lineRule="auto"/>
+            <w:hideMark/>
+          </w:tcPr>
+          <w:p>
+            <w:pPr>
               <w:jc w:val="center"/>
               <w:rPr>
-                <w:rFonts w:ascii="Times New Roman" w:eastAsia="Times New Roman" w:hAnsi="Times New Roman" w:cs="Times New Roman"/>
+                <w:rFonts w:ascii="Abadi" w:eastAsia="Times New Roman" w:hAnsi="Abadi" w:cs="Times New Roman"/>
                 <w:b/>
                 <w:bCs/>
                 <w:kern w:val="0"/>
@@ -3899,7 +3598,7 @@
             </w:pPr>
             <w:r>
               <w:rPr>
-                <w:rFonts w:ascii="Times New Roman" w:eastAsia="Times New Roman" w:hAnsi="Times New Roman" w:cs="Times New Roman"/>
+                <w:rFonts w:ascii="Abadi" w:eastAsia="Times New Roman" w:hAnsi="Abadi" w:cs="Times New Roman"/>
                 <w:b/>
                 <w:bCs/>
                 <w:kern w:val="0"/>
@@ -3912,18 +3611,13 @@
         </w:tc>
       </w:tr>
       <w:tr>
-        <w:trPr>
-          <w:tblCellSpacing w:w="15" w:type="dxa"/>
-        </w:trPr>
-        <w:tc>
-          <w:tcPr>
-            <w:tcW w:w="0" w:type="auto"/>
-            <w:vAlign w:val="center"/>
-            <w:hideMark/>
-          </w:tcPr>
-          <w:p>
-            <w:pPr>
-              <w:spacing w:after="0" w:line="240" w:lineRule="auto"/>
+        <w:tc>
+          <w:tcPr>
+            <w:tcW w:w="0" w:type="auto"/>
+            <w:hideMark/>
+          </w:tcPr>
+          <w:p>
+            <w:pPr>
               <w:rPr>
                 <w:rFonts w:ascii="Times New Roman" w:eastAsia="Times New Roman" w:hAnsi="Times New Roman" w:cs="Times New Roman"/>
                 <w:kern w:val="0"/>
@@ -3945,16 +3639,14 @@
         <w:tc>
           <w:tcPr>
             <w:tcW w:w="0" w:type="auto"/>
-            <w:vAlign w:val="center"/>
-            <w:hideMark/>
-          </w:tcPr>
-          <w:p>
-            <w:pPr>
-              <w:spacing w:after="0" w:line="240" w:lineRule="auto"/>
-              <w:rPr>
-                <w:rFonts w:ascii="Times New Roman" w:eastAsia="Times New Roman" w:hAnsi="Times New Roman" w:cs="Times New Roman"/>
-                <w:kern w:val="0"/>
-                <w:lang w:eastAsia="hu-HU"/>
+            <w:hideMark/>
+          </w:tcPr>
+          <w:p>
+            <w:pPr>
+              <w:rPr>
+                <w:rFonts w:ascii="Times New Roman" w:eastAsia="Times New Roman" w:hAnsi="Times New Roman" w:cs="Times New Roman"/>
+                <w:kern w:val="0"/>
+                <w:lang w:val="en-GB" w:eastAsia="hu-HU"/>
                 <w14:ligatures w14:val="none"/>
               </w:rPr>
             </w:pPr>
@@ -3963,7 +3655,7 @@
               <w:rPr>
                 <w:rFonts w:ascii="Times New Roman" w:eastAsia="Times New Roman" w:hAnsi="Times New Roman" w:cs="Times New Roman"/>
                 <w:kern w:val="0"/>
-                <w:lang w:eastAsia="hu-HU"/>
+                <w:lang w:val="en-GB" w:eastAsia="hu-HU"/>
                 <w14:ligatures w14:val="none"/>
               </w:rPr>
               <w:t>api</w:t>
@@ -3973,7 +3665,7 @@
               <w:rPr>
                 <w:rFonts w:ascii="Times New Roman" w:eastAsia="Times New Roman" w:hAnsi="Times New Roman" w:cs="Times New Roman"/>
                 <w:kern w:val="0"/>
-                <w:lang w:eastAsia="hu-HU"/>
+                <w:lang w:val="en-GB" w:eastAsia="hu-HU"/>
                 <w14:ligatures w14:val="none"/>
               </w:rPr>
               <w:t>/</w:t>
@@ -3983,7 +3675,7 @@
               <w:rPr>
                 <w:rFonts w:ascii="Times New Roman" w:eastAsia="Times New Roman" w:hAnsi="Times New Roman" w:cs="Times New Roman"/>
                 <w:kern w:val="0"/>
-                <w:lang w:eastAsia="hu-HU"/>
+                <w:lang w:val="en-GB" w:eastAsia="hu-HU"/>
                 <w14:ligatures w14:val="none"/>
               </w:rPr>
               <w:t>tantargyak</w:t>
@@ -3994,12 +3686,10 @@
         <w:tc>
           <w:tcPr>
             <w:tcW w:w="0" w:type="auto"/>
-            <w:vAlign w:val="center"/>
-            <w:hideMark/>
-          </w:tcPr>
-          <w:p>
-            <w:pPr>
-              <w:spacing w:after="0" w:line="240" w:lineRule="auto"/>
+            <w:hideMark/>
+          </w:tcPr>
+          <w:p>
+            <w:pPr>
               <w:rPr>
                 <w:rFonts w:ascii="Times New Roman" w:eastAsia="Times New Roman" w:hAnsi="Times New Roman" w:cs="Times New Roman"/>
                 <w:kern w:val="0"/>
@@ -4021,12 +3711,10 @@
         <w:tc>
           <w:tcPr>
             <w:tcW w:w="0" w:type="auto"/>
-            <w:vAlign w:val="center"/>
-            <w:hideMark/>
-          </w:tcPr>
-          <w:p>
-            <w:pPr>
-              <w:spacing w:after="0" w:line="240" w:lineRule="auto"/>
+            <w:hideMark/>
+          </w:tcPr>
+          <w:p>
+            <w:pPr>
               <w:rPr>
                 <w:rFonts w:ascii="Times New Roman" w:eastAsia="Times New Roman" w:hAnsi="Times New Roman" w:cs="Times New Roman"/>
                 <w:kern w:val="0"/>
@@ -4048,12 +3736,10 @@
         <w:tc>
           <w:tcPr>
             <w:tcW w:w="0" w:type="auto"/>
-            <w:vAlign w:val="center"/>
-            <w:hideMark/>
-          </w:tcPr>
-          <w:p>
-            <w:pPr>
-              <w:spacing w:after="0" w:line="240" w:lineRule="auto"/>
+            <w:hideMark/>
+          </w:tcPr>
+          <w:p>
+            <w:pPr>
               <w:rPr>
                 <w:rFonts w:ascii="Times New Roman" w:eastAsia="Times New Roman" w:hAnsi="Times New Roman" w:cs="Times New Roman"/>
                 <w:kern w:val="0"/>
@@ -4074,18 +3760,13 @@
         </w:tc>
       </w:tr>
       <w:tr>
-        <w:trPr>
-          <w:tblCellSpacing w:w="15" w:type="dxa"/>
-        </w:trPr>
-        <w:tc>
-          <w:tcPr>
-            <w:tcW w:w="0" w:type="auto"/>
-            <w:vAlign w:val="center"/>
-            <w:hideMark/>
-          </w:tcPr>
-          <w:p>
-            <w:pPr>
-              <w:spacing w:after="0" w:line="240" w:lineRule="auto"/>
+        <w:tc>
+          <w:tcPr>
+            <w:tcW w:w="0" w:type="auto"/>
+            <w:hideMark/>
+          </w:tcPr>
+          <w:p>
+            <w:pPr>
               <w:rPr>
                 <w:rFonts w:ascii="Times New Roman" w:eastAsia="Times New Roman" w:hAnsi="Times New Roman" w:cs="Times New Roman"/>
                 <w:kern w:val="0"/>
@@ -4107,16 +3788,14 @@
         <w:tc>
           <w:tcPr>
             <w:tcW w:w="0" w:type="auto"/>
-            <w:vAlign w:val="center"/>
-            <w:hideMark/>
-          </w:tcPr>
-          <w:p>
-            <w:pPr>
-              <w:spacing w:after="0" w:line="240" w:lineRule="auto"/>
-              <w:rPr>
-                <w:rFonts w:ascii="Times New Roman" w:eastAsia="Times New Roman" w:hAnsi="Times New Roman" w:cs="Times New Roman"/>
-                <w:kern w:val="0"/>
-                <w:lang w:eastAsia="hu-HU"/>
+            <w:hideMark/>
+          </w:tcPr>
+          <w:p>
+            <w:pPr>
+              <w:rPr>
+                <w:rFonts w:ascii="Times New Roman" w:eastAsia="Times New Roman" w:hAnsi="Times New Roman" w:cs="Times New Roman"/>
+                <w:kern w:val="0"/>
+                <w:lang w:val="en-GB" w:eastAsia="hu-HU"/>
                 <w14:ligatures w14:val="none"/>
               </w:rPr>
             </w:pPr>
@@ -4125,7 +3804,7 @@
               <w:rPr>
                 <w:rFonts w:ascii="Times New Roman" w:eastAsia="Times New Roman" w:hAnsi="Times New Roman" w:cs="Times New Roman"/>
                 <w:kern w:val="0"/>
-                <w:lang w:eastAsia="hu-HU"/>
+                <w:lang w:val="en-GB" w:eastAsia="hu-HU"/>
                 <w14:ligatures w14:val="none"/>
               </w:rPr>
               <w:t>api</w:t>
@@ -4135,7 +3814,7 @@
               <w:rPr>
                 <w:rFonts w:ascii="Times New Roman" w:eastAsia="Times New Roman" w:hAnsi="Times New Roman" w:cs="Times New Roman"/>
                 <w:kern w:val="0"/>
-                <w:lang w:eastAsia="hu-HU"/>
+                <w:lang w:val="en-GB" w:eastAsia="hu-HU"/>
                 <w14:ligatures w14:val="none"/>
               </w:rPr>
               <w:t>/</w:t>
@@ -4145,7 +3824,7 @@
               <w:rPr>
                 <w:rFonts w:ascii="Times New Roman" w:eastAsia="Times New Roman" w:hAnsi="Times New Roman" w:cs="Times New Roman"/>
                 <w:kern w:val="0"/>
-                <w:lang w:eastAsia="hu-HU"/>
+                <w:lang w:val="en-GB" w:eastAsia="hu-HU"/>
                 <w14:ligatures w14:val="none"/>
               </w:rPr>
               <w:t>tantargyak</w:t>
@@ -4155,42 +3834,20 @@
               <w:rPr>
                 <w:rFonts w:ascii="Times New Roman" w:eastAsia="Times New Roman" w:hAnsi="Times New Roman" w:cs="Times New Roman"/>
                 <w:kern w:val="0"/>
-                <w:lang w:eastAsia="hu-HU"/>
-                <w14:ligatures w14:val="none"/>
-              </w:rPr>
-              <w:t>/{</w:t>
-            </w:r>
-            <w:proofErr w:type="spellStart"/>
-            <w:r>
-              <w:rPr>
-                <w:rFonts w:ascii="Times New Roman" w:eastAsia="Times New Roman" w:hAnsi="Times New Roman" w:cs="Times New Roman"/>
-                <w:kern w:val="0"/>
-                <w:lang w:eastAsia="hu-HU"/>
-                <w14:ligatures w14:val="none"/>
-              </w:rPr>
-              <w:t>slug</w:t>
-            </w:r>
-            <w:proofErr w:type="spellEnd"/>
-            <w:r>
-              <w:rPr>
-                <w:rFonts w:ascii="Times New Roman" w:eastAsia="Times New Roman" w:hAnsi="Times New Roman" w:cs="Times New Roman"/>
-                <w:kern w:val="0"/>
-                <w:lang w:eastAsia="hu-HU"/>
-                <w14:ligatures w14:val="none"/>
-              </w:rPr>
-              <w:t>}</w:t>
-            </w:r>
-          </w:p>
-        </w:tc>
-        <w:tc>
-          <w:tcPr>
-            <w:tcW w:w="0" w:type="auto"/>
-            <w:vAlign w:val="center"/>
-            <w:hideMark/>
-          </w:tcPr>
-          <w:p>
-            <w:pPr>
-              <w:spacing w:after="0" w:line="240" w:lineRule="auto"/>
+                <w:lang w:val="en-GB" w:eastAsia="hu-HU"/>
+                <w14:ligatures w14:val="none"/>
+              </w:rPr>
+              <w:t>/{slug}</w:t>
+            </w:r>
+          </w:p>
+        </w:tc>
+        <w:tc>
+          <w:tcPr>
+            <w:tcW w:w="0" w:type="auto"/>
+            <w:hideMark/>
+          </w:tcPr>
+          <w:p>
+            <w:pPr>
               <w:rPr>
                 <w:rFonts w:ascii="Times New Roman" w:eastAsia="Times New Roman" w:hAnsi="Times New Roman" w:cs="Times New Roman"/>
                 <w:kern w:val="0"/>
@@ -4212,12 +3869,10 @@
         <w:tc>
           <w:tcPr>
             <w:tcW w:w="0" w:type="auto"/>
-            <w:vAlign w:val="center"/>
-            <w:hideMark/>
-          </w:tcPr>
-          <w:p>
-            <w:pPr>
-              <w:spacing w:after="0" w:line="240" w:lineRule="auto"/>
+            <w:hideMark/>
+          </w:tcPr>
+          <w:p>
+            <w:pPr>
               <w:rPr>
                 <w:rFonts w:ascii="Times New Roman" w:eastAsia="Times New Roman" w:hAnsi="Times New Roman" w:cs="Times New Roman"/>
                 <w:kern w:val="0"/>
@@ -4239,12 +3894,10 @@
         <w:tc>
           <w:tcPr>
             <w:tcW w:w="0" w:type="auto"/>
-            <w:vAlign w:val="center"/>
-            <w:hideMark/>
-          </w:tcPr>
-          <w:p>
-            <w:pPr>
-              <w:spacing w:after="0" w:line="240" w:lineRule="auto"/>
+            <w:hideMark/>
+          </w:tcPr>
+          <w:p>
+            <w:pPr>
               <w:rPr>
                 <w:rFonts w:ascii="Times New Roman" w:eastAsia="Times New Roman" w:hAnsi="Times New Roman" w:cs="Times New Roman"/>
                 <w:kern w:val="0"/>
@@ -4265,18 +3918,13 @@
         </w:tc>
       </w:tr>
       <w:tr>
-        <w:trPr>
-          <w:tblCellSpacing w:w="15" w:type="dxa"/>
-        </w:trPr>
-        <w:tc>
-          <w:tcPr>
-            <w:tcW w:w="0" w:type="auto"/>
-            <w:vAlign w:val="center"/>
-            <w:hideMark/>
-          </w:tcPr>
-          <w:p>
-            <w:pPr>
-              <w:spacing w:after="0" w:line="240" w:lineRule="auto"/>
+        <w:tc>
+          <w:tcPr>
+            <w:tcW w:w="0" w:type="auto"/>
+            <w:hideMark/>
+          </w:tcPr>
+          <w:p>
+            <w:pPr>
               <w:rPr>
                 <w:rFonts w:ascii="Times New Roman" w:eastAsia="Times New Roman" w:hAnsi="Times New Roman" w:cs="Times New Roman"/>
                 <w:kern w:val="0"/>
@@ -4298,16 +3946,14 @@
         <w:tc>
           <w:tcPr>
             <w:tcW w:w="0" w:type="auto"/>
-            <w:vAlign w:val="center"/>
-            <w:hideMark/>
-          </w:tcPr>
-          <w:p>
-            <w:pPr>
-              <w:spacing w:after="0" w:line="240" w:lineRule="auto"/>
-              <w:rPr>
-                <w:rFonts w:ascii="Times New Roman" w:eastAsia="Times New Roman" w:hAnsi="Times New Roman" w:cs="Times New Roman"/>
-                <w:kern w:val="0"/>
-                <w:lang w:eastAsia="hu-HU"/>
+            <w:hideMark/>
+          </w:tcPr>
+          <w:p>
+            <w:pPr>
+              <w:rPr>
+                <w:rFonts w:ascii="Times New Roman" w:eastAsia="Times New Roman" w:hAnsi="Times New Roman" w:cs="Times New Roman"/>
+                <w:kern w:val="0"/>
+                <w:lang w:val="en-GB" w:eastAsia="hu-HU"/>
                 <w14:ligatures w14:val="none"/>
               </w:rPr>
             </w:pPr>
@@ -4316,7 +3962,7 @@
               <w:rPr>
                 <w:rFonts w:ascii="Times New Roman" w:eastAsia="Times New Roman" w:hAnsi="Times New Roman" w:cs="Times New Roman"/>
                 <w:kern w:val="0"/>
-                <w:lang w:eastAsia="hu-HU"/>
+                <w:lang w:val="en-GB" w:eastAsia="hu-HU"/>
                 <w14:ligatures w14:val="none"/>
               </w:rPr>
               <w:t>api</w:t>
@@ -4326,10 +3972,35 @@
               <w:rPr>
                 <w:rFonts w:ascii="Times New Roman" w:eastAsia="Times New Roman" w:hAnsi="Times New Roman" w:cs="Times New Roman"/>
                 <w:kern w:val="0"/>
-                <w:lang w:eastAsia="hu-HU"/>
-                <w14:ligatures w14:val="none"/>
-              </w:rPr>
-              <w:t>/</w:t>
+                <w:lang w:val="en-GB" w:eastAsia="hu-HU"/>
+                <w14:ligatures w14:val="none"/>
+              </w:rPr>
+              <w:t>/topics/{slug}</w:t>
+            </w:r>
+          </w:p>
+        </w:tc>
+        <w:tc>
+          <w:tcPr>
+            <w:tcW w:w="0" w:type="auto"/>
+            <w:hideMark/>
+          </w:tcPr>
+          <w:p>
+            <w:pPr>
+              <w:rPr>
+                <w:rFonts w:ascii="Times New Roman" w:eastAsia="Times New Roman" w:hAnsi="Times New Roman" w:cs="Times New Roman"/>
+                <w:kern w:val="0"/>
+                <w:lang w:eastAsia="hu-HU"/>
+                <w14:ligatures w14:val="none"/>
+              </w:rPr>
+            </w:pPr>
+            <w:r>
+              <w:rPr>
+                <w:rFonts w:ascii="Times New Roman" w:eastAsia="Times New Roman" w:hAnsi="Times New Roman" w:cs="Times New Roman"/>
+                <w:kern w:val="0"/>
+                <w:lang w:eastAsia="hu-HU"/>
+                <w14:ligatures w14:val="none"/>
+              </w:rPr>
+              <w:t xml:space="preserve">Témakör részletei </w:t>
             </w:r>
             <w:proofErr w:type="spellStart"/>
             <w:r>
@@ -4339,7 +4010,7 @@
                 <w:lang w:eastAsia="hu-HU"/>
                 <w14:ligatures w14:val="none"/>
               </w:rPr>
-              <w:t>topics</w:t>
+              <w:t>slug</w:t>
             </w:r>
             <w:proofErr w:type="spellEnd"/>
             <w:r>
@@ -4349,73 +4020,6 @@
                 <w:lang w:eastAsia="hu-HU"/>
                 <w14:ligatures w14:val="none"/>
               </w:rPr>
-              <w:t>/{</w:t>
-            </w:r>
-            <w:proofErr w:type="spellStart"/>
-            <w:r>
-              <w:rPr>
-                <w:rFonts w:ascii="Times New Roman" w:eastAsia="Times New Roman" w:hAnsi="Times New Roman" w:cs="Times New Roman"/>
-                <w:kern w:val="0"/>
-                <w:lang w:eastAsia="hu-HU"/>
-                <w14:ligatures w14:val="none"/>
-              </w:rPr>
-              <w:t>slug</w:t>
-            </w:r>
-            <w:proofErr w:type="spellEnd"/>
-            <w:r>
-              <w:rPr>
-                <w:rFonts w:ascii="Times New Roman" w:eastAsia="Times New Roman" w:hAnsi="Times New Roman" w:cs="Times New Roman"/>
-                <w:kern w:val="0"/>
-                <w:lang w:eastAsia="hu-HU"/>
-                <w14:ligatures w14:val="none"/>
-              </w:rPr>
-              <w:t>}</w:t>
-            </w:r>
-          </w:p>
-        </w:tc>
-        <w:tc>
-          <w:tcPr>
-            <w:tcW w:w="0" w:type="auto"/>
-            <w:vAlign w:val="center"/>
-            <w:hideMark/>
-          </w:tcPr>
-          <w:p>
-            <w:pPr>
-              <w:spacing w:after="0" w:line="240" w:lineRule="auto"/>
-              <w:rPr>
-                <w:rFonts w:ascii="Times New Roman" w:eastAsia="Times New Roman" w:hAnsi="Times New Roman" w:cs="Times New Roman"/>
-                <w:kern w:val="0"/>
-                <w:lang w:eastAsia="hu-HU"/>
-                <w14:ligatures w14:val="none"/>
-              </w:rPr>
-            </w:pPr>
-            <w:r>
-              <w:rPr>
-                <w:rFonts w:ascii="Times New Roman" w:eastAsia="Times New Roman" w:hAnsi="Times New Roman" w:cs="Times New Roman"/>
-                <w:kern w:val="0"/>
-                <w:lang w:eastAsia="hu-HU"/>
-                <w14:ligatures w14:val="none"/>
-              </w:rPr>
-              <w:t xml:space="preserve">Témakör részletei </w:t>
-            </w:r>
-            <w:proofErr w:type="spellStart"/>
-            <w:r>
-              <w:rPr>
-                <w:rFonts w:ascii="Times New Roman" w:eastAsia="Times New Roman" w:hAnsi="Times New Roman" w:cs="Times New Roman"/>
-                <w:kern w:val="0"/>
-                <w:lang w:eastAsia="hu-HU"/>
-                <w14:ligatures w14:val="none"/>
-              </w:rPr>
-              <w:t>slug</w:t>
-            </w:r>
-            <w:proofErr w:type="spellEnd"/>
-            <w:r>
-              <w:rPr>
-                <w:rFonts w:ascii="Times New Roman" w:eastAsia="Times New Roman" w:hAnsi="Times New Roman" w:cs="Times New Roman"/>
-                <w:kern w:val="0"/>
-                <w:lang w:eastAsia="hu-HU"/>
-                <w14:ligatures w14:val="none"/>
-              </w:rPr>
               <w:t xml:space="preserve"> alapján</w:t>
             </w:r>
           </w:p>
@@ -4423,12 +4027,10 @@
         <w:tc>
           <w:tcPr>
             <w:tcW w:w="0" w:type="auto"/>
-            <w:vAlign w:val="center"/>
-            <w:hideMark/>
-          </w:tcPr>
-          <w:p>
-            <w:pPr>
-              <w:spacing w:after="0" w:line="240" w:lineRule="auto"/>
+            <w:hideMark/>
+          </w:tcPr>
+          <w:p>
+            <w:pPr>
               <w:rPr>
                 <w:rFonts w:ascii="Times New Roman" w:eastAsia="Times New Roman" w:hAnsi="Times New Roman" w:cs="Times New Roman"/>
                 <w:kern w:val="0"/>
@@ -4450,12 +4052,10 @@
         <w:tc>
           <w:tcPr>
             <w:tcW w:w="0" w:type="auto"/>
-            <w:vAlign w:val="center"/>
-            <w:hideMark/>
-          </w:tcPr>
-          <w:p>
-            <w:pPr>
-              <w:spacing w:after="0" w:line="240" w:lineRule="auto"/>
+            <w:hideMark/>
+          </w:tcPr>
+          <w:p>
+            <w:pPr>
               <w:rPr>
                 <w:rFonts w:ascii="Times New Roman" w:eastAsia="Times New Roman" w:hAnsi="Times New Roman" w:cs="Times New Roman"/>
                 <w:kern w:val="0"/>
@@ -4476,18 +4076,13 @@
         </w:tc>
       </w:tr>
       <w:tr>
-        <w:trPr>
-          <w:tblCellSpacing w:w="15" w:type="dxa"/>
-        </w:trPr>
-        <w:tc>
-          <w:tcPr>
-            <w:tcW w:w="0" w:type="auto"/>
-            <w:vAlign w:val="center"/>
-            <w:hideMark/>
-          </w:tcPr>
-          <w:p>
-            <w:pPr>
-              <w:spacing w:after="0" w:line="240" w:lineRule="auto"/>
+        <w:tc>
+          <w:tcPr>
+            <w:tcW w:w="0" w:type="auto"/>
+            <w:hideMark/>
+          </w:tcPr>
+          <w:p>
+            <w:pPr>
               <w:rPr>
                 <w:rFonts w:ascii="Times New Roman" w:eastAsia="Times New Roman" w:hAnsi="Times New Roman" w:cs="Times New Roman"/>
                 <w:kern w:val="0"/>
@@ -4509,16 +4104,14 @@
         <w:tc>
           <w:tcPr>
             <w:tcW w:w="0" w:type="auto"/>
-            <w:vAlign w:val="center"/>
-            <w:hideMark/>
-          </w:tcPr>
-          <w:p>
-            <w:pPr>
-              <w:spacing w:after="0" w:line="240" w:lineRule="auto"/>
-              <w:rPr>
-                <w:rFonts w:ascii="Times New Roman" w:eastAsia="Times New Roman" w:hAnsi="Times New Roman" w:cs="Times New Roman"/>
-                <w:kern w:val="0"/>
-                <w:lang w:eastAsia="hu-HU"/>
+            <w:hideMark/>
+          </w:tcPr>
+          <w:p>
+            <w:pPr>
+              <w:rPr>
+                <w:rFonts w:ascii="Times New Roman" w:eastAsia="Times New Roman" w:hAnsi="Times New Roman" w:cs="Times New Roman"/>
+                <w:kern w:val="0"/>
+                <w:lang w:val="en-GB" w:eastAsia="hu-HU"/>
                 <w14:ligatures w14:val="none"/>
               </w:rPr>
             </w:pPr>
@@ -4527,7 +4120,7 @@
               <w:rPr>
                 <w:rFonts w:ascii="Times New Roman" w:eastAsia="Times New Roman" w:hAnsi="Times New Roman" w:cs="Times New Roman"/>
                 <w:kern w:val="0"/>
-                <w:lang w:eastAsia="hu-HU"/>
+                <w:lang w:val="en-GB" w:eastAsia="hu-HU"/>
                 <w14:ligatures w14:val="none"/>
               </w:rPr>
               <w:t>api</w:t>
@@ -4537,82 +4130,20 @@
               <w:rPr>
                 <w:rFonts w:ascii="Times New Roman" w:eastAsia="Times New Roman" w:hAnsi="Times New Roman" w:cs="Times New Roman"/>
                 <w:kern w:val="0"/>
-                <w:lang w:eastAsia="hu-HU"/>
-                <w14:ligatures w14:val="none"/>
-              </w:rPr>
-              <w:t>/</w:t>
-            </w:r>
-            <w:proofErr w:type="spellStart"/>
-            <w:r>
-              <w:rPr>
-                <w:rFonts w:ascii="Times New Roman" w:eastAsia="Times New Roman" w:hAnsi="Times New Roman" w:cs="Times New Roman"/>
-                <w:kern w:val="0"/>
-                <w:lang w:eastAsia="hu-HU"/>
-                <w14:ligatures w14:val="none"/>
-              </w:rPr>
-              <w:t>topics</w:t>
-            </w:r>
-            <w:proofErr w:type="spellEnd"/>
-            <w:r>
-              <w:rPr>
-                <w:rFonts w:ascii="Times New Roman" w:eastAsia="Times New Roman" w:hAnsi="Times New Roman" w:cs="Times New Roman"/>
-                <w:kern w:val="0"/>
-                <w:lang w:eastAsia="hu-HU"/>
-                <w14:ligatures w14:val="none"/>
-              </w:rPr>
-              <w:t>/{</w:t>
-            </w:r>
-            <w:proofErr w:type="spellStart"/>
-            <w:r>
-              <w:rPr>
-                <w:rFonts w:ascii="Times New Roman" w:eastAsia="Times New Roman" w:hAnsi="Times New Roman" w:cs="Times New Roman"/>
-                <w:kern w:val="0"/>
-                <w:lang w:eastAsia="hu-HU"/>
-                <w14:ligatures w14:val="none"/>
-              </w:rPr>
-              <w:t>subject</w:t>
-            </w:r>
-            <w:proofErr w:type="spellEnd"/>
-            <w:r>
-              <w:rPr>
-                <w:rFonts w:ascii="Times New Roman" w:eastAsia="Times New Roman" w:hAnsi="Times New Roman" w:cs="Times New Roman"/>
-                <w:kern w:val="0"/>
-                <w:lang w:eastAsia="hu-HU"/>
-                <w14:ligatures w14:val="none"/>
-              </w:rPr>
-              <w:t>}/{</w:t>
-            </w:r>
-            <w:proofErr w:type="spellStart"/>
-            <w:r>
-              <w:rPr>
-                <w:rFonts w:ascii="Times New Roman" w:eastAsia="Times New Roman" w:hAnsi="Times New Roman" w:cs="Times New Roman"/>
-                <w:kern w:val="0"/>
-                <w:lang w:eastAsia="hu-HU"/>
-                <w14:ligatures w14:val="none"/>
-              </w:rPr>
-              <w:t>topic</w:t>
-            </w:r>
-            <w:proofErr w:type="spellEnd"/>
-            <w:r>
-              <w:rPr>
-                <w:rFonts w:ascii="Times New Roman" w:eastAsia="Times New Roman" w:hAnsi="Times New Roman" w:cs="Times New Roman"/>
-                <w:kern w:val="0"/>
-                <w:lang w:eastAsia="hu-HU"/>
-                <w14:ligatures w14:val="none"/>
-              </w:rPr>
-              <w:t>}</w:t>
-            </w:r>
-          </w:p>
-        </w:tc>
-        <w:tc>
-          <w:tcPr>
-            <w:tcW w:w="0" w:type="auto"/>
-            <w:vAlign w:val="center"/>
-            <w:hideMark/>
-          </w:tcPr>
-          <w:p>
-            <w:pPr>
-              <w:spacing w:after="0" w:line="240" w:lineRule="auto"/>
+                <w:lang w:val="en-GB" w:eastAsia="hu-HU"/>
+                <w14:ligatures w14:val="none"/>
+              </w:rPr>
+              <w:t>/topics/{subject}/{topic}</w:t>
+            </w:r>
+          </w:p>
+        </w:tc>
+        <w:tc>
+          <w:tcPr>
+            <w:tcW w:w="0" w:type="auto"/>
+            <w:hideMark/>
+          </w:tcPr>
+          <w:p>
+            <w:pPr>
               <w:rPr>
                 <w:rFonts w:ascii="Times New Roman" w:eastAsia="Times New Roman" w:hAnsi="Times New Roman" w:cs="Times New Roman"/>
                 <w:kern w:val="0"/>
@@ -4634,12 +4165,10 @@
         <w:tc>
           <w:tcPr>
             <w:tcW w:w="0" w:type="auto"/>
-            <w:vAlign w:val="center"/>
-            <w:hideMark/>
-          </w:tcPr>
-          <w:p>
-            <w:pPr>
-              <w:spacing w:after="0" w:line="240" w:lineRule="auto"/>
+            <w:hideMark/>
+          </w:tcPr>
+          <w:p>
+            <w:pPr>
               <w:rPr>
                 <w:rFonts w:ascii="Times New Roman" w:eastAsia="Times New Roman" w:hAnsi="Times New Roman" w:cs="Times New Roman"/>
                 <w:kern w:val="0"/>
@@ -4661,12 +4190,10 @@
         <w:tc>
           <w:tcPr>
             <w:tcW w:w="0" w:type="auto"/>
-            <w:vAlign w:val="center"/>
-            <w:hideMark/>
-          </w:tcPr>
-          <w:p>
-            <w:pPr>
-              <w:spacing w:after="0" w:line="240" w:lineRule="auto"/>
+            <w:hideMark/>
+          </w:tcPr>
+          <w:p>
+            <w:pPr>
               <w:rPr>
                 <w:rFonts w:ascii="Times New Roman" w:eastAsia="Times New Roman" w:hAnsi="Times New Roman" w:cs="Times New Roman"/>
                 <w:kern w:val="0"/>
@@ -4697,41 +4224,32 @@
           <w14:ligatures w14:val="none"/>
         </w:rPr>
       </w:pPr>
-      <w:r>
-        <w:rPr>
-          <w:rFonts w:ascii="Times New Roman" w:eastAsia="Times New Roman" w:hAnsi="Times New Roman" w:cs="Times New Roman"/>
-          <w:kern w:val="0"/>
-          <w:lang w:eastAsia="hu-HU"/>
-          <w14:ligatures w14:val="none"/>
-        </w:rPr>
-        <w:pict w14:anchorId="709C35D5">
-          <v:rect id="_x0000_i1042" style="width:0;height:1.5pt" o:hralign="center" o:hrstd="t" o:hr="t" fillcolor="#a0a0a0" stroked="f"/>
-        </w:pict>
-      </w:r>
     </w:p>
     <w:p>
       <w:pPr>
         <w:spacing w:before="100" w:beforeAutospacing="1" w:after="100" w:afterAutospacing="1" w:line="240" w:lineRule="auto"/>
         <w:outlineLvl w:val="1"/>
         <w:rPr>
-          <w:rFonts w:ascii="Times New Roman" w:eastAsia="Times New Roman" w:hAnsi="Times New Roman" w:cs="Times New Roman"/>
+          <w:rFonts w:ascii="Abadi" w:eastAsia="Times New Roman" w:hAnsi="Abadi" w:cs="Times New Roman"/>
           <w:b/>
           <w:bCs/>
           <w:kern w:val="0"/>
-          <w:sz w:val="36"/>
-          <w:szCs w:val="36"/>
+          <w:sz w:val="28"/>
+          <w:szCs w:val="28"/>
+          <w:u w:val="single"/>
           <w:lang w:eastAsia="hu-HU"/>
           <w14:ligatures w14:val="none"/>
         </w:rPr>
       </w:pPr>
       <w:r>
         <w:rPr>
-          <w:rFonts w:ascii="Times New Roman" w:eastAsia="Times New Roman" w:hAnsi="Times New Roman" w:cs="Times New Roman"/>
+          <w:rFonts w:ascii="Abadi" w:eastAsia="Times New Roman" w:hAnsi="Abadi" w:cs="Times New Roman"/>
           <w:b/>
           <w:bCs/>
           <w:kern w:val="0"/>
-          <w:sz w:val="36"/>
-          <w:szCs w:val="36"/>
+          <w:sz w:val="28"/>
+          <w:szCs w:val="28"/>
+          <w:u w:val="single"/>
           <w:lang w:eastAsia="hu-HU"/>
           <w14:ligatures w14:val="none"/>
         </w:rPr>
@@ -4740,12 +4258,13 @@
       <w:proofErr w:type="spellStart"/>
       <w:r>
         <w:rPr>
-          <w:rFonts w:ascii="Times New Roman" w:eastAsia="Times New Roman" w:hAnsi="Times New Roman" w:cs="Times New Roman"/>
+          <w:rFonts w:ascii="Abadi" w:eastAsia="Times New Roman" w:hAnsi="Abadi" w:cs="Times New Roman"/>
           <w:b/>
           <w:bCs/>
           <w:kern w:val="0"/>
-          <w:sz w:val="36"/>
-          <w:szCs w:val="36"/>
+          <w:sz w:val="28"/>
+          <w:szCs w:val="28"/>
+          <w:u w:val="single"/>
           <w:lang w:eastAsia="hu-HU"/>
           <w14:ligatures w14:val="none"/>
         </w:rPr>
@@ -4754,12 +4273,13 @@
       <w:proofErr w:type="spellEnd"/>
       <w:r>
         <w:rPr>
-          <w:rFonts w:ascii="Times New Roman" w:eastAsia="Times New Roman" w:hAnsi="Times New Roman" w:cs="Times New Roman"/>
+          <w:rFonts w:ascii="Abadi" w:eastAsia="Times New Roman" w:hAnsi="Abadi" w:cs="Times New Roman"/>
           <w:b/>
           <w:bCs/>
           <w:kern w:val="0"/>
-          <w:sz w:val="36"/>
-          <w:szCs w:val="36"/>
+          <w:sz w:val="28"/>
+          <w:szCs w:val="28"/>
+          <w:u w:val="single"/>
           <w:lang w:eastAsia="hu-HU"/>
           <w14:ligatures w14:val="none"/>
         </w:rPr>
@@ -4768,40 +4288,28 @@
     </w:p>
     <w:tbl>
       <w:tblPr>
+        <w:tblStyle w:val="Tblzatrcsosvilgos"/>
         <w:tblW w:w="0" w:type="auto"/>
-        <w:tblCellSpacing w:w="15" w:type="dxa"/>
-        <w:tblCellMar>
-          <w:top w:w="15" w:type="dxa"/>
-          <w:left w:w="15" w:type="dxa"/>
-          <w:bottom w:w="15" w:type="dxa"/>
-          <w:right w:w="15" w:type="dxa"/>
-        </w:tblCellMar>
         <w:tblLook w:val="04A0" w:firstRow="1" w:lastRow="0" w:firstColumn="1" w:lastColumn="0" w:noHBand="0" w:noVBand="1"/>
       </w:tblPr>
       <w:tblGrid>
-        <w:gridCol w:w="968"/>
-        <w:gridCol w:w="3139"/>
-        <w:gridCol w:w="2539"/>
-        <w:gridCol w:w="1134"/>
-        <w:gridCol w:w="1456"/>
+        <w:gridCol w:w="1141"/>
+        <w:gridCol w:w="3295"/>
+        <w:gridCol w:w="2695"/>
+        <w:gridCol w:w="1295"/>
+        <w:gridCol w:w="1645"/>
       </w:tblGrid>
       <w:tr>
-        <w:trPr>
-          <w:tblHeader/>
-          <w:tblCellSpacing w:w="15" w:type="dxa"/>
-        </w:trPr>
-        <w:tc>
-          <w:tcPr>
-            <w:tcW w:w="0" w:type="auto"/>
-            <w:vAlign w:val="center"/>
-            <w:hideMark/>
-          </w:tcPr>
-          <w:p>
-            <w:pPr>
-              <w:spacing w:after="0" w:line="240" w:lineRule="auto"/>
+        <w:tc>
+          <w:tcPr>
+            <w:tcW w:w="0" w:type="auto"/>
+            <w:hideMark/>
+          </w:tcPr>
+          <w:p>
+            <w:pPr>
               <w:jc w:val="center"/>
               <w:rPr>
-                <w:rFonts w:ascii="Times New Roman" w:eastAsia="Times New Roman" w:hAnsi="Times New Roman" w:cs="Times New Roman"/>
+                <w:rFonts w:ascii="Abadi" w:eastAsia="Times New Roman" w:hAnsi="Abadi" w:cs="Times New Roman"/>
                 <w:b/>
                 <w:bCs/>
                 <w:kern w:val="0"/>
@@ -4811,7 +4319,7 @@
             </w:pPr>
             <w:r>
               <w:rPr>
-                <w:rFonts w:ascii="Times New Roman" w:eastAsia="Times New Roman" w:hAnsi="Times New Roman" w:cs="Times New Roman"/>
+                <w:rFonts w:ascii="Abadi" w:eastAsia="Times New Roman" w:hAnsi="Abadi" w:cs="Times New Roman"/>
                 <w:b/>
                 <w:bCs/>
                 <w:kern w:val="0"/>
@@ -4825,49 +4333,43 @@
         <w:tc>
           <w:tcPr>
             <w:tcW w:w="0" w:type="auto"/>
-            <w:vAlign w:val="center"/>
-            <w:hideMark/>
-          </w:tcPr>
-          <w:p>
-            <w:pPr>
-              <w:spacing w:after="0" w:line="240" w:lineRule="auto"/>
+            <w:hideMark/>
+          </w:tcPr>
+          <w:p>
+            <w:pPr>
               <w:jc w:val="center"/>
               <w:rPr>
-                <w:rFonts w:ascii="Times New Roman" w:eastAsia="Times New Roman" w:hAnsi="Times New Roman" w:cs="Times New Roman"/>
+                <w:rFonts w:ascii="Abadi" w:eastAsia="Times New Roman" w:hAnsi="Abadi" w:cs="Times New Roman"/>
                 <w:b/>
                 <w:bCs/>
                 <w:kern w:val="0"/>
-                <w:lang w:eastAsia="hu-HU"/>
-                <w14:ligatures w14:val="none"/>
-              </w:rPr>
-            </w:pPr>
-            <w:proofErr w:type="spellStart"/>
-            <w:r>
-              <w:rPr>
-                <w:rFonts w:ascii="Times New Roman" w:eastAsia="Times New Roman" w:hAnsi="Times New Roman" w:cs="Times New Roman"/>
+                <w:lang w:val="en-GB" w:eastAsia="hu-HU"/>
+                <w14:ligatures w14:val="none"/>
+              </w:rPr>
+            </w:pPr>
+            <w:r>
+              <w:rPr>
+                <w:rFonts w:ascii="Abadi" w:eastAsia="Times New Roman" w:hAnsi="Abadi" w:cs="Times New Roman"/>
                 <w:b/>
                 <w:bCs/>
                 <w:kern w:val="0"/>
-                <w:lang w:eastAsia="hu-HU"/>
+                <w:lang w:val="en-GB" w:eastAsia="hu-HU"/>
                 <w14:ligatures w14:val="none"/>
               </w:rPr>
               <w:t>Endpoint</w:t>
             </w:r>
-            <w:proofErr w:type="spellEnd"/>
-          </w:p>
-        </w:tc>
-        <w:tc>
-          <w:tcPr>
-            <w:tcW w:w="0" w:type="auto"/>
-            <w:vAlign w:val="center"/>
-            <w:hideMark/>
-          </w:tcPr>
-          <w:p>
-            <w:pPr>
-              <w:spacing w:after="0" w:line="240" w:lineRule="auto"/>
+          </w:p>
+        </w:tc>
+        <w:tc>
+          <w:tcPr>
+            <w:tcW w:w="0" w:type="auto"/>
+            <w:hideMark/>
+          </w:tcPr>
+          <w:p>
+            <w:pPr>
               <w:jc w:val="center"/>
               <w:rPr>
-                <w:rFonts w:ascii="Times New Roman" w:eastAsia="Times New Roman" w:hAnsi="Times New Roman" w:cs="Times New Roman"/>
+                <w:rFonts w:ascii="Abadi" w:eastAsia="Times New Roman" w:hAnsi="Abadi" w:cs="Times New Roman"/>
                 <w:b/>
                 <w:bCs/>
                 <w:kern w:val="0"/>
@@ -4877,7 +4379,7 @@
             </w:pPr>
             <w:r>
               <w:rPr>
-                <w:rFonts w:ascii="Times New Roman" w:eastAsia="Times New Roman" w:hAnsi="Times New Roman" w:cs="Times New Roman"/>
+                <w:rFonts w:ascii="Abadi" w:eastAsia="Times New Roman" w:hAnsi="Abadi" w:cs="Times New Roman"/>
                 <w:b/>
                 <w:bCs/>
                 <w:kern w:val="0"/>
@@ -4891,15 +4393,13 @@
         <w:tc>
           <w:tcPr>
             <w:tcW w:w="0" w:type="auto"/>
-            <w:vAlign w:val="center"/>
-            <w:hideMark/>
-          </w:tcPr>
-          <w:p>
-            <w:pPr>
-              <w:spacing w:after="0" w:line="240" w:lineRule="auto"/>
+            <w:hideMark/>
+          </w:tcPr>
+          <w:p>
+            <w:pPr>
               <w:jc w:val="center"/>
               <w:rPr>
-                <w:rFonts w:ascii="Times New Roman" w:eastAsia="Times New Roman" w:hAnsi="Times New Roman" w:cs="Times New Roman"/>
+                <w:rFonts w:ascii="Abadi" w:eastAsia="Times New Roman" w:hAnsi="Abadi" w:cs="Times New Roman"/>
                 <w:b/>
                 <w:bCs/>
                 <w:kern w:val="0"/>
@@ -4909,7 +4409,7 @@
             </w:pPr>
             <w:r>
               <w:rPr>
-                <w:rFonts w:ascii="Times New Roman" w:eastAsia="Times New Roman" w:hAnsi="Times New Roman" w:cs="Times New Roman"/>
+                <w:rFonts w:ascii="Abadi" w:eastAsia="Times New Roman" w:hAnsi="Abadi" w:cs="Times New Roman"/>
                 <w:b/>
                 <w:bCs/>
                 <w:kern w:val="0"/>
@@ -4923,15 +4423,13 @@
         <w:tc>
           <w:tcPr>
             <w:tcW w:w="0" w:type="auto"/>
-            <w:vAlign w:val="center"/>
-            <w:hideMark/>
-          </w:tcPr>
-          <w:p>
-            <w:pPr>
-              <w:spacing w:after="0" w:line="240" w:lineRule="auto"/>
+            <w:hideMark/>
+          </w:tcPr>
+          <w:p>
+            <w:pPr>
               <w:jc w:val="center"/>
               <w:rPr>
-                <w:rFonts w:ascii="Times New Roman" w:eastAsia="Times New Roman" w:hAnsi="Times New Roman" w:cs="Times New Roman"/>
+                <w:rFonts w:ascii="Abadi" w:eastAsia="Times New Roman" w:hAnsi="Abadi" w:cs="Times New Roman"/>
                 <w:b/>
                 <w:bCs/>
                 <w:kern w:val="0"/>
@@ -4941,7 +4439,7 @@
             </w:pPr>
             <w:r>
               <w:rPr>
-                <w:rFonts w:ascii="Times New Roman" w:eastAsia="Times New Roman" w:hAnsi="Times New Roman" w:cs="Times New Roman"/>
+                <w:rFonts w:ascii="Abadi" w:eastAsia="Times New Roman" w:hAnsi="Abadi" w:cs="Times New Roman"/>
                 <w:b/>
                 <w:bCs/>
                 <w:kern w:val="0"/>
@@ -4954,18 +4452,13 @@
         </w:tc>
       </w:tr>
       <w:tr>
-        <w:trPr>
-          <w:tblCellSpacing w:w="15" w:type="dxa"/>
-        </w:trPr>
-        <w:tc>
-          <w:tcPr>
-            <w:tcW w:w="0" w:type="auto"/>
-            <w:vAlign w:val="center"/>
-            <w:hideMark/>
-          </w:tcPr>
-          <w:p>
-            <w:pPr>
-              <w:spacing w:after="0" w:line="240" w:lineRule="auto"/>
+        <w:tc>
+          <w:tcPr>
+            <w:tcW w:w="0" w:type="auto"/>
+            <w:hideMark/>
+          </w:tcPr>
+          <w:p>
+            <w:pPr>
               <w:rPr>
                 <w:rFonts w:ascii="Times New Roman" w:eastAsia="Times New Roman" w:hAnsi="Times New Roman" w:cs="Times New Roman"/>
                 <w:kern w:val="0"/>
@@ -4987,16 +4480,14 @@
         <w:tc>
           <w:tcPr>
             <w:tcW w:w="0" w:type="auto"/>
-            <w:vAlign w:val="center"/>
-            <w:hideMark/>
-          </w:tcPr>
-          <w:p>
-            <w:pPr>
-              <w:spacing w:after="0" w:line="240" w:lineRule="auto"/>
-              <w:rPr>
-                <w:rFonts w:ascii="Times New Roman" w:eastAsia="Times New Roman" w:hAnsi="Times New Roman" w:cs="Times New Roman"/>
-                <w:kern w:val="0"/>
-                <w:lang w:eastAsia="hu-HU"/>
+            <w:hideMark/>
+          </w:tcPr>
+          <w:p>
+            <w:pPr>
+              <w:rPr>
+                <w:rFonts w:ascii="Times New Roman" w:eastAsia="Times New Roman" w:hAnsi="Times New Roman" w:cs="Times New Roman"/>
+                <w:kern w:val="0"/>
+                <w:lang w:val="en-GB" w:eastAsia="hu-HU"/>
                 <w14:ligatures w14:val="none"/>
               </w:rPr>
             </w:pPr>
@@ -5005,7 +4496,7 @@
               <w:rPr>
                 <w:rFonts w:ascii="Times New Roman" w:eastAsia="Times New Roman" w:hAnsi="Times New Roman" w:cs="Times New Roman"/>
                 <w:kern w:val="0"/>
-                <w:lang w:eastAsia="hu-HU"/>
+                <w:lang w:val="en-GB" w:eastAsia="hu-HU"/>
                 <w14:ligatures w14:val="none"/>
               </w:rPr>
               <w:t>api</w:t>
@@ -5015,33 +4506,20 @@
               <w:rPr>
                 <w:rFonts w:ascii="Times New Roman" w:eastAsia="Times New Roman" w:hAnsi="Times New Roman" w:cs="Times New Roman"/>
                 <w:kern w:val="0"/>
-                <w:lang w:eastAsia="hu-HU"/>
-                <w14:ligatures w14:val="none"/>
-              </w:rPr>
-              <w:t>/</w:t>
-            </w:r>
-            <w:proofErr w:type="spellStart"/>
-            <w:r>
-              <w:rPr>
-                <w:rFonts w:ascii="Times New Roman" w:eastAsia="Times New Roman" w:hAnsi="Times New Roman" w:cs="Times New Roman"/>
-                <w:kern w:val="0"/>
-                <w:lang w:eastAsia="hu-HU"/>
-                <w14:ligatures w14:val="none"/>
-              </w:rPr>
-              <w:t>dashboard</w:t>
-            </w:r>
-            <w:proofErr w:type="spellEnd"/>
-          </w:p>
-        </w:tc>
-        <w:tc>
-          <w:tcPr>
-            <w:tcW w:w="0" w:type="auto"/>
-            <w:vAlign w:val="center"/>
-            <w:hideMark/>
-          </w:tcPr>
-          <w:p>
-            <w:pPr>
-              <w:spacing w:after="0" w:line="240" w:lineRule="auto"/>
+                <w:lang w:val="en-GB" w:eastAsia="hu-HU"/>
+                <w14:ligatures w14:val="none"/>
+              </w:rPr>
+              <w:t>/dashboard</w:t>
+            </w:r>
+          </w:p>
+        </w:tc>
+        <w:tc>
+          <w:tcPr>
+            <w:tcW w:w="0" w:type="auto"/>
+            <w:hideMark/>
+          </w:tcPr>
+          <w:p>
+            <w:pPr>
               <w:rPr>
                 <w:rFonts w:ascii="Times New Roman" w:eastAsia="Times New Roman" w:hAnsi="Times New Roman" w:cs="Times New Roman"/>
                 <w:kern w:val="0"/>
@@ -5063,12 +4541,10 @@
         <w:tc>
           <w:tcPr>
             <w:tcW w:w="0" w:type="auto"/>
-            <w:vAlign w:val="center"/>
-            <w:hideMark/>
-          </w:tcPr>
-          <w:p>
-            <w:pPr>
-              <w:spacing w:after="0" w:line="240" w:lineRule="auto"/>
+            <w:hideMark/>
+          </w:tcPr>
+          <w:p>
+            <w:pPr>
               <w:rPr>
                 <w:rFonts w:ascii="Times New Roman" w:eastAsia="Times New Roman" w:hAnsi="Times New Roman" w:cs="Times New Roman"/>
                 <w:kern w:val="0"/>
@@ -5090,12 +4566,10 @@
         <w:tc>
           <w:tcPr>
             <w:tcW w:w="0" w:type="auto"/>
-            <w:vAlign w:val="center"/>
-            <w:hideMark/>
-          </w:tcPr>
-          <w:p>
-            <w:pPr>
-              <w:spacing w:after="0" w:line="240" w:lineRule="auto"/>
+            <w:hideMark/>
+          </w:tcPr>
+          <w:p>
+            <w:pPr>
               <w:rPr>
                 <w:rFonts w:ascii="Times New Roman" w:eastAsia="Times New Roman" w:hAnsi="Times New Roman" w:cs="Times New Roman"/>
                 <w:kern w:val="0"/>
@@ -5116,18 +4590,13 @@
         </w:tc>
       </w:tr>
       <w:tr>
-        <w:trPr>
-          <w:tblCellSpacing w:w="15" w:type="dxa"/>
-        </w:trPr>
-        <w:tc>
-          <w:tcPr>
-            <w:tcW w:w="0" w:type="auto"/>
-            <w:vAlign w:val="center"/>
-            <w:hideMark/>
-          </w:tcPr>
-          <w:p>
-            <w:pPr>
-              <w:spacing w:after="0" w:line="240" w:lineRule="auto"/>
+        <w:tc>
+          <w:tcPr>
+            <w:tcW w:w="0" w:type="auto"/>
+            <w:hideMark/>
+          </w:tcPr>
+          <w:p>
+            <w:pPr>
               <w:rPr>
                 <w:rFonts w:ascii="Times New Roman" w:eastAsia="Times New Roman" w:hAnsi="Times New Roman" w:cs="Times New Roman"/>
                 <w:kern w:val="0"/>
@@ -5149,16 +4618,14 @@
         <w:tc>
           <w:tcPr>
             <w:tcW w:w="0" w:type="auto"/>
-            <w:vAlign w:val="center"/>
-            <w:hideMark/>
-          </w:tcPr>
-          <w:p>
-            <w:pPr>
-              <w:spacing w:after="0" w:line="240" w:lineRule="auto"/>
-              <w:rPr>
-                <w:rFonts w:ascii="Times New Roman" w:eastAsia="Times New Roman" w:hAnsi="Times New Roman" w:cs="Times New Roman"/>
-                <w:kern w:val="0"/>
-                <w:lang w:eastAsia="hu-HU"/>
+            <w:hideMark/>
+          </w:tcPr>
+          <w:p>
+            <w:pPr>
+              <w:rPr>
+                <w:rFonts w:ascii="Times New Roman" w:eastAsia="Times New Roman" w:hAnsi="Times New Roman" w:cs="Times New Roman"/>
+                <w:kern w:val="0"/>
+                <w:lang w:val="en-GB" w:eastAsia="hu-HU"/>
                 <w14:ligatures w14:val="none"/>
               </w:rPr>
             </w:pPr>
@@ -5167,7 +4634,7 @@
               <w:rPr>
                 <w:rFonts w:ascii="Times New Roman" w:eastAsia="Times New Roman" w:hAnsi="Times New Roman" w:cs="Times New Roman"/>
                 <w:kern w:val="0"/>
-                <w:lang w:eastAsia="hu-HU"/>
+                <w:lang w:val="en-GB" w:eastAsia="hu-HU"/>
                 <w14:ligatures w14:val="none"/>
               </w:rPr>
               <w:t>api</w:t>
@@ -5177,53 +4644,31 @@
               <w:rPr>
                 <w:rFonts w:ascii="Times New Roman" w:eastAsia="Times New Roman" w:hAnsi="Times New Roman" w:cs="Times New Roman"/>
                 <w:kern w:val="0"/>
-                <w:lang w:eastAsia="hu-HU"/>
-                <w14:ligatures w14:val="none"/>
-              </w:rPr>
-              <w:t>/</w:t>
-            </w:r>
-            <w:proofErr w:type="spellStart"/>
-            <w:r>
-              <w:rPr>
-                <w:rFonts w:ascii="Times New Roman" w:eastAsia="Times New Roman" w:hAnsi="Times New Roman" w:cs="Times New Roman"/>
-                <w:kern w:val="0"/>
-                <w:lang w:eastAsia="hu-HU"/>
-                <w14:ligatures w14:val="none"/>
-              </w:rPr>
-              <w:t>gamification</w:t>
-            </w:r>
-            <w:proofErr w:type="spellEnd"/>
-            <w:r>
-              <w:rPr>
-                <w:rFonts w:ascii="Times New Roman" w:eastAsia="Times New Roman" w:hAnsi="Times New Roman" w:cs="Times New Roman"/>
-                <w:kern w:val="0"/>
-                <w:lang w:eastAsia="hu-HU"/>
-                <w14:ligatures w14:val="none"/>
-              </w:rPr>
-              <w:t>/</w:t>
-            </w:r>
-            <w:proofErr w:type="spellStart"/>
-            <w:r>
-              <w:rPr>
-                <w:rFonts w:ascii="Times New Roman" w:eastAsia="Times New Roman" w:hAnsi="Times New Roman" w:cs="Times New Roman"/>
-                <w:kern w:val="0"/>
-                <w:lang w:eastAsia="hu-HU"/>
+                <w:lang w:val="en-GB" w:eastAsia="hu-HU"/>
+                <w14:ligatures w14:val="none"/>
+              </w:rPr>
+              <w:t>/gamification/</w:t>
+            </w:r>
+            <w:proofErr w:type="gramStart"/>
+            <w:r>
+              <w:rPr>
+                <w:rFonts w:ascii="Times New Roman" w:eastAsia="Times New Roman" w:hAnsi="Times New Roman" w:cs="Times New Roman"/>
+                <w:kern w:val="0"/>
+                <w:lang w:val="en-GB" w:eastAsia="hu-HU"/>
                 <w14:ligatures w14:val="none"/>
               </w:rPr>
               <w:t>complete-topic</w:t>
             </w:r>
-            <w:proofErr w:type="spellEnd"/>
-          </w:p>
-        </w:tc>
-        <w:tc>
-          <w:tcPr>
-            <w:tcW w:w="0" w:type="auto"/>
-            <w:vAlign w:val="center"/>
-            <w:hideMark/>
-          </w:tcPr>
-          <w:p>
-            <w:pPr>
-              <w:spacing w:after="0" w:line="240" w:lineRule="auto"/>
+            <w:proofErr w:type="gramEnd"/>
+          </w:p>
+        </w:tc>
+        <w:tc>
+          <w:tcPr>
+            <w:tcW w:w="0" w:type="auto"/>
+            <w:hideMark/>
+          </w:tcPr>
+          <w:p>
+            <w:pPr>
               <w:rPr>
                 <w:rFonts w:ascii="Times New Roman" w:eastAsia="Times New Roman" w:hAnsi="Times New Roman" w:cs="Times New Roman"/>
                 <w:kern w:val="0"/>
@@ -5245,12 +4690,10 @@
         <w:tc>
           <w:tcPr>
             <w:tcW w:w="0" w:type="auto"/>
-            <w:vAlign w:val="center"/>
-            <w:hideMark/>
-          </w:tcPr>
-          <w:p>
-            <w:pPr>
-              <w:spacing w:after="0" w:line="240" w:lineRule="auto"/>
+            <w:hideMark/>
+          </w:tcPr>
+          <w:p>
+            <w:pPr>
               <w:rPr>
                 <w:rFonts w:ascii="Times New Roman" w:eastAsia="Times New Roman" w:hAnsi="Times New Roman" w:cs="Times New Roman"/>
                 <w:kern w:val="0"/>
@@ -5272,12 +4715,10 @@
         <w:tc>
           <w:tcPr>
             <w:tcW w:w="0" w:type="auto"/>
-            <w:vAlign w:val="center"/>
-            <w:hideMark/>
-          </w:tcPr>
-          <w:p>
-            <w:pPr>
-              <w:spacing w:after="0" w:line="240" w:lineRule="auto"/>
+            <w:hideMark/>
+          </w:tcPr>
+          <w:p>
+            <w:pPr>
               <w:rPr>
                 <w:rFonts w:ascii="Times New Roman" w:eastAsia="Times New Roman" w:hAnsi="Times New Roman" w:cs="Times New Roman"/>
                 <w:kern w:val="0"/>
@@ -5298,18 +4739,13 @@
         </w:tc>
       </w:tr>
       <w:tr>
-        <w:trPr>
-          <w:tblCellSpacing w:w="15" w:type="dxa"/>
-        </w:trPr>
-        <w:tc>
-          <w:tcPr>
-            <w:tcW w:w="0" w:type="auto"/>
-            <w:vAlign w:val="center"/>
-            <w:hideMark/>
-          </w:tcPr>
-          <w:p>
-            <w:pPr>
-              <w:spacing w:after="0" w:line="240" w:lineRule="auto"/>
+        <w:tc>
+          <w:tcPr>
+            <w:tcW w:w="0" w:type="auto"/>
+            <w:hideMark/>
+          </w:tcPr>
+          <w:p>
+            <w:pPr>
               <w:rPr>
                 <w:rFonts w:ascii="Times New Roman" w:eastAsia="Times New Roman" w:hAnsi="Times New Roman" w:cs="Times New Roman"/>
                 <w:kern w:val="0"/>
@@ -5331,16 +4767,14 @@
         <w:tc>
           <w:tcPr>
             <w:tcW w:w="0" w:type="auto"/>
-            <w:vAlign w:val="center"/>
-            <w:hideMark/>
-          </w:tcPr>
-          <w:p>
-            <w:pPr>
-              <w:spacing w:after="0" w:line="240" w:lineRule="auto"/>
-              <w:rPr>
-                <w:rFonts w:ascii="Times New Roman" w:eastAsia="Times New Roman" w:hAnsi="Times New Roman" w:cs="Times New Roman"/>
-                <w:kern w:val="0"/>
-                <w:lang w:eastAsia="hu-HU"/>
+            <w:hideMark/>
+          </w:tcPr>
+          <w:p>
+            <w:pPr>
+              <w:rPr>
+                <w:rFonts w:ascii="Times New Roman" w:eastAsia="Times New Roman" w:hAnsi="Times New Roman" w:cs="Times New Roman"/>
+                <w:kern w:val="0"/>
+                <w:lang w:val="en-GB" w:eastAsia="hu-HU"/>
                 <w14:ligatures w14:val="none"/>
               </w:rPr>
             </w:pPr>
@@ -5349,7 +4783,7 @@
               <w:rPr>
                 <w:rFonts w:ascii="Times New Roman" w:eastAsia="Times New Roman" w:hAnsi="Times New Roman" w:cs="Times New Roman"/>
                 <w:kern w:val="0"/>
-                <w:lang w:eastAsia="hu-HU"/>
+                <w:lang w:val="en-GB" w:eastAsia="hu-HU"/>
                 <w14:ligatures w14:val="none"/>
               </w:rPr>
               <w:t>api</w:t>
@@ -5359,33 +4793,20 @@
               <w:rPr>
                 <w:rFonts w:ascii="Times New Roman" w:eastAsia="Times New Roman" w:hAnsi="Times New Roman" w:cs="Times New Roman"/>
                 <w:kern w:val="0"/>
-                <w:lang w:eastAsia="hu-HU"/>
-                <w14:ligatures w14:val="none"/>
-              </w:rPr>
-              <w:t>/</w:t>
-            </w:r>
-            <w:proofErr w:type="spellStart"/>
-            <w:r>
-              <w:rPr>
-                <w:rFonts w:ascii="Times New Roman" w:eastAsia="Times New Roman" w:hAnsi="Times New Roman" w:cs="Times New Roman"/>
-                <w:kern w:val="0"/>
-                <w:lang w:eastAsia="hu-HU"/>
-                <w14:ligatures w14:val="none"/>
-              </w:rPr>
-              <w:t>leaderboard</w:t>
-            </w:r>
-            <w:proofErr w:type="spellEnd"/>
-          </w:p>
-        </w:tc>
-        <w:tc>
-          <w:tcPr>
-            <w:tcW w:w="0" w:type="auto"/>
-            <w:vAlign w:val="center"/>
-            <w:hideMark/>
-          </w:tcPr>
-          <w:p>
-            <w:pPr>
-              <w:spacing w:after="0" w:line="240" w:lineRule="auto"/>
+                <w:lang w:val="en-GB" w:eastAsia="hu-HU"/>
+                <w14:ligatures w14:val="none"/>
+              </w:rPr>
+              <w:t>/leaderboard</w:t>
+            </w:r>
+          </w:p>
+        </w:tc>
+        <w:tc>
+          <w:tcPr>
+            <w:tcW w:w="0" w:type="auto"/>
+            <w:hideMark/>
+          </w:tcPr>
+          <w:p>
+            <w:pPr>
               <w:rPr>
                 <w:rFonts w:ascii="Times New Roman" w:eastAsia="Times New Roman" w:hAnsi="Times New Roman" w:cs="Times New Roman"/>
                 <w:kern w:val="0"/>
@@ -5407,12 +4828,10 @@
         <w:tc>
           <w:tcPr>
             <w:tcW w:w="0" w:type="auto"/>
-            <w:vAlign w:val="center"/>
-            <w:hideMark/>
-          </w:tcPr>
-          <w:p>
-            <w:pPr>
-              <w:spacing w:after="0" w:line="240" w:lineRule="auto"/>
+            <w:hideMark/>
+          </w:tcPr>
+          <w:p>
+            <w:pPr>
               <w:rPr>
                 <w:rFonts w:ascii="Times New Roman" w:eastAsia="Times New Roman" w:hAnsi="Times New Roman" w:cs="Times New Roman"/>
                 <w:kern w:val="0"/>
@@ -5434,12 +4853,10 @@
         <w:tc>
           <w:tcPr>
             <w:tcW w:w="0" w:type="auto"/>
-            <w:vAlign w:val="center"/>
-            <w:hideMark/>
-          </w:tcPr>
-          <w:p>
-            <w:pPr>
-              <w:spacing w:after="0" w:line="240" w:lineRule="auto"/>
+            <w:hideMark/>
+          </w:tcPr>
+          <w:p>
+            <w:pPr>
               <w:rPr>
                 <w:rFonts w:ascii="Times New Roman" w:eastAsia="Times New Roman" w:hAnsi="Times New Roman" w:cs="Times New Roman"/>
                 <w:kern w:val="0"/>
@@ -5470,17 +4887,6 @@
           <w14:ligatures w14:val="none"/>
         </w:rPr>
       </w:pPr>
-      <w:r>
-        <w:rPr>
-          <w:rFonts w:ascii="Times New Roman" w:eastAsia="Times New Roman" w:hAnsi="Times New Roman" w:cs="Times New Roman"/>
-          <w:kern w:val="0"/>
-          <w:lang w:eastAsia="hu-HU"/>
-          <w14:ligatures w14:val="none"/>
-        </w:rPr>
-        <w:pict w14:anchorId="33CA276A">
-          <v:rect id="_x0000_i1043" style="width:0;height:1.5pt" o:hralign="center" o:hrstd="t" o:hr="t" fillcolor="#a0a0a0" stroked="f"/>
-        </w:pict>
-      </w:r>
     </w:p>
     <w:p>
       <w:pPr>
@@ -5514,24 +4920,26 @@
         <w:spacing w:before="100" w:beforeAutospacing="1" w:after="100" w:afterAutospacing="1" w:line="240" w:lineRule="auto"/>
         <w:outlineLvl w:val="1"/>
         <w:rPr>
-          <w:rFonts w:ascii="Times New Roman" w:eastAsia="Times New Roman" w:hAnsi="Times New Roman" w:cs="Times New Roman"/>
+          <w:rFonts w:ascii="Abadi" w:eastAsia="Times New Roman" w:hAnsi="Abadi" w:cs="Times New Roman"/>
           <w:b/>
           <w:bCs/>
           <w:kern w:val="0"/>
-          <w:sz w:val="36"/>
-          <w:szCs w:val="36"/>
+          <w:sz w:val="28"/>
+          <w:szCs w:val="28"/>
+          <w:u w:val="single"/>
           <w:lang w:eastAsia="hu-HU"/>
           <w14:ligatures w14:val="none"/>
         </w:rPr>
       </w:pPr>
       <w:r>
         <w:rPr>
-          <w:rFonts w:ascii="Times New Roman" w:eastAsia="Times New Roman" w:hAnsi="Times New Roman" w:cs="Times New Roman"/>
+          <w:rFonts w:ascii="Abadi" w:eastAsia="Times New Roman" w:hAnsi="Abadi" w:cs="Times New Roman"/>
           <w:b/>
           <w:bCs/>
           <w:kern w:val="0"/>
-          <w:sz w:val="36"/>
-          <w:szCs w:val="36"/>
+          <w:sz w:val="28"/>
+          <w:szCs w:val="28"/>
+          <w:u w:val="single"/>
           <w:lang w:eastAsia="hu-HU"/>
           <w14:ligatures w14:val="none"/>
         </w:rPr>
@@ -5541,39 +4949,27 @@
     </w:p>
     <w:tbl>
       <w:tblPr>
+        <w:tblStyle w:val="Tblzatrcsosvilgos"/>
         <w:tblW w:w="0" w:type="auto"/>
-        <w:tblCellSpacing w:w="15" w:type="dxa"/>
-        <w:tblCellMar>
-          <w:top w:w="15" w:type="dxa"/>
-          <w:left w:w="15" w:type="dxa"/>
-          <w:bottom w:w="15" w:type="dxa"/>
-          <w:right w:w="15" w:type="dxa"/>
-        </w:tblCellMar>
         <w:tblLook w:val="04A0" w:firstRow="1" w:lastRow="0" w:firstColumn="1" w:lastColumn="0" w:noHBand="0" w:noVBand="1"/>
       </w:tblPr>
       <w:tblGrid>
-        <w:gridCol w:w="982"/>
-        <w:gridCol w:w="3477"/>
-        <w:gridCol w:w="2286"/>
-        <w:gridCol w:w="1322"/>
+        <w:gridCol w:w="1141"/>
+        <w:gridCol w:w="3633"/>
+        <w:gridCol w:w="2442"/>
+        <w:gridCol w:w="1463"/>
       </w:tblGrid>
       <w:tr>
-        <w:trPr>
-          <w:tblHeader/>
-          <w:tblCellSpacing w:w="15" w:type="dxa"/>
-        </w:trPr>
-        <w:tc>
-          <w:tcPr>
-            <w:tcW w:w="0" w:type="auto"/>
-            <w:vAlign w:val="center"/>
-            <w:hideMark/>
-          </w:tcPr>
-          <w:p>
-            <w:pPr>
-              <w:spacing w:after="0" w:line="240" w:lineRule="auto"/>
+        <w:tc>
+          <w:tcPr>
+            <w:tcW w:w="0" w:type="auto"/>
+            <w:hideMark/>
+          </w:tcPr>
+          <w:p>
+            <w:pPr>
               <w:jc w:val="center"/>
               <w:rPr>
-                <w:rFonts w:ascii="Times New Roman" w:eastAsia="Times New Roman" w:hAnsi="Times New Roman" w:cs="Times New Roman"/>
+                <w:rFonts w:ascii="Abadi" w:eastAsia="Times New Roman" w:hAnsi="Abadi" w:cs="Times New Roman"/>
                 <w:b/>
                 <w:bCs/>
                 <w:kern w:val="0"/>
@@ -5583,7 +4979,7 @@
             </w:pPr>
             <w:r>
               <w:rPr>
-                <w:rFonts w:ascii="Times New Roman" w:eastAsia="Times New Roman" w:hAnsi="Times New Roman" w:cs="Times New Roman"/>
+                <w:rFonts w:ascii="Abadi" w:eastAsia="Times New Roman" w:hAnsi="Abadi" w:cs="Times New Roman"/>
                 <w:b/>
                 <w:bCs/>
                 <w:kern w:val="0"/>
@@ -5597,49 +4993,43 @@
         <w:tc>
           <w:tcPr>
             <w:tcW w:w="0" w:type="auto"/>
-            <w:vAlign w:val="center"/>
-            <w:hideMark/>
-          </w:tcPr>
-          <w:p>
-            <w:pPr>
-              <w:spacing w:after="0" w:line="240" w:lineRule="auto"/>
+            <w:hideMark/>
+          </w:tcPr>
+          <w:p>
+            <w:pPr>
               <w:jc w:val="center"/>
               <w:rPr>
-                <w:rFonts w:ascii="Times New Roman" w:eastAsia="Times New Roman" w:hAnsi="Times New Roman" w:cs="Times New Roman"/>
+                <w:rFonts w:ascii="Abadi" w:eastAsia="Times New Roman" w:hAnsi="Abadi" w:cs="Times New Roman"/>
                 <w:b/>
                 <w:bCs/>
                 <w:kern w:val="0"/>
-                <w:lang w:eastAsia="hu-HU"/>
-                <w14:ligatures w14:val="none"/>
-              </w:rPr>
-            </w:pPr>
-            <w:proofErr w:type="spellStart"/>
-            <w:r>
-              <w:rPr>
-                <w:rFonts w:ascii="Times New Roman" w:eastAsia="Times New Roman" w:hAnsi="Times New Roman" w:cs="Times New Roman"/>
+                <w:lang w:val="en-GB" w:eastAsia="hu-HU"/>
+                <w14:ligatures w14:val="none"/>
+              </w:rPr>
+            </w:pPr>
+            <w:r>
+              <w:rPr>
+                <w:rFonts w:ascii="Abadi" w:eastAsia="Times New Roman" w:hAnsi="Abadi" w:cs="Times New Roman"/>
                 <w:b/>
                 <w:bCs/>
                 <w:kern w:val="0"/>
-                <w:lang w:eastAsia="hu-HU"/>
+                <w:lang w:val="en-GB" w:eastAsia="hu-HU"/>
                 <w14:ligatures w14:val="none"/>
               </w:rPr>
               <w:t>Endpoint</w:t>
             </w:r>
-            <w:proofErr w:type="spellEnd"/>
-          </w:p>
-        </w:tc>
-        <w:tc>
-          <w:tcPr>
-            <w:tcW w:w="0" w:type="auto"/>
-            <w:vAlign w:val="center"/>
-            <w:hideMark/>
-          </w:tcPr>
-          <w:p>
-            <w:pPr>
-              <w:spacing w:after="0" w:line="240" w:lineRule="auto"/>
+          </w:p>
+        </w:tc>
+        <w:tc>
+          <w:tcPr>
+            <w:tcW w:w="0" w:type="auto"/>
+            <w:hideMark/>
+          </w:tcPr>
+          <w:p>
+            <w:pPr>
               <w:jc w:val="center"/>
               <w:rPr>
-                <w:rFonts w:ascii="Times New Roman" w:eastAsia="Times New Roman" w:hAnsi="Times New Roman" w:cs="Times New Roman"/>
+                <w:rFonts w:ascii="Abadi" w:eastAsia="Times New Roman" w:hAnsi="Abadi" w:cs="Times New Roman"/>
                 <w:b/>
                 <w:bCs/>
                 <w:kern w:val="0"/>
@@ -5649,7 +5039,7 @@
             </w:pPr>
             <w:r>
               <w:rPr>
-                <w:rFonts w:ascii="Times New Roman" w:eastAsia="Times New Roman" w:hAnsi="Times New Roman" w:cs="Times New Roman"/>
+                <w:rFonts w:ascii="Abadi" w:eastAsia="Times New Roman" w:hAnsi="Abadi" w:cs="Times New Roman"/>
                 <w:b/>
                 <w:bCs/>
                 <w:kern w:val="0"/>
@@ -5663,15 +5053,13 @@
         <w:tc>
           <w:tcPr>
             <w:tcW w:w="0" w:type="auto"/>
-            <w:vAlign w:val="center"/>
-            <w:hideMark/>
-          </w:tcPr>
-          <w:p>
-            <w:pPr>
-              <w:spacing w:after="0" w:line="240" w:lineRule="auto"/>
+            <w:hideMark/>
+          </w:tcPr>
+          <w:p>
+            <w:pPr>
               <w:jc w:val="center"/>
               <w:rPr>
-                <w:rFonts w:ascii="Times New Roman" w:eastAsia="Times New Roman" w:hAnsi="Times New Roman" w:cs="Times New Roman"/>
+                <w:rFonts w:ascii="Abadi" w:eastAsia="Times New Roman" w:hAnsi="Abadi" w:cs="Times New Roman"/>
                 <w:b/>
                 <w:bCs/>
                 <w:kern w:val="0"/>
@@ -5681,7 +5069,7 @@
             </w:pPr>
             <w:r>
               <w:rPr>
-                <w:rFonts w:ascii="Times New Roman" w:eastAsia="Times New Roman" w:hAnsi="Times New Roman" w:cs="Times New Roman"/>
+                <w:rFonts w:ascii="Abadi" w:eastAsia="Times New Roman" w:hAnsi="Abadi" w:cs="Times New Roman"/>
                 <w:b/>
                 <w:bCs/>
                 <w:kern w:val="0"/>
@@ -5694,18 +5082,13 @@
         </w:tc>
       </w:tr>
       <w:tr>
-        <w:trPr>
-          <w:tblCellSpacing w:w="15" w:type="dxa"/>
-        </w:trPr>
-        <w:tc>
-          <w:tcPr>
-            <w:tcW w:w="0" w:type="auto"/>
-            <w:vAlign w:val="center"/>
-            <w:hideMark/>
-          </w:tcPr>
-          <w:p>
-            <w:pPr>
-              <w:spacing w:after="0" w:line="240" w:lineRule="auto"/>
+        <w:tc>
+          <w:tcPr>
+            <w:tcW w:w="0" w:type="auto"/>
+            <w:hideMark/>
+          </w:tcPr>
+          <w:p>
+            <w:pPr>
               <w:rPr>
                 <w:rFonts w:ascii="Times New Roman" w:eastAsia="Times New Roman" w:hAnsi="Times New Roman" w:cs="Times New Roman"/>
                 <w:kern w:val="0"/>
@@ -5727,16 +5110,14 @@
         <w:tc>
           <w:tcPr>
             <w:tcW w:w="0" w:type="auto"/>
-            <w:vAlign w:val="center"/>
-            <w:hideMark/>
-          </w:tcPr>
-          <w:p>
-            <w:pPr>
-              <w:spacing w:after="0" w:line="240" w:lineRule="auto"/>
-              <w:rPr>
-                <w:rFonts w:ascii="Times New Roman" w:eastAsia="Times New Roman" w:hAnsi="Times New Roman" w:cs="Times New Roman"/>
-                <w:kern w:val="0"/>
-                <w:lang w:eastAsia="hu-HU"/>
+            <w:hideMark/>
+          </w:tcPr>
+          <w:p>
+            <w:pPr>
+              <w:rPr>
+                <w:rFonts w:ascii="Times New Roman" w:eastAsia="Times New Roman" w:hAnsi="Times New Roman" w:cs="Times New Roman"/>
+                <w:kern w:val="0"/>
+                <w:lang w:val="en-GB" w:eastAsia="hu-HU"/>
                 <w14:ligatures w14:val="none"/>
               </w:rPr>
             </w:pPr>
@@ -5745,7 +5126,7 @@
               <w:rPr>
                 <w:rFonts w:ascii="Times New Roman" w:eastAsia="Times New Roman" w:hAnsi="Times New Roman" w:cs="Times New Roman"/>
                 <w:kern w:val="0"/>
-                <w:lang w:eastAsia="hu-HU"/>
+                <w:lang w:val="en-GB" w:eastAsia="hu-HU"/>
                 <w14:ligatures w14:val="none"/>
               </w:rPr>
               <w:t>api</w:t>
@@ -5755,53 +5136,20 @@
               <w:rPr>
                 <w:rFonts w:ascii="Times New Roman" w:eastAsia="Times New Roman" w:hAnsi="Times New Roman" w:cs="Times New Roman"/>
                 <w:kern w:val="0"/>
-                <w:lang w:eastAsia="hu-HU"/>
-                <w14:ligatures w14:val="none"/>
-              </w:rPr>
-              <w:t>/</w:t>
-            </w:r>
-            <w:proofErr w:type="spellStart"/>
-            <w:r>
-              <w:rPr>
-                <w:rFonts w:ascii="Times New Roman" w:eastAsia="Times New Roman" w:hAnsi="Times New Roman" w:cs="Times New Roman"/>
-                <w:kern w:val="0"/>
-                <w:lang w:eastAsia="hu-HU"/>
-                <w14:ligatures w14:val="none"/>
-              </w:rPr>
-              <w:t>admin</w:t>
-            </w:r>
-            <w:proofErr w:type="spellEnd"/>
-            <w:r>
-              <w:rPr>
-                <w:rFonts w:ascii="Times New Roman" w:eastAsia="Times New Roman" w:hAnsi="Times New Roman" w:cs="Times New Roman"/>
-                <w:kern w:val="0"/>
-                <w:lang w:eastAsia="hu-HU"/>
-                <w14:ligatures w14:val="none"/>
-              </w:rPr>
-              <w:t>/</w:t>
-            </w:r>
-            <w:proofErr w:type="spellStart"/>
-            <w:r>
-              <w:rPr>
-                <w:rFonts w:ascii="Times New Roman" w:eastAsia="Times New Roman" w:hAnsi="Times New Roman" w:cs="Times New Roman"/>
-                <w:kern w:val="0"/>
-                <w:lang w:eastAsia="hu-HU"/>
-                <w14:ligatures w14:val="none"/>
-              </w:rPr>
-              <w:t>stats</w:t>
-            </w:r>
-            <w:proofErr w:type="spellEnd"/>
-          </w:p>
-        </w:tc>
-        <w:tc>
-          <w:tcPr>
-            <w:tcW w:w="0" w:type="auto"/>
-            <w:vAlign w:val="center"/>
-            <w:hideMark/>
-          </w:tcPr>
-          <w:p>
-            <w:pPr>
-              <w:spacing w:after="0" w:line="240" w:lineRule="auto"/>
+                <w:lang w:val="en-GB" w:eastAsia="hu-HU"/>
+                <w14:ligatures w14:val="none"/>
+              </w:rPr>
+              <w:t>/admin/stats</w:t>
+            </w:r>
+          </w:p>
+        </w:tc>
+        <w:tc>
+          <w:tcPr>
+            <w:tcW w:w="0" w:type="auto"/>
+            <w:hideMark/>
+          </w:tcPr>
+          <w:p>
+            <w:pPr>
               <w:rPr>
                 <w:rFonts w:ascii="Times New Roman" w:eastAsia="Times New Roman" w:hAnsi="Times New Roman" w:cs="Times New Roman"/>
                 <w:kern w:val="0"/>
@@ -5823,12 +5171,10 @@
         <w:tc>
           <w:tcPr>
             <w:tcW w:w="0" w:type="auto"/>
-            <w:vAlign w:val="center"/>
-            <w:hideMark/>
-          </w:tcPr>
-          <w:p>
-            <w:pPr>
-              <w:spacing w:after="0" w:line="240" w:lineRule="auto"/>
+            <w:hideMark/>
+          </w:tcPr>
+          <w:p>
+            <w:pPr>
               <w:rPr>
                 <w:rFonts w:ascii="Times New Roman" w:eastAsia="Times New Roman" w:hAnsi="Times New Roman" w:cs="Times New Roman"/>
                 <w:kern w:val="0"/>
@@ -5869,18 +5215,13 @@
         </w:tc>
       </w:tr>
       <w:tr>
-        <w:trPr>
-          <w:tblCellSpacing w:w="15" w:type="dxa"/>
-        </w:trPr>
-        <w:tc>
-          <w:tcPr>
-            <w:tcW w:w="0" w:type="auto"/>
-            <w:vAlign w:val="center"/>
-            <w:hideMark/>
-          </w:tcPr>
-          <w:p>
-            <w:pPr>
-              <w:spacing w:after="0" w:line="240" w:lineRule="auto"/>
+        <w:tc>
+          <w:tcPr>
+            <w:tcW w:w="0" w:type="auto"/>
+            <w:hideMark/>
+          </w:tcPr>
+          <w:p>
+            <w:pPr>
               <w:rPr>
                 <w:rFonts w:ascii="Times New Roman" w:eastAsia="Times New Roman" w:hAnsi="Times New Roman" w:cs="Times New Roman"/>
                 <w:kern w:val="0"/>
@@ -5902,16 +5243,14 @@
         <w:tc>
           <w:tcPr>
             <w:tcW w:w="0" w:type="auto"/>
-            <w:vAlign w:val="center"/>
-            <w:hideMark/>
-          </w:tcPr>
-          <w:p>
-            <w:pPr>
-              <w:spacing w:after="0" w:line="240" w:lineRule="auto"/>
-              <w:rPr>
-                <w:rFonts w:ascii="Times New Roman" w:eastAsia="Times New Roman" w:hAnsi="Times New Roman" w:cs="Times New Roman"/>
-                <w:kern w:val="0"/>
-                <w:lang w:eastAsia="hu-HU"/>
+            <w:hideMark/>
+          </w:tcPr>
+          <w:p>
+            <w:pPr>
+              <w:rPr>
+                <w:rFonts w:ascii="Times New Roman" w:eastAsia="Times New Roman" w:hAnsi="Times New Roman" w:cs="Times New Roman"/>
+                <w:kern w:val="0"/>
+                <w:lang w:val="en-GB" w:eastAsia="hu-HU"/>
                 <w14:ligatures w14:val="none"/>
               </w:rPr>
             </w:pPr>
@@ -5920,7 +5259,7 @@
               <w:rPr>
                 <w:rFonts w:ascii="Times New Roman" w:eastAsia="Times New Roman" w:hAnsi="Times New Roman" w:cs="Times New Roman"/>
                 <w:kern w:val="0"/>
-                <w:lang w:eastAsia="hu-HU"/>
+                <w:lang w:val="en-GB" w:eastAsia="hu-HU"/>
                 <w14:ligatures w14:val="none"/>
               </w:rPr>
               <w:t>api</w:t>
@@ -5930,53 +5269,20 @@
               <w:rPr>
                 <w:rFonts w:ascii="Times New Roman" w:eastAsia="Times New Roman" w:hAnsi="Times New Roman" w:cs="Times New Roman"/>
                 <w:kern w:val="0"/>
-                <w:lang w:eastAsia="hu-HU"/>
-                <w14:ligatures w14:val="none"/>
-              </w:rPr>
-              <w:t>/</w:t>
-            </w:r>
-            <w:proofErr w:type="spellStart"/>
-            <w:r>
-              <w:rPr>
-                <w:rFonts w:ascii="Times New Roman" w:eastAsia="Times New Roman" w:hAnsi="Times New Roman" w:cs="Times New Roman"/>
-                <w:kern w:val="0"/>
-                <w:lang w:eastAsia="hu-HU"/>
-                <w14:ligatures w14:val="none"/>
-              </w:rPr>
-              <w:t>admin</w:t>
-            </w:r>
-            <w:proofErr w:type="spellEnd"/>
-            <w:r>
-              <w:rPr>
-                <w:rFonts w:ascii="Times New Roman" w:eastAsia="Times New Roman" w:hAnsi="Times New Roman" w:cs="Times New Roman"/>
-                <w:kern w:val="0"/>
-                <w:lang w:eastAsia="hu-HU"/>
-                <w14:ligatures w14:val="none"/>
-              </w:rPr>
-              <w:t>/</w:t>
-            </w:r>
-            <w:proofErr w:type="spellStart"/>
-            <w:r>
-              <w:rPr>
-                <w:rFonts w:ascii="Times New Roman" w:eastAsia="Times New Roman" w:hAnsi="Times New Roman" w:cs="Times New Roman"/>
-                <w:kern w:val="0"/>
-                <w:lang w:eastAsia="hu-HU"/>
-                <w14:ligatures w14:val="none"/>
-              </w:rPr>
-              <w:t>users</w:t>
-            </w:r>
-            <w:proofErr w:type="spellEnd"/>
-          </w:p>
-        </w:tc>
-        <w:tc>
-          <w:tcPr>
-            <w:tcW w:w="0" w:type="auto"/>
-            <w:vAlign w:val="center"/>
-            <w:hideMark/>
-          </w:tcPr>
-          <w:p>
-            <w:pPr>
-              <w:spacing w:after="0" w:line="240" w:lineRule="auto"/>
+                <w:lang w:val="en-GB" w:eastAsia="hu-HU"/>
+                <w14:ligatures w14:val="none"/>
+              </w:rPr>
+              <w:t>/admin/users</w:t>
+            </w:r>
+          </w:p>
+        </w:tc>
+        <w:tc>
+          <w:tcPr>
+            <w:tcW w:w="0" w:type="auto"/>
+            <w:hideMark/>
+          </w:tcPr>
+          <w:p>
+            <w:pPr>
               <w:rPr>
                 <w:rFonts w:ascii="Times New Roman" w:eastAsia="Times New Roman" w:hAnsi="Times New Roman" w:cs="Times New Roman"/>
                 <w:kern w:val="0"/>
@@ -5998,12 +5304,10 @@
         <w:tc>
           <w:tcPr>
             <w:tcW w:w="0" w:type="auto"/>
-            <w:vAlign w:val="center"/>
-            <w:hideMark/>
-          </w:tcPr>
-          <w:p>
-            <w:pPr>
-              <w:spacing w:after="0" w:line="240" w:lineRule="auto"/>
+            <w:hideMark/>
+          </w:tcPr>
+          <w:p>
+            <w:pPr>
               <w:rPr>
                 <w:rFonts w:ascii="Times New Roman" w:eastAsia="Times New Roman" w:hAnsi="Times New Roman" w:cs="Times New Roman"/>
                 <w:kern w:val="0"/>
@@ -6044,18 +5348,13 @@
         </w:tc>
       </w:tr>
       <w:tr>
-        <w:trPr>
-          <w:tblCellSpacing w:w="15" w:type="dxa"/>
-        </w:trPr>
-        <w:tc>
-          <w:tcPr>
-            <w:tcW w:w="0" w:type="auto"/>
-            <w:vAlign w:val="center"/>
-            <w:hideMark/>
-          </w:tcPr>
-          <w:p>
-            <w:pPr>
-              <w:spacing w:after="0" w:line="240" w:lineRule="auto"/>
+        <w:tc>
+          <w:tcPr>
+            <w:tcW w:w="0" w:type="auto"/>
+            <w:hideMark/>
+          </w:tcPr>
+          <w:p>
+            <w:pPr>
               <w:rPr>
                 <w:rFonts w:ascii="Times New Roman" w:eastAsia="Times New Roman" w:hAnsi="Times New Roman" w:cs="Times New Roman"/>
                 <w:kern w:val="0"/>
@@ -6077,16 +5376,14 @@
         <w:tc>
           <w:tcPr>
             <w:tcW w:w="0" w:type="auto"/>
-            <w:vAlign w:val="center"/>
-            <w:hideMark/>
-          </w:tcPr>
-          <w:p>
-            <w:pPr>
-              <w:spacing w:after="0" w:line="240" w:lineRule="auto"/>
-              <w:rPr>
-                <w:rFonts w:ascii="Times New Roman" w:eastAsia="Times New Roman" w:hAnsi="Times New Roman" w:cs="Times New Roman"/>
-                <w:kern w:val="0"/>
-                <w:lang w:eastAsia="hu-HU"/>
+            <w:hideMark/>
+          </w:tcPr>
+          <w:p>
+            <w:pPr>
+              <w:rPr>
+                <w:rFonts w:ascii="Times New Roman" w:eastAsia="Times New Roman" w:hAnsi="Times New Roman" w:cs="Times New Roman"/>
+                <w:kern w:val="0"/>
+                <w:lang w:val="en-GB" w:eastAsia="hu-HU"/>
                 <w14:ligatures w14:val="none"/>
               </w:rPr>
             </w:pPr>
@@ -6095,7 +5392,7 @@
               <w:rPr>
                 <w:rFonts w:ascii="Times New Roman" w:eastAsia="Times New Roman" w:hAnsi="Times New Roman" w:cs="Times New Roman"/>
                 <w:kern w:val="0"/>
-                <w:lang w:eastAsia="hu-HU"/>
+                <w:lang w:val="en-GB" w:eastAsia="hu-HU"/>
                 <w14:ligatures w14:val="none"/>
               </w:rPr>
               <w:t>api</w:t>
@@ -6105,53 +5402,20 @@
               <w:rPr>
                 <w:rFonts w:ascii="Times New Roman" w:eastAsia="Times New Roman" w:hAnsi="Times New Roman" w:cs="Times New Roman"/>
                 <w:kern w:val="0"/>
-                <w:lang w:eastAsia="hu-HU"/>
-                <w14:ligatures w14:val="none"/>
-              </w:rPr>
-              <w:t>/</w:t>
-            </w:r>
-            <w:proofErr w:type="spellStart"/>
-            <w:r>
-              <w:rPr>
-                <w:rFonts w:ascii="Times New Roman" w:eastAsia="Times New Roman" w:hAnsi="Times New Roman" w:cs="Times New Roman"/>
-                <w:kern w:val="0"/>
-                <w:lang w:eastAsia="hu-HU"/>
-                <w14:ligatures w14:val="none"/>
-              </w:rPr>
-              <w:t>admin</w:t>
-            </w:r>
-            <w:proofErr w:type="spellEnd"/>
-            <w:r>
-              <w:rPr>
-                <w:rFonts w:ascii="Times New Roman" w:eastAsia="Times New Roman" w:hAnsi="Times New Roman" w:cs="Times New Roman"/>
-                <w:kern w:val="0"/>
-                <w:lang w:eastAsia="hu-HU"/>
-                <w14:ligatures w14:val="none"/>
-              </w:rPr>
-              <w:t>/</w:t>
-            </w:r>
-            <w:proofErr w:type="spellStart"/>
-            <w:r>
-              <w:rPr>
-                <w:rFonts w:ascii="Times New Roman" w:eastAsia="Times New Roman" w:hAnsi="Times New Roman" w:cs="Times New Roman"/>
-                <w:kern w:val="0"/>
-                <w:lang w:eastAsia="hu-HU"/>
-                <w14:ligatures w14:val="none"/>
-              </w:rPr>
-              <w:t>subjects</w:t>
-            </w:r>
-            <w:proofErr w:type="spellEnd"/>
-          </w:p>
-        </w:tc>
-        <w:tc>
-          <w:tcPr>
-            <w:tcW w:w="0" w:type="auto"/>
-            <w:vAlign w:val="center"/>
-            <w:hideMark/>
-          </w:tcPr>
-          <w:p>
-            <w:pPr>
-              <w:spacing w:after="0" w:line="240" w:lineRule="auto"/>
+                <w:lang w:val="en-GB" w:eastAsia="hu-HU"/>
+                <w14:ligatures w14:val="none"/>
+              </w:rPr>
+              <w:t>/admin/subjects</w:t>
+            </w:r>
+          </w:p>
+        </w:tc>
+        <w:tc>
+          <w:tcPr>
+            <w:tcW w:w="0" w:type="auto"/>
+            <w:hideMark/>
+          </w:tcPr>
+          <w:p>
+            <w:pPr>
               <w:rPr>
                 <w:rFonts w:ascii="Times New Roman" w:eastAsia="Times New Roman" w:hAnsi="Times New Roman" w:cs="Times New Roman"/>
                 <w:kern w:val="0"/>
@@ -6173,12 +5437,10 @@
         <w:tc>
           <w:tcPr>
             <w:tcW w:w="0" w:type="auto"/>
-            <w:vAlign w:val="center"/>
-            <w:hideMark/>
-          </w:tcPr>
-          <w:p>
-            <w:pPr>
-              <w:spacing w:after="0" w:line="240" w:lineRule="auto"/>
+            <w:hideMark/>
+          </w:tcPr>
+          <w:p>
+            <w:pPr>
               <w:rPr>
                 <w:rFonts w:ascii="Times New Roman" w:eastAsia="Times New Roman" w:hAnsi="Times New Roman" w:cs="Times New Roman"/>
                 <w:kern w:val="0"/>
@@ -6219,18 +5481,13 @@
         </w:tc>
       </w:tr>
       <w:tr>
-        <w:trPr>
-          <w:tblCellSpacing w:w="15" w:type="dxa"/>
-        </w:trPr>
-        <w:tc>
-          <w:tcPr>
-            <w:tcW w:w="0" w:type="auto"/>
-            <w:vAlign w:val="center"/>
-            <w:hideMark/>
-          </w:tcPr>
-          <w:p>
-            <w:pPr>
-              <w:spacing w:after="0" w:line="240" w:lineRule="auto"/>
+        <w:tc>
+          <w:tcPr>
+            <w:tcW w:w="0" w:type="auto"/>
+            <w:hideMark/>
+          </w:tcPr>
+          <w:p>
+            <w:pPr>
               <w:rPr>
                 <w:rFonts w:ascii="Times New Roman" w:eastAsia="Times New Roman" w:hAnsi="Times New Roman" w:cs="Times New Roman"/>
                 <w:kern w:val="0"/>
@@ -6252,16 +5509,14 @@
         <w:tc>
           <w:tcPr>
             <w:tcW w:w="0" w:type="auto"/>
-            <w:vAlign w:val="center"/>
-            <w:hideMark/>
-          </w:tcPr>
-          <w:p>
-            <w:pPr>
-              <w:spacing w:after="0" w:line="240" w:lineRule="auto"/>
-              <w:rPr>
-                <w:rFonts w:ascii="Times New Roman" w:eastAsia="Times New Roman" w:hAnsi="Times New Roman" w:cs="Times New Roman"/>
-                <w:kern w:val="0"/>
-                <w:lang w:eastAsia="hu-HU"/>
+            <w:hideMark/>
+          </w:tcPr>
+          <w:p>
+            <w:pPr>
+              <w:rPr>
+                <w:rFonts w:ascii="Times New Roman" w:eastAsia="Times New Roman" w:hAnsi="Times New Roman" w:cs="Times New Roman"/>
+                <w:kern w:val="0"/>
+                <w:lang w:val="en-GB" w:eastAsia="hu-HU"/>
                 <w14:ligatures w14:val="none"/>
               </w:rPr>
             </w:pPr>
@@ -6270,7 +5525,7 @@
               <w:rPr>
                 <w:rFonts w:ascii="Times New Roman" w:eastAsia="Times New Roman" w:hAnsi="Times New Roman" w:cs="Times New Roman"/>
                 <w:kern w:val="0"/>
-                <w:lang w:eastAsia="hu-HU"/>
+                <w:lang w:val="en-GB" w:eastAsia="hu-HU"/>
                 <w14:ligatures w14:val="none"/>
               </w:rPr>
               <w:t>api</w:t>
@@ -6280,82 +5535,20 @@
               <w:rPr>
                 <w:rFonts w:ascii="Times New Roman" w:eastAsia="Times New Roman" w:hAnsi="Times New Roman" w:cs="Times New Roman"/>
                 <w:kern w:val="0"/>
-                <w:lang w:eastAsia="hu-HU"/>
-                <w14:ligatures w14:val="none"/>
-              </w:rPr>
-              <w:t>/</w:t>
-            </w:r>
-            <w:proofErr w:type="spellStart"/>
-            <w:r>
-              <w:rPr>
-                <w:rFonts w:ascii="Times New Roman" w:eastAsia="Times New Roman" w:hAnsi="Times New Roman" w:cs="Times New Roman"/>
-                <w:kern w:val="0"/>
-                <w:lang w:eastAsia="hu-HU"/>
-                <w14:ligatures w14:val="none"/>
-              </w:rPr>
-              <w:t>admin</w:t>
-            </w:r>
-            <w:proofErr w:type="spellEnd"/>
-            <w:r>
-              <w:rPr>
-                <w:rFonts w:ascii="Times New Roman" w:eastAsia="Times New Roman" w:hAnsi="Times New Roman" w:cs="Times New Roman"/>
-                <w:kern w:val="0"/>
-                <w:lang w:eastAsia="hu-HU"/>
-                <w14:ligatures w14:val="none"/>
-              </w:rPr>
-              <w:t>/</w:t>
-            </w:r>
-            <w:proofErr w:type="spellStart"/>
-            <w:r>
-              <w:rPr>
-                <w:rFonts w:ascii="Times New Roman" w:eastAsia="Times New Roman" w:hAnsi="Times New Roman" w:cs="Times New Roman"/>
-                <w:kern w:val="0"/>
-                <w:lang w:eastAsia="hu-HU"/>
-                <w14:ligatures w14:val="none"/>
-              </w:rPr>
-              <w:t>subjects</w:t>
-            </w:r>
-            <w:proofErr w:type="spellEnd"/>
-            <w:r>
-              <w:rPr>
-                <w:rFonts w:ascii="Times New Roman" w:eastAsia="Times New Roman" w:hAnsi="Times New Roman" w:cs="Times New Roman"/>
-                <w:kern w:val="0"/>
-                <w:lang w:eastAsia="hu-HU"/>
-                <w14:ligatures w14:val="none"/>
-              </w:rPr>
-              <w:t>/{</w:t>
-            </w:r>
-            <w:proofErr w:type="spellStart"/>
-            <w:r>
-              <w:rPr>
-                <w:rFonts w:ascii="Times New Roman" w:eastAsia="Times New Roman" w:hAnsi="Times New Roman" w:cs="Times New Roman"/>
-                <w:kern w:val="0"/>
-                <w:lang w:eastAsia="hu-HU"/>
-                <w14:ligatures w14:val="none"/>
-              </w:rPr>
-              <w:t>subject</w:t>
-            </w:r>
-            <w:proofErr w:type="spellEnd"/>
-            <w:r>
-              <w:rPr>
-                <w:rFonts w:ascii="Times New Roman" w:eastAsia="Times New Roman" w:hAnsi="Times New Roman" w:cs="Times New Roman"/>
-                <w:kern w:val="0"/>
-                <w:lang w:eastAsia="hu-HU"/>
-                <w14:ligatures w14:val="none"/>
-              </w:rPr>
-              <w:t>}</w:t>
-            </w:r>
-          </w:p>
-        </w:tc>
-        <w:tc>
-          <w:tcPr>
-            <w:tcW w:w="0" w:type="auto"/>
-            <w:vAlign w:val="center"/>
-            <w:hideMark/>
-          </w:tcPr>
-          <w:p>
-            <w:pPr>
-              <w:spacing w:after="0" w:line="240" w:lineRule="auto"/>
+                <w:lang w:val="en-GB" w:eastAsia="hu-HU"/>
+                <w14:ligatures w14:val="none"/>
+              </w:rPr>
+              <w:t>/admin/subjects/{subject}</w:t>
+            </w:r>
+          </w:p>
+        </w:tc>
+        <w:tc>
+          <w:tcPr>
+            <w:tcW w:w="0" w:type="auto"/>
+            <w:hideMark/>
+          </w:tcPr>
+          <w:p>
+            <w:pPr>
               <w:rPr>
                 <w:rFonts w:ascii="Times New Roman" w:eastAsia="Times New Roman" w:hAnsi="Times New Roman" w:cs="Times New Roman"/>
                 <w:kern w:val="0"/>
@@ -6377,12 +5570,10 @@
         <w:tc>
           <w:tcPr>
             <w:tcW w:w="0" w:type="auto"/>
-            <w:vAlign w:val="center"/>
-            <w:hideMark/>
-          </w:tcPr>
-          <w:p>
-            <w:pPr>
-              <w:spacing w:after="0" w:line="240" w:lineRule="auto"/>
+            <w:hideMark/>
+          </w:tcPr>
+          <w:p>
+            <w:pPr>
               <w:rPr>
                 <w:rFonts w:ascii="Times New Roman" w:eastAsia="Times New Roman" w:hAnsi="Times New Roman" w:cs="Times New Roman"/>
                 <w:kern w:val="0"/>
@@ -6423,18 +5614,13 @@
         </w:tc>
       </w:tr>
       <w:tr>
-        <w:trPr>
-          <w:tblCellSpacing w:w="15" w:type="dxa"/>
-        </w:trPr>
-        <w:tc>
-          <w:tcPr>
-            <w:tcW w:w="0" w:type="auto"/>
-            <w:vAlign w:val="center"/>
-            <w:hideMark/>
-          </w:tcPr>
-          <w:p>
-            <w:pPr>
-              <w:spacing w:after="0" w:line="240" w:lineRule="auto"/>
+        <w:tc>
+          <w:tcPr>
+            <w:tcW w:w="0" w:type="auto"/>
+            <w:hideMark/>
+          </w:tcPr>
+          <w:p>
+            <w:pPr>
               <w:rPr>
                 <w:rFonts w:ascii="Times New Roman" w:eastAsia="Times New Roman" w:hAnsi="Times New Roman" w:cs="Times New Roman"/>
                 <w:kern w:val="0"/>
@@ -6456,16 +5642,14 @@
         <w:tc>
           <w:tcPr>
             <w:tcW w:w="0" w:type="auto"/>
-            <w:vAlign w:val="center"/>
-            <w:hideMark/>
-          </w:tcPr>
-          <w:p>
-            <w:pPr>
-              <w:spacing w:after="0" w:line="240" w:lineRule="auto"/>
-              <w:rPr>
-                <w:rFonts w:ascii="Times New Roman" w:eastAsia="Times New Roman" w:hAnsi="Times New Roman" w:cs="Times New Roman"/>
-                <w:kern w:val="0"/>
-                <w:lang w:eastAsia="hu-HU"/>
+            <w:hideMark/>
+          </w:tcPr>
+          <w:p>
+            <w:pPr>
+              <w:rPr>
+                <w:rFonts w:ascii="Times New Roman" w:eastAsia="Times New Roman" w:hAnsi="Times New Roman" w:cs="Times New Roman"/>
+                <w:kern w:val="0"/>
+                <w:lang w:val="en-GB" w:eastAsia="hu-HU"/>
                 <w14:ligatures w14:val="none"/>
               </w:rPr>
             </w:pPr>
@@ -6474,7 +5658,7 @@
               <w:rPr>
                 <w:rFonts w:ascii="Times New Roman" w:eastAsia="Times New Roman" w:hAnsi="Times New Roman" w:cs="Times New Roman"/>
                 <w:kern w:val="0"/>
-                <w:lang w:eastAsia="hu-HU"/>
+                <w:lang w:val="en-GB" w:eastAsia="hu-HU"/>
                 <w14:ligatures w14:val="none"/>
               </w:rPr>
               <w:t>api</w:t>
@@ -6484,73 +5668,20 @@
               <w:rPr>
                 <w:rFonts w:ascii="Times New Roman" w:eastAsia="Times New Roman" w:hAnsi="Times New Roman" w:cs="Times New Roman"/>
                 <w:kern w:val="0"/>
-                <w:lang w:eastAsia="hu-HU"/>
-                <w14:ligatures w14:val="none"/>
-              </w:rPr>
-              <w:t>/</w:t>
-            </w:r>
-            <w:proofErr w:type="spellStart"/>
-            <w:r>
-              <w:rPr>
-                <w:rFonts w:ascii="Times New Roman" w:eastAsia="Times New Roman" w:hAnsi="Times New Roman" w:cs="Times New Roman"/>
-                <w:kern w:val="0"/>
-                <w:lang w:eastAsia="hu-HU"/>
-                <w14:ligatures w14:val="none"/>
-              </w:rPr>
-              <w:t>admin</w:t>
-            </w:r>
-            <w:proofErr w:type="spellEnd"/>
-            <w:r>
-              <w:rPr>
-                <w:rFonts w:ascii="Times New Roman" w:eastAsia="Times New Roman" w:hAnsi="Times New Roman" w:cs="Times New Roman"/>
-                <w:kern w:val="0"/>
-                <w:lang w:eastAsia="hu-HU"/>
-                <w14:ligatures w14:val="none"/>
-              </w:rPr>
-              <w:t>/</w:t>
-            </w:r>
-            <w:proofErr w:type="spellStart"/>
-            <w:r>
-              <w:rPr>
-                <w:rFonts w:ascii="Times New Roman" w:eastAsia="Times New Roman" w:hAnsi="Times New Roman" w:cs="Times New Roman"/>
-                <w:kern w:val="0"/>
-                <w:lang w:eastAsia="hu-HU"/>
-                <w14:ligatures w14:val="none"/>
-              </w:rPr>
-              <w:t>units</w:t>
-            </w:r>
-            <w:proofErr w:type="spellEnd"/>
-            <w:r>
-              <w:rPr>
-                <w:rFonts w:ascii="Times New Roman" w:eastAsia="Times New Roman" w:hAnsi="Times New Roman" w:cs="Times New Roman"/>
-                <w:kern w:val="0"/>
-                <w:lang w:eastAsia="hu-HU"/>
-                <w14:ligatures w14:val="none"/>
-              </w:rPr>
-              <w:t>/{unit}/</w:t>
-            </w:r>
-            <w:proofErr w:type="spellStart"/>
-            <w:r>
-              <w:rPr>
-                <w:rFonts w:ascii="Times New Roman" w:eastAsia="Times New Roman" w:hAnsi="Times New Roman" w:cs="Times New Roman"/>
-                <w:kern w:val="0"/>
-                <w:lang w:eastAsia="hu-HU"/>
-                <w14:ligatures w14:val="none"/>
-              </w:rPr>
-              <w:t>topics</w:t>
-            </w:r>
-            <w:proofErr w:type="spellEnd"/>
-          </w:p>
-        </w:tc>
-        <w:tc>
-          <w:tcPr>
-            <w:tcW w:w="0" w:type="auto"/>
-            <w:vAlign w:val="center"/>
-            <w:hideMark/>
-          </w:tcPr>
-          <w:p>
-            <w:pPr>
-              <w:spacing w:after="0" w:line="240" w:lineRule="auto"/>
+                <w:lang w:val="en-GB" w:eastAsia="hu-HU"/>
+                <w14:ligatures w14:val="none"/>
+              </w:rPr>
+              <w:t>/admin/units/{unit}/topics</w:t>
+            </w:r>
+          </w:p>
+        </w:tc>
+        <w:tc>
+          <w:tcPr>
+            <w:tcW w:w="0" w:type="auto"/>
+            <w:hideMark/>
+          </w:tcPr>
+          <w:p>
+            <w:pPr>
               <w:rPr>
                 <w:rFonts w:ascii="Times New Roman" w:eastAsia="Times New Roman" w:hAnsi="Times New Roman" w:cs="Times New Roman"/>
                 <w:kern w:val="0"/>
@@ -6572,12 +5703,10 @@
         <w:tc>
           <w:tcPr>
             <w:tcW w:w="0" w:type="auto"/>
-            <w:vAlign w:val="center"/>
-            <w:hideMark/>
-          </w:tcPr>
-          <w:p>
-            <w:pPr>
-              <w:spacing w:after="0" w:line="240" w:lineRule="auto"/>
+            <w:hideMark/>
+          </w:tcPr>
+          <w:p>
+            <w:pPr>
               <w:rPr>
                 <w:rFonts w:ascii="Times New Roman" w:eastAsia="Times New Roman" w:hAnsi="Times New Roman" w:cs="Times New Roman"/>
                 <w:kern w:val="0"/>
@@ -6618,18 +5747,13 @@
         </w:tc>
       </w:tr>
       <w:tr>
-        <w:trPr>
-          <w:tblCellSpacing w:w="15" w:type="dxa"/>
-        </w:trPr>
-        <w:tc>
-          <w:tcPr>
-            <w:tcW w:w="0" w:type="auto"/>
-            <w:vAlign w:val="center"/>
-            <w:hideMark/>
-          </w:tcPr>
-          <w:p>
-            <w:pPr>
-              <w:spacing w:after="0" w:line="240" w:lineRule="auto"/>
+        <w:tc>
+          <w:tcPr>
+            <w:tcW w:w="0" w:type="auto"/>
+            <w:hideMark/>
+          </w:tcPr>
+          <w:p>
+            <w:pPr>
               <w:rPr>
                 <w:rFonts w:ascii="Times New Roman" w:eastAsia="Times New Roman" w:hAnsi="Times New Roman" w:cs="Times New Roman"/>
                 <w:kern w:val="0"/>
@@ -6651,16 +5775,14 @@
         <w:tc>
           <w:tcPr>
             <w:tcW w:w="0" w:type="auto"/>
-            <w:vAlign w:val="center"/>
-            <w:hideMark/>
-          </w:tcPr>
-          <w:p>
-            <w:pPr>
-              <w:spacing w:after="0" w:line="240" w:lineRule="auto"/>
-              <w:rPr>
-                <w:rFonts w:ascii="Times New Roman" w:eastAsia="Times New Roman" w:hAnsi="Times New Roman" w:cs="Times New Roman"/>
-                <w:kern w:val="0"/>
-                <w:lang w:eastAsia="hu-HU"/>
+            <w:hideMark/>
+          </w:tcPr>
+          <w:p>
+            <w:pPr>
+              <w:rPr>
+                <w:rFonts w:ascii="Times New Roman" w:eastAsia="Times New Roman" w:hAnsi="Times New Roman" w:cs="Times New Roman"/>
+                <w:kern w:val="0"/>
+                <w:lang w:val="en-GB" w:eastAsia="hu-HU"/>
                 <w14:ligatures w14:val="none"/>
               </w:rPr>
             </w:pPr>
@@ -6669,7 +5791,7 @@
               <w:rPr>
                 <w:rFonts w:ascii="Times New Roman" w:eastAsia="Times New Roman" w:hAnsi="Times New Roman" w:cs="Times New Roman"/>
                 <w:kern w:val="0"/>
-                <w:lang w:eastAsia="hu-HU"/>
+                <w:lang w:val="en-GB" w:eastAsia="hu-HU"/>
                 <w14:ligatures w14:val="none"/>
               </w:rPr>
               <w:t>api</w:t>
@@ -6679,10 +5801,35 @@
               <w:rPr>
                 <w:rFonts w:ascii="Times New Roman" w:eastAsia="Times New Roman" w:hAnsi="Times New Roman" w:cs="Times New Roman"/>
                 <w:kern w:val="0"/>
-                <w:lang w:eastAsia="hu-HU"/>
-                <w14:ligatures w14:val="none"/>
-              </w:rPr>
-              <w:t>/</w:t>
+                <w:lang w:val="en-GB" w:eastAsia="hu-HU"/>
+                <w14:ligatures w14:val="none"/>
+              </w:rPr>
+              <w:t>/admin/topics/{topic}/flashcards</w:t>
+            </w:r>
+          </w:p>
+        </w:tc>
+        <w:tc>
+          <w:tcPr>
+            <w:tcW w:w="0" w:type="auto"/>
+            <w:hideMark/>
+          </w:tcPr>
+          <w:p>
+            <w:pPr>
+              <w:rPr>
+                <w:rFonts w:ascii="Times New Roman" w:eastAsia="Times New Roman" w:hAnsi="Times New Roman" w:cs="Times New Roman"/>
+                <w:kern w:val="0"/>
+                <w:lang w:eastAsia="hu-HU"/>
+                <w14:ligatures w14:val="none"/>
+              </w:rPr>
+            </w:pPr>
+            <w:r>
+              <w:rPr>
+                <w:rFonts w:ascii="Times New Roman" w:eastAsia="Times New Roman" w:hAnsi="Times New Roman" w:cs="Times New Roman"/>
+                <w:kern w:val="0"/>
+                <w:lang w:eastAsia="hu-HU"/>
+                <w14:ligatures w14:val="none"/>
+              </w:rPr>
+              <w:t xml:space="preserve">Új </w:t>
             </w:r>
             <w:proofErr w:type="spellStart"/>
             <w:r>
@@ -6692,118 +5839,18 @@
                 <w:lang w:eastAsia="hu-HU"/>
                 <w14:ligatures w14:val="none"/>
               </w:rPr>
-              <w:t>admin</w:t>
+              <w:t>flashcard</w:t>
             </w:r>
             <w:proofErr w:type="spellEnd"/>
-            <w:r>
-              <w:rPr>
-                <w:rFonts w:ascii="Times New Roman" w:eastAsia="Times New Roman" w:hAnsi="Times New Roman" w:cs="Times New Roman"/>
-                <w:kern w:val="0"/>
-                <w:lang w:eastAsia="hu-HU"/>
-                <w14:ligatures w14:val="none"/>
-              </w:rPr>
-              <w:t>/</w:t>
-            </w:r>
-            <w:proofErr w:type="spellStart"/>
-            <w:r>
-              <w:rPr>
-                <w:rFonts w:ascii="Times New Roman" w:eastAsia="Times New Roman" w:hAnsi="Times New Roman" w:cs="Times New Roman"/>
-                <w:kern w:val="0"/>
-                <w:lang w:eastAsia="hu-HU"/>
-                <w14:ligatures w14:val="none"/>
-              </w:rPr>
-              <w:t>topics</w:t>
-            </w:r>
-            <w:proofErr w:type="spellEnd"/>
-            <w:r>
-              <w:rPr>
-                <w:rFonts w:ascii="Times New Roman" w:eastAsia="Times New Roman" w:hAnsi="Times New Roman" w:cs="Times New Roman"/>
-                <w:kern w:val="0"/>
-                <w:lang w:eastAsia="hu-HU"/>
-                <w14:ligatures w14:val="none"/>
-              </w:rPr>
-              <w:t>/{</w:t>
-            </w:r>
-            <w:proofErr w:type="spellStart"/>
-            <w:r>
-              <w:rPr>
-                <w:rFonts w:ascii="Times New Roman" w:eastAsia="Times New Roman" w:hAnsi="Times New Roman" w:cs="Times New Roman"/>
-                <w:kern w:val="0"/>
-                <w:lang w:eastAsia="hu-HU"/>
-                <w14:ligatures w14:val="none"/>
-              </w:rPr>
-              <w:t>topic</w:t>
-            </w:r>
-            <w:proofErr w:type="spellEnd"/>
-            <w:r>
-              <w:rPr>
-                <w:rFonts w:ascii="Times New Roman" w:eastAsia="Times New Roman" w:hAnsi="Times New Roman" w:cs="Times New Roman"/>
-                <w:kern w:val="0"/>
-                <w:lang w:eastAsia="hu-HU"/>
-                <w14:ligatures w14:val="none"/>
-              </w:rPr>
-              <w:t>}/</w:t>
-            </w:r>
-            <w:proofErr w:type="spellStart"/>
-            <w:r>
-              <w:rPr>
-                <w:rFonts w:ascii="Times New Roman" w:eastAsia="Times New Roman" w:hAnsi="Times New Roman" w:cs="Times New Roman"/>
-                <w:kern w:val="0"/>
-                <w:lang w:eastAsia="hu-HU"/>
-                <w14:ligatures w14:val="none"/>
-              </w:rPr>
-              <w:t>flashcards</w:t>
-            </w:r>
-            <w:proofErr w:type="spellEnd"/>
-          </w:p>
-        </w:tc>
-        <w:tc>
-          <w:tcPr>
-            <w:tcW w:w="0" w:type="auto"/>
-            <w:vAlign w:val="center"/>
-            <w:hideMark/>
-          </w:tcPr>
-          <w:p>
-            <w:pPr>
-              <w:spacing w:after="0" w:line="240" w:lineRule="auto"/>
-              <w:rPr>
-                <w:rFonts w:ascii="Times New Roman" w:eastAsia="Times New Roman" w:hAnsi="Times New Roman" w:cs="Times New Roman"/>
-                <w:kern w:val="0"/>
-                <w:lang w:eastAsia="hu-HU"/>
-                <w14:ligatures w14:val="none"/>
-              </w:rPr>
-            </w:pPr>
-            <w:r>
-              <w:rPr>
-                <w:rFonts w:ascii="Times New Roman" w:eastAsia="Times New Roman" w:hAnsi="Times New Roman" w:cs="Times New Roman"/>
-                <w:kern w:val="0"/>
-                <w:lang w:eastAsia="hu-HU"/>
-                <w14:ligatures w14:val="none"/>
-              </w:rPr>
-              <w:t xml:space="preserve">Új </w:t>
-            </w:r>
-            <w:proofErr w:type="spellStart"/>
-            <w:r>
-              <w:rPr>
-                <w:rFonts w:ascii="Times New Roman" w:eastAsia="Times New Roman" w:hAnsi="Times New Roman" w:cs="Times New Roman"/>
-                <w:kern w:val="0"/>
-                <w:lang w:eastAsia="hu-HU"/>
-                <w14:ligatures w14:val="none"/>
-              </w:rPr>
-              <w:t>flashcard</w:t>
-            </w:r>
-            <w:proofErr w:type="spellEnd"/>
-          </w:p>
-        </w:tc>
-        <w:tc>
-          <w:tcPr>
-            <w:tcW w:w="0" w:type="auto"/>
-            <w:vAlign w:val="center"/>
-            <w:hideMark/>
-          </w:tcPr>
-          <w:p>
-            <w:pPr>
-              <w:spacing w:after="0" w:line="240" w:lineRule="auto"/>
+          </w:p>
+        </w:tc>
+        <w:tc>
+          <w:tcPr>
+            <w:tcW w:w="0" w:type="auto"/>
+            <w:hideMark/>
+          </w:tcPr>
+          <w:p>
+            <w:pPr>
               <w:rPr>
                 <w:rFonts w:ascii="Times New Roman" w:eastAsia="Times New Roman" w:hAnsi="Times New Roman" w:cs="Times New Roman"/>
                 <w:kern w:val="0"/>
@@ -6844,18 +5891,13 @@
         </w:tc>
       </w:tr>
       <w:tr>
-        <w:trPr>
-          <w:tblCellSpacing w:w="15" w:type="dxa"/>
-        </w:trPr>
-        <w:tc>
-          <w:tcPr>
-            <w:tcW w:w="0" w:type="auto"/>
-            <w:vAlign w:val="center"/>
-            <w:hideMark/>
-          </w:tcPr>
-          <w:p>
-            <w:pPr>
-              <w:spacing w:after="0" w:line="240" w:lineRule="auto"/>
+        <w:tc>
+          <w:tcPr>
+            <w:tcW w:w="0" w:type="auto"/>
+            <w:hideMark/>
+          </w:tcPr>
+          <w:p>
+            <w:pPr>
               <w:rPr>
                 <w:rFonts w:ascii="Times New Roman" w:eastAsia="Times New Roman" w:hAnsi="Times New Roman" w:cs="Times New Roman"/>
                 <w:kern w:val="0"/>
@@ -6877,16 +5919,14 @@
         <w:tc>
           <w:tcPr>
             <w:tcW w:w="0" w:type="auto"/>
-            <w:vAlign w:val="center"/>
-            <w:hideMark/>
-          </w:tcPr>
-          <w:p>
-            <w:pPr>
-              <w:spacing w:after="0" w:line="240" w:lineRule="auto"/>
-              <w:rPr>
-                <w:rFonts w:ascii="Times New Roman" w:eastAsia="Times New Roman" w:hAnsi="Times New Roman" w:cs="Times New Roman"/>
-                <w:kern w:val="0"/>
-                <w:lang w:eastAsia="hu-HU"/>
+            <w:hideMark/>
+          </w:tcPr>
+          <w:p>
+            <w:pPr>
+              <w:rPr>
+                <w:rFonts w:ascii="Times New Roman" w:eastAsia="Times New Roman" w:hAnsi="Times New Roman" w:cs="Times New Roman"/>
+                <w:kern w:val="0"/>
+                <w:lang w:val="en-GB" w:eastAsia="hu-HU"/>
                 <w14:ligatures w14:val="none"/>
               </w:rPr>
             </w:pPr>
@@ -6895,7 +5935,7 @@
               <w:rPr>
                 <w:rFonts w:ascii="Times New Roman" w:eastAsia="Times New Roman" w:hAnsi="Times New Roman" w:cs="Times New Roman"/>
                 <w:kern w:val="0"/>
-                <w:lang w:eastAsia="hu-HU"/>
+                <w:lang w:val="en-GB" w:eastAsia="hu-HU"/>
                 <w14:ligatures w14:val="none"/>
               </w:rPr>
               <w:t>api</w:t>
@@ -6905,93 +5945,20 @@
               <w:rPr>
                 <w:rFonts w:ascii="Times New Roman" w:eastAsia="Times New Roman" w:hAnsi="Times New Roman" w:cs="Times New Roman"/>
                 <w:kern w:val="0"/>
-                <w:lang w:eastAsia="hu-HU"/>
-                <w14:ligatures w14:val="none"/>
-              </w:rPr>
-              <w:t>/</w:t>
-            </w:r>
-            <w:proofErr w:type="spellStart"/>
-            <w:r>
-              <w:rPr>
-                <w:rFonts w:ascii="Times New Roman" w:eastAsia="Times New Roman" w:hAnsi="Times New Roman" w:cs="Times New Roman"/>
-                <w:kern w:val="0"/>
-                <w:lang w:eastAsia="hu-HU"/>
-                <w14:ligatures w14:val="none"/>
-              </w:rPr>
-              <w:t>admin</w:t>
-            </w:r>
-            <w:proofErr w:type="spellEnd"/>
-            <w:r>
-              <w:rPr>
-                <w:rFonts w:ascii="Times New Roman" w:eastAsia="Times New Roman" w:hAnsi="Times New Roman" w:cs="Times New Roman"/>
-                <w:kern w:val="0"/>
-                <w:lang w:eastAsia="hu-HU"/>
-                <w14:ligatures w14:val="none"/>
-              </w:rPr>
-              <w:t>/</w:t>
-            </w:r>
-            <w:proofErr w:type="spellStart"/>
-            <w:r>
-              <w:rPr>
-                <w:rFonts w:ascii="Times New Roman" w:eastAsia="Times New Roman" w:hAnsi="Times New Roman" w:cs="Times New Roman"/>
-                <w:kern w:val="0"/>
-                <w:lang w:eastAsia="hu-HU"/>
-                <w14:ligatures w14:val="none"/>
-              </w:rPr>
-              <w:t>topics</w:t>
-            </w:r>
-            <w:proofErr w:type="spellEnd"/>
-            <w:r>
-              <w:rPr>
-                <w:rFonts w:ascii="Times New Roman" w:eastAsia="Times New Roman" w:hAnsi="Times New Roman" w:cs="Times New Roman"/>
-                <w:kern w:val="0"/>
-                <w:lang w:eastAsia="hu-HU"/>
-                <w14:ligatures w14:val="none"/>
-              </w:rPr>
-              <w:t>/{</w:t>
-            </w:r>
-            <w:proofErr w:type="spellStart"/>
-            <w:r>
-              <w:rPr>
-                <w:rFonts w:ascii="Times New Roman" w:eastAsia="Times New Roman" w:hAnsi="Times New Roman" w:cs="Times New Roman"/>
-                <w:kern w:val="0"/>
-                <w:lang w:eastAsia="hu-HU"/>
-                <w14:ligatures w14:val="none"/>
-              </w:rPr>
-              <w:t>topic</w:t>
-            </w:r>
-            <w:proofErr w:type="spellEnd"/>
-            <w:r>
-              <w:rPr>
-                <w:rFonts w:ascii="Times New Roman" w:eastAsia="Times New Roman" w:hAnsi="Times New Roman" w:cs="Times New Roman"/>
-                <w:kern w:val="0"/>
-                <w:lang w:eastAsia="hu-HU"/>
-                <w14:ligatures w14:val="none"/>
-              </w:rPr>
-              <w:t>}/</w:t>
-            </w:r>
-            <w:proofErr w:type="spellStart"/>
-            <w:r>
-              <w:rPr>
-                <w:rFonts w:ascii="Times New Roman" w:eastAsia="Times New Roman" w:hAnsi="Times New Roman" w:cs="Times New Roman"/>
-                <w:kern w:val="0"/>
-                <w:lang w:eastAsia="hu-HU"/>
-                <w14:ligatures w14:val="none"/>
-              </w:rPr>
-              <w:t>questions</w:t>
-            </w:r>
-            <w:proofErr w:type="spellEnd"/>
-          </w:p>
-        </w:tc>
-        <w:tc>
-          <w:tcPr>
-            <w:tcW w:w="0" w:type="auto"/>
-            <w:vAlign w:val="center"/>
-            <w:hideMark/>
-          </w:tcPr>
-          <w:p>
-            <w:pPr>
-              <w:spacing w:after="0" w:line="240" w:lineRule="auto"/>
+                <w:lang w:val="en-GB" w:eastAsia="hu-HU"/>
+                <w14:ligatures w14:val="none"/>
+              </w:rPr>
+              <w:t>/admin/topics/{topic}/questions</w:t>
+            </w:r>
+          </w:p>
+        </w:tc>
+        <w:tc>
+          <w:tcPr>
+            <w:tcW w:w="0" w:type="auto"/>
+            <w:hideMark/>
+          </w:tcPr>
+          <w:p>
+            <w:pPr>
               <w:rPr>
                 <w:rFonts w:ascii="Times New Roman" w:eastAsia="Times New Roman" w:hAnsi="Times New Roman" w:cs="Times New Roman"/>
                 <w:kern w:val="0"/>
@@ -7013,12 +5980,10 @@
         <w:tc>
           <w:tcPr>
             <w:tcW w:w="0" w:type="auto"/>
-            <w:vAlign w:val="center"/>
-            <w:hideMark/>
-          </w:tcPr>
-          <w:p>
-            <w:pPr>
-              <w:spacing w:after="0" w:line="240" w:lineRule="auto"/>
+            <w:hideMark/>
+          </w:tcPr>
+          <w:p>
+            <w:pPr>
               <w:rPr>
                 <w:rFonts w:ascii="Times New Roman" w:eastAsia="Times New Roman" w:hAnsi="Times New Roman" w:cs="Times New Roman"/>
                 <w:kern w:val="0"/>
@@ -8297,6 +7262,88 @@
       <w:spacing w:val="5"/>
     </w:rPr>
   </w:style>
+  <w:style w:type="table" w:styleId="Tblzatrcsosvilgos">
+    <w:name w:val="Grid Table Light"/>
+    <w:basedOn w:val="Normltblzat"/>
+    <w:uiPriority w:val="40"/>
+    <w:rsid w:val="00291B84"/>
+    <w:pPr>
+      <w:spacing w:after="0" w:line="240" w:lineRule="auto"/>
+    </w:pPr>
+    <w:tblPr>
+      <w:tblBorders>
+        <w:top w:val="single" w:sz="4" w:space="0" w:color="BFBFBF" w:themeColor="background1" w:themeShade="BF"/>
+        <w:left w:val="single" w:sz="4" w:space="0" w:color="BFBFBF" w:themeColor="background1" w:themeShade="BF"/>
+        <w:bottom w:val="single" w:sz="4" w:space="0" w:color="BFBFBF" w:themeColor="background1" w:themeShade="BF"/>
+        <w:right w:val="single" w:sz="4" w:space="0" w:color="BFBFBF" w:themeColor="background1" w:themeShade="BF"/>
+        <w:insideH w:val="single" w:sz="4" w:space="0" w:color="BFBFBF" w:themeColor="background1" w:themeShade="BF"/>
+        <w:insideV w:val="single" w:sz="4" w:space="0" w:color="BFBFBF" w:themeColor="background1" w:themeShade="BF"/>
+      </w:tblBorders>
+    </w:tblPr>
+  </w:style>
+  <w:style w:type="table" w:styleId="Tblzategyszer1">
+    <w:name w:val="Plain Table 1"/>
+    <w:basedOn w:val="Normltblzat"/>
+    <w:uiPriority w:val="41"/>
+    <w:rsid w:val="00291B84"/>
+    <w:pPr>
+      <w:spacing w:after="0" w:line="240" w:lineRule="auto"/>
+    </w:pPr>
+    <w:tblPr>
+      <w:tblStyleRowBandSize w:val="1"/>
+      <w:tblStyleColBandSize w:val="1"/>
+      <w:tblBorders>
+        <w:top w:val="single" w:sz="4" w:space="0" w:color="BFBFBF" w:themeColor="background1" w:themeShade="BF"/>
+        <w:left w:val="single" w:sz="4" w:space="0" w:color="BFBFBF" w:themeColor="background1" w:themeShade="BF"/>
+        <w:bottom w:val="single" w:sz="4" w:space="0" w:color="BFBFBF" w:themeColor="background1" w:themeShade="BF"/>
+        <w:right w:val="single" w:sz="4" w:space="0" w:color="BFBFBF" w:themeColor="background1" w:themeShade="BF"/>
+        <w:insideH w:val="single" w:sz="4" w:space="0" w:color="BFBFBF" w:themeColor="background1" w:themeShade="BF"/>
+        <w:insideV w:val="single" w:sz="4" w:space="0" w:color="BFBFBF" w:themeColor="background1" w:themeShade="BF"/>
+      </w:tblBorders>
+    </w:tblPr>
+    <w:tblStylePr w:type="firstRow">
+      <w:rPr>
+        <w:b/>
+        <w:bCs/>
+      </w:rPr>
+    </w:tblStylePr>
+    <w:tblStylePr w:type="lastRow">
+      <w:rPr>
+        <w:b/>
+        <w:bCs/>
+      </w:rPr>
+      <w:tblPr/>
+      <w:tcPr>
+        <w:tcBorders>
+          <w:top w:val="double" w:sz="4" w:space="0" w:color="BFBFBF" w:themeColor="background1" w:themeShade="BF"/>
+        </w:tcBorders>
+      </w:tcPr>
+    </w:tblStylePr>
+    <w:tblStylePr w:type="firstCol">
+      <w:rPr>
+        <w:b/>
+        <w:bCs/>
+      </w:rPr>
+    </w:tblStylePr>
+    <w:tblStylePr w:type="lastCol">
+      <w:rPr>
+        <w:b/>
+        <w:bCs/>
+      </w:rPr>
+    </w:tblStylePr>
+    <w:tblStylePr w:type="band1Vert">
+      <w:tblPr/>
+      <w:tcPr>
+        <w:shd w:val="clear" w:color="auto" w:fill="F2F2F2" w:themeFill="background1" w:themeFillShade="F2"/>
+      </w:tcPr>
+    </w:tblStylePr>
+    <w:tblStylePr w:type="band1Horz">
+      <w:tblPr/>
+      <w:tcPr>
+        <w:shd w:val="clear" w:color="auto" w:fill="F2F2F2" w:themeFill="background1" w:themeFillShade="F2"/>
+      </w:tcPr>
+    </w:tblStylePr>
+  </w:style>
 </w:styles>
 </file>
 
